--- a/Projects/HR/KIPRE DRAFT STAFF TRANSITION PRINCIPLES - JUNE, 2026.docx
+++ b/Projects/HR/KIPRE DRAFT STAFF TRANSITION PRINCIPLES - JUNE, 2026.docx
@@ -680,15 +680,7 @@
                 <w:sz w:val="28"/>
                 <w:szCs w:val="28"/>
               </w:rPr>
-              <w:t>Director/</w:t>
-            </w:r>
-            <w:r>
-              <w:rPr>
-                <w:rFonts w:ascii="Tahoma" w:hAnsi="Tahoma" w:cs="Tahoma"/>
-                <w:sz w:val="28"/>
-                <w:szCs w:val="28"/>
-              </w:rPr>
-              <w:t>Chief Research Scientist</w:t>
+              <w:t>Director</w:t>
             </w:r>
           </w:p>
         </w:tc>
@@ -778,7 +770,15 @@
                 <w:sz w:val="28"/>
                 <w:szCs w:val="28"/>
               </w:rPr>
-              <w:t xml:space="preserve">Director/Chief Research Scientist </w:t>
+              <w:t>Director</w:t>
+            </w:r>
+            <w:r>
+              <w:rPr>
+                <w:rFonts w:ascii="Tahoma" w:hAnsi="Tahoma" w:cs="Tahoma"/>
+                <w:sz w:val="28"/>
+                <w:szCs w:val="28"/>
+              </w:rPr>
+              <w:t xml:space="preserve"> </w:t>
             </w:r>
           </w:p>
         </w:tc>
@@ -842,14 +842,6 @@
                 <w:szCs w:val="28"/>
               </w:rPr>
             </w:pPr>
-            <w:r>
-              <w:rPr>
-                <w:rFonts w:ascii="Tahoma" w:hAnsi="Tahoma" w:cs="Tahoma"/>
-                <w:sz w:val="28"/>
-                <w:szCs w:val="28"/>
-              </w:rPr>
-              <w:t>3</w:t>
-            </w:r>
           </w:p>
         </w:tc>
         <w:tc>
@@ -870,15 +862,7 @@
                 <w:sz w:val="28"/>
                 <w:szCs w:val="28"/>
               </w:rPr>
-              <w:t>Chief of Research/</w:t>
-            </w:r>
-            <w:r>
-              <w:rPr>
-                <w:rFonts w:ascii="Tahoma" w:hAnsi="Tahoma" w:cs="Tahoma"/>
-                <w:sz w:val="28"/>
-                <w:szCs w:val="28"/>
-              </w:rPr>
-              <w:t>Principal Research Scientist</w:t>
+              <w:t>Chief Research Scientist</w:t>
             </w:r>
           </w:p>
         </w:tc>
@@ -900,7 +884,7 @@
                 <w:sz w:val="28"/>
                 <w:szCs w:val="28"/>
               </w:rPr>
-              <w:t xml:space="preserve">Degree </w:t>
+              <w:t>Degree</w:t>
             </w:r>
           </w:p>
         </w:tc>
@@ -923,7 +907,7 @@
                 <w:sz w:val="28"/>
                 <w:szCs w:val="28"/>
               </w:rPr>
-              <w:t>3</w:t>
+              <w:t>2</w:t>
             </w:r>
           </w:p>
         </w:tc>
@@ -946,7 +930,7 @@
                 <w:sz w:val="28"/>
                 <w:szCs w:val="28"/>
               </w:rPr>
-              <w:t>3</w:t>
+              <w:t>2</w:t>
             </w:r>
           </w:p>
         </w:tc>
@@ -968,7 +952,7 @@
                 <w:sz w:val="28"/>
                 <w:szCs w:val="28"/>
               </w:rPr>
-              <w:t>Deputy Director / Senior Principal Research Scientist</w:t>
+              <w:t>Chief Research Scientist</w:t>
             </w:r>
           </w:p>
         </w:tc>
@@ -984,14 +968,6 @@
                 <w:szCs w:val="28"/>
               </w:rPr>
             </w:pPr>
-            <w:r>
-              <w:rPr>
-                <w:rFonts w:ascii="Tahoma" w:hAnsi="Tahoma" w:cs="Tahoma"/>
-                <w:sz w:val="28"/>
-                <w:szCs w:val="28"/>
-              </w:rPr>
-              <w:t xml:space="preserve">Degree </w:t>
-            </w:r>
           </w:p>
         </w:tc>
         <w:tc>
@@ -1007,14 +983,6 @@
                 <w:szCs w:val="28"/>
               </w:rPr>
             </w:pPr>
-            <w:r>
-              <w:rPr>
-                <w:rFonts w:ascii="Tahoma" w:hAnsi="Tahoma" w:cs="Tahoma"/>
-                <w:sz w:val="28"/>
-                <w:szCs w:val="28"/>
-              </w:rPr>
-              <w:t>3</w:t>
-            </w:r>
           </w:p>
         </w:tc>
       </w:tr>
@@ -1038,7 +1006,7 @@
                 <w:sz w:val="28"/>
                 <w:szCs w:val="28"/>
               </w:rPr>
-              <w:t>4</w:t>
+              <w:t>3</w:t>
             </w:r>
           </w:p>
         </w:tc>
@@ -1060,31 +1028,7 @@
                 <w:sz w:val="28"/>
                 <w:szCs w:val="28"/>
               </w:rPr>
-              <w:t>Head of Department</w:t>
-            </w:r>
-            <w:r>
-              <w:rPr>
-                <w:rFonts w:ascii="Tahoma" w:hAnsi="Tahoma" w:cs="Tahoma"/>
-                <w:sz w:val="28"/>
-                <w:szCs w:val="28"/>
-              </w:rPr>
-              <w:t>/Principal Administrative Officer</w:t>
-            </w:r>
-            <w:r>
-              <w:rPr>
-                <w:rFonts w:ascii="Tahoma" w:hAnsi="Tahoma" w:cs="Tahoma"/>
-                <w:sz w:val="28"/>
-                <w:szCs w:val="28"/>
-              </w:rPr>
-              <w:t>/</w:t>
-            </w:r>
-            <w:r>
-              <w:rPr>
-                <w:rFonts w:ascii="Tahoma" w:hAnsi="Tahoma" w:cs="Tahoma"/>
-                <w:sz w:val="28"/>
-                <w:szCs w:val="28"/>
-              </w:rPr>
-              <w:t>Senior Research Scientist [1]</w:t>
+              <w:t>Chief of Research</w:t>
             </w:r>
           </w:p>
         </w:tc>
@@ -1129,7 +1073,7 @@
                 <w:sz w:val="28"/>
                 <w:szCs w:val="28"/>
               </w:rPr>
-              <w:t>4</w:t>
+              <w:t>3</w:t>
             </w:r>
           </w:p>
         </w:tc>
@@ -1152,7 +1096,7 @@
                 <w:sz w:val="28"/>
                 <w:szCs w:val="28"/>
               </w:rPr>
-              <w:t>4</w:t>
+              <w:t>3</w:t>
             </w:r>
           </w:p>
         </w:tc>
@@ -1174,7 +1118,7 @@
                 <w:sz w:val="28"/>
                 <w:szCs w:val="28"/>
               </w:rPr>
-              <w:t>Assistant Director / Principal Research Scientist</w:t>
+              <w:t xml:space="preserve">Deputy Director </w:t>
             </w:r>
           </w:p>
         </w:tc>
@@ -1219,7 +1163,7 @@
                 <w:sz w:val="28"/>
                 <w:szCs w:val="28"/>
               </w:rPr>
-              <w:t>4</w:t>
+              <w:t>3</w:t>
             </w:r>
           </w:p>
         </w:tc>
@@ -1238,13 +1182,542 @@
                 <w:szCs w:val="28"/>
               </w:rPr>
             </w:pPr>
-            <w:r>
-              <w:rPr>
-                <w:rFonts w:ascii="Tahoma" w:hAnsi="Tahoma" w:cs="Tahoma"/>
-                <w:sz w:val="28"/>
-                <w:szCs w:val="28"/>
-              </w:rPr>
-              <w:lastRenderedPageBreak/>
+          </w:p>
+        </w:tc>
+        <w:tc>
+          <w:tcPr>
+            <w:tcW w:w="2126" w:type="dxa"/>
+          </w:tcPr>
+          <w:p>
+            <w:pPr>
+              <w:rPr>
+                <w:rFonts w:ascii="Tahoma" w:hAnsi="Tahoma" w:cs="Tahoma"/>
+                <w:sz w:val="28"/>
+                <w:szCs w:val="28"/>
+              </w:rPr>
+            </w:pPr>
+            <w:r>
+              <w:rPr>
+                <w:rFonts w:ascii="Tahoma" w:hAnsi="Tahoma" w:cs="Tahoma"/>
+                <w:sz w:val="28"/>
+                <w:szCs w:val="28"/>
+              </w:rPr>
+              <w:t>Principal Research Scientist</w:t>
+            </w:r>
+          </w:p>
+        </w:tc>
+        <w:tc>
+          <w:tcPr>
+            <w:tcW w:w="1985" w:type="dxa"/>
+          </w:tcPr>
+          <w:p>
+            <w:pPr>
+              <w:rPr>
+                <w:rFonts w:ascii="Tahoma" w:hAnsi="Tahoma" w:cs="Tahoma"/>
+                <w:sz w:val="28"/>
+                <w:szCs w:val="28"/>
+              </w:rPr>
+            </w:pPr>
+            <w:r>
+              <w:rPr>
+                <w:rFonts w:ascii="Tahoma" w:hAnsi="Tahoma" w:cs="Tahoma"/>
+                <w:sz w:val="28"/>
+                <w:szCs w:val="28"/>
+              </w:rPr>
+              <w:t>Degree</w:t>
+            </w:r>
+          </w:p>
+        </w:tc>
+        <w:tc>
+          <w:tcPr>
+            <w:tcW w:w="1701" w:type="dxa"/>
+          </w:tcPr>
+          <w:p>
+            <w:pPr>
+              <w:jc w:val="center"/>
+              <w:rPr>
+                <w:rFonts w:ascii="Tahoma" w:hAnsi="Tahoma" w:cs="Tahoma"/>
+                <w:sz w:val="28"/>
+                <w:szCs w:val="28"/>
+              </w:rPr>
+            </w:pPr>
+            <w:r>
+              <w:rPr>
+                <w:rFonts w:ascii="Tahoma" w:hAnsi="Tahoma" w:cs="Tahoma"/>
+                <w:sz w:val="28"/>
+                <w:szCs w:val="28"/>
+              </w:rPr>
+              <w:t>3</w:t>
+            </w:r>
+          </w:p>
+        </w:tc>
+        <w:tc>
+          <w:tcPr>
+            <w:tcW w:w="1134" w:type="dxa"/>
+          </w:tcPr>
+          <w:p>
+            <w:pPr>
+              <w:jc w:val="center"/>
+              <w:rPr>
+                <w:rFonts w:ascii="Tahoma" w:hAnsi="Tahoma" w:cs="Tahoma"/>
+                <w:sz w:val="28"/>
+                <w:szCs w:val="28"/>
+              </w:rPr>
+            </w:pPr>
+            <w:r>
+              <w:rPr>
+                <w:rFonts w:ascii="Tahoma" w:hAnsi="Tahoma" w:cs="Tahoma"/>
+                <w:sz w:val="28"/>
+                <w:szCs w:val="28"/>
+              </w:rPr>
+              <w:t>3</w:t>
+            </w:r>
+          </w:p>
+        </w:tc>
+        <w:tc>
+          <w:tcPr>
+            <w:tcW w:w="2693" w:type="dxa"/>
+          </w:tcPr>
+          <w:p>
+            <w:pPr>
+              <w:rPr>
+                <w:rFonts w:ascii="Tahoma" w:hAnsi="Tahoma" w:cs="Tahoma"/>
+                <w:sz w:val="28"/>
+                <w:szCs w:val="28"/>
+              </w:rPr>
+            </w:pPr>
+            <w:r>
+              <w:rPr>
+                <w:rFonts w:ascii="Tahoma" w:hAnsi="Tahoma" w:cs="Tahoma"/>
+                <w:sz w:val="28"/>
+                <w:szCs w:val="28"/>
+              </w:rPr>
+              <w:t>Senior Principal Research Scientist</w:t>
+            </w:r>
+          </w:p>
+        </w:tc>
+        <w:tc>
+          <w:tcPr>
+            <w:tcW w:w="1984" w:type="dxa"/>
+          </w:tcPr>
+          <w:p>
+            <w:pPr>
+              <w:rPr>
+                <w:rFonts w:ascii="Tahoma" w:hAnsi="Tahoma" w:cs="Tahoma"/>
+                <w:sz w:val="28"/>
+                <w:szCs w:val="28"/>
+              </w:rPr>
+            </w:pPr>
+            <w:r>
+              <w:rPr>
+                <w:rFonts w:ascii="Tahoma" w:hAnsi="Tahoma" w:cs="Tahoma"/>
+                <w:sz w:val="28"/>
+                <w:szCs w:val="28"/>
+              </w:rPr>
+              <w:t>Degree</w:t>
+            </w:r>
+          </w:p>
+        </w:tc>
+        <w:tc>
+          <w:tcPr>
+            <w:tcW w:w="1560" w:type="dxa"/>
+          </w:tcPr>
+          <w:p>
+            <w:pPr>
+              <w:jc w:val="center"/>
+              <w:rPr>
+                <w:rFonts w:ascii="Tahoma" w:hAnsi="Tahoma" w:cs="Tahoma"/>
+                <w:sz w:val="28"/>
+                <w:szCs w:val="28"/>
+              </w:rPr>
+            </w:pPr>
+            <w:r>
+              <w:rPr>
+                <w:rFonts w:ascii="Tahoma" w:hAnsi="Tahoma" w:cs="Tahoma"/>
+                <w:sz w:val="28"/>
+                <w:szCs w:val="28"/>
+              </w:rPr>
+              <w:t>3</w:t>
+            </w:r>
+          </w:p>
+        </w:tc>
+      </w:tr>
+      <w:tr>
+        <w:tc>
+          <w:tcPr>
+            <w:tcW w:w="1413" w:type="dxa"/>
+          </w:tcPr>
+          <w:p>
+            <w:pPr>
+              <w:jc w:val="center"/>
+              <w:rPr>
+                <w:rFonts w:ascii="Tahoma" w:hAnsi="Tahoma" w:cs="Tahoma"/>
+                <w:sz w:val="28"/>
+                <w:szCs w:val="28"/>
+              </w:rPr>
+            </w:pPr>
+            <w:r>
+              <w:rPr>
+                <w:rFonts w:ascii="Tahoma" w:hAnsi="Tahoma" w:cs="Tahoma"/>
+                <w:sz w:val="28"/>
+                <w:szCs w:val="28"/>
+              </w:rPr>
+              <w:t>4</w:t>
+            </w:r>
+          </w:p>
+        </w:tc>
+        <w:tc>
+          <w:tcPr>
+            <w:tcW w:w="2126" w:type="dxa"/>
+          </w:tcPr>
+          <w:p>
+            <w:pPr>
+              <w:rPr>
+                <w:rFonts w:ascii="Tahoma" w:hAnsi="Tahoma" w:cs="Tahoma"/>
+                <w:sz w:val="28"/>
+                <w:szCs w:val="28"/>
+              </w:rPr>
+            </w:pPr>
+            <w:r>
+              <w:rPr>
+                <w:rFonts w:ascii="Tahoma" w:hAnsi="Tahoma" w:cs="Tahoma"/>
+                <w:sz w:val="28"/>
+                <w:szCs w:val="28"/>
+              </w:rPr>
+              <w:t>Head of Department</w:t>
+            </w:r>
+            <w:r>
+              <w:rPr>
+                <w:rFonts w:ascii="Tahoma" w:hAnsi="Tahoma" w:cs="Tahoma"/>
+                <w:sz w:val="28"/>
+                <w:szCs w:val="28"/>
+              </w:rPr>
+              <w:t>/Principal Administrative Officer</w:t>
+            </w:r>
+            <w:r>
+              <w:rPr>
+                <w:rFonts w:ascii="Tahoma" w:hAnsi="Tahoma" w:cs="Tahoma"/>
+                <w:sz w:val="28"/>
+                <w:szCs w:val="28"/>
+              </w:rPr>
+              <w:t>/</w:t>
+            </w:r>
+            <w:r>
+              <w:rPr>
+                <w:rFonts w:ascii="Tahoma" w:hAnsi="Tahoma" w:cs="Tahoma"/>
+                <w:sz w:val="28"/>
+                <w:szCs w:val="28"/>
+              </w:rPr>
+              <w:t>Senior Research Scientist [1]</w:t>
+            </w:r>
+          </w:p>
+        </w:tc>
+        <w:tc>
+          <w:tcPr>
+            <w:tcW w:w="1985" w:type="dxa"/>
+          </w:tcPr>
+          <w:p>
+            <w:pPr>
+              <w:rPr>
+                <w:rFonts w:ascii="Tahoma" w:hAnsi="Tahoma" w:cs="Tahoma"/>
+                <w:sz w:val="28"/>
+                <w:szCs w:val="28"/>
+              </w:rPr>
+            </w:pPr>
+            <w:r>
+              <w:rPr>
+                <w:rFonts w:ascii="Tahoma" w:hAnsi="Tahoma" w:cs="Tahoma"/>
+                <w:sz w:val="28"/>
+                <w:szCs w:val="28"/>
+              </w:rPr>
+              <w:t xml:space="preserve">Degree </w:t>
+            </w:r>
+          </w:p>
+        </w:tc>
+        <w:tc>
+          <w:tcPr>
+            <w:tcW w:w="1701" w:type="dxa"/>
+          </w:tcPr>
+          <w:p>
+            <w:pPr>
+              <w:jc w:val="center"/>
+              <w:rPr>
+                <w:rFonts w:ascii="Tahoma" w:hAnsi="Tahoma" w:cs="Tahoma"/>
+                <w:sz w:val="28"/>
+                <w:szCs w:val="28"/>
+              </w:rPr>
+            </w:pPr>
+            <w:r>
+              <w:rPr>
+                <w:rFonts w:ascii="Tahoma" w:hAnsi="Tahoma" w:cs="Tahoma"/>
+                <w:sz w:val="28"/>
+                <w:szCs w:val="28"/>
+              </w:rPr>
+              <w:t>4</w:t>
+            </w:r>
+          </w:p>
+        </w:tc>
+        <w:tc>
+          <w:tcPr>
+            <w:tcW w:w="1134" w:type="dxa"/>
+          </w:tcPr>
+          <w:p>
+            <w:pPr>
+              <w:jc w:val="center"/>
+              <w:rPr>
+                <w:rFonts w:ascii="Tahoma" w:hAnsi="Tahoma" w:cs="Tahoma"/>
+                <w:sz w:val="28"/>
+                <w:szCs w:val="28"/>
+              </w:rPr>
+            </w:pPr>
+            <w:r>
+              <w:rPr>
+                <w:rFonts w:ascii="Tahoma" w:hAnsi="Tahoma" w:cs="Tahoma"/>
+                <w:sz w:val="28"/>
+                <w:szCs w:val="28"/>
+              </w:rPr>
+              <w:t>4</w:t>
+            </w:r>
+          </w:p>
+        </w:tc>
+        <w:tc>
+          <w:tcPr>
+            <w:tcW w:w="2693" w:type="dxa"/>
+          </w:tcPr>
+          <w:p>
+            <w:pPr>
+              <w:rPr>
+                <w:rFonts w:ascii="Tahoma" w:hAnsi="Tahoma" w:cs="Tahoma"/>
+                <w:sz w:val="28"/>
+                <w:szCs w:val="28"/>
+              </w:rPr>
+            </w:pPr>
+            <w:r>
+              <w:rPr>
+                <w:rFonts w:ascii="Tahoma" w:hAnsi="Tahoma" w:cs="Tahoma"/>
+                <w:sz w:val="28"/>
+                <w:szCs w:val="28"/>
+              </w:rPr>
+              <w:t>Assistant</w:t>
+            </w:r>
+            <w:r>
+              <w:rPr>
+                <w:rFonts w:ascii="Tahoma" w:hAnsi="Tahoma" w:cs="Tahoma"/>
+                <w:sz w:val="28"/>
+                <w:szCs w:val="28"/>
+              </w:rPr>
+              <w:t xml:space="preserve"> Director </w:t>
+            </w:r>
+          </w:p>
+        </w:tc>
+        <w:tc>
+          <w:tcPr>
+            <w:tcW w:w="1984" w:type="dxa"/>
+          </w:tcPr>
+          <w:p>
+            <w:pPr>
+              <w:rPr>
+                <w:rFonts w:ascii="Tahoma" w:hAnsi="Tahoma" w:cs="Tahoma"/>
+                <w:sz w:val="28"/>
+                <w:szCs w:val="28"/>
+              </w:rPr>
+            </w:pPr>
+            <w:r>
+              <w:rPr>
+                <w:rFonts w:ascii="Tahoma" w:hAnsi="Tahoma" w:cs="Tahoma"/>
+                <w:sz w:val="28"/>
+                <w:szCs w:val="28"/>
+              </w:rPr>
+              <w:t xml:space="preserve">Degree </w:t>
+            </w:r>
+          </w:p>
+        </w:tc>
+        <w:tc>
+          <w:tcPr>
+            <w:tcW w:w="1560" w:type="dxa"/>
+          </w:tcPr>
+          <w:p>
+            <w:pPr>
+              <w:jc w:val="center"/>
+              <w:rPr>
+                <w:rFonts w:ascii="Tahoma" w:hAnsi="Tahoma" w:cs="Tahoma"/>
+                <w:sz w:val="28"/>
+                <w:szCs w:val="28"/>
+              </w:rPr>
+            </w:pPr>
+            <w:r>
+              <w:rPr>
+                <w:rFonts w:ascii="Tahoma" w:hAnsi="Tahoma" w:cs="Tahoma"/>
+                <w:sz w:val="28"/>
+                <w:szCs w:val="28"/>
+              </w:rPr>
+              <w:t>4</w:t>
+            </w:r>
+          </w:p>
+        </w:tc>
+      </w:tr>
+      <w:tr>
+        <w:tc>
+          <w:tcPr>
+            <w:tcW w:w="1413" w:type="dxa"/>
+          </w:tcPr>
+          <w:p>
+            <w:pPr>
+              <w:jc w:val="center"/>
+              <w:rPr>
+                <w:rFonts w:ascii="Tahoma" w:hAnsi="Tahoma" w:cs="Tahoma"/>
+                <w:sz w:val="28"/>
+                <w:szCs w:val="28"/>
+              </w:rPr>
+            </w:pPr>
+          </w:p>
+        </w:tc>
+        <w:tc>
+          <w:tcPr>
+            <w:tcW w:w="2126" w:type="dxa"/>
+          </w:tcPr>
+          <w:p>
+            <w:pPr>
+              <w:rPr>
+                <w:rFonts w:ascii="Tahoma" w:hAnsi="Tahoma" w:cs="Tahoma"/>
+                <w:sz w:val="28"/>
+                <w:szCs w:val="28"/>
+              </w:rPr>
+            </w:pPr>
+          </w:p>
+        </w:tc>
+        <w:tc>
+          <w:tcPr>
+            <w:tcW w:w="1985" w:type="dxa"/>
+          </w:tcPr>
+          <w:p>
+            <w:pPr>
+              <w:rPr>
+                <w:rFonts w:ascii="Tahoma" w:hAnsi="Tahoma" w:cs="Tahoma"/>
+                <w:sz w:val="28"/>
+                <w:szCs w:val="28"/>
+              </w:rPr>
+            </w:pPr>
+          </w:p>
+        </w:tc>
+        <w:tc>
+          <w:tcPr>
+            <w:tcW w:w="1701" w:type="dxa"/>
+          </w:tcPr>
+          <w:p>
+            <w:pPr>
+              <w:jc w:val="center"/>
+              <w:rPr>
+                <w:rFonts w:ascii="Tahoma" w:hAnsi="Tahoma" w:cs="Tahoma"/>
+                <w:sz w:val="28"/>
+                <w:szCs w:val="28"/>
+              </w:rPr>
+            </w:pPr>
+          </w:p>
+        </w:tc>
+        <w:tc>
+          <w:tcPr>
+            <w:tcW w:w="1134" w:type="dxa"/>
+          </w:tcPr>
+          <w:p>
+            <w:pPr>
+              <w:jc w:val="center"/>
+              <w:rPr>
+                <w:rFonts w:ascii="Tahoma" w:hAnsi="Tahoma" w:cs="Tahoma"/>
+                <w:sz w:val="28"/>
+                <w:szCs w:val="28"/>
+              </w:rPr>
+            </w:pPr>
+          </w:p>
+        </w:tc>
+        <w:tc>
+          <w:tcPr>
+            <w:tcW w:w="2693" w:type="dxa"/>
+          </w:tcPr>
+          <w:p>
+            <w:pPr>
+              <w:rPr>
+                <w:rFonts w:ascii="Tahoma" w:hAnsi="Tahoma" w:cs="Tahoma"/>
+                <w:sz w:val="28"/>
+                <w:szCs w:val="28"/>
+              </w:rPr>
+            </w:pPr>
+            <w:r>
+              <w:rPr>
+                <w:rFonts w:ascii="Tahoma" w:hAnsi="Tahoma" w:cs="Tahoma"/>
+                <w:sz w:val="28"/>
+                <w:szCs w:val="28"/>
+              </w:rPr>
+              <w:t>Principal Research Scientist</w:t>
+            </w:r>
+          </w:p>
+        </w:tc>
+        <w:tc>
+          <w:tcPr>
+            <w:tcW w:w="1984" w:type="dxa"/>
+          </w:tcPr>
+          <w:p>
+            <w:pPr>
+              <w:rPr>
+                <w:rFonts w:ascii="Tahoma" w:hAnsi="Tahoma" w:cs="Tahoma"/>
+                <w:sz w:val="28"/>
+                <w:szCs w:val="28"/>
+              </w:rPr>
+            </w:pPr>
+            <w:r>
+              <w:rPr>
+                <w:rFonts w:ascii="Tahoma" w:hAnsi="Tahoma" w:cs="Tahoma"/>
+                <w:sz w:val="28"/>
+                <w:szCs w:val="28"/>
+              </w:rPr>
+              <w:t>Degree</w:t>
+            </w:r>
+          </w:p>
+        </w:tc>
+        <w:tc>
+          <w:tcPr>
+            <w:tcW w:w="1560" w:type="dxa"/>
+          </w:tcPr>
+          <w:p>
+            <w:pPr>
+              <w:jc w:val="center"/>
+              <w:rPr>
+                <w:rFonts w:ascii="Tahoma" w:hAnsi="Tahoma" w:cs="Tahoma"/>
+                <w:sz w:val="28"/>
+                <w:szCs w:val="28"/>
+              </w:rPr>
+            </w:pPr>
+            <w:r>
+              <w:rPr>
+                <w:rFonts w:ascii="Tahoma" w:hAnsi="Tahoma" w:cs="Tahoma"/>
+                <w:sz w:val="28"/>
+                <w:szCs w:val="28"/>
+              </w:rPr>
+              <w:t>4</w:t>
+            </w:r>
+          </w:p>
+        </w:tc>
+      </w:tr>
+      <w:tr>
+        <w:tc>
+          <w:tcPr>
+            <w:tcW w:w="1413" w:type="dxa"/>
+          </w:tcPr>
+          <w:p>
+            <w:pPr>
+              <w:jc w:val="center"/>
+              <w:rPr>
+                <w:rFonts w:ascii="Tahoma" w:hAnsi="Tahoma" w:cs="Tahoma"/>
+                <w:sz w:val="28"/>
+                <w:szCs w:val="28"/>
+              </w:rPr>
+            </w:pPr>
+            <w:r>
+              <w:rPr>
+                <w:rFonts w:ascii="Tahoma" w:hAnsi="Tahoma" w:cs="Tahoma"/>
+                <w:sz w:val="28"/>
+                <w:szCs w:val="28"/>
+              </w:rPr>
               <w:t>5</w:t>
             </w:r>
           </w:p>
@@ -1367,17 +1840,140 @@
               </w:rPr>
               <w:t>Senior Research Scientist</w:t>
             </w:r>
-            <w:r>
-              <w:rPr>
-                <w:rFonts w:ascii="Tahoma" w:hAnsi="Tahoma" w:cs="Tahoma"/>
-                <w:sz w:val="28"/>
-                <w:szCs w:val="28"/>
-              </w:rPr>
-              <w:t>/</w:t>
-            </w:r>
-            <w:r>
-              <w:t xml:space="preserve"> </w:t>
-            </w:r>
+          </w:p>
+        </w:tc>
+        <w:tc>
+          <w:tcPr>
+            <w:tcW w:w="1984" w:type="dxa"/>
+          </w:tcPr>
+          <w:p>
+            <w:pPr>
+              <w:rPr>
+                <w:rFonts w:ascii="Tahoma" w:hAnsi="Tahoma" w:cs="Tahoma"/>
+                <w:sz w:val="28"/>
+                <w:szCs w:val="28"/>
+              </w:rPr>
+            </w:pPr>
+            <w:r>
+              <w:rPr>
+                <w:rFonts w:ascii="Tahoma" w:hAnsi="Tahoma" w:cs="Tahoma"/>
+                <w:sz w:val="28"/>
+                <w:szCs w:val="28"/>
+              </w:rPr>
+              <w:t xml:space="preserve">Degree </w:t>
+            </w:r>
+          </w:p>
+        </w:tc>
+        <w:tc>
+          <w:tcPr>
+            <w:tcW w:w="1560" w:type="dxa"/>
+          </w:tcPr>
+          <w:p>
+            <w:pPr>
+              <w:jc w:val="center"/>
+              <w:rPr>
+                <w:rFonts w:ascii="Tahoma" w:hAnsi="Tahoma" w:cs="Tahoma"/>
+                <w:sz w:val="28"/>
+                <w:szCs w:val="28"/>
+              </w:rPr>
+            </w:pPr>
+            <w:r>
+              <w:rPr>
+                <w:rFonts w:ascii="Tahoma" w:hAnsi="Tahoma" w:cs="Tahoma"/>
+                <w:sz w:val="28"/>
+                <w:szCs w:val="28"/>
+              </w:rPr>
+              <w:t>5</w:t>
+            </w:r>
+          </w:p>
+        </w:tc>
+      </w:tr>
+      <w:tr>
+        <w:tc>
+          <w:tcPr>
+            <w:tcW w:w="1413" w:type="dxa"/>
+          </w:tcPr>
+          <w:p>
+            <w:pPr>
+              <w:jc w:val="center"/>
+              <w:rPr>
+                <w:rFonts w:ascii="Tahoma" w:hAnsi="Tahoma" w:cs="Tahoma"/>
+                <w:sz w:val="28"/>
+                <w:szCs w:val="28"/>
+              </w:rPr>
+            </w:pPr>
+          </w:p>
+        </w:tc>
+        <w:tc>
+          <w:tcPr>
+            <w:tcW w:w="2126" w:type="dxa"/>
+          </w:tcPr>
+          <w:p>
+            <w:pPr>
+              <w:rPr>
+                <w:rFonts w:ascii="Tahoma" w:hAnsi="Tahoma" w:cs="Tahoma"/>
+                <w:sz w:val="28"/>
+                <w:szCs w:val="28"/>
+              </w:rPr>
+            </w:pPr>
+          </w:p>
+        </w:tc>
+        <w:tc>
+          <w:tcPr>
+            <w:tcW w:w="1985" w:type="dxa"/>
+          </w:tcPr>
+          <w:p>
+            <w:pPr>
+              <w:rPr>
+                <w:rFonts w:ascii="Tahoma" w:hAnsi="Tahoma" w:cs="Tahoma"/>
+                <w:sz w:val="28"/>
+                <w:szCs w:val="28"/>
+              </w:rPr>
+            </w:pPr>
+          </w:p>
+        </w:tc>
+        <w:tc>
+          <w:tcPr>
+            <w:tcW w:w="1701" w:type="dxa"/>
+          </w:tcPr>
+          <w:p>
+            <w:pPr>
+              <w:jc w:val="center"/>
+              <w:rPr>
+                <w:rFonts w:ascii="Tahoma" w:hAnsi="Tahoma" w:cs="Tahoma"/>
+                <w:sz w:val="28"/>
+                <w:szCs w:val="28"/>
+              </w:rPr>
+            </w:pPr>
+          </w:p>
+        </w:tc>
+        <w:tc>
+          <w:tcPr>
+            <w:tcW w:w="1134" w:type="dxa"/>
+          </w:tcPr>
+          <w:p>
+            <w:pPr>
+              <w:jc w:val="center"/>
+              <w:rPr>
+                <w:rFonts w:ascii="Tahoma" w:hAnsi="Tahoma" w:cs="Tahoma"/>
+                <w:sz w:val="28"/>
+                <w:szCs w:val="28"/>
+              </w:rPr>
+            </w:pPr>
+          </w:p>
+        </w:tc>
+        <w:tc>
+          <w:tcPr>
+            <w:tcW w:w="2693" w:type="dxa"/>
+          </w:tcPr>
+          <w:p>
+            <w:pPr>
+              <w:rPr>
+                <w:rFonts w:ascii="Tahoma" w:hAnsi="Tahoma" w:cs="Tahoma"/>
+                <w:sz w:val="28"/>
+                <w:szCs w:val="28"/>
+              </w:rPr>
+            </w:pPr>
             <w:r>
               <w:rPr>
                 <w:rFonts w:ascii="Tahoma" w:hAnsi="Tahoma" w:cs="Tahoma"/>
@@ -1389,8 +1985,8 @@
           </w:p>
           <w:p>
             <w:pPr>
-              <w:pStyle w:val="Default"/>
-              <w:rPr>
+              <w:rPr>
+                <w:rFonts w:ascii="Tahoma" w:hAnsi="Tahoma" w:cs="Tahoma"/>
                 <w:sz w:val="28"/>
                 <w:szCs w:val="28"/>
               </w:rPr>
@@ -1415,7 +2011,7 @@
                 <w:sz w:val="28"/>
                 <w:szCs w:val="28"/>
               </w:rPr>
-              <w:t xml:space="preserve">Degree </w:t>
+              <w:t>Degree</w:t>
             </w:r>
           </w:p>
         </w:tc>
@@ -1605,15 +2201,132 @@
               </w:rPr>
               <w:t>Research Scientist</w:t>
             </w:r>
-            <w:r>
-              <w:rPr>
-                <w:rFonts w:ascii="Tahoma" w:hAnsi="Tahoma" w:cs="Tahoma"/>
-                <w:sz w:val="28"/>
-                <w:szCs w:val="28"/>
-              </w:rPr>
-              <w:t>/</w:t>
-            </w:r>
-          </w:p>
+          </w:p>
+        </w:tc>
+        <w:tc>
+          <w:tcPr>
+            <w:tcW w:w="1984" w:type="dxa"/>
+          </w:tcPr>
+          <w:p>
+            <w:pPr>
+              <w:rPr>
+                <w:rFonts w:ascii="Tahoma" w:hAnsi="Tahoma" w:cs="Tahoma"/>
+                <w:sz w:val="28"/>
+                <w:szCs w:val="28"/>
+              </w:rPr>
+            </w:pPr>
+            <w:r>
+              <w:rPr>
+                <w:rFonts w:ascii="Tahoma" w:hAnsi="Tahoma" w:cs="Tahoma"/>
+                <w:sz w:val="28"/>
+                <w:szCs w:val="28"/>
+              </w:rPr>
+              <w:t xml:space="preserve">Degree </w:t>
+            </w:r>
+          </w:p>
+        </w:tc>
+        <w:tc>
+          <w:tcPr>
+            <w:tcW w:w="1560" w:type="dxa"/>
+          </w:tcPr>
+          <w:p>
+            <w:pPr>
+              <w:jc w:val="center"/>
+              <w:rPr>
+                <w:rFonts w:ascii="Tahoma" w:hAnsi="Tahoma" w:cs="Tahoma"/>
+                <w:sz w:val="28"/>
+                <w:szCs w:val="28"/>
+              </w:rPr>
+            </w:pPr>
+            <w:r>
+              <w:rPr>
+                <w:rFonts w:ascii="Tahoma" w:hAnsi="Tahoma" w:cs="Tahoma"/>
+                <w:sz w:val="28"/>
+                <w:szCs w:val="28"/>
+              </w:rPr>
+              <w:t>6</w:t>
+            </w:r>
+          </w:p>
+        </w:tc>
+      </w:tr>
+      <w:tr>
+        <w:tc>
+          <w:tcPr>
+            <w:tcW w:w="1413" w:type="dxa"/>
+          </w:tcPr>
+          <w:p>
+            <w:pPr>
+              <w:jc w:val="center"/>
+              <w:rPr>
+                <w:rFonts w:ascii="Tahoma" w:hAnsi="Tahoma" w:cs="Tahoma"/>
+                <w:sz w:val="28"/>
+                <w:szCs w:val="28"/>
+              </w:rPr>
+            </w:pPr>
+          </w:p>
+        </w:tc>
+        <w:tc>
+          <w:tcPr>
+            <w:tcW w:w="2126" w:type="dxa"/>
+          </w:tcPr>
+          <w:p>
+            <w:pPr>
+              <w:rPr>
+                <w:rFonts w:ascii="Tahoma" w:hAnsi="Tahoma" w:cs="Tahoma"/>
+                <w:sz w:val="28"/>
+                <w:szCs w:val="28"/>
+              </w:rPr>
+            </w:pPr>
+          </w:p>
+        </w:tc>
+        <w:tc>
+          <w:tcPr>
+            <w:tcW w:w="1985" w:type="dxa"/>
+          </w:tcPr>
+          <w:p>
+            <w:pPr>
+              <w:rPr>
+                <w:rFonts w:ascii="Tahoma" w:hAnsi="Tahoma" w:cs="Tahoma"/>
+                <w:sz w:val="28"/>
+                <w:szCs w:val="28"/>
+              </w:rPr>
+            </w:pPr>
+          </w:p>
+        </w:tc>
+        <w:tc>
+          <w:tcPr>
+            <w:tcW w:w="1701" w:type="dxa"/>
+          </w:tcPr>
+          <w:p>
+            <w:pPr>
+              <w:jc w:val="center"/>
+              <w:rPr>
+                <w:rFonts w:ascii="Tahoma" w:hAnsi="Tahoma" w:cs="Tahoma"/>
+                <w:sz w:val="28"/>
+                <w:szCs w:val="28"/>
+              </w:rPr>
+            </w:pPr>
+          </w:p>
+        </w:tc>
+        <w:tc>
+          <w:tcPr>
+            <w:tcW w:w="1134" w:type="dxa"/>
+          </w:tcPr>
+          <w:p>
+            <w:pPr>
+              <w:jc w:val="center"/>
+              <w:rPr>
+                <w:rFonts w:ascii="Tahoma" w:hAnsi="Tahoma" w:cs="Tahoma"/>
+                <w:sz w:val="28"/>
+                <w:szCs w:val="28"/>
+              </w:rPr>
+            </w:pPr>
+          </w:p>
+        </w:tc>
+        <w:tc>
+          <w:tcPr>
+            <w:tcW w:w="2693" w:type="dxa"/>
+          </w:tcPr>
           <w:p>
             <w:pPr>
               <w:rPr>
@@ -1650,7 +2363,7 @@
                 <w:sz w:val="28"/>
                 <w:szCs w:val="28"/>
               </w:rPr>
-              <w:t xml:space="preserve">Degree </w:t>
+              <w:t>Degree</w:t>
             </w:r>
           </w:p>
         </w:tc>
@@ -1824,25 +2537,17 @@
                 <w:sz w:val="28"/>
                 <w:szCs w:val="28"/>
               </w:rPr>
-              <w:t>Assistant Research Scientist / Principal Technician</w:t>
-            </w:r>
-          </w:p>
-          <w:p>
-            <w:pPr>
-              <w:rPr>
-                <w:rFonts w:ascii="Tahoma" w:hAnsi="Tahoma" w:cs="Tahoma"/>
-                <w:sz w:val="28"/>
-                <w:szCs w:val="28"/>
-              </w:rPr>
-            </w:pPr>
-            <w:r>
-              <w:rPr>
-                <w:rFonts w:ascii="Tahoma" w:hAnsi="Tahoma" w:cs="Tahoma"/>
-                <w:sz w:val="28"/>
-                <w:szCs w:val="28"/>
-              </w:rPr>
-              <w:t>Officer / Principal Assistant Officer / Principal Technician</w:t>
-            </w:r>
+              <w:t xml:space="preserve">Assistant Research Scientist </w:t>
+            </w:r>
+          </w:p>
+          <w:p>
+            <w:pPr>
+              <w:rPr>
+                <w:rFonts w:ascii="Tahoma" w:hAnsi="Tahoma" w:cs="Tahoma"/>
+                <w:sz w:val="28"/>
+                <w:szCs w:val="28"/>
+              </w:rPr>
+            </w:pPr>
           </w:p>
         </w:tc>
         <w:tc>
@@ -1913,6 +2618,495 @@
                 <w:szCs w:val="28"/>
               </w:rPr>
             </w:pPr>
+          </w:p>
+        </w:tc>
+        <w:tc>
+          <w:tcPr>
+            <w:tcW w:w="2126" w:type="dxa"/>
+          </w:tcPr>
+          <w:p>
+            <w:pPr>
+              <w:rPr>
+                <w:rFonts w:ascii="Tahoma" w:hAnsi="Tahoma" w:cs="Tahoma"/>
+                <w:sz w:val="28"/>
+                <w:szCs w:val="28"/>
+              </w:rPr>
+            </w:pPr>
+          </w:p>
+        </w:tc>
+        <w:tc>
+          <w:tcPr>
+            <w:tcW w:w="1985" w:type="dxa"/>
+          </w:tcPr>
+          <w:p>
+            <w:pPr>
+              <w:rPr>
+                <w:rFonts w:ascii="Tahoma" w:hAnsi="Tahoma" w:cs="Tahoma"/>
+                <w:sz w:val="28"/>
+                <w:szCs w:val="28"/>
+              </w:rPr>
+            </w:pPr>
+          </w:p>
+        </w:tc>
+        <w:tc>
+          <w:tcPr>
+            <w:tcW w:w="1701" w:type="dxa"/>
+          </w:tcPr>
+          <w:p>
+            <w:pPr>
+              <w:jc w:val="center"/>
+              <w:rPr>
+                <w:rFonts w:ascii="Tahoma" w:hAnsi="Tahoma" w:cs="Tahoma"/>
+                <w:sz w:val="28"/>
+                <w:szCs w:val="28"/>
+              </w:rPr>
+            </w:pPr>
+          </w:p>
+        </w:tc>
+        <w:tc>
+          <w:tcPr>
+            <w:tcW w:w="1134" w:type="dxa"/>
+          </w:tcPr>
+          <w:p>
+            <w:pPr>
+              <w:jc w:val="center"/>
+              <w:rPr>
+                <w:rFonts w:ascii="Tahoma" w:hAnsi="Tahoma" w:cs="Tahoma"/>
+                <w:sz w:val="28"/>
+                <w:szCs w:val="28"/>
+              </w:rPr>
+            </w:pPr>
+          </w:p>
+        </w:tc>
+        <w:tc>
+          <w:tcPr>
+            <w:tcW w:w="2693" w:type="dxa"/>
+          </w:tcPr>
+          <w:p>
+            <w:pPr>
+              <w:rPr>
+                <w:rFonts w:ascii="Tahoma" w:hAnsi="Tahoma" w:cs="Tahoma"/>
+                <w:sz w:val="28"/>
+                <w:szCs w:val="28"/>
+              </w:rPr>
+            </w:pPr>
+            <w:r>
+              <w:rPr>
+                <w:rFonts w:ascii="Tahoma" w:hAnsi="Tahoma" w:cs="Tahoma"/>
+                <w:sz w:val="28"/>
+                <w:szCs w:val="28"/>
+              </w:rPr>
+              <w:t>Principal Technician</w:t>
+            </w:r>
+          </w:p>
+          <w:p>
+            <w:pPr>
+              <w:rPr>
+                <w:rFonts w:ascii="Tahoma" w:hAnsi="Tahoma" w:cs="Tahoma"/>
+                <w:sz w:val="28"/>
+                <w:szCs w:val="28"/>
+              </w:rPr>
+            </w:pPr>
+            <w:r>
+              <w:rPr>
+                <w:rFonts w:ascii="Tahoma" w:hAnsi="Tahoma" w:cs="Tahoma"/>
+                <w:sz w:val="28"/>
+                <w:szCs w:val="28"/>
+              </w:rPr>
+              <w:t xml:space="preserve">Officer </w:t>
+            </w:r>
+          </w:p>
+        </w:tc>
+        <w:tc>
+          <w:tcPr>
+            <w:tcW w:w="1984" w:type="dxa"/>
+          </w:tcPr>
+          <w:p>
+            <w:pPr>
+              <w:rPr>
+                <w:rFonts w:ascii="Tahoma" w:hAnsi="Tahoma" w:cs="Tahoma"/>
+                <w:sz w:val="28"/>
+                <w:szCs w:val="28"/>
+              </w:rPr>
+            </w:pPr>
+            <w:r>
+              <w:rPr>
+                <w:rFonts w:ascii="Tahoma" w:hAnsi="Tahoma" w:cs="Tahoma"/>
+                <w:sz w:val="28"/>
+                <w:szCs w:val="28"/>
+              </w:rPr>
+              <w:t>Degree</w:t>
+            </w:r>
+          </w:p>
+        </w:tc>
+        <w:tc>
+          <w:tcPr>
+            <w:tcW w:w="1560" w:type="dxa"/>
+          </w:tcPr>
+          <w:p>
+            <w:pPr>
+              <w:jc w:val="center"/>
+              <w:rPr>
+                <w:rFonts w:ascii="Tahoma" w:hAnsi="Tahoma" w:cs="Tahoma"/>
+                <w:color w:val="000000" w:themeColor="text1"/>
+                <w:sz w:val="28"/>
+                <w:szCs w:val="28"/>
+              </w:rPr>
+            </w:pPr>
+            <w:r>
+              <w:rPr>
+                <w:rFonts w:ascii="Tahoma" w:hAnsi="Tahoma" w:cs="Tahoma"/>
+                <w:color w:val="000000" w:themeColor="text1"/>
+                <w:sz w:val="28"/>
+                <w:szCs w:val="28"/>
+              </w:rPr>
+              <w:t>7</w:t>
+            </w:r>
+          </w:p>
+          <w:p>
+            <w:pPr>
+              <w:jc w:val="center"/>
+              <w:rPr>
+                <w:rFonts w:ascii="Tahoma" w:hAnsi="Tahoma" w:cs="Tahoma"/>
+                <w:color w:val="000000" w:themeColor="text1"/>
+                <w:sz w:val="28"/>
+                <w:szCs w:val="28"/>
+              </w:rPr>
+            </w:pPr>
+          </w:p>
+        </w:tc>
+      </w:tr>
+      <w:tr>
+        <w:trPr>
+          <w:trHeight w:val="262"/>
+        </w:trPr>
+        <w:tc>
+          <w:tcPr>
+            <w:tcW w:w="1413" w:type="dxa"/>
+          </w:tcPr>
+          <w:p>
+            <w:pPr>
+              <w:tabs>
+                <w:tab w:val="center" w:pos="459"/>
+              </w:tabs>
+              <w:jc w:val="center"/>
+              <w:rPr>
+                <w:rFonts w:ascii="Tahoma" w:hAnsi="Tahoma" w:cs="Tahoma"/>
+                <w:sz w:val="28"/>
+                <w:szCs w:val="28"/>
+              </w:rPr>
+            </w:pPr>
+          </w:p>
+        </w:tc>
+        <w:tc>
+          <w:tcPr>
+            <w:tcW w:w="2126" w:type="dxa"/>
+          </w:tcPr>
+          <w:p>
+            <w:pPr>
+              <w:rPr>
+                <w:rFonts w:ascii="Tahoma" w:hAnsi="Tahoma" w:cs="Tahoma"/>
+                <w:sz w:val="28"/>
+                <w:szCs w:val="28"/>
+              </w:rPr>
+            </w:pPr>
+          </w:p>
+        </w:tc>
+        <w:tc>
+          <w:tcPr>
+            <w:tcW w:w="1985" w:type="dxa"/>
+          </w:tcPr>
+          <w:p>
+            <w:pPr>
+              <w:rPr>
+                <w:rFonts w:ascii="Tahoma" w:hAnsi="Tahoma" w:cs="Tahoma"/>
+                <w:sz w:val="28"/>
+                <w:szCs w:val="28"/>
+              </w:rPr>
+            </w:pPr>
+          </w:p>
+        </w:tc>
+        <w:tc>
+          <w:tcPr>
+            <w:tcW w:w="1701" w:type="dxa"/>
+          </w:tcPr>
+          <w:p>
+            <w:pPr>
+              <w:jc w:val="center"/>
+              <w:rPr>
+                <w:rFonts w:ascii="Tahoma" w:hAnsi="Tahoma" w:cs="Tahoma"/>
+                <w:sz w:val="28"/>
+                <w:szCs w:val="28"/>
+              </w:rPr>
+            </w:pPr>
+          </w:p>
+        </w:tc>
+        <w:tc>
+          <w:tcPr>
+            <w:tcW w:w="1134" w:type="dxa"/>
+          </w:tcPr>
+          <w:p>
+            <w:pPr>
+              <w:jc w:val="center"/>
+              <w:rPr>
+                <w:rFonts w:ascii="Tahoma" w:hAnsi="Tahoma" w:cs="Tahoma"/>
+                <w:sz w:val="28"/>
+                <w:szCs w:val="28"/>
+              </w:rPr>
+            </w:pPr>
+          </w:p>
+        </w:tc>
+        <w:tc>
+          <w:tcPr>
+            <w:tcW w:w="2693" w:type="dxa"/>
+          </w:tcPr>
+          <w:p>
+            <w:pPr>
+              <w:rPr>
+                <w:rFonts w:ascii="Tahoma" w:hAnsi="Tahoma" w:cs="Tahoma"/>
+                <w:sz w:val="28"/>
+                <w:szCs w:val="28"/>
+              </w:rPr>
+            </w:pPr>
+            <w:r>
+              <w:rPr>
+                <w:rFonts w:ascii="Tahoma" w:hAnsi="Tahoma" w:cs="Tahoma"/>
+                <w:sz w:val="28"/>
+                <w:szCs w:val="28"/>
+              </w:rPr>
+              <w:t xml:space="preserve">Principal Assistant Officer </w:t>
+            </w:r>
+          </w:p>
+        </w:tc>
+        <w:tc>
+          <w:tcPr>
+            <w:tcW w:w="1984" w:type="dxa"/>
+          </w:tcPr>
+          <w:p>
+            <w:pPr>
+              <w:rPr>
+                <w:rFonts w:ascii="Tahoma" w:hAnsi="Tahoma" w:cs="Tahoma"/>
+                <w:sz w:val="28"/>
+                <w:szCs w:val="28"/>
+              </w:rPr>
+            </w:pPr>
+            <w:r>
+              <w:rPr>
+                <w:rFonts w:ascii="Tahoma" w:hAnsi="Tahoma" w:cs="Tahoma"/>
+                <w:sz w:val="28"/>
+                <w:szCs w:val="28"/>
+              </w:rPr>
+              <w:t>Degree</w:t>
+            </w:r>
+          </w:p>
+        </w:tc>
+        <w:tc>
+          <w:tcPr>
+            <w:tcW w:w="1560" w:type="dxa"/>
+          </w:tcPr>
+          <w:p>
+            <w:pPr>
+              <w:jc w:val="center"/>
+              <w:rPr>
+                <w:rFonts w:ascii="Tahoma" w:hAnsi="Tahoma" w:cs="Tahoma"/>
+                <w:color w:val="000000" w:themeColor="text1"/>
+                <w:sz w:val="28"/>
+                <w:szCs w:val="28"/>
+              </w:rPr>
+            </w:pPr>
+            <w:r>
+              <w:rPr>
+                <w:rFonts w:ascii="Tahoma" w:hAnsi="Tahoma" w:cs="Tahoma"/>
+                <w:color w:val="000000" w:themeColor="text1"/>
+                <w:sz w:val="28"/>
+                <w:szCs w:val="28"/>
+              </w:rPr>
+              <w:t>7</w:t>
+            </w:r>
+          </w:p>
+          <w:p>
+            <w:pPr>
+              <w:jc w:val="center"/>
+              <w:rPr>
+                <w:rFonts w:ascii="Tahoma" w:hAnsi="Tahoma" w:cs="Tahoma"/>
+                <w:color w:val="000000" w:themeColor="text1"/>
+                <w:sz w:val="28"/>
+                <w:szCs w:val="28"/>
+              </w:rPr>
+            </w:pPr>
+          </w:p>
+        </w:tc>
+      </w:tr>
+      <w:tr>
+        <w:trPr>
+          <w:trHeight w:val="262"/>
+        </w:trPr>
+        <w:tc>
+          <w:tcPr>
+            <w:tcW w:w="1413" w:type="dxa"/>
+          </w:tcPr>
+          <w:p>
+            <w:pPr>
+              <w:tabs>
+                <w:tab w:val="center" w:pos="459"/>
+              </w:tabs>
+              <w:jc w:val="center"/>
+              <w:rPr>
+                <w:rFonts w:ascii="Tahoma" w:hAnsi="Tahoma" w:cs="Tahoma"/>
+                <w:sz w:val="28"/>
+                <w:szCs w:val="28"/>
+              </w:rPr>
+            </w:pPr>
+          </w:p>
+        </w:tc>
+        <w:tc>
+          <w:tcPr>
+            <w:tcW w:w="2126" w:type="dxa"/>
+          </w:tcPr>
+          <w:p>
+            <w:pPr>
+              <w:rPr>
+                <w:rFonts w:ascii="Tahoma" w:hAnsi="Tahoma" w:cs="Tahoma"/>
+                <w:sz w:val="28"/>
+                <w:szCs w:val="28"/>
+              </w:rPr>
+            </w:pPr>
+          </w:p>
+        </w:tc>
+        <w:tc>
+          <w:tcPr>
+            <w:tcW w:w="1985" w:type="dxa"/>
+          </w:tcPr>
+          <w:p>
+            <w:pPr>
+              <w:rPr>
+                <w:rFonts w:ascii="Tahoma" w:hAnsi="Tahoma" w:cs="Tahoma"/>
+                <w:sz w:val="28"/>
+                <w:szCs w:val="28"/>
+              </w:rPr>
+            </w:pPr>
+          </w:p>
+        </w:tc>
+        <w:tc>
+          <w:tcPr>
+            <w:tcW w:w="1701" w:type="dxa"/>
+          </w:tcPr>
+          <w:p>
+            <w:pPr>
+              <w:jc w:val="center"/>
+              <w:rPr>
+                <w:rFonts w:ascii="Tahoma" w:hAnsi="Tahoma" w:cs="Tahoma"/>
+                <w:sz w:val="28"/>
+                <w:szCs w:val="28"/>
+              </w:rPr>
+            </w:pPr>
+          </w:p>
+        </w:tc>
+        <w:tc>
+          <w:tcPr>
+            <w:tcW w:w="1134" w:type="dxa"/>
+          </w:tcPr>
+          <w:p>
+            <w:pPr>
+              <w:jc w:val="center"/>
+              <w:rPr>
+                <w:rFonts w:ascii="Tahoma" w:hAnsi="Tahoma" w:cs="Tahoma"/>
+                <w:sz w:val="28"/>
+                <w:szCs w:val="28"/>
+              </w:rPr>
+            </w:pPr>
+          </w:p>
+        </w:tc>
+        <w:tc>
+          <w:tcPr>
+            <w:tcW w:w="2693" w:type="dxa"/>
+          </w:tcPr>
+          <w:p>
+            <w:pPr>
+              <w:rPr>
+                <w:rFonts w:ascii="Tahoma" w:hAnsi="Tahoma" w:cs="Tahoma"/>
+                <w:sz w:val="28"/>
+                <w:szCs w:val="28"/>
+              </w:rPr>
+            </w:pPr>
+            <w:r>
+              <w:rPr>
+                <w:rFonts w:ascii="Tahoma" w:hAnsi="Tahoma" w:cs="Tahoma"/>
+                <w:sz w:val="28"/>
+                <w:szCs w:val="28"/>
+              </w:rPr>
+              <w:t>Principal Technician</w:t>
+            </w:r>
+          </w:p>
+        </w:tc>
+        <w:tc>
+          <w:tcPr>
+            <w:tcW w:w="1984" w:type="dxa"/>
+          </w:tcPr>
+          <w:p>
+            <w:pPr>
+              <w:rPr>
+                <w:rFonts w:ascii="Tahoma" w:hAnsi="Tahoma" w:cs="Tahoma"/>
+                <w:sz w:val="28"/>
+                <w:szCs w:val="28"/>
+              </w:rPr>
+            </w:pPr>
+            <w:r>
+              <w:rPr>
+                <w:rFonts w:ascii="Tahoma" w:hAnsi="Tahoma" w:cs="Tahoma"/>
+                <w:sz w:val="28"/>
+                <w:szCs w:val="28"/>
+              </w:rPr>
+              <w:t>Degree</w:t>
+            </w:r>
+          </w:p>
+        </w:tc>
+        <w:tc>
+          <w:tcPr>
+            <w:tcW w:w="1560" w:type="dxa"/>
+          </w:tcPr>
+          <w:p>
+            <w:pPr>
+              <w:jc w:val="center"/>
+              <w:rPr>
+                <w:rFonts w:ascii="Tahoma" w:hAnsi="Tahoma" w:cs="Tahoma"/>
+                <w:color w:val="000000" w:themeColor="text1"/>
+                <w:sz w:val="28"/>
+                <w:szCs w:val="28"/>
+              </w:rPr>
+            </w:pPr>
+            <w:r>
+              <w:rPr>
+                <w:rFonts w:ascii="Tahoma" w:hAnsi="Tahoma" w:cs="Tahoma"/>
+                <w:color w:val="000000" w:themeColor="text1"/>
+                <w:sz w:val="28"/>
+                <w:szCs w:val="28"/>
+              </w:rPr>
+              <w:t>7</w:t>
+            </w:r>
+          </w:p>
+        </w:tc>
+      </w:tr>
+      <w:tr>
+        <w:trPr>
+          <w:trHeight w:val="262"/>
+        </w:trPr>
+        <w:tc>
+          <w:tcPr>
+            <w:tcW w:w="1413" w:type="dxa"/>
+          </w:tcPr>
+          <w:p>
+            <w:pPr>
+              <w:tabs>
+                <w:tab w:val="center" w:pos="459"/>
+              </w:tabs>
+              <w:jc w:val="center"/>
+              <w:rPr>
+                <w:rFonts w:ascii="Tahoma" w:hAnsi="Tahoma" w:cs="Tahoma"/>
+                <w:sz w:val="28"/>
+                <w:szCs w:val="28"/>
+              </w:rPr>
+            </w:pPr>
             <w:r>
               <w:rPr>
                 <w:rFonts w:ascii="Tahoma" w:hAnsi="Tahoma" w:cs="Tahoma"/>
@@ -2039,15 +3233,7 @@
                 <w:sz w:val="28"/>
                 <w:szCs w:val="28"/>
               </w:rPr>
-              <w:t>Senior Technician/</w:t>
-            </w:r>
-            <w:r>
-              <w:rPr>
-                <w:rFonts w:ascii="Tahoma" w:hAnsi="Tahoma" w:cs="Tahoma"/>
-                <w:sz w:val="28"/>
-                <w:szCs w:val="28"/>
-              </w:rPr>
-              <w:t>Senior Assistant Officer / Senior Technician</w:t>
+              <w:t>Senior Technician</w:t>
             </w:r>
           </w:p>
         </w:tc>
@@ -2096,6 +3282,397 @@
               </w:rPr>
               <w:t>8</w:t>
             </w:r>
+          </w:p>
+        </w:tc>
+      </w:tr>
+      <w:tr>
+        <w:trPr>
+          <w:trHeight w:val="262"/>
+        </w:trPr>
+        <w:tc>
+          <w:tcPr>
+            <w:tcW w:w="1413" w:type="dxa"/>
+          </w:tcPr>
+          <w:p>
+            <w:pPr>
+              <w:tabs>
+                <w:tab w:val="center" w:pos="459"/>
+              </w:tabs>
+              <w:jc w:val="center"/>
+              <w:rPr>
+                <w:rFonts w:ascii="Tahoma" w:hAnsi="Tahoma" w:cs="Tahoma"/>
+                <w:sz w:val="28"/>
+                <w:szCs w:val="28"/>
+              </w:rPr>
+            </w:pPr>
+          </w:p>
+        </w:tc>
+        <w:tc>
+          <w:tcPr>
+            <w:tcW w:w="2126" w:type="dxa"/>
+          </w:tcPr>
+          <w:p>
+            <w:pPr>
+              <w:rPr>
+                <w:rFonts w:ascii="Tahoma" w:hAnsi="Tahoma" w:cs="Tahoma"/>
+                <w:sz w:val="28"/>
+                <w:szCs w:val="28"/>
+              </w:rPr>
+            </w:pPr>
+          </w:p>
+        </w:tc>
+        <w:tc>
+          <w:tcPr>
+            <w:tcW w:w="1985" w:type="dxa"/>
+          </w:tcPr>
+          <w:p>
+            <w:pPr>
+              <w:rPr>
+                <w:rFonts w:ascii="Tahoma" w:hAnsi="Tahoma" w:cs="Tahoma"/>
+                <w:sz w:val="28"/>
+                <w:szCs w:val="28"/>
+              </w:rPr>
+            </w:pPr>
+          </w:p>
+        </w:tc>
+        <w:tc>
+          <w:tcPr>
+            <w:tcW w:w="1701" w:type="dxa"/>
+          </w:tcPr>
+          <w:p>
+            <w:pPr>
+              <w:jc w:val="center"/>
+              <w:rPr>
+                <w:rFonts w:ascii="Tahoma" w:hAnsi="Tahoma" w:cs="Tahoma"/>
+                <w:sz w:val="28"/>
+                <w:szCs w:val="28"/>
+              </w:rPr>
+            </w:pPr>
+          </w:p>
+        </w:tc>
+        <w:tc>
+          <w:tcPr>
+            <w:tcW w:w="1134" w:type="dxa"/>
+          </w:tcPr>
+          <w:p>
+            <w:pPr>
+              <w:jc w:val="center"/>
+              <w:rPr>
+                <w:rFonts w:ascii="Tahoma" w:hAnsi="Tahoma" w:cs="Tahoma"/>
+                <w:sz w:val="28"/>
+                <w:szCs w:val="28"/>
+              </w:rPr>
+            </w:pPr>
+          </w:p>
+        </w:tc>
+        <w:tc>
+          <w:tcPr>
+            <w:tcW w:w="2693" w:type="dxa"/>
+          </w:tcPr>
+          <w:p>
+            <w:pPr>
+              <w:rPr>
+                <w:rFonts w:ascii="Tahoma" w:hAnsi="Tahoma" w:cs="Tahoma"/>
+                <w:sz w:val="28"/>
+                <w:szCs w:val="28"/>
+              </w:rPr>
+            </w:pPr>
+            <w:r>
+              <w:rPr>
+                <w:rFonts w:ascii="Tahoma" w:hAnsi="Tahoma" w:cs="Tahoma"/>
+                <w:sz w:val="28"/>
+                <w:szCs w:val="28"/>
+              </w:rPr>
+              <w:t xml:space="preserve">Senior Assistant Officer </w:t>
+            </w:r>
+          </w:p>
+        </w:tc>
+        <w:tc>
+          <w:tcPr>
+            <w:tcW w:w="1984" w:type="dxa"/>
+          </w:tcPr>
+          <w:p>
+            <w:pPr>
+              <w:rPr>
+                <w:rFonts w:ascii="Tahoma" w:hAnsi="Tahoma" w:cs="Tahoma"/>
+                <w:sz w:val="28"/>
+                <w:szCs w:val="28"/>
+              </w:rPr>
+            </w:pPr>
+          </w:p>
+        </w:tc>
+        <w:tc>
+          <w:tcPr>
+            <w:tcW w:w="1560" w:type="dxa"/>
+          </w:tcPr>
+          <w:p>
+            <w:pPr>
+              <w:jc w:val="center"/>
+              <w:rPr>
+                <w:rFonts w:ascii="Tahoma" w:hAnsi="Tahoma" w:cs="Tahoma"/>
+                <w:color w:val="000000" w:themeColor="text1"/>
+                <w:sz w:val="28"/>
+                <w:szCs w:val="28"/>
+              </w:rPr>
+            </w:pPr>
+          </w:p>
+        </w:tc>
+      </w:tr>
+      <w:tr>
+        <w:trPr>
+          <w:trHeight w:val="262"/>
+        </w:trPr>
+        <w:tc>
+          <w:tcPr>
+            <w:tcW w:w="1413" w:type="dxa"/>
+          </w:tcPr>
+          <w:p>
+            <w:pPr>
+              <w:tabs>
+                <w:tab w:val="center" w:pos="459"/>
+              </w:tabs>
+              <w:jc w:val="center"/>
+              <w:rPr>
+                <w:rFonts w:ascii="Tahoma" w:hAnsi="Tahoma" w:cs="Tahoma"/>
+                <w:sz w:val="28"/>
+                <w:szCs w:val="28"/>
+              </w:rPr>
+            </w:pPr>
+          </w:p>
+        </w:tc>
+        <w:tc>
+          <w:tcPr>
+            <w:tcW w:w="2126" w:type="dxa"/>
+          </w:tcPr>
+          <w:p>
+            <w:pPr>
+              <w:rPr>
+                <w:rFonts w:ascii="Tahoma" w:hAnsi="Tahoma" w:cs="Tahoma"/>
+                <w:sz w:val="28"/>
+                <w:szCs w:val="28"/>
+              </w:rPr>
+            </w:pPr>
+          </w:p>
+        </w:tc>
+        <w:tc>
+          <w:tcPr>
+            <w:tcW w:w="1985" w:type="dxa"/>
+          </w:tcPr>
+          <w:p>
+            <w:pPr>
+              <w:rPr>
+                <w:rFonts w:ascii="Tahoma" w:hAnsi="Tahoma" w:cs="Tahoma"/>
+                <w:sz w:val="28"/>
+                <w:szCs w:val="28"/>
+              </w:rPr>
+            </w:pPr>
+          </w:p>
+        </w:tc>
+        <w:tc>
+          <w:tcPr>
+            <w:tcW w:w="1701" w:type="dxa"/>
+          </w:tcPr>
+          <w:p>
+            <w:pPr>
+              <w:jc w:val="center"/>
+              <w:rPr>
+                <w:rFonts w:ascii="Tahoma" w:hAnsi="Tahoma" w:cs="Tahoma"/>
+                <w:sz w:val="28"/>
+                <w:szCs w:val="28"/>
+              </w:rPr>
+            </w:pPr>
+          </w:p>
+        </w:tc>
+        <w:tc>
+          <w:tcPr>
+            <w:tcW w:w="1134" w:type="dxa"/>
+          </w:tcPr>
+          <w:p>
+            <w:pPr>
+              <w:jc w:val="center"/>
+              <w:rPr>
+                <w:rFonts w:ascii="Tahoma" w:hAnsi="Tahoma" w:cs="Tahoma"/>
+                <w:sz w:val="28"/>
+                <w:szCs w:val="28"/>
+              </w:rPr>
+            </w:pPr>
+          </w:p>
+        </w:tc>
+        <w:tc>
+          <w:tcPr>
+            <w:tcW w:w="2693" w:type="dxa"/>
+          </w:tcPr>
+          <w:p>
+            <w:pPr>
+              <w:rPr>
+                <w:rFonts w:ascii="Tahoma" w:hAnsi="Tahoma" w:cs="Tahoma"/>
+                <w:sz w:val="28"/>
+                <w:szCs w:val="28"/>
+              </w:rPr>
+            </w:pPr>
+            <w:r>
+              <w:rPr>
+                <w:rFonts w:ascii="Tahoma" w:hAnsi="Tahoma" w:cs="Tahoma"/>
+                <w:sz w:val="28"/>
+                <w:szCs w:val="28"/>
+              </w:rPr>
+              <w:t>Senior Technician</w:t>
+            </w:r>
+          </w:p>
+        </w:tc>
+        <w:tc>
+          <w:tcPr>
+            <w:tcW w:w="1984" w:type="dxa"/>
+          </w:tcPr>
+          <w:p>
+            <w:pPr>
+              <w:rPr>
+                <w:rFonts w:ascii="Tahoma" w:hAnsi="Tahoma" w:cs="Tahoma"/>
+                <w:sz w:val="28"/>
+                <w:szCs w:val="28"/>
+              </w:rPr>
+            </w:pPr>
+          </w:p>
+        </w:tc>
+        <w:tc>
+          <w:tcPr>
+            <w:tcW w:w="1560" w:type="dxa"/>
+          </w:tcPr>
+          <w:p>
+            <w:pPr>
+              <w:jc w:val="center"/>
+              <w:rPr>
+                <w:rFonts w:ascii="Tahoma" w:hAnsi="Tahoma" w:cs="Tahoma"/>
+                <w:color w:val="000000" w:themeColor="text1"/>
+                <w:sz w:val="28"/>
+                <w:szCs w:val="28"/>
+              </w:rPr>
+            </w:pPr>
+          </w:p>
+        </w:tc>
+      </w:tr>
+      <w:tr>
+        <w:trPr>
+          <w:trHeight w:val="262"/>
+        </w:trPr>
+        <w:tc>
+          <w:tcPr>
+            <w:tcW w:w="1413" w:type="dxa"/>
+          </w:tcPr>
+          <w:p>
+            <w:pPr>
+              <w:tabs>
+                <w:tab w:val="center" w:pos="459"/>
+              </w:tabs>
+              <w:jc w:val="center"/>
+              <w:rPr>
+                <w:rFonts w:ascii="Tahoma" w:hAnsi="Tahoma" w:cs="Tahoma"/>
+                <w:sz w:val="28"/>
+                <w:szCs w:val="28"/>
+              </w:rPr>
+            </w:pPr>
+          </w:p>
+        </w:tc>
+        <w:tc>
+          <w:tcPr>
+            <w:tcW w:w="2126" w:type="dxa"/>
+          </w:tcPr>
+          <w:p>
+            <w:pPr>
+              <w:rPr>
+                <w:rFonts w:ascii="Tahoma" w:hAnsi="Tahoma" w:cs="Tahoma"/>
+                <w:sz w:val="28"/>
+                <w:szCs w:val="28"/>
+              </w:rPr>
+            </w:pPr>
+          </w:p>
+        </w:tc>
+        <w:tc>
+          <w:tcPr>
+            <w:tcW w:w="1985" w:type="dxa"/>
+          </w:tcPr>
+          <w:p>
+            <w:pPr>
+              <w:rPr>
+                <w:rFonts w:ascii="Tahoma" w:hAnsi="Tahoma" w:cs="Tahoma"/>
+                <w:sz w:val="28"/>
+                <w:szCs w:val="28"/>
+              </w:rPr>
+            </w:pPr>
+          </w:p>
+        </w:tc>
+        <w:tc>
+          <w:tcPr>
+            <w:tcW w:w="1701" w:type="dxa"/>
+          </w:tcPr>
+          <w:p>
+            <w:pPr>
+              <w:jc w:val="center"/>
+              <w:rPr>
+                <w:rFonts w:ascii="Tahoma" w:hAnsi="Tahoma" w:cs="Tahoma"/>
+                <w:sz w:val="28"/>
+                <w:szCs w:val="28"/>
+              </w:rPr>
+            </w:pPr>
+          </w:p>
+        </w:tc>
+        <w:tc>
+          <w:tcPr>
+            <w:tcW w:w="1134" w:type="dxa"/>
+          </w:tcPr>
+          <w:p>
+            <w:pPr>
+              <w:jc w:val="center"/>
+              <w:rPr>
+                <w:rFonts w:ascii="Tahoma" w:hAnsi="Tahoma" w:cs="Tahoma"/>
+                <w:sz w:val="28"/>
+                <w:szCs w:val="28"/>
+              </w:rPr>
+            </w:pPr>
+          </w:p>
+        </w:tc>
+        <w:tc>
+          <w:tcPr>
+            <w:tcW w:w="2693" w:type="dxa"/>
+          </w:tcPr>
+          <w:p>
+            <w:pPr>
+              <w:rPr>
+                <w:rFonts w:ascii="Tahoma" w:hAnsi="Tahoma" w:cs="Tahoma"/>
+                <w:sz w:val="28"/>
+                <w:szCs w:val="28"/>
+              </w:rPr>
+            </w:pPr>
+          </w:p>
+        </w:tc>
+        <w:tc>
+          <w:tcPr>
+            <w:tcW w:w="1984" w:type="dxa"/>
+          </w:tcPr>
+          <w:p>
+            <w:pPr>
+              <w:rPr>
+                <w:rFonts w:ascii="Tahoma" w:hAnsi="Tahoma" w:cs="Tahoma"/>
+                <w:sz w:val="28"/>
+                <w:szCs w:val="28"/>
+              </w:rPr>
+            </w:pPr>
+          </w:p>
+        </w:tc>
+        <w:tc>
+          <w:tcPr>
+            <w:tcW w:w="1560" w:type="dxa"/>
+          </w:tcPr>
+          <w:p>
+            <w:pPr>
+              <w:jc w:val="center"/>
+              <w:rPr>
+                <w:rFonts w:ascii="Tahoma" w:hAnsi="Tahoma" w:cs="Tahoma"/>
+                <w:color w:val="000000" w:themeColor="text1"/>
+                <w:sz w:val="28"/>
+                <w:szCs w:val="28"/>
+              </w:rPr>
+            </w:pPr>
           </w:p>
         </w:tc>
       </w:tr>
@@ -2291,15 +3868,7 @@
                 <w:sz w:val="28"/>
                 <w:szCs w:val="28"/>
               </w:rPr>
-              <w:t>Assistant Officer /</w:t>
-            </w:r>
-            <w:r>
-              <w:rPr>
-                <w:rFonts w:ascii="Tahoma" w:hAnsi="Tahoma" w:cs="Tahoma"/>
-                <w:sz w:val="28"/>
-                <w:szCs w:val="28"/>
-              </w:rPr>
-              <w:t>Technician / Principal Driver/ Principal Craftsman</w:t>
+              <w:t xml:space="preserve">Assistant Officer </w:t>
             </w:r>
           </w:p>
         </w:tc>
@@ -2352,6 +3921,9 @@
         </w:tc>
       </w:tr>
       <w:tr>
+        <w:trPr>
+          <w:trHeight w:val="58"/>
+        </w:trPr>
         <w:tc>
           <w:tcPr>
             <w:tcW w:w="1413" w:type="dxa"/>
@@ -2365,14 +3937,6 @@
                 <w:szCs w:val="28"/>
               </w:rPr>
             </w:pPr>
-            <w:r>
-              <w:rPr>
-                <w:rFonts w:ascii="Tahoma" w:hAnsi="Tahoma" w:cs="Tahoma"/>
-                <w:sz w:val="28"/>
-                <w:szCs w:val="28"/>
-              </w:rPr>
-              <w:t>10</w:t>
-            </w:r>
           </w:p>
         </w:tc>
         <w:tc>
@@ -2387,14 +3951,64 @@
                 <w:szCs w:val="28"/>
               </w:rPr>
             </w:pPr>
-            <w:r>
-              <w:rPr>
-                <w:rFonts w:ascii="Tahoma" w:hAnsi="Tahoma" w:cs="Tahoma"/>
-                <w:sz w:val="28"/>
-                <w:szCs w:val="28"/>
-              </w:rPr>
-              <w:t>Telephone Officer [1]</w:t>
-            </w:r>
+          </w:p>
+        </w:tc>
+        <w:tc>
+          <w:tcPr>
+            <w:tcW w:w="1985" w:type="dxa"/>
+          </w:tcPr>
+          <w:p>
+            <w:pPr>
+              <w:rPr>
+                <w:rFonts w:ascii="Tahoma" w:hAnsi="Tahoma" w:cs="Tahoma"/>
+                <w:sz w:val="28"/>
+                <w:szCs w:val="28"/>
+              </w:rPr>
+            </w:pPr>
+          </w:p>
+        </w:tc>
+        <w:tc>
+          <w:tcPr>
+            <w:tcW w:w="1701" w:type="dxa"/>
+          </w:tcPr>
+          <w:p>
+            <w:pPr>
+              <w:jc w:val="center"/>
+              <w:rPr>
+                <w:rFonts w:ascii="Tahoma" w:hAnsi="Tahoma" w:cs="Tahoma"/>
+                <w:sz w:val="28"/>
+                <w:szCs w:val="28"/>
+              </w:rPr>
+            </w:pPr>
+          </w:p>
+        </w:tc>
+        <w:tc>
+          <w:tcPr>
+            <w:tcW w:w="1134" w:type="dxa"/>
+          </w:tcPr>
+          <w:p>
+            <w:pPr>
+              <w:jc w:val="center"/>
+              <w:rPr>
+                <w:rFonts w:ascii="Tahoma" w:hAnsi="Tahoma" w:cs="Tahoma"/>
+                <w:sz w:val="28"/>
+                <w:szCs w:val="28"/>
+              </w:rPr>
+            </w:pPr>
+          </w:p>
+        </w:tc>
+        <w:tc>
+          <w:tcPr>
+            <w:tcW w:w="2693" w:type="dxa"/>
+          </w:tcPr>
+          <w:p>
+            <w:pPr>
+              <w:rPr>
+                <w:rFonts w:ascii="Tahoma" w:hAnsi="Tahoma" w:cs="Tahoma"/>
+                <w:sz w:val="28"/>
+                <w:szCs w:val="28"/>
+              </w:rPr>
+            </w:pPr>
             <w:r>
               <w:rPr>
                 <w:rFonts w:ascii="Tahoma" w:hAnsi="Tahoma" w:cs="Tahoma"/>
@@ -2404,148 +4018,12 @@
               <w:t>/</w:t>
             </w:r>
             <w:r>
-              <w:t xml:space="preserve"> </w:t>
-            </w:r>
-            <w:r>
-              <w:rPr>
-                <w:rFonts w:ascii="Tahoma" w:hAnsi="Tahoma" w:cs="Tahoma"/>
-                <w:sz w:val="28"/>
-                <w:szCs w:val="28"/>
-              </w:rPr>
-              <w:t>Office Assistant [1]</w:t>
-            </w:r>
-            <w:r>
-              <w:rPr>
-                <w:rFonts w:ascii="Tahoma" w:hAnsi="Tahoma" w:cs="Tahoma"/>
-                <w:sz w:val="28"/>
-                <w:szCs w:val="28"/>
-              </w:rPr>
-              <w:t>/</w:t>
-            </w:r>
-            <w:r>
-              <w:t xml:space="preserve"> </w:t>
-            </w:r>
-            <w:r>
-              <w:rPr>
-                <w:rFonts w:ascii="Tahoma" w:hAnsi="Tahoma" w:cs="Tahoma"/>
-                <w:sz w:val="28"/>
-                <w:szCs w:val="28"/>
-              </w:rPr>
-              <w:t>Human Resource Assistant [2]</w:t>
-            </w:r>
-            <w:r>
-              <w:rPr>
-                <w:rFonts w:ascii="Tahoma" w:hAnsi="Tahoma" w:cs="Tahoma"/>
-                <w:sz w:val="28"/>
-                <w:szCs w:val="28"/>
-              </w:rPr>
-              <w:t>/</w:t>
-            </w:r>
-            <w:r>
-              <w:rPr>
-                <w:rFonts w:ascii="Tahoma" w:hAnsi="Tahoma" w:cs="Tahoma"/>
-                <w:sz w:val="28"/>
-                <w:szCs w:val="28"/>
-              </w:rPr>
-              <w:t>Laboratory Technologist [3]</w:t>
-            </w:r>
-            <w:r>
-              <w:rPr>
-                <w:rFonts w:ascii="Tahoma" w:hAnsi="Tahoma" w:cs="Tahoma"/>
-                <w:sz w:val="28"/>
-                <w:szCs w:val="28"/>
-              </w:rPr>
-              <w:t>/Senior Assistant [2]</w:t>
-            </w:r>
-          </w:p>
-        </w:tc>
-        <w:tc>
-          <w:tcPr>
-            <w:tcW w:w="1985" w:type="dxa"/>
-          </w:tcPr>
-          <w:p>
-            <w:pPr>
-              <w:rPr>
-                <w:rFonts w:ascii="Tahoma" w:hAnsi="Tahoma" w:cs="Tahoma"/>
-                <w:sz w:val="28"/>
-                <w:szCs w:val="28"/>
-              </w:rPr>
-            </w:pPr>
-            <w:r>
-              <w:rPr>
-                <w:rFonts w:ascii="Tahoma" w:hAnsi="Tahoma" w:cs="Tahoma"/>
-                <w:sz w:val="28"/>
-                <w:szCs w:val="28"/>
-              </w:rPr>
-              <w:t>Diploma</w:t>
-            </w:r>
-          </w:p>
-        </w:tc>
-        <w:tc>
-          <w:tcPr>
-            <w:tcW w:w="1701" w:type="dxa"/>
-          </w:tcPr>
-          <w:p>
-            <w:pPr>
-              <w:jc w:val="center"/>
-              <w:rPr>
-                <w:rFonts w:ascii="Tahoma" w:hAnsi="Tahoma" w:cs="Tahoma"/>
-                <w:sz w:val="28"/>
-                <w:szCs w:val="28"/>
-              </w:rPr>
-            </w:pPr>
-            <w:r>
-              <w:rPr>
-                <w:rFonts w:ascii="Tahoma" w:hAnsi="Tahoma" w:cs="Tahoma"/>
-                <w:sz w:val="28"/>
-                <w:szCs w:val="28"/>
-              </w:rPr>
-              <w:t>10</w:t>
-            </w:r>
-          </w:p>
-        </w:tc>
-        <w:tc>
-          <w:tcPr>
-            <w:tcW w:w="1134" w:type="dxa"/>
-          </w:tcPr>
-          <w:p>
-            <w:pPr>
-              <w:jc w:val="center"/>
-              <w:rPr>
-                <w:rFonts w:ascii="Tahoma" w:hAnsi="Tahoma" w:cs="Tahoma"/>
-                <w:sz w:val="28"/>
-                <w:szCs w:val="28"/>
-              </w:rPr>
-            </w:pPr>
-            <w:r>
-              <w:rPr>
-                <w:rFonts w:ascii="Tahoma" w:hAnsi="Tahoma" w:cs="Tahoma"/>
-                <w:sz w:val="28"/>
-                <w:szCs w:val="28"/>
-              </w:rPr>
-              <w:t>10</w:t>
-            </w:r>
-          </w:p>
-        </w:tc>
-        <w:tc>
-          <w:tcPr>
-            <w:tcW w:w="2693" w:type="dxa"/>
-          </w:tcPr>
-          <w:p>
-            <w:pPr>
-              <w:rPr>
-                <w:rFonts w:ascii="Tahoma" w:hAnsi="Tahoma" w:cs="Tahoma"/>
-                <w:sz w:val="28"/>
-                <w:szCs w:val="28"/>
-              </w:rPr>
-            </w:pPr>
-            <w:r>
-              <w:rPr>
-                <w:rFonts w:ascii="Tahoma" w:hAnsi="Tahoma" w:cs="Tahoma"/>
-                <w:sz w:val="28"/>
-                <w:szCs w:val="28"/>
-              </w:rPr>
-              <w:t>Senior Driver / Principal Office Assistant/Principal Artisan/ Senior Craftsman</w:t>
+              <w:rPr>
+                <w:rFonts w:ascii="Tahoma" w:hAnsi="Tahoma" w:cs="Tahoma"/>
+                <w:sz w:val="28"/>
+                <w:szCs w:val="28"/>
+              </w:rPr>
+              <w:t xml:space="preserve">Technician </w:t>
             </w:r>
           </w:p>
         </w:tc>
@@ -2561,30 +4039,6 @@
                 <w:szCs w:val="28"/>
               </w:rPr>
             </w:pPr>
-            <w:r>
-              <w:rPr>
-                <w:rFonts w:ascii="Tahoma" w:hAnsi="Tahoma" w:cs="Tahoma"/>
-                <w:sz w:val="28"/>
-                <w:szCs w:val="28"/>
-              </w:rPr>
-              <w:t>Craft</w:t>
-            </w:r>
-            <w:r>
-              <w:rPr>
-                <w:rFonts w:ascii="Tahoma" w:hAnsi="Tahoma" w:cs="Tahoma"/>
-                <w:sz w:val="28"/>
-                <w:szCs w:val="28"/>
-              </w:rPr>
-              <w:t xml:space="preserve"> </w:t>
-            </w:r>
-            <w:r>
-              <w:rPr>
-                <w:rFonts w:ascii="Tahoma" w:hAnsi="Tahoma" w:cs="Tahoma"/>
-                <w:sz w:val="28"/>
-                <w:szCs w:val="28"/>
-              </w:rPr>
-              <w:t>Certificate</w:t>
-            </w:r>
           </w:p>
         </w:tc>
         <w:tc>
@@ -2601,19 +4055,13 @@
                 <w:szCs w:val="28"/>
               </w:rPr>
             </w:pPr>
-            <w:r>
-              <w:rPr>
-                <w:rFonts w:ascii="Tahoma" w:hAnsi="Tahoma" w:cs="Tahoma"/>
-                <w:color w:val="000000" w:themeColor="text1"/>
-                <w:sz w:val="28"/>
-                <w:szCs w:val="28"/>
-              </w:rPr>
-              <w:t>10</w:t>
-            </w:r>
           </w:p>
         </w:tc>
       </w:tr>
       <w:tr>
+        <w:trPr>
+          <w:trHeight w:val="58"/>
+        </w:trPr>
         <w:tc>
           <w:tcPr>
             <w:tcW w:w="1413" w:type="dxa"/>
@@ -2627,14 +4075,6 @@
                 <w:szCs w:val="28"/>
               </w:rPr>
             </w:pPr>
-            <w:r>
-              <w:rPr>
-                <w:rFonts w:ascii="Tahoma" w:hAnsi="Tahoma" w:cs="Tahoma"/>
-                <w:sz w:val="28"/>
-                <w:szCs w:val="28"/>
-              </w:rPr>
-              <w:t>11</w:t>
-            </w:r>
           </w:p>
         </w:tc>
         <w:tc>
@@ -2649,118 +4089,6 @@
                 <w:szCs w:val="28"/>
               </w:rPr>
             </w:pPr>
-            <w:r>
-              <w:rPr>
-                <w:rFonts w:ascii="Tahoma" w:hAnsi="Tahoma" w:cs="Tahoma"/>
-                <w:sz w:val="28"/>
-                <w:szCs w:val="28"/>
-              </w:rPr>
-              <w:t>Telephone Officer [2]</w:t>
-            </w:r>
-            <w:r>
-              <w:rPr>
-                <w:rFonts w:ascii="Tahoma" w:hAnsi="Tahoma" w:cs="Tahoma"/>
-                <w:sz w:val="28"/>
-                <w:szCs w:val="28"/>
-              </w:rPr>
-              <w:t>/</w:t>
-            </w:r>
-            <w:r>
-              <w:t xml:space="preserve"> </w:t>
-            </w:r>
-            <w:r>
-              <w:rPr>
-                <w:rFonts w:ascii="Tahoma" w:hAnsi="Tahoma" w:cs="Tahoma"/>
-                <w:sz w:val="28"/>
-                <w:szCs w:val="28"/>
-              </w:rPr>
-              <w:t>Higher Clerical Officer</w:t>
-            </w:r>
-            <w:r>
-              <w:rPr>
-                <w:rFonts w:ascii="Tahoma" w:hAnsi="Tahoma" w:cs="Tahoma"/>
-                <w:sz w:val="28"/>
-                <w:szCs w:val="28"/>
-              </w:rPr>
-              <w:t>/</w:t>
-            </w:r>
-            <w:r>
-              <w:t xml:space="preserve"> </w:t>
-            </w:r>
-            <w:r>
-              <w:rPr>
-                <w:rFonts w:ascii="Tahoma" w:hAnsi="Tahoma" w:cs="Tahoma"/>
-                <w:sz w:val="28"/>
-                <w:szCs w:val="28"/>
-              </w:rPr>
-              <w:t>Office Assistant [2]</w:t>
-            </w:r>
-            <w:r>
-              <w:rPr>
-                <w:rFonts w:ascii="Tahoma" w:hAnsi="Tahoma" w:cs="Tahoma"/>
-                <w:sz w:val="28"/>
-                <w:szCs w:val="28"/>
-              </w:rPr>
-              <w:t>/</w:t>
-            </w:r>
-            <w:r>
-              <w:t xml:space="preserve"> </w:t>
-            </w:r>
-            <w:r>
-              <w:rPr>
-                <w:rFonts w:ascii="Tahoma" w:hAnsi="Tahoma" w:cs="Tahoma"/>
-                <w:sz w:val="28"/>
-                <w:szCs w:val="28"/>
-              </w:rPr>
-              <w:t>Animal Health Assistant [1]</w:t>
-            </w:r>
-            <w:r>
-              <w:rPr>
-                <w:rFonts w:ascii="Tahoma" w:hAnsi="Tahoma" w:cs="Tahoma"/>
-                <w:sz w:val="28"/>
-                <w:szCs w:val="28"/>
-              </w:rPr>
-              <w:t>/</w:t>
-            </w:r>
-            <w:r>
-              <w:t xml:space="preserve"> </w:t>
-            </w:r>
-            <w:r>
-              <w:rPr>
-                <w:rFonts w:ascii="Tahoma" w:hAnsi="Tahoma" w:cs="Tahoma"/>
-                <w:sz w:val="28"/>
-                <w:szCs w:val="28"/>
-              </w:rPr>
-              <w:t>Procurement Assistant [2]</w:t>
-            </w:r>
-            <w:r>
-              <w:rPr>
-                <w:rFonts w:ascii="Tahoma" w:hAnsi="Tahoma" w:cs="Tahoma"/>
-                <w:sz w:val="28"/>
-                <w:szCs w:val="28"/>
-              </w:rPr>
-              <w:t>/</w:t>
-            </w:r>
-            <w:r>
-              <w:t xml:space="preserve"> </w:t>
-            </w:r>
-            <w:r>
-              <w:rPr>
-                <w:rFonts w:ascii="Tahoma" w:hAnsi="Tahoma" w:cs="Tahoma"/>
-                <w:sz w:val="28"/>
-                <w:szCs w:val="28"/>
-              </w:rPr>
-              <w:t>Artisan [2]</w:t>
-            </w:r>
-          </w:p>
-          <w:p>
-            <w:pPr>
-              <w:rPr>
-                <w:rFonts w:ascii="Tahoma" w:hAnsi="Tahoma" w:cs="Tahoma"/>
-                <w:sz w:val="28"/>
-                <w:szCs w:val="28"/>
-              </w:rPr>
-            </w:pPr>
           </w:p>
         </w:tc>
         <w:tc>
@@ -2775,14 +4103,6 @@
                 <w:szCs w:val="28"/>
               </w:rPr>
             </w:pPr>
-            <w:r>
-              <w:rPr>
-                <w:rFonts w:ascii="Tahoma" w:hAnsi="Tahoma" w:cs="Tahoma"/>
-                <w:sz w:val="28"/>
-                <w:szCs w:val="28"/>
-              </w:rPr>
-              <w:t>Certificate/KCSE/Craft</w:t>
-            </w:r>
           </w:p>
         </w:tc>
         <w:tc>
@@ -2798,14 +4118,6 @@
                 <w:szCs w:val="28"/>
               </w:rPr>
             </w:pPr>
-            <w:r>
-              <w:rPr>
-                <w:rFonts w:ascii="Tahoma" w:hAnsi="Tahoma" w:cs="Tahoma"/>
-                <w:sz w:val="28"/>
-                <w:szCs w:val="28"/>
-              </w:rPr>
-              <w:t>11</w:t>
-            </w:r>
           </w:p>
         </w:tc>
         <w:tc>
@@ -2821,14 +4133,6 @@
                 <w:szCs w:val="28"/>
               </w:rPr>
             </w:pPr>
-            <w:r>
-              <w:rPr>
-                <w:rFonts w:ascii="Tahoma" w:hAnsi="Tahoma" w:cs="Tahoma"/>
-                <w:sz w:val="28"/>
-                <w:szCs w:val="28"/>
-              </w:rPr>
-              <w:t>11</w:t>
-            </w:r>
           </w:p>
         </w:tc>
         <w:tc>
@@ -2849,7 +4153,7 @@
                 <w:sz w:val="28"/>
                 <w:szCs w:val="28"/>
               </w:rPr>
-              <w:t>Driver/ Senior Office Assistant / Senior Artisan/Craftsman</w:t>
+              <w:t>/ Principal Driver</w:t>
             </w:r>
           </w:p>
         </w:tc>
@@ -2865,47 +4169,6 @@
                 <w:szCs w:val="28"/>
               </w:rPr>
             </w:pPr>
-            <w:r>
-              <w:rPr>
-                <w:rFonts w:ascii="Tahoma" w:hAnsi="Tahoma" w:cs="Tahoma"/>
-                <w:sz w:val="28"/>
-                <w:szCs w:val="28"/>
-              </w:rPr>
-              <w:t>-</w:t>
-            </w:r>
-            <w:r>
-              <w:rPr>
-                <w:rFonts w:ascii="Tahoma" w:hAnsi="Tahoma" w:cs="Tahoma"/>
-                <w:sz w:val="28"/>
-                <w:szCs w:val="28"/>
-              </w:rPr>
-              <w:t>Craft</w:t>
-            </w:r>
-            <w:r>
-              <w:rPr>
-                <w:rFonts w:ascii="Tahoma" w:hAnsi="Tahoma" w:cs="Tahoma"/>
-                <w:sz w:val="28"/>
-                <w:szCs w:val="28"/>
-              </w:rPr>
-              <w:t xml:space="preserve"> Certificate</w:t>
-            </w:r>
-          </w:p>
-          <w:p>
-            <w:pPr>
-              <w:rPr>
-                <w:rFonts w:ascii="Tahoma" w:hAnsi="Tahoma" w:cs="Tahoma"/>
-                <w:sz w:val="28"/>
-                <w:szCs w:val="28"/>
-              </w:rPr>
-            </w:pPr>
-            <w:r>
-              <w:rPr>
-                <w:rFonts w:ascii="Tahoma" w:hAnsi="Tahoma" w:cs="Tahoma"/>
-                <w:sz w:val="28"/>
-                <w:szCs w:val="28"/>
-              </w:rPr>
-              <w:t>-KCSE</w:t>
-            </w:r>
           </w:p>
         </w:tc>
         <w:tc>
@@ -2922,19 +4185,724 @@
                 <w:szCs w:val="28"/>
               </w:rPr>
             </w:pPr>
-            <w:r>
-              <w:rPr>
-                <w:rFonts w:ascii="Tahoma" w:hAnsi="Tahoma" w:cs="Tahoma"/>
-                <w:color w:val="000000" w:themeColor="text1"/>
-                <w:sz w:val="28"/>
-                <w:szCs w:val="28"/>
-              </w:rPr>
-              <w:t>11</w:t>
-            </w:r>
           </w:p>
         </w:tc>
       </w:tr>
       <w:tr>
+        <w:trPr>
+          <w:trHeight w:val="58"/>
+        </w:trPr>
+        <w:tc>
+          <w:tcPr>
+            <w:tcW w:w="1413" w:type="dxa"/>
+          </w:tcPr>
+          <w:p>
+            <w:pPr>
+              <w:jc w:val="center"/>
+              <w:rPr>
+                <w:rFonts w:ascii="Tahoma" w:hAnsi="Tahoma" w:cs="Tahoma"/>
+                <w:sz w:val="28"/>
+                <w:szCs w:val="28"/>
+              </w:rPr>
+            </w:pPr>
+          </w:p>
+        </w:tc>
+        <w:tc>
+          <w:tcPr>
+            <w:tcW w:w="2126" w:type="dxa"/>
+          </w:tcPr>
+          <w:p>
+            <w:pPr>
+              <w:rPr>
+                <w:rFonts w:ascii="Tahoma" w:hAnsi="Tahoma" w:cs="Tahoma"/>
+                <w:sz w:val="28"/>
+                <w:szCs w:val="28"/>
+              </w:rPr>
+            </w:pPr>
+          </w:p>
+        </w:tc>
+        <w:tc>
+          <w:tcPr>
+            <w:tcW w:w="1985" w:type="dxa"/>
+          </w:tcPr>
+          <w:p>
+            <w:pPr>
+              <w:rPr>
+                <w:rFonts w:ascii="Tahoma" w:hAnsi="Tahoma" w:cs="Tahoma"/>
+                <w:sz w:val="28"/>
+                <w:szCs w:val="28"/>
+              </w:rPr>
+            </w:pPr>
+          </w:p>
+        </w:tc>
+        <w:tc>
+          <w:tcPr>
+            <w:tcW w:w="1701" w:type="dxa"/>
+          </w:tcPr>
+          <w:p>
+            <w:pPr>
+              <w:jc w:val="center"/>
+              <w:rPr>
+                <w:rFonts w:ascii="Tahoma" w:hAnsi="Tahoma" w:cs="Tahoma"/>
+                <w:sz w:val="28"/>
+                <w:szCs w:val="28"/>
+              </w:rPr>
+            </w:pPr>
+          </w:p>
+        </w:tc>
+        <w:tc>
+          <w:tcPr>
+            <w:tcW w:w="1134" w:type="dxa"/>
+          </w:tcPr>
+          <w:p>
+            <w:pPr>
+              <w:jc w:val="center"/>
+              <w:rPr>
+                <w:rFonts w:ascii="Tahoma" w:hAnsi="Tahoma" w:cs="Tahoma"/>
+                <w:sz w:val="28"/>
+                <w:szCs w:val="28"/>
+              </w:rPr>
+            </w:pPr>
+          </w:p>
+        </w:tc>
+        <w:tc>
+          <w:tcPr>
+            <w:tcW w:w="2693" w:type="dxa"/>
+          </w:tcPr>
+          <w:p>
+            <w:pPr>
+              <w:rPr>
+                <w:rFonts w:ascii="Tahoma" w:hAnsi="Tahoma" w:cs="Tahoma"/>
+                <w:sz w:val="28"/>
+                <w:szCs w:val="28"/>
+              </w:rPr>
+            </w:pPr>
+            <w:r>
+              <w:rPr>
+                <w:rFonts w:ascii="Tahoma" w:hAnsi="Tahoma" w:cs="Tahoma"/>
+                <w:sz w:val="28"/>
+                <w:szCs w:val="28"/>
+              </w:rPr>
+              <w:t>/ Principal Craftsman</w:t>
+            </w:r>
+          </w:p>
+        </w:tc>
+        <w:tc>
+          <w:tcPr>
+            <w:tcW w:w="1984" w:type="dxa"/>
+          </w:tcPr>
+          <w:p>
+            <w:pPr>
+              <w:rPr>
+                <w:rFonts w:ascii="Tahoma" w:hAnsi="Tahoma" w:cs="Tahoma"/>
+                <w:sz w:val="28"/>
+                <w:szCs w:val="28"/>
+              </w:rPr>
+            </w:pPr>
+          </w:p>
+        </w:tc>
+        <w:tc>
+          <w:tcPr>
+            <w:tcW w:w="1560" w:type="dxa"/>
+          </w:tcPr>
+          <w:p>
+            <w:pPr>
+              <w:jc w:val="center"/>
+              <w:rPr>
+                <w:rFonts w:ascii="Tahoma" w:hAnsi="Tahoma" w:cs="Tahoma"/>
+                <w:color w:val="000000" w:themeColor="text1"/>
+                <w:sz w:val="28"/>
+                <w:szCs w:val="28"/>
+              </w:rPr>
+            </w:pPr>
+          </w:p>
+        </w:tc>
+      </w:tr>
+      <w:tr>
+        <w:tc>
+          <w:tcPr>
+            <w:tcW w:w="1413" w:type="dxa"/>
+          </w:tcPr>
+          <w:p>
+            <w:pPr>
+              <w:jc w:val="center"/>
+              <w:rPr>
+                <w:rFonts w:ascii="Tahoma" w:hAnsi="Tahoma" w:cs="Tahoma"/>
+                <w:sz w:val="28"/>
+                <w:szCs w:val="28"/>
+              </w:rPr>
+            </w:pPr>
+            <w:r>
+              <w:rPr>
+                <w:rFonts w:ascii="Tahoma" w:hAnsi="Tahoma" w:cs="Tahoma"/>
+                <w:sz w:val="28"/>
+                <w:szCs w:val="28"/>
+              </w:rPr>
+              <w:t>10</w:t>
+            </w:r>
+          </w:p>
+        </w:tc>
+        <w:tc>
+          <w:tcPr>
+            <w:tcW w:w="2126" w:type="dxa"/>
+          </w:tcPr>
+          <w:p>
+            <w:pPr>
+              <w:rPr>
+                <w:rFonts w:ascii="Tahoma" w:hAnsi="Tahoma" w:cs="Tahoma"/>
+                <w:sz w:val="28"/>
+                <w:szCs w:val="28"/>
+              </w:rPr>
+            </w:pPr>
+            <w:r>
+              <w:rPr>
+                <w:rFonts w:ascii="Tahoma" w:hAnsi="Tahoma" w:cs="Tahoma"/>
+                <w:sz w:val="28"/>
+                <w:szCs w:val="28"/>
+              </w:rPr>
+              <w:t>Telephone Officer [1]</w:t>
+            </w:r>
+            <w:r>
+              <w:rPr>
+                <w:rFonts w:ascii="Tahoma" w:hAnsi="Tahoma" w:cs="Tahoma"/>
+                <w:sz w:val="28"/>
+                <w:szCs w:val="28"/>
+              </w:rPr>
+              <w:t>/</w:t>
+            </w:r>
+            <w:r>
+              <w:t xml:space="preserve"> </w:t>
+            </w:r>
+            <w:r>
+              <w:rPr>
+                <w:rFonts w:ascii="Tahoma" w:hAnsi="Tahoma" w:cs="Tahoma"/>
+                <w:sz w:val="28"/>
+                <w:szCs w:val="28"/>
+              </w:rPr>
+              <w:t>Office Assistant [1]</w:t>
+            </w:r>
+            <w:r>
+              <w:rPr>
+                <w:rFonts w:ascii="Tahoma" w:hAnsi="Tahoma" w:cs="Tahoma"/>
+                <w:sz w:val="28"/>
+                <w:szCs w:val="28"/>
+              </w:rPr>
+              <w:t>/</w:t>
+            </w:r>
+            <w:r>
+              <w:t xml:space="preserve"> </w:t>
+            </w:r>
+            <w:r>
+              <w:rPr>
+                <w:rFonts w:ascii="Tahoma" w:hAnsi="Tahoma" w:cs="Tahoma"/>
+                <w:sz w:val="28"/>
+                <w:szCs w:val="28"/>
+              </w:rPr>
+              <w:t>Human Resource Assistant [2]</w:t>
+            </w:r>
+            <w:r>
+              <w:rPr>
+                <w:rFonts w:ascii="Tahoma" w:hAnsi="Tahoma" w:cs="Tahoma"/>
+                <w:sz w:val="28"/>
+                <w:szCs w:val="28"/>
+              </w:rPr>
+              <w:t>/</w:t>
+            </w:r>
+            <w:r>
+              <w:rPr>
+                <w:rFonts w:ascii="Tahoma" w:hAnsi="Tahoma" w:cs="Tahoma"/>
+                <w:sz w:val="28"/>
+                <w:szCs w:val="28"/>
+              </w:rPr>
+              <w:t>Laboratory Technologist [3]</w:t>
+            </w:r>
+            <w:r>
+              <w:rPr>
+                <w:rFonts w:ascii="Tahoma" w:hAnsi="Tahoma" w:cs="Tahoma"/>
+                <w:sz w:val="28"/>
+                <w:szCs w:val="28"/>
+              </w:rPr>
+              <w:t>/Senior Assistant [2]</w:t>
+            </w:r>
+          </w:p>
+        </w:tc>
+        <w:tc>
+          <w:tcPr>
+            <w:tcW w:w="1985" w:type="dxa"/>
+          </w:tcPr>
+          <w:p>
+            <w:pPr>
+              <w:rPr>
+                <w:rFonts w:ascii="Tahoma" w:hAnsi="Tahoma" w:cs="Tahoma"/>
+                <w:sz w:val="28"/>
+                <w:szCs w:val="28"/>
+              </w:rPr>
+            </w:pPr>
+            <w:r>
+              <w:rPr>
+                <w:rFonts w:ascii="Tahoma" w:hAnsi="Tahoma" w:cs="Tahoma"/>
+                <w:sz w:val="28"/>
+                <w:szCs w:val="28"/>
+              </w:rPr>
+              <w:t>Diploma</w:t>
+            </w:r>
+          </w:p>
+        </w:tc>
+        <w:tc>
+          <w:tcPr>
+            <w:tcW w:w="1701" w:type="dxa"/>
+          </w:tcPr>
+          <w:p>
+            <w:pPr>
+              <w:jc w:val="center"/>
+              <w:rPr>
+                <w:rFonts w:ascii="Tahoma" w:hAnsi="Tahoma" w:cs="Tahoma"/>
+                <w:sz w:val="28"/>
+                <w:szCs w:val="28"/>
+              </w:rPr>
+            </w:pPr>
+            <w:r>
+              <w:rPr>
+                <w:rFonts w:ascii="Tahoma" w:hAnsi="Tahoma" w:cs="Tahoma"/>
+                <w:sz w:val="28"/>
+                <w:szCs w:val="28"/>
+              </w:rPr>
+              <w:t>10</w:t>
+            </w:r>
+          </w:p>
+        </w:tc>
+        <w:tc>
+          <w:tcPr>
+            <w:tcW w:w="1134" w:type="dxa"/>
+          </w:tcPr>
+          <w:p>
+            <w:pPr>
+              <w:jc w:val="center"/>
+              <w:rPr>
+                <w:rFonts w:ascii="Tahoma" w:hAnsi="Tahoma" w:cs="Tahoma"/>
+                <w:sz w:val="28"/>
+                <w:szCs w:val="28"/>
+              </w:rPr>
+            </w:pPr>
+            <w:r>
+              <w:rPr>
+                <w:rFonts w:ascii="Tahoma" w:hAnsi="Tahoma" w:cs="Tahoma"/>
+                <w:sz w:val="28"/>
+                <w:szCs w:val="28"/>
+              </w:rPr>
+              <w:t>10</w:t>
+            </w:r>
+          </w:p>
+        </w:tc>
+        <w:tc>
+          <w:tcPr>
+            <w:tcW w:w="2693" w:type="dxa"/>
+          </w:tcPr>
+          <w:p>
+            <w:pPr>
+              <w:rPr>
+                <w:rFonts w:ascii="Tahoma" w:hAnsi="Tahoma" w:cs="Tahoma"/>
+                <w:sz w:val="28"/>
+                <w:szCs w:val="28"/>
+              </w:rPr>
+            </w:pPr>
+            <w:r>
+              <w:rPr>
+                <w:rFonts w:ascii="Tahoma" w:hAnsi="Tahoma" w:cs="Tahoma"/>
+                <w:sz w:val="28"/>
+                <w:szCs w:val="28"/>
+              </w:rPr>
+              <w:t>Senior Driver / Principal Office Assistant/Principal Artisan/ Senior Craftsman</w:t>
+            </w:r>
+          </w:p>
+        </w:tc>
+        <w:tc>
+          <w:tcPr>
+            <w:tcW w:w="1984" w:type="dxa"/>
+          </w:tcPr>
+          <w:p>
+            <w:pPr>
+              <w:rPr>
+                <w:rFonts w:ascii="Tahoma" w:hAnsi="Tahoma" w:cs="Tahoma"/>
+                <w:sz w:val="28"/>
+                <w:szCs w:val="28"/>
+              </w:rPr>
+            </w:pPr>
+            <w:r>
+              <w:rPr>
+                <w:rFonts w:ascii="Tahoma" w:hAnsi="Tahoma" w:cs="Tahoma"/>
+                <w:sz w:val="28"/>
+                <w:szCs w:val="28"/>
+              </w:rPr>
+              <w:t>Craft</w:t>
+            </w:r>
+            <w:r>
+              <w:rPr>
+                <w:rFonts w:ascii="Tahoma" w:hAnsi="Tahoma" w:cs="Tahoma"/>
+                <w:sz w:val="28"/>
+                <w:szCs w:val="28"/>
+              </w:rPr>
+              <w:t xml:space="preserve"> </w:t>
+            </w:r>
+            <w:r>
+              <w:rPr>
+                <w:rFonts w:ascii="Tahoma" w:hAnsi="Tahoma" w:cs="Tahoma"/>
+                <w:sz w:val="28"/>
+                <w:szCs w:val="28"/>
+              </w:rPr>
+              <w:t>Certificat</w:t>
+            </w:r>
+            <w:bookmarkStart w:id="1" w:name="_GoBack"/>
+            <w:bookmarkEnd w:id="1"/>
+            <w:r>
+              <w:rPr>
+                <w:rFonts w:ascii="Tahoma" w:hAnsi="Tahoma" w:cs="Tahoma"/>
+                <w:sz w:val="28"/>
+                <w:szCs w:val="28"/>
+              </w:rPr>
+              <w:t>e</w:t>
+            </w:r>
+          </w:p>
+        </w:tc>
+        <w:tc>
+          <w:tcPr>
+            <w:tcW w:w="1560" w:type="dxa"/>
+          </w:tcPr>
+          <w:p>
+            <w:pPr>
+              <w:jc w:val="center"/>
+              <w:rPr>
+                <w:rFonts w:ascii="Tahoma" w:hAnsi="Tahoma" w:cs="Tahoma"/>
+                <w:color w:val="000000" w:themeColor="text1"/>
+                <w:sz w:val="28"/>
+                <w:szCs w:val="28"/>
+              </w:rPr>
+            </w:pPr>
+            <w:r>
+              <w:rPr>
+                <w:rFonts w:ascii="Tahoma" w:hAnsi="Tahoma" w:cs="Tahoma"/>
+                <w:color w:val="000000" w:themeColor="text1"/>
+                <w:sz w:val="28"/>
+                <w:szCs w:val="28"/>
+              </w:rPr>
+              <w:t>10</w:t>
+            </w:r>
+          </w:p>
+        </w:tc>
+      </w:tr>
+      <w:tr>
+        <w:tc>
+          <w:tcPr>
+            <w:tcW w:w="1413" w:type="dxa"/>
+          </w:tcPr>
+          <w:p>
+            <w:pPr>
+              <w:jc w:val="center"/>
+              <w:rPr>
+                <w:rFonts w:ascii="Tahoma" w:hAnsi="Tahoma" w:cs="Tahoma"/>
+                <w:sz w:val="28"/>
+                <w:szCs w:val="28"/>
+              </w:rPr>
+            </w:pPr>
+            <w:r>
+              <w:rPr>
+                <w:rFonts w:ascii="Tahoma" w:hAnsi="Tahoma" w:cs="Tahoma"/>
+                <w:sz w:val="28"/>
+                <w:szCs w:val="28"/>
+              </w:rPr>
+              <w:t>11</w:t>
+            </w:r>
+          </w:p>
+        </w:tc>
+        <w:tc>
+          <w:tcPr>
+            <w:tcW w:w="2126" w:type="dxa"/>
+          </w:tcPr>
+          <w:p>
+            <w:pPr>
+              <w:rPr>
+                <w:rFonts w:ascii="Tahoma" w:hAnsi="Tahoma" w:cs="Tahoma"/>
+                <w:sz w:val="28"/>
+                <w:szCs w:val="28"/>
+              </w:rPr>
+            </w:pPr>
+            <w:r>
+              <w:rPr>
+                <w:rFonts w:ascii="Tahoma" w:hAnsi="Tahoma" w:cs="Tahoma"/>
+                <w:sz w:val="28"/>
+                <w:szCs w:val="28"/>
+              </w:rPr>
+              <w:t>Telephone Officer [2]</w:t>
+            </w:r>
+            <w:r>
+              <w:rPr>
+                <w:rFonts w:ascii="Tahoma" w:hAnsi="Tahoma" w:cs="Tahoma"/>
+                <w:sz w:val="28"/>
+                <w:szCs w:val="28"/>
+              </w:rPr>
+              <w:t>/</w:t>
+            </w:r>
+            <w:r>
+              <w:t xml:space="preserve"> </w:t>
+            </w:r>
+            <w:r>
+              <w:rPr>
+                <w:rFonts w:ascii="Tahoma" w:hAnsi="Tahoma" w:cs="Tahoma"/>
+                <w:sz w:val="28"/>
+                <w:szCs w:val="28"/>
+              </w:rPr>
+              <w:t>Higher Clerical Officer</w:t>
+            </w:r>
+            <w:r>
+              <w:rPr>
+                <w:rFonts w:ascii="Tahoma" w:hAnsi="Tahoma" w:cs="Tahoma"/>
+                <w:sz w:val="28"/>
+                <w:szCs w:val="28"/>
+              </w:rPr>
+              <w:t>/</w:t>
+            </w:r>
+            <w:r>
+              <w:t xml:space="preserve"> </w:t>
+            </w:r>
+            <w:r>
+              <w:rPr>
+                <w:rFonts w:ascii="Tahoma" w:hAnsi="Tahoma" w:cs="Tahoma"/>
+                <w:sz w:val="28"/>
+                <w:szCs w:val="28"/>
+              </w:rPr>
+              <w:t>Office Assistant [2]</w:t>
+            </w:r>
+            <w:r>
+              <w:rPr>
+                <w:rFonts w:ascii="Tahoma" w:hAnsi="Tahoma" w:cs="Tahoma"/>
+                <w:sz w:val="28"/>
+                <w:szCs w:val="28"/>
+              </w:rPr>
+              <w:t>/</w:t>
+            </w:r>
+            <w:r>
+              <w:t xml:space="preserve"> </w:t>
+            </w:r>
+            <w:r>
+              <w:rPr>
+                <w:rFonts w:ascii="Tahoma" w:hAnsi="Tahoma" w:cs="Tahoma"/>
+                <w:sz w:val="28"/>
+                <w:szCs w:val="28"/>
+              </w:rPr>
+              <w:t>Animal Health Assistant [1]</w:t>
+            </w:r>
+            <w:r>
+              <w:rPr>
+                <w:rFonts w:ascii="Tahoma" w:hAnsi="Tahoma" w:cs="Tahoma"/>
+                <w:sz w:val="28"/>
+                <w:szCs w:val="28"/>
+              </w:rPr>
+              <w:t>/</w:t>
+            </w:r>
+            <w:r>
+              <w:t xml:space="preserve"> </w:t>
+            </w:r>
+            <w:r>
+              <w:rPr>
+                <w:rFonts w:ascii="Tahoma" w:hAnsi="Tahoma" w:cs="Tahoma"/>
+                <w:sz w:val="28"/>
+                <w:szCs w:val="28"/>
+              </w:rPr>
+              <w:t>Procurement Assistant [2]</w:t>
+            </w:r>
+            <w:r>
+              <w:rPr>
+                <w:rFonts w:ascii="Tahoma" w:hAnsi="Tahoma" w:cs="Tahoma"/>
+                <w:sz w:val="28"/>
+                <w:szCs w:val="28"/>
+              </w:rPr>
+              <w:t>/</w:t>
+            </w:r>
+            <w:r>
+              <w:t xml:space="preserve"> </w:t>
+            </w:r>
+            <w:r>
+              <w:rPr>
+                <w:rFonts w:ascii="Tahoma" w:hAnsi="Tahoma" w:cs="Tahoma"/>
+                <w:sz w:val="28"/>
+                <w:szCs w:val="28"/>
+              </w:rPr>
+              <w:t>Artisan [2]</w:t>
+            </w:r>
+          </w:p>
+          <w:p>
+            <w:pPr>
+              <w:rPr>
+                <w:rFonts w:ascii="Tahoma" w:hAnsi="Tahoma" w:cs="Tahoma"/>
+                <w:sz w:val="28"/>
+                <w:szCs w:val="28"/>
+              </w:rPr>
+            </w:pPr>
+          </w:p>
+        </w:tc>
+        <w:tc>
+          <w:tcPr>
+            <w:tcW w:w="1985" w:type="dxa"/>
+          </w:tcPr>
+          <w:p>
+            <w:pPr>
+              <w:rPr>
+                <w:rFonts w:ascii="Tahoma" w:hAnsi="Tahoma" w:cs="Tahoma"/>
+                <w:sz w:val="28"/>
+                <w:szCs w:val="28"/>
+              </w:rPr>
+            </w:pPr>
+            <w:r>
+              <w:rPr>
+                <w:rFonts w:ascii="Tahoma" w:hAnsi="Tahoma" w:cs="Tahoma"/>
+                <w:sz w:val="28"/>
+                <w:szCs w:val="28"/>
+              </w:rPr>
+              <w:t>Certificate/KCSE/Craft</w:t>
+            </w:r>
+          </w:p>
+        </w:tc>
+        <w:tc>
+          <w:tcPr>
+            <w:tcW w:w="1701" w:type="dxa"/>
+          </w:tcPr>
+          <w:p>
+            <w:pPr>
+              <w:jc w:val="center"/>
+              <w:rPr>
+                <w:rFonts w:ascii="Tahoma" w:hAnsi="Tahoma" w:cs="Tahoma"/>
+                <w:sz w:val="28"/>
+                <w:szCs w:val="28"/>
+              </w:rPr>
+            </w:pPr>
+            <w:r>
+              <w:rPr>
+                <w:rFonts w:ascii="Tahoma" w:hAnsi="Tahoma" w:cs="Tahoma"/>
+                <w:sz w:val="28"/>
+                <w:szCs w:val="28"/>
+              </w:rPr>
+              <w:t>11</w:t>
+            </w:r>
+          </w:p>
+        </w:tc>
+        <w:tc>
+          <w:tcPr>
+            <w:tcW w:w="1134" w:type="dxa"/>
+          </w:tcPr>
+          <w:p>
+            <w:pPr>
+              <w:jc w:val="center"/>
+              <w:rPr>
+                <w:rFonts w:ascii="Tahoma" w:hAnsi="Tahoma" w:cs="Tahoma"/>
+                <w:sz w:val="28"/>
+                <w:szCs w:val="28"/>
+              </w:rPr>
+            </w:pPr>
+            <w:r>
+              <w:rPr>
+                <w:rFonts w:ascii="Tahoma" w:hAnsi="Tahoma" w:cs="Tahoma"/>
+                <w:sz w:val="28"/>
+                <w:szCs w:val="28"/>
+              </w:rPr>
+              <w:t>11</w:t>
+            </w:r>
+          </w:p>
+        </w:tc>
+        <w:tc>
+          <w:tcPr>
+            <w:tcW w:w="2693" w:type="dxa"/>
+          </w:tcPr>
+          <w:p>
+            <w:pPr>
+              <w:rPr>
+                <w:rFonts w:ascii="Tahoma" w:hAnsi="Tahoma" w:cs="Tahoma"/>
+                <w:sz w:val="28"/>
+                <w:szCs w:val="28"/>
+              </w:rPr>
+            </w:pPr>
+            <w:r>
+              <w:rPr>
+                <w:rFonts w:ascii="Tahoma" w:hAnsi="Tahoma" w:cs="Tahoma"/>
+                <w:sz w:val="28"/>
+                <w:szCs w:val="28"/>
+              </w:rPr>
+              <w:t>Driver/ Senior Office Assistant / Senior Artisan/Craftsman</w:t>
+            </w:r>
+          </w:p>
+        </w:tc>
+        <w:tc>
+          <w:tcPr>
+            <w:tcW w:w="1984" w:type="dxa"/>
+          </w:tcPr>
+          <w:p>
+            <w:pPr>
+              <w:rPr>
+                <w:rFonts w:ascii="Tahoma" w:hAnsi="Tahoma" w:cs="Tahoma"/>
+                <w:sz w:val="28"/>
+                <w:szCs w:val="28"/>
+              </w:rPr>
+            </w:pPr>
+            <w:r>
+              <w:rPr>
+                <w:rFonts w:ascii="Tahoma" w:hAnsi="Tahoma" w:cs="Tahoma"/>
+                <w:sz w:val="28"/>
+                <w:szCs w:val="28"/>
+              </w:rPr>
+              <w:t>Craft</w:t>
+            </w:r>
+            <w:r>
+              <w:rPr>
+                <w:rFonts w:ascii="Tahoma" w:hAnsi="Tahoma" w:cs="Tahoma"/>
+                <w:sz w:val="28"/>
+                <w:szCs w:val="28"/>
+              </w:rPr>
+              <w:t xml:space="preserve"> Certificate</w:t>
+            </w:r>
+            <w:r>
+              <w:rPr>
+                <w:rFonts w:ascii="Tahoma" w:hAnsi="Tahoma" w:cs="Tahoma"/>
+                <w:sz w:val="28"/>
+                <w:szCs w:val="28"/>
+              </w:rPr>
+              <w:t>/</w:t>
+            </w:r>
+            <w:r>
+              <w:rPr>
+                <w:rFonts w:ascii="Tahoma" w:hAnsi="Tahoma" w:cs="Tahoma"/>
+                <w:sz w:val="28"/>
+                <w:szCs w:val="28"/>
+              </w:rPr>
+              <w:t>KCSE</w:t>
+            </w:r>
+          </w:p>
+        </w:tc>
+        <w:tc>
+          <w:tcPr>
+            <w:tcW w:w="1560" w:type="dxa"/>
+          </w:tcPr>
+          <w:p>
+            <w:pPr>
+              <w:jc w:val="center"/>
+              <w:rPr>
+                <w:rFonts w:ascii="Tahoma" w:hAnsi="Tahoma" w:cs="Tahoma"/>
+                <w:color w:val="000000" w:themeColor="text1"/>
+                <w:sz w:val="28"/>
+                <w:szCs w:val="28"/>
+              </w:rPr>
+            </w:pPr>
+            <w:r>
+              <w:rPr>
+                <w:rFonts w:ascii="Tahoma" w:hAnsi="Tahoma" w:cs="Tahoma"/>
+                <w:color w:val="000000" w:themeColor="text1"/>
+                <w:sz w:val="28"/>
+                <w:szCs w:val="28"/>
+              </w:rPr>
+              <w:t>11</w:t>
+            </w:r>
+          </w:p>
+        </w:tc>
+      </w:tr>
+      <w:tr>
         <w:tc>
           <w:tcPr>
             <w:tcW w:w="1413" w:type="dxa"/>
@@ -3251,7 +5219,7 @@
                 <w:sz w:val="28"/>
                 <w:szCs w:val="28"/>
               </w:rPr>
-              <w:t>-KCSE</w:t>
+              <w:t>KCSE</w:t>
             </w:r>
           </w:p>
         </w:tc>
@@ -3827,27 +5795,6 @@
         </w:rPr>
         <w:t xml:space="preserve"> Officers serving in grade NM 13 and NM 14 shall be automatically upgraded to grade KIP 12.</w:t>
       </w:r>
-    </w:p>
-    <w:p>
-      <w:pPr>
-        <w:ind w:left="1620" w:hanging="1620"/>
-        <w:rPr>
-          <w:rFonts w:ascii="Tahoma" w:hAnsi="Tahoma" w:cs="Tahoma"/>
-          <w:sz w:val="32"/>
-          <w:szCs w:val="32"/>
-        </w:rPr>
-      </w:pPr>
-      <w:r>
-        <w:rPr>
-          <w:rFonts w:ascii="Tahoma" w:hAnsi="Tahoma" w:cs="Tahoma"/>
-          <w:b/>
-          <w:sz w:val="28"/>
-          <w:szCs w:val="28"/>
-        </w:rPr>
-        <w:t xml:space="preserve"> </w:t>
-      </w:r>
-      <w:bookmarkStart w:id="1" w:name="_GoBack"/>
-      <w:bookmarkEnd w:id="1"/>
     </w:p>
     <w:p>
       <w:pPr>
@@ -3934,7 +5881,16 @@
           <w:sz w:val="28"/>
           <w:szCs w:val="28"/>
         </w:rPr>
-        <w:t>KIPRE 6.</w:t>
+        <w:t>KIPRE 8</w:t>
+      </w:r>
+      <w:r>
+        <w:rPr>
+          <w:rFonts w:ascii="Tahoma" w:hAnsi="Tahoma" w:cs="Tahoma"/>
+          <w:b/>
+          <w:sz w:val="28"/>
+          <w:szCs w:val="28"/>
+        </w:rPr>
+        <w:t>.</w:t>
       </w:r>
       <w:r>
         <w:rPr>
@@ -3961,7 +5917,16 @@
           <w:sz w:val="28"/>
           <w:szCs w:val="28"/>
         </w:rPr>
-        <w:t xml:space="preserve">Staff shall adopt the salaries applicable to their new grade </w:t>
+        <w:t>Staff shall adopt the salarie</w:t>
+      </w:r>
+      <w:r>
+        <w:rPr>
+          <w:rFonts w:ascii="Tahoma" w:hAnsi="Tahoma" w:cs="Tahoma"/>
+          <w:bCs/>
+          <w:sz w:val="28"/>
+          <w:szCs w:val="28"/>
+        </w:rPr>
+        <w:t>s applicable to their new grade. However where the current earning of a staff are above the maximum notch of the respective grade, then such staff would retain the salary on a personal-to-holder basis.</w:t>
       </w:r>
     </w:p>
     <w:p>
@@ -3985,7 +5950,16 @@
           <w:sz w:val="28"/>
           <w:szCs w:val="28"/>
         </w:rPr>
-        <w:t>KIPRE 7.</w:t>
+        <w:t>KIPRE 9</w:t>
+      </w:r>
+      <w:r>
+        <w:rPr>
+          <w:rFonts w:ascii="Tahoma" w:hAnsi="Tahoma" w:cs="Tahoma"/>
+          <w:b/>
+          <w:sz w:val="28"/>
+          <w:szCs w:val="28"/>
+        </w:rPr>
+        <w:t>.</w:t>
       </w:r>
       <w:r>
         <w:rPr>
@@ -4012,7 +5986,43 @@
           <w:sz w:val="28"/>
           <w:szCs w:val="28"/>
         </w:rPr>
-        <w:t>A staff whose salary is same as a particular notch in the new salary structure shall adopt the new notch as entry salary</w:t>
+        <w:t>A staff whose salary is similar</w:t>
+      </w:r>
+      <w:r>
+        <w:rPr>
+          <w:rFonts w:ascii="Tahoma" w:hAnsi="Tahoma" w:cs="Tahoma"/>
+          <w:bCs/>
+          <w:sz w:val="28"/>
+          <w:szCs w:val="28"/>
+        </w:rPr>
+        <w:t xml:space="preserve"> </w:t>
+      </w:r>
+      <w:r>
+        <w:rPr>
+          <w:rFonts w:ascii="Tahoma" w:hAnsi="Tahoma" w:cs="Tahoma"/>
+          <w:bCs/>
+          <w:sz w:val="28"/>
+          <w:szCs w:val="28"/>
+        </w:rPr>
+        <w:t xml:space="preserve">to a notch </w:t>
+      </w:r>
+      <w:r>
+        <w:rPr>
+          <w:rFonts w:ascii="Tahoma" w:hAnsi="Tahoma" w:cs="Tahoma"/>
+          <w:bCs/>
+          <w:sz w:val="28"/>
+          <w:szCs w:val="28"/>
+        </w:rPr>
+        <w:t>in the new salary structure shall adopt the new notch as entry salary</w:t>
+      </w:r>
+      <w:r>
+        <w:rPr>
+          <w:rFonts w:ascii="Tahoma" w:hAnsi="Tahoma" w:cs="Tahoma"/>
+          <w:bCs/>
+          <w:sz w:val="28"/>
+          <w:szCs w:val="28"/>
+        </w:rPr>
+        <w:t>.</w:t>
       </w:r>
     </w:p>
     <w:p>
@@ -4036,7 +6046,16 @@
           <w:sz w:val="28"/>
           <w:szCs w:val="28"/>
         </w:rPr>
-        <w:t>KIPRE 8.</w:t>
+        <w:t>KIPRE 10</w:t>
+      </w:r>
+      <w:r>
+        <w:rPr>
+          <w:rFonts w:ascii="Tahoma" w:hAnsi="Tahoma" w:cs="Tahoma"/>
+          <w:b/>
+          <w:sz w:val="28"/>
+          <w:szCs w:val="28"/>
+        </w:rPr>
+        <w:t>.</w:t>
       </w:r>
       <w:r>
         <w:rPr>
@@ -4063,7 +6082,25 @@
           <w:sz w:val="28"/>
           <w:szCs w:val="28"/>
         </w:rPr>
-        <w:t>A staff whose current salary has no equal notch in the new salary structure shall adopt the notches next to their current pay as the entry salary point.</w:t>
+        <w:t>A staff whose current salary has no equal notch in the new salary st</w:t>
+      </w:r>
+      <w:r>
+        <w:rPr>
+          <w:rFonts w:ascii="Tahoma" w:hAnsi="Tahoma" w:cs="Tahoma"/>
+          <w:bCs/>
+          <w:sz w:val="28"/>
+          <w:szCs w:val="28"/>
+        </w:rPr>
+        <w:t xml:space="preserve">ructure shall adopt the notch </w:t>
+      </w:r>
+      <w:r>
+        <w:rPr>
+          <w:rFonts w:ascii="Tahoma" w:hAnsi="Tahoma" w:cs="Tahoma"/>
+          <w:bCs/>
+          <w:sz w:val="28"/>
+          <w:szCs w:val="28"/>
+        </w:rPr>
+        <w:t>next to their current pay as the entry salary point.</w:t>
       </w:r>
     </w:p>
     <w:p>
@@ -4087,7 +6124,16 @@
           <w:sz w:val="28"/>
           <w:szCs w:val="28"/>
         </w:rPr>
-        <w:t>KIPRE 9.</w:t>
+        <w:t>KIPRE 11</w:t>
+      </w:r>
+      <w:r>
+        <w:rPr>
+          <w:rFonts w:ascii="Tahoma" w:hAnsi="Tahoma" w:cs="Tahoma"/>
+          <w:b/>
+          <w:sz w:val="28"/>
+          <w:szCs w:val="28"/>
+        </w:rPr>
+        <w:t>.</w:t>
       </w:r>
       <w:r>
         <w:rPr>
@@ -4115,6 +6161,15 @@
           <w:szCs w:val="28"/>
         </w:rPr>
         <w:t>A staff whose current salary is below the entry notch in the new higher grade shall adopt the entry notch of the higher grade as the entry salary point</w:t>
+      </w:r>
+      <w:r>
+        <w:rPr>
+          <w:rFonts w:ascii="Tahoma" w:hAnsi="Tahoma" w:cs="Tahoma"/>
+          <w:bCs/>
+          <w:sz w:val="28"/>
+          <w:szCs w:val="28"/>
+        </w:rPr>
+        <w:t>.</w:t>
       </w:r>
     </w:p>
     <w:p>
@@ -4138,7 +6193,16 @@
           <w:sz w:val="28"/>
           <w:szCs w:val="28"/>
         </w:rPr>
-        <w:t>KIPRE 10.</w:t>
+        <w:t>KIPRE 12</w:t>
+      </w:r>
+      <w:r>
+        <w:rPr>
+          <w:rFonts w:ascii="Tahoma" w:hAnsi="Tahoma" w:cs="Tahoma"/>
+          <w:b/>
+          <w:sz w:val="28"/>
+          <w:szCs w:val="28"/>
+        </w:rPr>
+        <w:t>.</w:t>
       </w:r>
       <w:r>
         <w:rPr>
@@ -4172,7 +6236,16 @@
           <w:sz w:val="28"/>
           <w:szCs w:val="28"/>
         </w:rPr>
-        <w:t>KIPRE 11.</w:t>
+        <w:t>KIPRE 13</w:t>
+      </w:r>
+      <w:r>
+        <w:rPr>
+          <w:rFonts w:ascii="Tahoma" w:hAnsi="Tahoma" w:cs="Tahoma"/>
+          <w:b/>
+          <w:sz w:val="28"/>
+          <w:szCs w:val="28"/>
+        </w:rPr>
+        <w:t>.</w:t>
       </w:r>
       <w:r>
         <w:rPr>
@@ -4214,7 +6287,16 @@
           <w:sz w:val="28"/>
           <w:szCs w:val="28"/>
         </w:rPr>
-        <w:t>KIPRE 12.</w:t>
+        <w:t>KIPRE 14</w:t>
+      </w:r>
+      <w:r>
+        <w:rPr>
+          <w:rFonts w:ascii="Tahoma" w:hAnsi="Tahoma" w:cs="Tahoma"/>
+          <w:b/>
+          <w:sz w:val="28"/>
+          <w:szCs w:val="28"/>
+        </w:rPr>
+        <w:t>.</w:t>
       </w:r>
       <w:r>
         <w:rPr>
@@ -4256,7 +6338,16 @@
           <w:sz w:val="28"/>
           <w:szCs w:val="28"/>
         </w:rPr>
-        <w:t>KIPRE 13.</w:t>
+        <w:t>KIPRE 15</w:t>
+      </w:r>
+      <w:r>
+        <w:rPr>
+          <w:rFonts w:ascii="Tahoma" w:hAnsi="Tahoma" w:cs="Tahoma"/>
+          <w:b/>
+          <w:sz w:val="28"/>
+          <w:szCs w:val="28"/>
+        </w:rPr>
+        <w:t>.</w:t>
       </w:r>
       <w:r>
         <w:rPr>
@@ -4298,7 +6389,16 @@
           <w:sz w:val="28"/>
           <w:szCs w:val="28"/>
         </w:rPr>
-        <w:t>KIPRE 14.</w:t>
+        <w:t>KIPRE 16</w:t>
+      </w:r>
+      <w:r>
+        <w:rPr>
+          <w:rFonts w:ascii="Tahoma" w:hAnsi="Tahoma" w:cs="Tahoma"/>
+          <w:b/>
+          <w:sz w:val="28"/>
+          <w:szCs w:val="28"/>
+        </w:rPr>
+        <w:t>.</w:t>
       </w:r>
       <w:r>
         <w:rPr>
@@ -4307,7 +6407,34 @@
           <w:sz w:val="28"/>
           <w:szCs w:val="28"/>
         </w:rPr>
-        <w:t xml:space="preserve"> Where an Officers is converting laterally to a grade but there is no equivalent designation, non the less the officer will still convert to the grade and adopt a lower or higher designation within the cadre on a personal-to-holder basis.</w:t>
+        <w:t xml:space="preserve"> Where an Officers is converting laterally to a grade but there is</w:t>
+      </w:r>
+      <w:r>
+        <w:rPr>
+          <w:rFonts w:ascii="Tahoma" w:hAnsi="Tahoma" w:cs="Tahoma"/>
+          <w:bCs/>
+          <w:sz w:val="28"/>
+          <w:szCs w:val="28"/>
+        </w:rPr>
+        <w:t xml:space="preserve"> no equivalent designation, nonethe</w:t>
+      </w:r>
+      <w:r>
+        <w:rPr>
+          <w:rFonts w:ascii="Tahoma" w:hAnsi="Tahoma" w:cs="Tahoma"/>
+          <w:bCs/>
+          <w:sz w:val="28"/>
+          <w:szCs w:val="28"/>
+        </w:rPr>
+        <w:t>less the officer will still convert to the grade and adopt a lower or higher designation within the cadre on a personal-to-holder basis.</w:t>
+      </w:r>
+      <w:r>
+        <w:rPr>
+          <w:rFonts w:ascii="Tahoma" w:hAnsi="Tahoma" w:cs="Tahoma"/>
+          <w:bCs/>
+          <w:sz w:val="28"/>
+          <w:szCs w:val="28"/>
+        </w:rPr>
+        <w:t xml:space="preserve"> </w:t>
       </w:r>
     </w:p>
     <w:p>
@@ -4331,7 +6458,16 @@
           <w:sz w:val="28"/>
           <w:szCs w:val="28"/>
         </w:rPr>
-        <w:t>KIPRE 15.</w:t>
+        <w:t>KIPRE 17</w:t>
+      </w:r>
+      <w:r>
+        <w:rPr>
+          <w:rFonts w:ascii="Tahoma" w:hAnsi="Tahoma" w:cs="Tahoma"/>
+          <w:b/>
+          <w:sz w:val="28"/>
+          <w:szCs w:val="28"/>
+        </w:rPr>
+        <w:t>.</w:t>
       </w:r>
       <w:r>
         <w:rPr>
@@ -4374,7 +6510,16 @@
           <w:sz w:val="28"/>
           <w:szCs w:val="28"/>
         </w:rPr>
-        <w:t>6.</w:t>
+        <w:t>8</w:t>
+      </w:r>
+      <w:r>
+        <w:rPr>
+          <w:rFonts w:ascii="Tahoma" w:hAnsi="Tahoma" w:cs="Tahoma"/>
+          <w:b/>
+          <w:sz w:val="28"/>
+          <w:szCs w:val="28"/>
+        </w:rPr>
+        <w:t>.</w:t>
       </w:r>
       <w:r>
         <w:rPr>

--- a/Projects/HR/KIPRE DRAFT STAFF TRANSITION PRINCIPLES - JUNE, 2026.docx
+++ b/Projects/HR/KIPRE DRAFT STAFF TRANSITION PRINCIPLES - JUNE, 2026.docx
@@ -5,42 +5,22 @@
     <w:p>
       <w:pPr>
         <w:rPr>
-          <w:rFonts w:ascii="Tahoma" w:hAnsi="Tahoma" w:cs="Tahoma"/>
+          <w:rFonts w:ascii="Tohoma" w:hAnsi="Tohoma" w:cs="Tahoma"/>
           <w:b/>
           <w:bCs/>
-          <w:sz w:val="36"/>
-          <w:szCs w:val="36"/>
+          <w:sz w:val="24"/>
+          <w:szCs w:val="24"/>
         </w:rPr>
       </w:pPr>
       <w:r>
         <w:rPr>
-          <w:rFonts w:ascii="Tahoma" w:hAnsi="Tahoma" w:cs="Tahoma"/>
+          <w:rFonts w:ascii="Tohoma" w:hAnsi="Tohoma" w:cs="Tahoma"/>
           <w:b/>
           <w:bCs/>
-          <w:sz w:val="36"/>
-          <w:szCs w:val="36"/>
-        </w:rPr>
-        <w:t xml:space="preserve">TRANSITIONING STAFF OF </w:t>
-      </w:r>
-      <w:r>
-        <w:rPr>
-          <w:rFonts w:ascii="Tahoma" w:hAnsi="Tahoma" w:cs="Tahoma"/>
-          <w:b/>
-          <w:bCs/>
-          <w:sz w:val="36"/>
-          <w:szCs w:val="36"/>
-        </w:rPr>
-        <w:t>KIPRE TO APPROVED</w:t>
-      </w:r>
-      <w:r>
-        <w:rPr>
-          <w:rFonts w:ascii="Tahoma" w:hAnsi="Tahoma" w:cs="Tahoma"/>
-          <w:b/>
-          <w:bCs/>
-          <w:sz w:val="36"/>
-          <w:szCs w:val="36"/>
-        </w:rPr>
-        <w:t xml:space="preserve"> HUMAN RESOURCE INSTRUMENTS </w:t>
+          <w:sz w:val="24"/>
+          <w:szCs w:val="24"/>
+        </w:rPr>
+        <w:t xml:space="preserve">TRANSITIONING STAFF OF KIPRE TO APPROVED HUMAN RESOURCE INSTRUMENTS </w:t>
       </w:r>
     </w:p>
     <w:p>
@@ -48,53 +28,45 @@
         <w:ind w:left="1440" w:hanging="1440"/>
         <w:jc w:val="both"/>
         <w:rPr>
-          <w:rFonts w:ascii="Tahoma" w:hAnsi="Tahoma" w:cs="Tahoma"/>
+          <w:rFonts w:ascii="Tohoma" w:hAnsi="Tohoma" w:cs="Tahoma"/>
           <w:bCs/>
-          <w:sz w:val="28"/>
-          <w:szCs w:val="28"/>
+          <w:sz w:val="24"/>
+          <w:szCs w:val="24"/>
         </w:rPr>
       </w:pPr>
       <w:r>
         <w:rPr>
-          <w:rFonts w:ascii="Tahoma" w:hAnsi="Tahoma" w:cs="Tahoma"/>
+          <w:rFonts w:ascii="Tohoma" w:hAnsi="Tohoma" w:cs="Tahoma"/>
           <w:b/>
-          <w:sz w:val="28"/>
-          <w:szCs w:val="28"/>
+          <w:sz w:val="24"/>
+          <w:szCs w:val="24"/>
         </w:rPr>
         <w:t>KIPRE 1.</w:t>
       </w:r>
       <w:r>
         <w:rPr>
-          <w:rFonts w:ascii="Tahoma" w:hAnsi="Tahoma" w:cs="Tahoma"/>
+          <w:rFonts w:ascii="Tohoma" w:hAnsi="Tohoma" w:cs="Tahoma"/>
           <w:bCs/>
-          <w:sz w:val="28"/>
-          <w:szCs w:val="28"/>
+          <w:sz w:val="24"/>
+          <w:szCs w:val="24"/>
         </w:rPr>
         <w:t xml:space="preserve"> </w:t>
       </w:r>
       <w:r>
         <w:rPr>
-          <w:rFonts w:ascii="Tahoma" w:hAnsi="Tahoma" w:cs="Tahoma"/>
+          <w:rFonts w:ascii="Tohoma" w:hAnsi="Tohoma" w:cs="Tahoma"/>
           <w:bCs/>
-          <w:sz w:val="28"/>
-          <w:szCs w:val="28"/>
+          <w:sz w:val="24"/>
+          <w:szCs w:val="24"/>
         </w:rPr>
         <w:tab/>
-      </w:r>
-      <w:r>
-        <w:rPr>
-          <w:rFonts w:ascii="Tahoma" w:hAnsi="Tahoma" w:cs="Tahoma"/>
-          <w:bCs/>
-          <w:sz w:val="28"/>
-          <w:szCs w:val="28"/>
-        </w:rPr>
         <w:t>Staff shall transit from the current grading structure on horizontal/lateral basis to the approved structure as shown in table 1 below:</w:t>
       </w:r>
     </w:p>
     <w:p>
       <w:pPr>
         <w:rPr>
-          <w:rFonts w:ascii="Tahoma" w:hAnsi="Tahoma" w:cs="Tahoma"/>
+          <w:rFonts w:ascii="Tohoma" w:hAnsi="Tohoma" w:cs="Tahoma"/>
           <w:b/>
           <w:sz w:val="24"/>
           <w:szCs w:val="24"/>
@@ -102,7 +74,7 @@
       </w:pPr>
       <w:r>
         <w:rPr>
-          <w:rFonts w:ascii="Tahoma" w:hAnsi="Tahoma" w:cs="Tahoma"/>
+          <w:rFonts w:ascii="Tohoma" w:hAnsi="Tohoma" w:cs="Tahoma"/>
           <w:b/>
           <w:sz w:val="24"/>
           <w:szCs w:val="24"/>
@@ -137,19 +109,19 @@
           <w:p>
             <w:pPr>
               <w:rPr>
-                <w:rFonts w:ascii="Tahoma" w:hAnsi="Tahoma" w:cs="Tahoma"/>
+                <w:rFonts w:ascii="Tohoma" w:hAnsi="Tohoma" w:cs="Tahoma"/>
                 <w:b/>
-                <w:sz w:val="28"/>
-                <w:szCs w:val="28"/>
+                <w:sz w:val="24"/>
+                <w:szCs w:val="24"/>
               </w:rPr>
             </w:pPr>
             <w:bookmarkStart w:id="0" w:name="_Hlk117928262"/>
             <w:r>
               <w:rPr>
-                <w:rFonts w:ascii="Tahoma" w:hAnsi="Tahoma" w:cs="Tahoma"/>
+                <w:rFonts w:ascii="Tohoma" w:hAnsi="Tohoma" w:cs="Tahoma"/>
                 <w:b/>
-                <w:sz w:val="28"/>
-                <w:szCs w:val="28"/>
+                <w:sz w:val="24"/>
+                <w:szCs w:val="24"/>
               </w:rPr>
               <w:t>CURRENT STATUS</w:t>
             </w:r>
@@ -163,18 +135,18 @@
           <w:p>
             <w:pPr>
               <w:rPr>
-                <w:rFonts w:ascii="Tahoma" w:hAnsi="Tahoma" w:cs="Tahoma"/>
+                <w:rFonts w:ascii="Tohoma" w:hAnsi="Tohoma" w:cs="Tahoma"/>
                 <w:b/>
-                <w:sz w:val="28"/>
-                <w:szCs w:val="28"/>
-              </w:rPr>
-            </w:pPr>
-            <w:r>
-              <w:rPr>
-                <w:rFonts w:ascii="Tahoma" w:hAnsi="Tahoma" w:cs="Tahoma"/>
+                <w:sz w:val="24"/>
+                <w:szCs w:val="24"/>
+              </w:rPr>
+            </w:pPr>
+            <w:r>
+              <w:rPr>
+                <w:rFonts w:ascii="Tohoma" w:hAnsi="Tohoma" w:cs="Tahoma"/>
                 <w:b/>
-                <w:sz w:val="28"/>
-                <w:szCs w:val="28"/>
+                <w:sz w:val="24"/>
+                <w:szCs w:val="24"/>
               </w:rPr>
               <w:t>NEW STATUS</w:t>
             </w:r>
@@ -190,18 +162,18 @@
             <w:pPr>
               <w:jc w:val="center"/>
               <w:rPr>
-                <w:rFonts w:ascii="Tahoma" w:hAnsi="Tahoma" w:cs="Tahoma"/>
+                <w:rFonts w:ascii="Tohoma" w:hAnsi="Tohoma" w:cs="Tahoma"/>
                 <w:b/>
-                <w:sz w:val="28"/>
-                <w:szCs w:val="28"/>
-              </w:rPr>
-            </w:pPr>
-            <w:r>
-              <w:rPr>
-                <w:rFonts w:ascii="Tahoma" w:hAnsi="Tahoma" w:cs="Tahoma"/>
+                <w:sz w:val="24"/>
+                <w:szCs w:val="24"/>
+              </w:rPr>
+            </w:pPr>
+            <w:r>
+              <w:rPr>
+                <w:rFonts w:ascii="Tohoma" w:hAnsi="Tohoma" w:cs="Tahoma"/>
                 <w:b/>
-                <w:sz w:val="28"/>
-                <w:szCs w:val="28"/>
+                <w:sz w:val="24"/>
+                <w:szCs w:val="24"/>
               </w:rPr>
               <w:t>Current Grade</w:t>
             </w:r>
@@ -210,18 +182,18 @@
             <w:pPr>
               <w:jc w:val="center"/>
               <w:rPr>
-                <w:rFonts w:ascii="Tahoma" w:hAnsi="Tahoma" w:cs="Tahoma"/>
+                <w:rFonts w:ascii="Tohoma" w:hAnsi="Tohoma" w:cs="Tahoma"/>
                 <w:b/>
-                <w:sz w:val="28"/>
-                <w:szCs w:val="28"/>
-              </w:rPr>
-            </w:pPr>
-            <w:r>
-              <w:rPr>
-                <w:rFonts w:ascii="Tahoma" w:hAnsi="Tahoma" w:cs="Tahoma"/>
+                <w:sz w:val="24"/>
+                <w:szCs w:val="24"/>
+              </w:rPr>
+            </w:pPr>
+            <w:r>
+              <w:rPr>
+                <w:rFonts w:ascii="Tohoma" w:hAnsi="Tohoma" w:cs="Tahoma"/>
                 <w:b/>
-                <w:sz w:val="28"/>
-                <w:szCs w:val="28"/>
+                <w:sz w:val="24"/>
+                <w:szCs w:val="24"/>
               </w:rPr>
               <w:t>NMK</w:t>
             </w:r>
@@ -234,18 +206,18 @@
           <w:p>
             <w:pPr>
               <w:rPr>
-                <w:rFonts w:ascii="Tahoma" w:hAnsi="Tahoma" w:cs="Tahoma"/>
+                <w:rFonts w:ascii="Tohoma" w:hAnsi="Tohoma" w:cs="Tahoma"/>
                 <w:b/>
-                <w:sz w:val="28"/>
-                <w:szCs w:val="28"/>
-              </w:rPr>
-            </w:pPr>
-            <w:r>
-              <w:rPr>
-                <w:rFonts w:ascii="Tahoma" w:hAnsi="Tahoma" w:cs="Tahoma"/>
+                <w:sz w:val="24"/>
+                <w:szCs w:val="24"/>
+              </w:rPr>
+            </w:pPr>
+            <w:r>
+              <w:rPr>
+                <w:rFonts w:ascii="Tohoma" w:hAnsi="Tohoma" w:cs="Tahoma"/>
                 <w:b/>
-                <w:sz w:val="28"/>
-                <w:szCs w:val="28"/>
+                <w:sz w:val="24"/>
+                <w:szCs w:val="24"/>
               </w:rPr>
               <w:t>Current Designation</w:t>
             </w:r>
@@ -258,18 +230,18 @@
           <w:p>
             <w:pPr>
               <w:rPr>
-                <w:rFonts w:ascii="Tahoma" w:hAnsi="Tahoma" w:cs="Tahoma"/>
+                <w:rFonts w:ascii="Tohoma" w:hAnsi="Tohoma" w:cs="Tahoma"/>
                 <w:b/>
-                <w:sz w:val="28"/>
-                <w:szCs w:val="28"/>
-              </w:rPr>
-            </w:pPr>
-            <w:r>
-              <w:rPr>
-                <w:rFonts w:ascii="Tahoma" w:hAnsi="Tahoma" w:cs="Tahoma"/>
+                <w:sz w:val="24"/>
+                <w:szCs w:val="24"/>
+              </w:rPr>
+            </w:pPr>
+            <w:r>
+              <w:rPr>
+                <w:rFonts w:ascii="Tohoma" w:hAnsi="Tohoma" w:cs="Tahoma"/>
                 <w:b/>
-                <w:sz w:val="28"/>
-                <w:szCs w:val="28"/>
+                <w:sz w:val="24"/>
+                <w:szCs w:val="24"/>
               </w:rPr>
               <w:t>Certification Cadre</w:t>
             </w:r>
@@ -283,27 +255,27 @@
             <w:pPr>
               <w:jc w:val="center"/>
               <w:rPr>
-                <w:rFonts w:ascii="Tahoma" w:hAnsi="Tahoma" w:cs="Tahoma"/>
+                <w:rFonts w:ascii="Tohoma" w:hAnsi="Tohoma" w:cs="Tahoma"/>
                 <w:b/>
-                <w:sz w:val="28"/>
-                <w:szCs w:val="28"/>
-              </w:rPr>
-            </w:pPr>
-            <w:r>
-              <w:rPr>
-                <w:rFonts w:ascii="Tahoma" w:hAnsi="Tahoma" w:cs="Tahoma"/>
+                <w:sz w:val="24"/>
+                <w:szCs w:val="24"/>
+              </w:rPr>
+            </w:pPr>
+            <w:r>
+              <w:rPr>
+                <w:rFonts w:ascii="Tohoma" w:hAnsi="Tohoma" w:cs="Tahoma"/>
                 <w:b/>
-                <w:sz w:val="28"/>
-                <w:szCs w:val="28"/>
+                <w:sz w:val="24"/>
+                <w:szCs w:val="24"/>
               </w:rPr>
               <w:t>Applying Salary</w:t>
             </w:r>
             <w:r>
               <w:rPr>
-                <w:rFonts w:ascii="Tahoma" w:hAnsi="Tahoma" w:cs="Tahoma"/>
+                <w:rFonts w:ascii="Tohoma" w:hAnsi="Tohoma" w:cs="Tahoma"/>
                 <w:b/>
-                <w:sz w:val="28"/>
-                <w:szCs w:val="28"/>
+                <w:sz w:val="24"/>
+                <w:szCs w:val="24"/>
               </w:rPr>
               <w:t xml:space="preserve"> Band </w:t>
             </w:r>
@@ -317,18 +289,18 @@
             <w:pPr>
               <w:jc w:val="center"/>
               <w:rPr>
-                <w:rFonts w:ascii="Tahoma" w:hAnsi="Tahoma" w:cs="Tahoma"/>
+                <w:rFonts w:ascii="Tohoma" w:hAnsi="Tohoma" w:cs="Tahoma"/>
                 <w:b/>
-                <w:sz w:val="28"/>
-                <w:szCs w:val="28"/>
-              </w:rPr>
-            </w:pPr>
-            <w:r>
-              <w:rPr>
-                <w:rFonts w:ascii="Tahoma" w:hAnsi="Tahoma" w:cs="Tahoma"/>
+                <w:sz w:val="24"/>
+                <w:szCs w:val="24"/>
+              </w:rPr>
+            </w:pPr>
+            <w:r>
+              <w:rPr>
+                <w:rFonts w:ascii="Tohoma" w:hAnsi="Tohoma" w:cs="Tahoma"/>
                 <w:b/>
-                <w:sz w:val="28"/>
-                <w:szCs w:val="28"/>
+                <w:sz w:val="24"/>
+                <w:szCs w:val="24"/>
               </w:rPr>
               <w:t>New Grade</w:t>
             </w:r>
@@ -337,10 +309,10 @@
             <w:pPr>
               <w:jc w:val="center"/>
               <w:rPr>
-                <w:rFonts w:ascii="Tahoma" w:hAnsi="Tahoma" w:cs="Tahoma"/>
+                <w:rFonts w:ascii="Tohoma" w:hAnsi="Tohoma" w:cs="Tahoma"/>
                 <w:b/>
-                <w:sz w:val="28"/>
-                <w:szCs w:val="28"/>
+                <w:sz w:val="24"/>
+                <w:szCs w:val="24"/>
               </w:rPr>
             </w:pPr>
           </w:p>
@@ -352,18 +324,18 @@
           <w:p>
             <w:pPr>
               <w:rPr>
-                <w:rFonts w:ascii="Tahoma" w:hAnsi="Tahoma" w:cs="Tahoma"/>
+                <w:rFonts w:ascii="Tohoma" w:hAnsi="Tohoma" w:cs="Tahoma"/>
                 <w:b/>
-                <w:sz w:val="28"/>
-                <w:szCs w:val="28"/>
-              </w:rPr>
-            </w:pPr>
-            <w:r>
-              <w:rPr>
-                <w:rFonts w:ascii="Tahoma" w:hAnsi="Tahoma" w:cs="Tahoma"/>
+                <w:sz w:val="24"/>
+                <w:szCs w:val="24"/>
+              </w:rPr>
+            </w:pPr>
+            <w:r>
+              <w:rPr>
+                <w:rFonts w:ascii="Tohoma" w:hAnsi="Tohoma" w:cs="Tahoma"/>
                 <w:b/>
-                <w:sz w:val="28"/>
-                <w:szCs w:val="28"/>
+                <w:sz w:val="24"/>
+                <w:szCs w:val="24"/>
               </w:rPr>
               <w:t xml:space="preserve">New Designation </w:t>
             </w:r>
@@ -376,18 +348,18 @@
           <w:p>
             <w:pPr>
               <w:rPr>
-                <w:rFonts w:ascii="Tahoma" w:hAnsi="Tahoma" w:cs="Tahoma"/>
+                <w:rFonts w:ascii="Tohoma" w:hAnsi="Tohoma" w:cs="Tahoma"/>
                 <w:b/>
-                <w:sz w:val="28"/>
-                <w:szCs w:val="28"/>
-              </w:rPr>
-            </w:pPr>
-            <w:r>
-              <w:rPr>
-                <w:rFonts w:ascii="Tahoma" w:hAnsi="Tahoma" w:cs="Tahoma"/>
+                <w:sz w:val="24"/>
+                <w:szCs w:val="24"/>
+              </w:rPr>
+            </w:pPr>
+            <w:r>
+              <w:rPr>
+                <w:rFonts w:ascii="Tohoma" w:hAnsi="Tohoma" w:cs="Tahoma"/>
                 <w:b/>
-                <w:sz w:val="28"/>
-                <w:szCs w:val="28"/>
+                <w:sz w:val="24"/>
+                <w:szCs w:val="24"/>
               </w:rPr>
               <w:t>New Certification Cadre</w:t>
             </w:r>
@@ -401,36 +373,36 @@
             <w:pPr>
               <w:jc w:val="center"/>
               <w:rPr>
-                <w:rFonts w:ascii="Tahoma" w:hAnsi="Tahoma" w:cs="Tahoma"/>
+                <w:rFonts w:ascii="Tohoma" w:hAnsi="Tohoma" w:cs="Tahoma"/>
                 <w:b/>
-                <w:sz w:val="28"/>
-                <w:szCs w:val="28"/>
-              </w:rPr>
-            </w:pPr>
-            <w:r>
-              <w:rPr>
-                <w:rFonts w:ascii="Tahoma" w:hAnsi="Tahoma" w:cs="Tahoma"/>
+                <w:sz w:val="24"/>
+                <w:szCs w:val="24"/>
+              </w:rPr>
+            </w:pPr>
+            <w:r>
+              <w:rPr>
+                <w:rFonts w:ascii="Tohoma" w:hAnsi="Tohoma" w:cs="Tahoma"/>
                 <w:b/>
-                <w:sz w:val="28"/>
-                <w:szCs w:val="28"/>
+                <w:sz w:val="24"/>
+                <w:szCs w:val="24"/>
               </w:rPr>
               <w:t>Salary Scale to Apply</w:t>
             </w:r>
             <w:r>
               <w:rPr>
-                <w:rFonts w:ascii="Tahoma" w:hAnsi="Tahoma" w:cs="Tahoma"/>
+                <w:rFonts w:ascii="Tohoma" w:hAnsi="Tohoma" w:cs="Tahoma"/>
                 <w:b/>
-                <w:sz w:val="28"/>
-                <w:szCs w:val="28"/>
+                <w:sz w:val="24"/>
+                <w:szCs w:val="24"/>
               </w:rPr>
               <w:t xml:space="preserve"> </w:t>
             </w:r>
             <w:r>
               <w:rPr>
-                <w:rFonts w:ascii="Tahoma" w:hAnsi="Tahoma" w:cs="Tahoma"/>
+                <w:rFonts w:ascii="Tohoma" w:hAnsi="Tohoma" w:cs="Tahoma"/>
                 <w:b/>
-                <w:sz w:val="28"/>
-                <w:szCs w:val="28"/>
+                <w:sz w:val="24"/>
+                <w:szCs w:val="24"/>
               </w:rPr>
               <w:t>KIP</w:t>
             </w:r>
@@ -449,16 +421,16 @@
             <w:pPr>
               <w:jc w:val="center"/>
               <w:rPr>
-                <w:rFonts w:ascii="Tahoma" w:hAnsi="Tahoma" w:cs="Tahoma"/>
-                <w:sz w:val="28"/>
-                <w:szCs w:val="28"/>
-              </w:rPr>
-            </w:pPr>
-            <w:r>
-              <w:rPr>
-                <w:rFonts w:ascii="Tahoma" w:hAnsi="Tahoma" w:cs="Tahoma"/>
-                <w:sz w:val="28"/>
-                <w:szCs w:val="28"/>
+                <w:rFonts w:ascii="Tohoma" w:hAnsi="Tohoma" w:cs="Tahoma"/>
+                <w:sz w:val="24"/>
+                <w:szCs w:val="24"/>
+              </w:rPr>
+            </w:pPr>
+            <w:r>
+              <w:rPr>
+                <w:rFonts w:ascii="Tohoma" w:hAnsi="Tohoma" w:cs="Tahoma"/>
+                <w:sz w:val="24"/>
+                <w:szCs w:val="24"/>
               </w:rPr>
               <w:t>1</w:t>
             </w:r>
@@ -471,24 +443,24 @@
           <w:p>
             <w:pPr>
               <w:rPr>
-                <w:rFonts w:ascii="Tahoma" w:hAnsi="Tahoma" w:cs="Tahoma"/>
-                <w:sz w:val="28"/>
-                <w:szCs w:val="28"/>
-              </w:rPr>
-            </w:pPr>
-            <w:r>
-              <w:rPr>
-                <w:rFonts w:ascii="Tahoma" w:hAnsi="Tahoma" w:cs="Tahoma"/>
-                <w:sz w:val="28"/>
-                <w:szCs w:val="28"/>
+                <w:rFonts w:ascii="Tohoma" w:hAnsi="Tohoma" w:cs="Tahoma"/>
+                <w:sz w:val="24"/>
+                <w:szCs w:val="24"/>
+              </w:rPr>
+            </w:pPr>
+            <w:r>
+              <w:rPr>
+                <w:rFonts w:ascii="Tohoma" w:hAnsi="Tohoma" w:cs="Tahoma"/>
+                <w:sz w:val="24"/>
+                <w:szCs w:val="24"/>
               </w:rPr>
               <w:t>DG</w:t>
             </w:r>
             <w:r>
               <w:rPr>
-                <w:rFonts w:ascii="Tahoma" w:hAnsi="Tahoma" w:cs="Tahoma"/>
-                <w:sz w:val="28"/>
-                <w:szCs w:val="28"/>
+                <w:rFonts w:ascii="Tohoma" w:hAnsi="Tohoma" w:cs="Tahoma"/>
+                <w:sz w:val="24"/>
+                <w:szCs w:val="24"/>
               </w:rPr>
               <w:t>/CEO</w:t>
             </w:r>
@@ -501,16 +473,16 @@
           <w:p>
             <w:pPr>
               <w:rPr>
-                <w:rFonts w:ascii="Tahoma" w:hAnsi="Tahoma" w:cs="Tahoma"/>
-                <w:sz w:val="28"/>
-                <w:szCs w:val="28"/>
-              </w:rPr>
-            </w:pPr>
-            <w:r>
-              <w:rPr>
-                <w:rFonts w:ascii="Tahoma" w:hAnsi="Tahoma" w:cs="Tahoma"/>
-                <w:sz w:val="28"/>
-                <w:szCs w:val="28"/>
+                <w:rFonts w:ascii="Tohoma" w:hAnsi="Tohoma" w:cs="Tahoma"/>
+                <w:sz w:val="24"/>
+                <w:szCs w:val="24"/>
+              </w:rPr>
+            </w:pPr>
+            <w:r>
+              <w:rPr>
+                <w:rFonts w:ascii="Tohoma" w:hAnsi="Tohoma" w:cs="Tahoma"/>
+                <w:sz w:val="24"/>
+                <w:szCs w:val="24"/>
               </w:rPr>
               <w:t xml:space="preserve">Degree </w:t>
             </w:r>
@@ -524,16 +496,16 @@
             <w:pPr>
               <w:jc w:val="center"/>
               <w:rPr>
-                <w:rFonts w:ascii="Tahoma" w:hAnsi="Tahoma" w:cs="Tahoma"/>
-                <w:sz w:val="28"/>
-                <w:szCs w:val="28"/>
-              </w:rPr>
-            </w:pPr>
-            <w:r>
-              <w:rPr>
-                <w:rFonts w:ascii="Tahoma" w:hAnsi="Tahoma" w:cs="Tahoma"/>
-                <w:sz w:val="28"/>
-                <w:szCs w:val="28"/>
+                <w:rFonts w:ascii="Tohoma" w:hAnsi="Tohoma" w:cs="Tahoma"/>
+                <w:sz w:val="24"/>
+                <w:szCs w:val="24"/>
+              </w:rPr>
+            </w:pPr>
+            <w:r>
+              <w:rPr>
+                <w:rFonts w:ascii="Tohoma" w:hAnsi="Tohoma" w:cs="Tahoma"/>
+                <w:sz w:val="24"/>
+                <w:szCs w:val="24"/>
               </w:rPr>
               <w:t>1</w:t>
             </w:r>
@@ -547,16 +519,16 @@
             <w:pPr>
               <w:jc w:val="center"/>
               <w:rPr>
-                <w:rFonts w:ascii="Tahoma" w:hAnsi="Tahoma" w:cs="Tahoma"/>
-                <w:sz w:val="28"/>
-                <w:szCs w:val="28"/>
-              </w:rPr>
-            </w:pPr>
-            <w:r>
-              <w:rPr>
-                <w:rFonts w:ascii="Tahoma" w:hAnsi="Tahoma" w:cs="Tahoma"/>
-                <w:sz w:val="28"/>
-                <w:szCs w:val="28"/>
+                <w:rFonts w:ascii="Tohoma" w:hAnsi="Tohoma" w:cs="Tahoma"/>
+                <w:sz w:val="24"/>
+                <w:szCs w:val="24"/>
+              </w:rPr>
+            </w:pPr>
+            <w:r>
+              <w:rPr>
+                <w:rFonts w:ascii="Tohoma" w:hAnsi="Tohoma" w:cs="Tahoma"/>
+                <w:sz w:val="24"/>
+                <w:szCs w:val="24"/>
               </w:rPr>
               <w:t>1</w:t>
             </w:r>
@@ -569,24 +541,24 @@
           <w:p>
             <w:pPr>
               <w:rPr>
-                <w:rFonts w:ascii="Tahoma" w:hAnsi="Tahoma" w:cs="Tahoma"/>
-                <w:sz w:val="28"/>
-                <w:szCs w:val="28"/>
-              </w:rPr>
-            </w:pPr>
-            <w:r>
-              <w:rPr>
-                <w:rFonts w:ascii="Tahoma" w:hAnsi="Tahoma" w:cs="Tahoma"/>
-                <w:sz w:val="28"/>
-                <w:szCs w:val="28"/>
+                <w:rFonts w:ascii="Tohoma" w:hAnsi="Tohoma" w:cs="Tahoma"/>
+                <w:sz w:val="24"/>
+                <w:szCs w:val="24"/>
+              </w:rPr>
+            </w:pPr>
+            <w:r>
+              <w:rPr>
+                <w:rFonts w:ascii="Tohoma" w:hAnsi="Tohoma" w:cs="Tahoma"/>
+                <w:sz w:val="24"/>
+                <w:szCs w:val="24"/>
               </w:rPr>
               <w:t>CEO</w:t>
             </w:r>
             <w:r>
               <w:rPr>
-                <w:rFonts w:ascii="Tahoma" w:hAnsi="Tahoma" w:cs="Tahoma"/>
-                <w:sz w:val="28"/>
-                <w:szCs w:val="28"/>
+                <w:rFonts w:ascii="Tohoma" w:hAnsi="Tohoma" w:cs="Tahoma"/>
+                <w:sz w:val="24"/>
+                <w:szCs w:val="24"/>
               </w:rPr>
               <w:t>/DG</w:t>
             </w:r>
@@ -599,16 +571,16 @@
           <w:p>
             <w:pPr>
               <w:rPr>
-                <w:rFonts w:ascii="Tahoma" w:hAnsi="Tahoma" w:cs="Tahoma"/>
-                <w:sz w:val="28"/>
-                <w:szCs w:val="28"/>
-              </w:rPr>
-            </w:pPr>
-            <w:r>
-              <w:rPr>
-                <w:rFonts w:ascii="Tahoma" w:hAnsi="Tahoma" w:cs="Tahoma"/>
-                <w:sz w:val="28"/>
-                <w:szCs w:val="28"/>
+                <w:rFonts w:ascii="Tohoma" w:hAnsi="Tohoma" w:cs="Tahoma"/>
+                <w:sz w:val="24"/>
+                <w:szCs w:val="24"/>
+              </w:rPr>
+            </w:pPr>
+            <w:r>
+              <w:rPr>
+                <w:rFonts w:ascii="Tohoma" w:hAnsi="Tohoma" w:cs="Tahoma"/>
+                <w:sz w:val="24"/>
+                <w:szCs w:val="24"/>
               </w:rPr>
               <w:t xml:space="preserve">Degree </w:t>
             </w:r>
@@ -622,16 +594,16 @@
             <w:pPr>
               <w:jc w:val="center"/>
               <w:rPr>
-                <w:rFonts w:ascii="Tahoma" w:hAnsi="Tahoma" w:cs="Tahoma"/>
-                <w:sz w:val="28"/>
-                <w:szCs w:val="28"/>
-              </w:rPr>
-            </w:pPr>
-            <w:r>
-              <w:rPr>
-                <w:rFonts w:ascii="Tahoma" w:hAnsi="Tahoma" w:cs="Tahoma"/>
-                <w:sz w:val="28"/>
-                <w:szCs w:val="28"/>
+                <w:rFonts w:ascii="Tohoma" w:hAnsi="Tohoma" w:cs="Tahoma"/>
+                <w:sz w:val="24"/>
+                <w:szCs w:val="24"/>
+              </w:rPr>
+            </w:pPr>
+            <w:r>
+              <w:rPr>
+                <w:rFonts w:ascii="Tohoma" w:hAnsi="Tohoma" w:cs="Tahoma"/>
+                <w:sz w:val="24"/>
+                <w:szCs w:val="24"/>
               </w:rPr>
               <w:t>1</w:t>
             </w:r>
@@ -647,16 +619,16 @@
             <w:pPr>
               <w:jc w:val="center"/>
               <w:rPr>
-                <w:rFonts w:ascii="Tahoma" w:hAnsi="Tahoma" w:cs="Tahoma"/>
-                <w:sz w:val="28"/>
-                <w:szCs w:val="28"/>
-              </w:rPr>
-            </w:pPr>
-            <w:r>
-              <w:rPr>
-                <w:rFonts w:ascii="Tahoma" w:hAnsi="Tahoma" w:cs="Tahoma"/>
-                <w:sz w:val="28"/>
-                <w:szCs w:val="28"/>
+                <w:rFonts w:ascii="Tohoma" w:hAnsi="Tohoma" w:cs="Tahoma"/>
+                <w:sz w:val="24"/>
+                <w:szCs w:val="24"/>
+              </w:rPr>
+            </w:pPr>
+            <w:r>
+              <w:rPr>
+                <w:rFonts w:ascii="Tohoma" w:hAnsi="Tohoma" w:cs="Tahoma"/>
+                <w:sz w:val="24"/>
+                <w:szCs w:val="24"/>
               </w:rPr>
               <w:t>2</w:t>
             </w:r>
@@ -669,16 +641,16 @@
           <w:p>
             <w:pPr>
               <w:rPr>
-                <w:rFonts w:ascii="Tahoma" w:hAnsi="Tahoma" w:cs="Tahoma"/>
-                <w:sz w:val="28"/>
-                <w:szCs w:val="28"/>
-              </w:rPr>
-            </w:pPr>
-            <w:r>
-              <w:rPr>
-                <w:rFonts w:ascii="Tahoma" w:hAnsi="Tahoma" w:cs="Tahoma"/>
-                <w:sz w:val="28"/>
-                <w:szCs w:val="28"/>
+                <w:rFonts w:ascii="Tohoma" w:hAnsi="Tohoma" w:cs="Tahoma"/>
+                <w:sz w:val="24"/>
+                <w:szCs w:val="24"/>
+              </w:rPr>
+            </w:pPr>
+            <w:r>
+              <w:rPr>
+                <w:rFonts w:ascii="Tohoma" w:hAnsi="Tohoma" w:cs="Tahoma"/>
+                <w:sz w:val="24"/>
+                <w:szCs w:val="24"/>
               </w:rPr>
               <w:t>Director</w:t>
             </w:r>
@@ -691,16 +663,16 @@
           <w:p>
             <w:pPr>
               <w:rPr>
-                <w:rFonts w:ascii="Tahoma" w:hAnsi="Tahoma" w:cs="Tahoma"/>
-                <w:sz w:val="28"/>
-                <w:szCs w:val="28"/>
-              </w:rPr>
-            </w:pPr>
-            <w:r>
-              <w:rPr>
-                <w:rFonts w:ascii="Tahoma" w:hAnsi="Tahoma" w:cs="Tahoma"/>
-                <w:sz w:val="28"/>
-                <w:szCs w:val="28"/>
+                <w:rFonts w:ascii="Tohoma" w:hAnsi="Tohoma" w:cs="Tahoma"/>
+                <w:sz w:val="24"/>
+                <w:szCs w:val="24"/>
+              </w:rPr>
+            </w:pPr>
+            <w:r>
+              <w:rPr>
+                <w:rFonts w:ascii="Tohoma" w:hAnsi="Tohoma" w:cs="Tahoma"/>
+                <w:sz w:val="24"/>
+                <w:szCs w:val="24"/>
               </w:rPr>
               <w:t xml:space="preserve">Degree </w:t>
             </w:r>
@@ -714,16 +686,16 @@
             <w:pPr>
               <w:jc w:val="center"/>
               <w:rPr>
-                <w:rFonts w:ascii="Tahoma" w:hAnsi="Tahoma" w:cs="Tahoma"/>
-                <w:sz w:val="28"/>
-                <w:szCs w:val="28"/>
-              </w:rPr>
-            </w:pPr>
-            <w:r>
-              <w:rPr>
-                <w:rFonts w:ascii="Tahoma" w:hAnsi="Tahoma" w:cs="Tahoma"/>
-                <w:sz w:val="28"/>
-                <w:szCs w:val="28"/>
+                <w:rFonts w:ascii="Tohoma" w:hAnsi="Tohoma" w:cs="Tahoma"/>
+                <w:sz w:val="24"/>
+                <w:szCs w:val="24"/>
+              </w:rPr>
+            </w:pPr>
+            <w:r>
+              <w:rPr>
+                <w:rFonts w:ascii="Tohoma" w:hAnsi="Tohoma" w:cs="Tahoma"/>
+                <w:sz w:val="24"/>
+                <w:szCs w:val="24"/>
               </w:rPr>
               <w:t>2</w:t>
             </w:r>
@@ -737,16 +709,16 @@
             <w:pPr>
               <w:jc w:val="center"/>
               <w:rPr>
-                <w:rFonts w:ascii="Tahoma" w:hAnsi="Tahoma" w:cs="Tahoma"/>
-                <w:sz w:val="28"/>
-                <w:szCs w:val="28"/>
-              </w:rPr>
-            </w:pPr>
-            <w:r>
-              <w:rPr>
-                <w:rFonts w:ascii="Tahoma" w:hAnsi="Tahoma" w:cs="Tahoma"/>
-                <w:sz w:val="28"/>
-                <w:szCs w:val="28"/>
+                <w:rFonts w:ascii="Tohoma" w:hAnsi="Tohoma" w:cs="Tahoma"/>
+                <w:sz w:val="24"/>
+                <w:szCs w:val="24"/>
+              </w:rPr>
+            </w:pPr>
+            <w:r>
+              <w:rPr>
+                <w:rFonts w:ascii="Tohoma" w:hAnsi="Tohoma" w:cs="Tahoma"/>
+                <w:sz w:val="24"/>
+                <w:szCs w:val="24"/>
               </w:rPr>
               <w:t>2</w:t>
             </w:r>
@@ -759,24 +731,24 @@
           <w:p>
             <w:pPr>
               <w:rPr>
-                <w:rFonts w:ascii="Tahoma" w:hAnsi="Tahoma" w:cs="Tahoma"/>
-                <w:sz w:val="28"/>
-                <w:szCs w:val="28"/>
-              </w:rPr>
-            </w:pPr>
-            <w:r>
-              <w:rPr>
-                <w:rFonts w:ascii="Tahoma" w:hAnsi="Tahoma" w:cs="Tahoma"/>
-                <w:sz w:val="28"/>
-                <w:szCs w:val="28"/>
+                <w:rFonts w:ascii="Tohoma" w:hAnsi="Tohoma" w:cs="Tahoma"/>
+                <w:sz w:val="24"/>
+                <w:szCs w:val="24"/>
+              </w:rPr>
+            </w:pPr>
+            <w:r>
+              <w:rPr>
+                <w:rFonts w:ascii="Tohoma" w:hAnsi="Tohoma" w:cs="Tahoma"/>
+                <w:sz w:val="24"/>
+                <w:szCs w:val="24"/>
               </w:rPr>
               <w:t>Director</w:t>
             </w:r>
             <w:r>
               <w:rPr>
-                <w:rFonts w:ascii="Tahoma" w:hAnsi="Tahoma" w:cs="Tahoma"/>
-                <w:sz w:val="28"/>
-                <w:szCs w:val="28"/>
+                <w:rFonts w:ascii="Tohoma" w:hAnsi="Tohoma" w:cs="Tahoma"/>
+                <w:sz w:val="24"/>
+                <w:szCs w:val="24"/>
               </w:rPr>
               <w:t xml:space="preserve"> </w:t>
             </w:r>
@@ -789,16 +761,16 @@
           <w:p>
             <w:pPr>
               <w:rPr>
-                <w:rFonts w:ascii="Tahoma" w:hAnsi="Tahoma" w:cs="Tahoma"/>
-                <w:sz w:val="28"/>
-                <w:szCs w:val="28"/>
-              </w:rPr>
-            </w:pPr>
-            <w:r>
-              <w:rPr>
-                <w:rFonts w:ascii="Tahoma" w:hAnsi="Tahoma" w:cs="Tahoma"/>
-                <w:sz w:val="28"/>
-                <w:szCs w:val="28"/>
+                <w:rFonts w:ascii="Tohoma" w:hAnsi="Tohoma" w:cs="Tahoma"/>
+                <w:sz w:val="24"/>
+                <w:szCs w:val="24"/>
+              </w:rPr>
+            </w:pPr>
+            <w:r>
+              <w:rPr>
+                <w:rFonts w:ascii="Tohoma" w:hAnsi="Tohoma" w:cs="Tahoma"/>
+                <w:sz w:val="24"/>
+                <w:szCs w:val="24"/>
               </w:rPr>
               <w:t xml:space="preserve">Degree </w:t>
             </w:r>
@@ -812,16 +784,16 @@
             <w:pPr>
               <w:jc w:val="center"/>
               <w:rPr>
-                <w:rFonts w:ascii="Tahoma" w:hAnsi="Tahoma" w:cs="Tahoma"/>
-                <w:sz w:val="28"/>
-                <w:szCs w:val="28"/>
-              </w:rPr>
-            </w:pPr>
-            <w:r>
-              <w:rPr>
-                <w:rFonts w:ascii="Tahoma" w:hAnsi="Tahoma" w:cs="Tahoma"/>
-                <w:sz w:val="28"/>
-                <w:szCs w:val="28"/>
+                <w:rFonts w:ascii="Tohoma" w:hAnsi="Tohoma" w:cs="Tahoma"/>
+                <w:sz w:val="24"/>
+                <w:szCs w:val="24"/>
+              </w:rPr>
+            </w:pPr>
+            <w:r>
+              <w:rPr>
+                <w:rFonts w:ascii="Tohoma" w:hAnsi="Tohoma" w:cs="Tahoma"/>
+                <w:sz w:val="24"/>
+                <w:szCs w:val="24"/>
               </w:rPr>
               <w:t>2</w:t>
             </w:r>
@@ -837,9 +809,9 @@
             <w:pPr>
               <w:jc w:val="center"/>
               <w:rPr>
-                <w:rFonts w:ascii="Tahoma" w:hAnsi="Tahoma" w:cs="Tahoma"/>
-                <w:sz w:val="28"/>
-                <w:szCs w:val="28"/>
+                <w:rFonts w:ascii="Tohoma" w:hAnsi="Tohoma" w:cs="Tahoma"/>
+                <w:sz w:val="24"/>
+                <w:szCs w:val="24"/>
               </w:rPr>
             </w:pPr>
           </w:p>
@@ -851,16 +823,16 @@
           <w:p>
             <w:pPr>
               <w:rPr>
-                <w:rFonts w:ascii="Tahoma" w:hAnsi="Tahoma" w:cs="Tahoma"/>
-                <w:sz w:val="28"/>
-                <w:szCs w:val="28"/>
-              </w:rPr>
-            </w:pPr>
-            <w:r>
-              <w:rPr>
-                <w:rFonts w:ascii="Tahoma" w:hAnsi="Tahoma" w:cs="Tahoma"/>
-                <w:sz w:val="28"/>
-                <w:szCs w:val="28"/>
+                <w:rFonts w:ascii="Tohoma" w:hAnsi="Tohoma" w:cs="Tahoma"/>
+                <w:sz w:val="24"/>
+                <w:szCs w:val="24"/>
+              </w:rPr>
+            </w:pPr>
+            <w:r>
+              <w:rPr>
+                <w:rFonts w:ascii="Tohoma" w:hAnsi="Tohoma" w:cs="Tahoma"/>
+                <w:sz w:val="24"/>
+                <w:szCs w:val="24"/>
               </w:rPr>
               <w:t>Chief Research Scientist</w:t>
             </w:r>
@@ -873,16 +845,16 @@
           <w:p>
             <w:pPr>
               <w:rPr>
-                <w:rFonts w:ascii="Tahoma" w:hAnsi="Tahoma" w:cs="Tahoma"/>
-                <w:sz w:val="28"/>
-                <w:szCs w:val="28"/>
-              </w:rPr>
-            </w:pPr>
-            <w:r>
-              <w:rPr>
-                <w:rFonts w:ascii="Tahoma" w:hAnsi="Tahoma" w:cs="Tahoma"/>
-                <w:sz w:val="28"/>
-                <w:szCs w:val="28"/>
+                <w:rFonts w:ascii="Tohoma" w:hAnsi="Tohoma" w:cs="Tahoma"/>
+                <w:sz w:val="24"/>
+                <w:szCs w:val="24"/>
+              </w:rPr>
+            </w:pPr>
+            <w:r>
+              <w:rPr>
+                <w:rFonts w:ascii="Tohoma" w:hAnsi="Tohoma" w:cs="Tahoma"/>
+                <w:sz w:val="24"/>
+                <w:szCs w:val="24"/>
               </w:rPr>
               <w:t>Degree</w:t>
             </w:r>
@@ -896,16 +868,16 @@
             <w:pPr>
               <w:jc w:val="center"/>
               <w:rPr>
-                <w:rFonts w:ascii="Tahoma" w:hAnsi="Tahoma" w:cs="Tahoma"/>
-                <w:sz w:val="28"/>
-                <w:szCs w:val="28"/>
-              </w:rPr>
-            </w:pPr>
-            <w:r>
-              <w:rPr>
-                <w:rFonts w:ascii="Tahoma" w:hAnsi="Tahoma" w:cs="Tahoma"/>
-                <w:sz w:val="28"/>
-                <w:szCs w:val="28"/>
+                <w:rFonts w:ascii="Tohoma" w:hAnsi="Tohoma" w:cs="Tahoma"/>
+                <w:sz w:val="24"/>
+                <w:szCs w:val="24"/>
+              </w:rPr>
+            </w:pPr>
+            <w:r>
+              <w:rPr>
+                <w:rFonts w:ascii="Tohoma" w:hAnsi="Tohoma" w:cs="Tahoma"/>
+                <w:sz w:val="24"/>
+                <w:szCs w:val="24"/>
               </w:rPr>
               <w:t>2</w:t>
             </w:r>
@@ -919,16 +891,16 @@
             <w:pPr>
               <w:jc w:val="center"/>
               <w:rPr>
-                <w:rFonts w:ascii="Tahoma" w:hAnsi="Tahoma" w:cs="Tahoma"/>
-                <w:sz w:val="28"/>
-                <w:szCs w:val="28"/>
-              </w:rPr>
-            </w:pPr>
-            <w:r>
-              <w:rPr>
-                <w:rFonts w:ascii="Tahoma" w:hAnsi="Tahoma" w:cs="Tahoma"/>
-                <w:sz w:val="28"/>
-                <w:szCs w:val="28"/>
+                <w:rFonts w:ascii="Tohoma" w:hAnsi="Tohoma" w:cs="Tahoma"/>
+                <w:sz w:val="24"/>
+                <w:szCs w:val="24"/>
+              </w:rPr>
+            </w:pPr>
+            <w:r>
+              <w:rPr>
+                <w:rFonts w:ascii="Tohoma" w:hAnsi="Tohoma" w:cs="Tahoma"/>
+                <w:sz w:val="24"/>
+                <w:szCs w:val="24"/>
               </w:rPr>
               <w:t>2</w:t>
             </w:r>
@@ -941,16 +913,16 @@
           <w:p>
             <w:pPr>
               <w:rPr>
-                <w:rFonts w:ascii="Tahoma" w:hAnsi="Tahoma" w:cs="Tahoma"/>
-                <w:sz w:val="28"/>
-                <w:szCs w:val="28"/>
-              </w:rPr>
-            </w:pPr>
-            <w:r>
-              <w:rPr>
-                <w:rFonts w:ascii="Tahoma" w:hAnsi="Tahoma" w:cs="Tahoma"/>
-                <w:sz w:val="28"/>
-                <w:szCs w:val="28"/>
+                <w:rFonts w:ascii="Tohoma" w:hAnsi="Tohoma" w:cs="Tahoma"/>
+                <w:sz w:val="24"/>
+                <w:szCs w:val="24"/>
+              </w:rPr>
+            </w:pPr>
+            <w:r>
+              <w:rPr>
+                <w:rFonts w:ascii="Tohoma" w:hAnsi="Tohoma" w:cs="Tahoma"/>
+                <w:sz w:val="24"/>
+                <w:szCs w:val="24"/>
               </w:rPr>
               <w:t>Chief Research Scientist</w:t>
             </w:r>
@@ -963,9 +935,9 @@
           <w:p>
             <w:pPr>
               <w:rPr>
-                <w:rFonts w:ascii="Tahoma" w:hAnsi="Tahoma" w:cs="Tahoma"/>
-                <w:sz w:val="28"/>
-                <w:szCs w:val="28"/>
+                <w:rFonts w:ascii="Tohoma" w:hAnsi="Tohoma" w:cs="Tahoma"/>
+                <w:sz w:val="24"/>
+                <w:szCs w:val="24"/>
               </w:rPr>
             </w:pPr>
           </w:p>
@@ -978,9 +950,9 @@
             <w:pPr>
               <w:jc w:val="center"/>
               <w:rPr>
-                <w:rFonts w:ascii="Tahoma" w:hAnsi="Tahoma" w:cs="Tahoma"/>
-                <w:sz w:val="28"/>
-                <w:szCs w:val="28"/>
+                <w:rFonts w:ascii="Tohoma" w:hAnsi="Tohoma" w:cs="Tahoma"/>
+                <w:sz w:val="24"/>
+                <w:szCs w:val="24"/>
               </w:rPr>
             </w:pPr>
           </w:p>
@@ -995,16 +967,16 @@
             <w:pPr>
               <w:jc w:val="center"/>
               <w:rPr>
-                <w:rFonts w:ascii="Tahoma" w:hAnsi="Tahoma" w:cs="Tahoma"/>
-                <w:sz w:val="28"/>
-                <w:szCs w:val="28"/>
-              </w:rPr>
-            </w:pPr>
-            <w:r>
-              <w:rPr>
-                <w:rFonts w:ascii="Tahoma" w:hAnsi="Tahoma" w:cs="Tahoma"/>
-                <w:sz w:val="28"/>
-                <w:szCs w:val="28"/>
+                <w:rFonts w:ascii="Tohoma" w:hAnsi="Tohoma" w:cs="Tahoma"/>
+                <w:sz w:val="24"/>
+                <w:szCs w:val="24"/>
+              </w:rPr>
+            </w:pPr>
+            <w:r>
+              <w:rPr>
+                <w:rFonts w:ascii="Tohoma" w:hAnsi="Tohoma" w:cs="Tahoma"/>
+                <w:sz w:val="24"/>
+                <w:szCs w:val="24"/>
               </w:rPr>
               <w:t>3</w:t>
             </w:r>
@@ -1017,16 +989,16 @@
           <w:p>
             <w:pPr>
               <w:rPr>
-                <w:rFonts w:ascii="Tahoma" w:hAnsi="Tahoma" w:cs="Tahoma"/>
-                <w:sz w:val="28"/>
-                <w:szCs w:val="28"/>
-              </w:rPr>
-            </w:pPr>
-            <w:r>
-              <w:rPr>
-                <w:rFonts w:ascii="Tahoma" w:hAnsi="Tahoma" w:cs="Tahoma"/>
-                <w:sz w:val="28"/>
-                <w:szCs w:val="28"/>
+                <w:rFonts w:ascii="Tohoma" w:hAnsi="Tohoma" w:cs="Tahoma"/>
+                <w:sz w:val="24"/>
+                <w:szCs w:val="24"/>
+              </w:rPr>
+            </w:pPr>
+            <w:r>
+              <w:rPr>
+                <w:rFonts w:ascii="Tohoma" w:hAnsi="Tohoma" w:cs="Tahoma"/>
+                <w:sz w:val="24"/>
+                <w:szCs w:val="24"/>
               </w:rPr>
               <w:t>Chief of Research</w:t>
             </w:r>
@@ -1039,16 +1011,16 @@
           <w:p>
             <w:pPr>
               <w:rPr>
-                <w:rFonts w:ascii="Tahoma" w:hAnsi="Tahoma" w:cs="Tahoma"/>
-                <w:sz w:val="28"/>
-                <w:szCs w:val="28"/>
-              </w:rPr>
-            </w:pPr>
-            <w:r>
-              <w:rPr>
-                <w:rFonts w:ascii="Tahoma" w:hAnsi="Tahoma" w:cs="Tahoma"/>
-                <w:sz w:val="28"/>
-                <w:szCs w:val="28"/>
+                <w:rFonts w:ascii="Tohoma" w:hAnsi="Tohoma" w:cs="Tahoma"/>
+                <w:sz w:val="24"/>
+                <w:szCs w:val="24"/>
+              </w:rPr>
+            </w:pPr>
+            <w:r>
+              <w:rPr>
+                <w:rFonts w:ascii="Tohoma" w:hAnsi="Tohoma" w:cs="Tahoma"/>
+                <w:sz w:val="24"/>
+                <w:szCs w:val="24"/>
               </w:rPr>
               <w:t xml:space="preserve">Degree </w:t>
             </w:r>
@@ -1062,16 +1034,16 @@
             <w:pPr>
               <w:jc w:val="center"/>
               <w:rPr>
-                <w:rFonts w:ascii="Tahoma" w:hAnsi="Tahoma" w:cs="Tahoma"/>
-                <w:sz w:val="28"/>
-                <w:szCs w:val="28"/>
-              </w:rPr>
-            </w:pPr>
-            <w:r>
-              <w:rPr>
-                <w:rFonts w:ascii="Tahoma" w:hAnsi="Tahoma" w:cs="Tahoma"/>
-                <w:sz w:val="28"/>
-                <w:szCs w:val="28"/>
+                <w:rFonts w:ascii="Tohoma" w:hAnsi="Tohoma" w:cs="Tahoma"/>
+                <w:sz w:val="24"/>
+                <w:szCs w:val="24"/>
+              </w:rPr>
+            </w:pPr>
+            <w:r>
+              <w:rPr>
+                <w:rFonts w:ascii="Tohoma" w:hAnsi="Tohoma" w:cs="Tahoma"/>
+                <w:sz w:val="24"/>
+                <w:szCs w:val="24"/>
               </w:rPr>
               <w:t>3</w:t>
             </w:r>
@@ -1085,16 +1057,16 @@
             <w:pPr>
               <w:jc w:val="center"/>
               <w:rPr>
-                <w:rFonts w:ascii="Tahoma" w:hAnsi="Tahoma" w:cs="Tahoma"/>
-                <w:sz w:val="28"/>
-                <w:szCs w:val="28"/>
-              </w:rPr>
-            </w:pPr>
-            <w:r>
-              <w:rPr>
-                <w:rFonts w:ascii="Tahoma" w:hAnsi="Tahoma" w:cs="Tahoma"/>
-                <w:sz w:val="28"/>
-                <w:szCs w:val="28"/>
+                <w:rFonts w:ascii="Tohoma" w:hAnsi="Tohoma" w:cs="Tahoma"/>
+                <w:sz w:val="24"/>
+                <w:szCs w:val="24"/>
+              </w:rPr>
+            </w:pPr>
+            <w:r>
+              <w:rPr>
+                <w:rFonts w:ascii="Tohoma" w:hAnsi="Tohoma" w:cs="Tahoma"/>
+                <w:sz w:val="24"/>
+                <w:szCs w:val="24"/>
               </w:rPr>
               <w:t>3</w:t>
             </w:r>
@@ -1107,16 +1079,16 @@
           <w:p>
             <w:pPr>
               <w:rPr>
-                <w:rFonts w:ascii="Tahoma" w:hAnsi="Tahoma" w:cs="Tahoma"/>
-                <w:sz w:val="28"/>
-                <w:szCs w:val="28"/>
-              </w:rPr>
-            </w:pPr>
-            <w:r>
-              <w:rPr>
-                <w:rFonts w:ascii="Tahoma" w:hAnsi="Tahoma" w:cs="Tahoma"/>
-                <w:sz w:val="28"/>
-                <w:szCs w:val="28"/>
+                <w:rFonts w:ascii="Tohoma" w:hAnsi="Tohoma" w:cs="Tahoma"/>
+                <w:sz w:val="24"/>
+                <w:szCs w:val="24"/>
+              </w:rPr>
+            </w:pPr>
+            <w:r>
+              <w:rPr>
+                <w:rFonts w:ascii="Tohoma" w:hAnsi="Tohoma" w:cs="Tahoma"/>
+                <w:sz w:val="24"/>
+                <w:szCs w:val="24"/>
               </w:rPr>
               <w:t xml:space="preserve">Deputy Director </w:t>
             </w:r>
@@ -1129,16 +1101,16 @@
           <w:p>
             <w:pPr>
               <w:rPr>
-                <w:rFonts w:ascii="Tahoma" w:hAnsi="Tahoma" w:cs="Tahoma"/>
-                <w:sz w:val="28"/>
-                <w:szCs w:val="28"/>
-              </w:rPr>
-            </w:pPr>
-            <w:r>
-              <w:rPr>
-                <w:rFonts w:ascii="Tahoma" w:hAnsi="Tahoma" w:cs="Tahoma"/>
-                <w:sz w:val="28"/>
-                <w:szCs w:val="28"/>
+                <w:rFonts w:ascii="Tohoma" w:hAnsi="Tohoma" w:cs="Tahoma"/>
+                <w:sz w:val="24"/>
+                <w:szCs w:val="24"/>
+              </w:rPr>
+            </w:pPr>
+            <w:r>
+              <w:rPr>
+                <w:rFonts w:ascii="Tohoma" w:hAnsi="Tohoma" w:cs="Tahoma"/>
+                <w:sz w:val="24"/>
+                <w:szCs w:val="24"/>
               </w:rPr>
               <w:t xml:space="preserve">Degree </w:t>
             </w:r>
@@ -1152,16 +1124,16 @@
             <w:pPr>
               <w:jc w:val="center"/>
               <w:rPr>
-                <w:rFonts w:ascii="Tahoma" w:hAnsi="Tahoma" w:cs="Tahoma"/>
-                <w:sz w:val="28"/>
-                <w:szCs w:val="28"/>
-              </w:rPr>
-            </w:pPr>
-            <w:r>
-              <w:rPr>
-                <w:rFonts w:ascii="Tahoma" w:hAnsi="Tahoma" w:cs="Tahoma"/>
-                <w:sz w:val="28"/>
-                <w:szCs w:val="28"/>
+                <w:rFonts w:ascii="Tohoma" w:hAnsi="Tohoma" w:cs="Tahoma"/>
+                <w:sz w:val="24"/>
+                <w:szCs w:val="24"/>
+              </w:rPr>
+            </w:pPr>
+            <w:r>
+              <w:rPr>
+                <w:rFonts w:ascii="Tohoma" w:hAnsi="Tohoma" w:cs="Tahoma"/>
+                <w:sz w:val="24"/>
+                <w:szCs w:val="24"/>
               </w:rPr>
               <w:t>3</w:t>
             </w:r>
@@ -1177,9 +1149,9 @@
             <w:pPr>
               <w:jc w:val="center"/>
               <w:rPr>
-                <w:rFonts w:ascii="Tahoma" w:hAnsi="Tahoma" w:cs="Tahoma"/>
-                <w:sz w:val="28"/>
-                <w:szCs w:val="28"/>
+                <w:rFonts w:ascii="Tohoma" w:hAnsi="Tohoma" w:cs="Tahoma"/>
+                <w:sz w:val="24"/>
+                <w:szCs w:val="24"/>
               </w:rPr>
             </w:pPr>
           </w:p>
@@ -1191,16 +1163,16 @@
           <w:p>
             <w:pPr>
               <w:rPr>
-                <w:rFonts w:ascii="Tahoma" w:hAnsi="Tahoma" w:cs="Tahoma"/>
-                <w:sz w:val="28"/>
-                <w:szCs w:val="28"/>
-              </w:rPr>
-            </w:pPr>
-            <w:r>
-              <w:rPr>
-                <w:rFonts w:ascii="Tahoma" w:hAnsi="Tahoma" w:cs="Tahoma"/>
-                <w:sz w:val="28"/>
-                <w:szCs w:val="28"/>
+                <w:rFonts w:ascii="Tohoma" w:hAnsi="Tohoma" w:cs="Tahoma"/>
+                <w:sz w:val="24"/>
+                <w:szCs w:val="24"/>
+              </w:rPr>
+            </w:pPr>
+            <w:r>
+              <w:rPr>
+                <w:rFonts w:ascii="Tohoma" w:hAnsi="Tohoma" w:cs="Tahoma"/>
+                <w:sz w:val="24"/>
+                <w:szCs w:val="24"/>
               </w:rPr>
               <w:t>Principal Research Scientist</w:t>
             </w:r>
@@ -1213,16 +1185,16 @@
           <w:p>
             <w:pPr>
               <w:rPr>
-                <w:rFonts w:ascii="Tahoma" w:hAnsi="Tahoma" w:cs="Tahoma"/>
-                <w:sz w:val="28"/>
-                <w:szCs w:val="28"/>
-              </w:rPr>
-            </w:pPr>
-            <w:r>
-              <w:rPr>
-                <w:rFonts w:ascii="Tahoma" w:hAnsi="Tahoma" w:cs="Tahoma"/>
-                <w:sz w:val="28"/>
-                <w:szCs w:val="28"/>
+                <w:rFonts w:ascii="Tohoma" w:hAnsi="Tohoma" w:cs="Tahoma"/>
+                <w:sz w:val="24"/>
+                <w:szCs w:val="24"/>
+              </w:rPr>
+            </w:pPr>
+            <w:r>
+              <w:rPr>
+                <w:rFonts w:ascii="Tohoma" w:hAnsi="Tohoma" w:cs="Tahoma"/>
+                <w:sz w:val="24"/>
+                <w:szCs w:val="24"/>
               </w:rPr>
               <w:t>Degree</w:t>
             </w:r>
@@ -1236,16 +1208,16 @@
             <w:pPr>
               <w:jc w:val="center"/>
               <w:rPr>
-                <w:rFonts w:ascii="Tahoma" w:hAnsi="Tahoma" w:cs="Tahoma"/>
-                <w:sz w:val="28"/>
-                <w:szCs w:val="28"/>
-              </w:rPr>
-            </w:pPr>
-            <w:r>
-              <w:rPr>
-                <w:rFonts w:ascii="Tahoma" w:hAnsi="Tahoma" w:cs="Tahoma"/>
-                <w:sz w:val="28"/>
-                <w:szCs w:val="28"/>
+                <w:rFonts w:ascii="Tohoma" w:hAnsi="Tohoma" w:cs="Tahoma"/>
+                <w:sz w:val="24"/>
+                <w:szCs w:val="24"/>
+              </w:rPr>
+            </w:pPr>
+            <w:r>
+              <w:rPr>
+                <w:rFonts w:ascii="Tohoma" w:hAnsi="Tohoma" w:cs="Tahoma"/>
+                <w:sz w:val="24"/>
+                <w:szCs w:val="24"/>
               </w:rPr>
               <w:t>3</w:t>
             </w:r>
@@ -1259,16 +1231,16 @@
             <w:pPr>
               <w:jc w:val="center"/>
               <w:rPr>
-                <w:rFonts w:ascii="Tahoma" w:hAnsi="Tahoma" w:cs="Tahoma"/>
-                <w:sz w:val="28"/>
-                <w:szCs w:val="28"/>
-              </w:rPr>
-            </w:pPr>
-            <w:r>
-              <w:rPr>
-                <w:rFonts w:ascii="Tahoma" w:hAnsi="Tahoma" w:cs="Tahoma"/>
-                <w:sz w:val="28"/>
-                <w:szCs w:val="28"/>
+                <w:rFonts w:ascii="Tohoma" w:hAnsi="Tohoma" w:cs="Tahoma"/>
+                <w:sz w:val="24"/>
+                <w:szCs w:val="24"/>
+              </w:rPr>
+            </w:pPr>
+            <w:r>
+              <w:rPr>
+                <w:rFonts w:ascii="Tohoma" w:hAnsi="Tohoma" w:cs="Tahoma"/>
+                <w:sz w:val="24"/>
+                <w:szCs w:val="24"/>
               </w:rPr>
               <w:t>3</w:t>
             </w:r>
@@ -1281,16 +1253,16 @@
           <w:p>
             <w:pPr>
               <w:rPr>
-                <w:rFonts w:ascii="Tahoma" w:hAnsi="Tahoma" w:cs="Tahoma"/>
-                <w:sz w:val="28"/>
-                <w:szCs w:val="28"/>
-              </w:rPr>
-            </w:pPr>
-            <w:r>
-              <w:rPr>
-                <w:rFonts w:ascii="Tahoma" w:hAnsi="Tahoma" w:cs="Tahoma"/>
-                <w:sz w:val="28"/>
-                <w:szCs w:val="28"/>
+                <w:rFonts w:ascii="Tohoma" w:hAnsi="Tohoma" w:cs="Tahoma"/>
+                <w:sz w:val="24"/>
+                <w:szCs w:val="24"/>
+              </w:rPr>
+            </w:pPr>
+            <w:r>
+              <w:rPr>
+                <w:rFonts w:ascii="Tohoma" w:hAnsi="Tohoma" w:cs="Tahoma"/>
+                <w:sz w:val="24"/>
+                <w:szCs w:val="24"/>
               </w:rPr>
               <w:t>Senior Principal Research Scientist</w:t>
             </w:r>
@@ -1303,16 +1275,16 @@
           <w:p>
             <w:pPr>
               <w:rPr>
-                <w:rFonts w:ascii="Tahoma" w:hAnsi="Tahoma" w:cs="Tahoma"/>
-                <w:sz w:val="28"/>
-                <w:szCs w:val="28"/>
-              </w:rPr>
-            </w:pPr>
-            <w:r>
-              <w:rPr>
-                <w:rFonts w:ascii="Tahoma" w:hAnsi="Tahoma" w:cs="Tahoma"/>
-                <w:sz w:val="28"/>
-                <w:szCs w:val="28"/>
+                <w:rFonts w:ascii="Tohoma" w:hAnsi="Tohoma" w:cs="Tahoma"/>
+                <w:sz w:val="24"/>
+                <w:szCs w:val="24"/>
+              </w:rPr>
+            </w:pPr>
+            <w:r>
+              <w:rPr>
+                <w:rFonts w:ascii="Tohoma" w:hAnsi="Tohoma" w:cs="Tahoma"/>
+                <w:sz w:val="24"/>
+                <w:szCs w:val="24"/>
               </w:rPr>
               <w:t>Degree</w:t>
             </w:r>
@@ -1326,16 +1298,16 @@
             <w:pPr>
               <w:jc w:val="center"/>
               <w:rPr>
-                <w:rFonts w:ascii="Tahoma" w:hAnsi="Tahoma" w:cs="Tahoma"/>
-                <w:sz w:val="28"/>
-                <w:szCs w:val="28"/>
-              </w:rPr>
-            </w:pPr>
-            <w:r>
-              <w:rPr>
-                <w:rFonts w:ascii="Tahoma" w:hAnsi="Tahoma" w:cs="Tahoma"/>
-                <w:sz w:val="28"/>
-                <w:szCs w:val="28"/>
+                <w:rFonts w:ascii="Tohoma" w:hAnsi="Tohoma" w:cs="Tahoma"/>
+                <w:sz w:val="24"/>
+                <w:szCs w:val="24"/>
+              </w:rPr>
+            </w:pPr>
+            <w:r>
+              <w:rPr>
+                <w:rFonts w:ascii="Tohoma" w:hAnsi="Tohoma" w:cs="Tahoma"/>
+                <w:sz w:val="24"/>
+                <w:szCs w:val="24"/>
               </w:rPr>
               <w:t>3</w:t>
             </w:r>
@@ -1351,16 +1323,16 @@
             <w:pPr>
               <w:jc w:val="center"/>
               <w:rPr>
-                <w:rFonts w:ascii="Tahoma" w:hAnsi="Tahoma" w:cs="Tahoma"/>
-                <w:sz w:val="28"/>
-                <w:szCs w:val="28"/>
-              </w:rPr>
-            </w:pPr>
-            <w:r>
-              <w:rPr>
-                <w:rFonts w:ascii="Tahoma" w:hAnsi="Tahoma" w:cs="Tahoma"/>
-                <w:sz w:val="28"/>
-                <w:szCs w:val="28"/>
+                <w:rFonts w:ascii="Tohoma" w:hAnsi="Tohoma" w:cs="Tahoma"/>
+                <w:sz w:val="24"/>
+                <w:szCs w:val="24"/>
+              </w:rPr>
+            </w:pPr>
+            <w:r>
+              <w:rPr>
+                <w:rFonts w:ascii="Tohoma" w:hAnsi="Tohoma" w:cs="Tahoma"/>
+                <w:sz w:val="24"/>
+                <w:szCs w:val="24"/>
               </w:rPr>
               <w:t>4</w:t>
             </w:r>
@@ -1373,42 +1345,34 @@
           <w:p>
             <w:pPr>
               <w:rPr>
-                <w:rFonts w:ascii="Tahoma" w:hAnsi="Tahoma" w:cs="Tahoma"/>
-                <w:sz w:val="28"/>
-                <w:szCs w:val="28"/>
-              </w:rPr>
-            </w:pPr>
-            <w:r>
-              <w:rPr>
-                <w:rFonts w:ascii="Tahoma" w:hAnsi="Tahoma" w:cs="Tahoma"/>
-                <w:sz w:val="28"/>
-                <w:szCs w:val="28"/>
+                <w:rFonts w:ascii="Tohoma" w:hAnsi="Tohoma" w:cs="Tahoma"/>
+                <w:sz w:val="24"/>
+                <w:szCs w:val="24"/>
+              </w:rPr>
+            </w:pPr>
+            <w:r>
+              <w:rPr>
+                <w:rFonts w:ascii="Tohoma" w:hAnsi="Tohoma" w:cs="Tahoma"/>
+                <w:sz w:val="24"/>
+                <w:szCs w:val="24"/>
               </w:rPr>
               <w:t>Head of Department</w:t>
             </w:r>
             <w:r>
               <w:rPr>
-                <w:rFonts w:ascii="Tahoma" w:hAnsi="Tahoma" w:cs="Tahoma"/>
-                <w:sz w:val="28"/>
-                <w:szCs w:val="28"/>
+                <w:rFonts w:ascii="Tohoma" w:hAnsi="Tohoma" w:cs="Tahoma"/>
+                <w:sz w:val="24"/>
+                <w:szCs w:val="24"/>
               </w:rPr>
               <w:t>/Principal Administrative Officer</w:t>
             </w:r>
             <w:r>
               <w:rPr>
-                <w:rFonts w:ascii="Tahoma" w:hAnsi="Tahoma" w:cs="Tahoma"/>
-                <w:sz w:val="28"/>
-                <w:szCs w:val="28"/>
-              </w:rPr>
-              <w:t>/</w:t>
-            </w:r>
-            <w:r>
-              <w:rPr>
-                <w:rFonts w:ascii="Tahoma" w:hAnsi="Tahoma" w:cs="Tahoma"/>
-                <w:sz w:val="28"/>
-                <w:szCs w:val="28"/>
-              </w:rPr>
-              <w:t>Senior Research Scientist [1]</w:t>
+                <w:rFonts w:ascii="Tohoma" w:hAnsi="Tohoma" w:cs="Tahoma"/>
+                <w:sz w:val="24"/>
+                <w:szCs w:val="24"/>
+              </w:rPr>
+              <w:t>/Senior Research Scientist [1]</w:t>
             </w:r>
           </w:p>
         </w:tc>
@@ -1419,16 +1383,16 @@
           <w:p>
             <w:pPr>
               <w:rPr>
-                <w:rFonts w:ascii="Tahoma" w:hAnsi="Tahoma" w:cs="Tahoma"/>
-                <w:sz w:val="28"/>
-                <w:szCs w:val="28"/>
-              </w:rPr>
-            </w:pPr>
-            <w:r>
-              <w:rPr>
-                <w:rFonts w:ascii="Tahoma" w:hAnsi="Tahoma" w:cs="Tahoma"/>
-                <w:sz w:val="28"/>
-                <w:szCs w:val="28"/>
+                <w:rFonts w:ascii="Tohoma" w:hAnsi="Tohoma" w:cs="Tahoma"/>
+                <w:sz w:val="24"/>
+                <w:szCs w:val="24"/>
+              </w:rPr>
+            </w:pPr>
+            <w:r>
+              <w:rPr>
+                <w:rFonts w:ascii="Tohoma" w:hAnsi="Tohoma" w:cs="Tahoma"/>
+                <w:sz w:val="24"/>
+                <w:szCs w:val="24"/>
               </w:rPr>
               <w:t xml:space="preserve">Degree </w:t>
             </w:r>
@@ -1442,16 +1406,16 @@
             <w:pPr>
               <w:jc w:val="center"/>
               <w:rPr>
-                <w:rFonts w:ascii="Tahoma" w:hAnsi="Tahoma" w:cs="Tahoma"/>
-                <w:sz w:val="28"/>
-                <w:szCs w:val="28"/>
-              </w:rPr>
-            </w:pPr>
-            <w:r>
-              <w:rPr>
-                <w:rFonts w:ascii="Tahoma" w:hAnsi="Tahoma" w:cs="Tahoma"/>
-                <w:sz w:val="28"/>
-                <w:szCs w:val="28"/>
+                <w:rFonts w:ascii="Tohoma" w:hAnsi="Tohoma" w:cs="Tahoma"/>
+                <w:sz w:val="24"/>
+                <w:szCs w:val="24"/>
+              </w:rPr>
+            </w:pPr>
+            <w:r>
+              <w:rPr>
+                <w:rFonts w:ascii="Tohoma" w:hAnsi="Tohoma" w:cs="Tahoma"/>
+                <w:sz w:val="24"/>
+                <w:szCs w:val="24"/>
               </w:rPr>
               <w:t>4</w:t>
             </w:r>
@@ -1465,16 +1429,16 @@
             <w:pPr>
               <w:jc w:val="center"/>
               <w:rPr>
-                <w:rFonts w:ascii="Tahoma" w:hAnsi="Tahoma" w:cs="Tahoma"/>
-                <w:sz w:val="28"/>
-                <w:szCs w:val="28"/>
-              </w:rPr>
-            </w:pPr>
-            <w:r>
-              <w:rPr>
-                <w:rFonts w:ascii="Tahoma" w:hAnsi="Tahoma" w:cs="Tahoma"/>
-                <w:sz w:val="28"/>
-                <w:szCs w:val="28"/>
+                <w:rFonts w:ascii="Tohoma" w:hAnsi="Tohoma" w:cs="Tahoma"/>
+                <w:sz w:val="24"/>
+                <w:szCs w:val="24"/>
+              </w:rPr>
+            </w:pPr>
+            <w:r>
+              <w:rPr>
+                <w:rFonts w:ascii="Tohoma" w:hAnsi="Tohoma" w:cs="Tahoma"/>
+                <w:sz w:val="24"/>
+                <w:szCs w:val="24"/>
               </w:rPr>
               <w:t>4</w:t>
             </w:r>
@@ -1487,24 +1451,24 @@
           <w:p>
             <w:pPr>
               <w:rPr>
-                <w:rFonts w:ascii="Tahoma" w:hAnsi="Tahoma" w:cs="Tahoma"/>
-                <w:sz w:val="28"/>
-                <w:szCs w:val="28"/>
-              </w:rPr>
-            </w:pPr>
-            <w:r>
-              <w:rPr>
-                <w:rFonts w:ascii="Tahoma" w:hAnsi="Tahoma" w:cs="Tahoma"/>
-                <w:sz w:val="28"/>
-                <w:szCs w:val="28"/>
+                <w:rFonts w:ascii="Tohoma" w:hAnsi="Tohoma" w:cs="Tahoma"/>
+                <w:sz w:val="24"/>
+                <w:szCs w:val="24"/>
+              </w:rPr>
+            </w:pPr>
+            <w:r>
+              <w:rPr>
+                <w:rFonts w:ascii="Tohoma" w:hAnsi="Tohoma" w:cs="Tahoma"/>
+                <w:sz w:val="24"/>
+                <w:szCs w:val="24"/>
               </w:rPr>
               <w:t>Assistant</w:t>
             </w:r>
             <w:r>
               <w:rPr>
-                <w:rFonts w:ascii="Tahoma" w:hAnsi="Tahoma" w:cs="Tahoma"/>
-                <w:sz w:val="28"/>
-                <w:szCs w:val="28"/>
+                <w:rFonts w:ascii="Tohoma" w:hAnsi="Tohoma" w:cs="Tahoma"/>
+                <w:sz w:val="24"/>
+                <w:szCs w:val="24"/>
               </w:rPr>
               <w:t xml:space="preserve"> Director </w:t>
             </w:r>
@@ -1517,16 +1481,16 @@
           <w:p>
             <w:pPr>
               <w:rPr>
-                <w:rFonts w:ascii="Tahoma" w:hAnsi="Tahoma" w:cs="Tahoma"/>
-                <w:sz w:val="28"/>
-                <w:szCs w:val="28"/>
-              </w:rPr>
-            </w:pPr>
-            <w:r>
-              <w:rPr>
-                <w:rFonts w:ascii="Tahoma" w:hAnsi="Tahoma" w:cs="Tahoma"/>
-                <w:sz w:val="28"/>
-                <w:szCs w:val="28"/>
+                <w:rFonts w:ascii="Tohoma" w:hAnsi="Tohoma" w:cs="Tahoma"/>
+                <w:sz w:val="24"/>
+                <w:szCs w:val="24"/>
+              </w:rPr>
+            </w:pPr>
+            <w:r>
+              <w:rPr>
+                <w:rFonts w:ascii="Tohoma" w:hAnsi="Tohoma" w:cs="Tahoma"/>
+                <w:sz w:val="24"/>
+                <w:szCs w:val="24"/>
               </w:rPr>
               <w:t xml:space="preserve">Degree </w:t>
             </w:r>
@@ -1540,16 +1504,16 @@
             <w:pPr>
               <w:jc w:val="center"/>
               <w:rPr>
-                <w:rFonts w:ascii="Tahoma" w:hAnsi="Tahoma" w:cs="Tahoma"/>
-                <w:sz w:val="28"/>
-                <w:szCs w:val="28"/>
-              </w:rPr>
-            </w:pPr>
-            <w:r>
-              <w:rPr>
-                <w:rFonts w:ascii="Tahoma" w:hAnsi="Tahoma" w:cs="Tahoma"/>
-                <w:sz w:val="28"/>
-                <w:szCs w:val="28"/>
+                <w:rFonts w:ascii="Tohoma" w:hAnsi="Tohoma" w:cs="Tahoma"/>
+                <w:sz w:val="24"/>
+                <w:szCs w:val="24"/>
+              </w:rPr>
+            </w:pPr>
+            <w:r>
+              <w:rPr>
+                <w:rFonts w:ascii="Tohoma" w:hAnsi="Tohoma" w:cs="Tahoma"/>
+                <w:sz w:val="24"/>
+                <w:szCs w:val="24"/>
               </w:rPr>
               <w:t>4</w:t>
             </w:r>
@@ -1565,9 +1529,9 @@
             <w:pPr>
               <w:jc w:val="center"/>
               <w:rPr>
-                <w:rFonts w:ascii="Tahoma" w:hAnsi="Tahoma" w:cs="Tahoma"/>
-                <w:sz w:val="28"/>
-                <w:szCs w:val="28"/>
+                <w:rFonts w:ascii="Tohoma" w:hAnsi="Tohoma" w:cs="Tahoma"/>
+                <w:sz w:val="24"/>
+                <w:szCs w:val="24"/>
               </w:rPr>
             </w:pPr>
           </w:p>
@@ -1579,9 +1543,9 @@
           <w:p>
             <w:pPr>
               <w:rPr>
-                <w:rFonts w:ascii="Tahoma" w:hAnsi="Tahoma" w:cs="Tahoma"/>
-                <w:sz w:val="28"/>
-                <w:szCs w:val="28"/>
+                <w:rFonts w:ascii="Tohoma" w:hAnsi="Tohoma" w:cs="Tahoma"/>
+                <w:sz w:val="24"/>
+                <w:szCs w:val="24"/>
               </w:rPr>
             </w:pPr>
           </w:p>
@@ -1593,9 +1557,9 @@
           <w:p>
             <w:pPr>
               <w:rPr>
-                <w:rFonts w:ascii="Tahoma" w:hAnsi="Tahoma" w:cs="Tahoma"/>
-                <w:sz w:val="28"/>
-                <w:szCs w:val="28"/>
+                <w:rFonts w:ascii="Tohoma" w:hAnsi="Tohoma" w:cs="Tahoma"/>
+                <w:sz w:val="24"/>
+                <w:szCs w:val="24"/>
               </w:rPr>
             </w:pPr>
           </w:p>
@@ -1608,9 +1572,9 @@
             <w:pPr>
               <w:jc w:val="center"/>
               <w:rPr>
-                <w:rFonts w:ascii="Tahoma" w:hAnsi="Tahoma" w:cs="Tahoma"/>
-                <w:sz w:val="28"/>
-                <w:szCs w:val="28"/>
+                <w:rFonts w:ascii="Tohoma" w:hAnsi="Tohoma" w:cs="Tahoma"/>
+                <w:sz w:val="24"/>
+                <w:szCs w:val="24"/>
               </w:rPr>
             </w:pPr>
           </w:p>
@@ -1623,9 +1587,9 @@
             <w:pPr>
               <w:jc w:val="center"/>
               <w:rPr>
-                <w:rFonts w:ascii="Tahoma" w:hAnsi="Tahoma" w:cs="Tahoma"/>
-                <w:sz w:val="28"/>
-                <w:szCs w:val="28"/>
+                <w:rFonts w:ascii="Tohoma" w:hAnsi="Tohoma" w:cs="Tahoma"/>
+                <w:sz w:val="24"/>
+                <w:szCs w:val="24"/>
               </w:rPr>
             </w:pPr>
           </w:p>
@@ -1637,16 +1601,16 @@
           <w:p>
             <w:pPr>
               <w:rPr>
-                <w:rFonts w:ascii="Tahoma" w:hAnsi="Tahoma" w:cs="Tahoma"/>
-                <w:sz w:val="28"/>
-                <w:szCs w:val="28"/>
-              </w:rPr>
-            </w:pPr>
-            <w:r>
-              <w:rPr>
-                <w:rFonts w:ascii="Tahoma" w:hAnsi="Tahoma" w:cs="Tahoma"/>
-                <w:sz w:val="28"/>
-                <w:szCs w:val="28"/>
+                <w:rFonts w:ascii="Tohoma" w:hAnsi="Tohoma" w:cs="Tahoma"/>
+                <w:sz w:val="24"/>
+                <w:szCs w:val="24"/>
+              </w:rPr>
+            </w:pPr>
+            <w:r>
+              <w:rPr>
+                <w:rFonts w:ascii="Tohoma" w:hAnsi="Tohoma" w:cs="Tahoma"/>
+                <w:sz w:val="24"/>
+                <w:szCs w:val="24"/>
               </w:rPr>
               <w:t>Principal Research Scientist</w:t>
             </w:r>
@@ -1659,16 +1623,16 @@
           <w:p>
             <w:pPr>
               <w:rPr>
-                <w:rFonts w:ascii="Tahoma" w:hAnsi="Tahoma" w:cs="Tahoma"/>
-                <w:sz w:val="28"/>
-                <w:szCs w:val="28"/>
-              </w:rPr>
-            </w:pPr>
-            <w:r>
-              <w:rPr>
-                <w:rFonts w:ascii="Tahoma" w:hAnsi="Tahoma" w:cs="Tahoma"/>
-                <w:sz w:val="28"/>
-                <w:szCs w:val="28"/>
+                <w:rFonts w:ascii="Tohoma" w:hAnsi="Tohoma" w:cs="Tahoma"/>
+                <w:sz w:val="24"/>
+                <w:szCs w:val="24"/>
+              </w:rPr>
+            </w:pPr>
+            <w:r>
+              <w:rPr>
+                <w:rFonts w:ascii="Tohoma" w:hAnsi="Tohoma" w:cs="Tahoma"/>
+                <w:sz w:val="24"/>
+                <w:szCs w:val="24"/>
               </w:rPr>
               <w:t>Degree</w:t>
             </w:r>
@@ -1682,16 +1646,16 @@
             <w:pPr>
               <w:jc w:val="center"/>
               <w:rPr>
-                <w:rFonts w:ascii="Tahoma" w:hAnsi="Tahoma" w:cs="Tahoma"/>
-                <w:sz w:val="28"/>
-                <w:szCs w:val="28"/>
-              </w:rPr>
-            </w:pPr>
-            <w:r>
-              <w:rPr>
-                <w:rFonts w:ascii="Tahoma" w:hAnsi="Tahoma" w:cs="Tahoma"/>
-                <w:sz w:val="28"/>
-                <w:szCs w:val="28"/>
+                <w:rFonts w:ascii="Tohoma" w:hAnsi="Tohoma" w:cs="Tahoma"/>
+                <w:sz w:val="24"/>
+                <w:szCs w:val="24"/>
+              </w:rPr>
+            </w:pPr>
+            <w:r>
+              <w:rPr>
+                <w:rFonts w:ascii="Tohoma" w:hAnsi="Tohoma" w:cs="Tahoma"/>
+                <w:sz w:val="24"/>
+                <w:szCs w:val="24"/>
               </w:rPr>
               <w:t>4</w:t>
             </w:r>
@@ -1707,16 +1671,16 @@
             <w:pPr>
               <w:jc w:val="center"/>
               <w:rPr>
-                <w:rFonts w:ascii="Tahoma" w:hAnsi="Tahoma" w:cs="Tahoma"/>
-                <w:sz w:val="28"/>
-                <w:szCs w:val="28"/>
-              </w:rPr>
-            </w:pPr>
-            <w:r>
-              <w:rPr>
-                <w:rFonts w:ascii="Tahoma" w:hAnsi="Tahoma" w:cs="Tahoma"/>
-                <w:sz w:val="28"/>
-                <w:szCs w:val="28"/>
+                <w:rFonts w:ascii="Tohoma" w:hAnsi="Tohoma" w:cs="Tahoma"/>
+                <w:sz w:val="24"/>
+                <w:szCs w:val="24"/>
+              </w:rPr>
+            </w:pPr>
+            <w:r>
+              <w:rPr>
+                <w:rFonts w:ascii="Tohoma" w:hAnsi="Tohoma" w:cs="Tahoma"/>
+                <w:sz w:val="24"/>
+                <w:szCs w:val="24"/>
               </w:rPr>
               <w:t>5</w:t>
             </w:r>
@@ -1729,24 +1693,24 @@
           <w:p>
             <w:pPr>
               <w:rPr>
-                <w:rFonts w:ascii="Tahoma" w:hAnsi="Tahoma" w:cs="Tahoma"/>
-                <w:sz w:val="28"/>
-                <w:szCs w:val="28"/>
-              </w:rPr>
-            </w:pPr>
-            <w:r>
-              <w:rPr>
-                <w:rFonts w:ascii="Tahoma" w:hAnsi="Tahoma" w:cs="Tahoma"/>
-                <w:sz w:val="28"/>
-                <w:szCs w:val="28"/>
+                <w:rFonts w:ascii="Tohoma" w:hAnsi="Tohoma" w:cs="Tahoma"/>
+                <w:sz w:val="24"/>
+                <w:szCs w:val="24"/>
+              </w:rPr>
+            </w:pPr>
+            <w:r>
+              <w:rPr>
+                <w:rFonts w:ascii="Tohoma" w:hAnsi="Tohoma" w:cs="Tahoma"/>
+                <w:sz w:val="24"/>
+                <w:szCs w:val="24"/>
               </w:rPr>
               <w:t>Principal Officers/</w:t>
             </w:r>
             <w:r>
               <w:rPr>
-                <w:rFonts w:ascii="Tahoma" w:hAnsi="Tahoma" w:cs="Tahoma"/>
-                <w:sz w:val="28"/>
-                <w:szCs w:val="28"/>
+                <w:rFonts w:ascii="Tohoma" w:hAnsi="Tohoma" w:cs="Tahoma"/>
+                <w:sz w:val="24"/>
+                <w:szCs w:val="24"/>
               </w:rPr>
               <w:t>Senior Research Scientist [2]</w:t>
             </w:r>
@@ -1759,16 +1723,16 @@
           <w:p>
             <w:pPr>
               <w:rPr>
-                <w:rFonts w:ascii="Tahoma" w:hAnsi="Tahoma" w:cs="Tahoma"/>
-                <w:sz w:val="28"/>
-                <w:szCs w:val="28"/>
-              </w:rPr>
-            </w:pPr>
-            <w:r>
-              <w:rPr>
-                <w:rFonts w:ascii="Tahoma" w:hAnsi="Tahoma" w:cs="Tahoma"/>
-                <w:sz w:val="28"/>
-                <w:szCs w:val="28"/>
+                <w:rFonts w:ascii="Tohoma" w:hAnsi="Tohoma" w:cs="Tahoma"/>
+                <w:sz w:val="24"/>
+                <w:szCs w:val="24"/>
+              </w:rPr>
+            </w:pPr>
+            <w:r>
+              <w:rPr>
+                <w:rFonts w:ascii="Tohoma" w:hAnsi="Tohoma" w:cs="Tahoma"/>
+                <w:sz w:val="24"/>
+                <w:szCs w:val="24"/>
               </w:rPr>
               <w:t xml:space="preserve">Degree </w:t>
             </w:r>
@@ -1782,16 +1746,16 @@
             <w:pPr>
               <w:jc w:val="center"/>
               <w:rPr>
-                <w:rFonts w:ascii="Tahoma" w:hAnsi="Tahoma" w:cs="Tahoma"/>
-                <w:sz w:val="28"/>
-                <w:szCs w:val="28"/>
-              </w:rPr>
-            </w:pPr>
-            <w:r>
-              <w:rPr>
-                <w:rFonts w:ascii="Tahoma" w:hAnsi="Tahoma" w:cs="Tahoma"/>
-                <w:sz w:val="28"/>
-                <w:szCs w:val="28"/>
+                <w:rFonts w:ascii="Tohoma" w:hAnsi="Tohoma" w:cs="Tahoma"/>
+                <w:sz w:val="24"/>
+                <w:szCs w:val="24"/>
+              </w:rPr>
+            </w:pPr>
+            <w:r>
+              <w:rPr>
+                <w:rFonts w:ascii="Tohoma" w:hAnsi="Tohoma" w:cs="Tahoma"/>
+                <w:sz w:val="24"/>
+                <w:szCs w:val="24"/>
               </w:rPr>
               <w:t>5</w:t>
             </w:r>
@@ -1805,16 +1769,16 @@
             <w:pPr>
               <w:jc w:val="center"/>
               <w:rPr>
-                <w:rFonts w:ascii="Tahoma" w:hAnsi="Tahoma" w:cs="Tahoma"/>
-                <w:sz w:val="28"/>
-                <w:szCs w:val="28"/>
-              </w:rPr>
-            </w:pPr>
-            <w:r>
-              <w:rPr>
-                <w:rFonts w:ascii="Tahoma" w:hAnsi="Tahoma" w:cs="Tahoma"/>
-                <w:sz w:val="28"/>
-                <w:szCs w:val="28"/>
+                <w:rFonts w:ascii="Tohoma" w:hAnsi="Tohoma" w:cs="Tahoma"/>
+                <w:sz w:val="24"/>
+                <w:szCs w:val="24"/>
+              </w:rPr>
+            </w:pPr>
+            <w:r>
+              <w:rPr>
+                <w:rFonts w:ascii="Tohoma" w:hAnsi="Tohoma" w:cs="Tahoma"/>
+                <w:sz w:val="24"/>
+                <w:szCs w:val="24"/>
               </w:rPr>
               <w:t>5</w:t>
             </w:r>
@@ -1827,16 +1791,16 @@
           <w:p>
             <w:pPr>
               <w:rPr>
-                <w:rFonts w:ascii="Tahoma" w:hAnsi="Tahoma" w:cs="Tahoma"/>
-                <w:sz w:val="28"/>
-                <w:szCs w:val="28"/>
-              </w:rPr>
-            </w:pPr>
-            <w:r>
-              <w:rPr>
-                <w:rFonts w:ascii="Tahoma" w:hAnsi="Tahoma" w:cs="Tahoma"/>
-                <w:sz w:val="28"/>
-                <w:szCs w:val="28"/>
+                <w:rFonts w:ascii="Tohoma" w:hAnsi="Tohoma" w:cs="Tahoma"/>
+                <w:sz w:val="24"/>
+                <w:szCs w:val="24"/>
+              </w:rPr>
+            </w:pPr>
+            <w:r>
+              <w:rPr>
+                <w:rFonts w:ascii="Tohoma" w:hAnsi="Tohoma" w:cs="Tahoma"/>
+                <w:sz w:val="24"/>
+                <w:szCs w:val="24"/>
               </w:rPr>
               <w:t>Senior Research Scientist</w:t>
             </w:r>
@@ -1849,16 +1813,16 @@
           <w:p>
             <w:pPr>
               <w:rPr>
-                <w:rFonts w:ascii="Tahoma" w:hAnsi="Tahoma" w:cs="Tahoma"/>
-                <w:sz w:val="28"/>
-                <w:szCs w:val="28"/>
-              </w:rPr>
-            </w:pPr>
-            <w:r>
-              <w:rPr>
-                <w:rFonts w:ascii="Tahoma" w:hAnsi="Tahoma" w:cs="Tahoma"/>
-                <w:sz w:val="28"/>
-                <w:szCs w:val="28"/>
+                <w:rFonts w:ascii="Tohoma" w:hAnsi="Tohoma" w:cs="Tahoma"/>
+                <w:sz w:val="24"/>
+                <w:szCs w:val="24"/>
+              </w:rPr>
+            </w:pPr>
+            <w:r>
+              <w:rPr>
+                <w:rFonts w:ascii="Tohoma" w:hAnsi="Tohoma" w:cs="Tahoma"/>
+                <w:sz w:val="24"/>
+                <w:szCs w:val="24"/>
               </w:rPr>
               <w:t xml:space="preserve">Degree </w:t>
             </w:r>
@@ -1872,16 +1836,16 @@
             <w:pPr>
               <w:jc w:val="center"/>
               <w:rPr>
-                <w:rFonts w:ascii="Tahoma" w:hAnsi="Tahoma" w:cs="Tahoma"/>
-                <w:sz w:val="28"/>
-                <w:szCs w:val="28"/>
-              </w:rPr>
-            </w:pPr>
-            <w:r>
-              <w:rPr>
-                <w:rFonts w:ascii="Tahoma" w:hAnsi="Tahoma" w:cs="Tahoma"/>
-                <w:sz w:val="28"/>
-                <w:szCs w:val="28"/>
+                <w:rFonts w:ascii="Tohoma" w:hAnsi="Tohoma" w:cs="Tahoma"/>
+                <w:sz w:val="24"/>
+                <w:szCs w:val="24"/>
+              </w:rPr>
+            </w:pPr>
+            <w:r>
+              <w:rPr>
+                <w:rFonts w:ascii="Tohoma" w:hAnsi="Tohoma" w:cs="Tahoma"/>
+                <w:sz w:val="24"/>
+                <w:szCs w:val="24"/>
               </w:rPr>
               <w:t>5</w:t>
             </w:r>
@@ -1897,9 +1861,9 @@
             <w:pPr>
               <w:jc w:val="center"/>
               <w:rPr>
-                <w:rFonts w:ascii="Tahoma" w:hAnsi="Tahoma" w:cs="Tahoma"/>
-                <w:sz w:val="28"/>
-                <w:szCs w:val="28"/>
+                <w:rFonts w:ascii="Tohoma" w:hAnsi="Tohoma" w:cs="Tahoma"/>
+                <w:sz w:val="24"/>
+                <w:szCs w:val="24"/>
               </w:rPr>
             </w:pPr>
           </w:p>
@@ -1911,9 +1875,9 @@
           <w:p>
             <w:pPr>
               <w:rPr>
-                <w:rFonts w:ascii="Tahoma" w:hAnsi="Tahoma" w:cs="Tahoma"/>
-                <w:sz w:val="28"/>
-                <w:szCs w:val="28"/>
+                <w:rFonts w:ascii="Tohoma" w:hAnsi="Tohoma" w:cs="Tahoma"/>
+                <w:sz w:val="24"/>
+                <w:szCs w:val="24"/>
               </w:rPr>
             </w:pPr>
           </w:p>
@@ -1925,9 +1889,9 @@
           <w:p>
             <w:pPr>
               <w:rPr>
-                <w:rFonts w:ascii="Tahoma" w:hAnsi="Tahoma" w:cs="Tahoma"/>
-                <w:sz w:val="28"/>
-                <w:szCs w:val="28"/>
+                <w:rFonts w:ascii="Tohoma" w:hAnsi="Tohoma" w:cs="Tahoma"/>
+                <w:sz w:val="24"/>
+                <w:szCs w:val="24"/>
               </w:rPr>
             </w:pPr>
           </w:p>
@@ -1940,9 +1904,9 @@
             <w:pPr>
               <w:jc w:val="center"/>
               <w:rPr>
-                <w:rFonts w:ascii="Tahoma" w:hAnsi="Tahoma" w:cs="Tahoma"/>
-                <w:sz w:val="28"/>
-                <w:szCs w:val="28"/>
+                <w:rFonts w:ascii="Tohoma" w:hAnsi="Tohoma" w:cs="Tahoma"/>
+                <w:sz w:val="24"/>
+                <w:szCs w:val="24"/>
               </w:rPr>
             </w:pPr>
           </w:p>
@@ -1955,9 +1919,9 @@
             <w:pPr>
               <w:jc w:val="center"/>
               <w:rPr>
-                <w:rFonts w:ascii="Tahoma" w:hAnsi="Tahoma" w:cs="Tahoma"/>
-                <w:sz w:val="28"/>
-                <w:szCs w:val="28"/>
+                <w:rFonts w:ascii="Tohoma" w:hAnsi="Tohoma" w:cs="Tahoma"/>
+                <w:sz w:val="24"/>
+                <w:szCs w:val="24"/>
               </w:rPr>
             </w:pPr>
           </w:p>
@@ -1969,16 +1933,16 @@
           <w:p>
             <w:pPr>
               <w:rPr>
-                <w:rFonts w:ascii="Tahoma" w:hAnsi="Tahoma" w:cs="Tahoma"/>
-                <w:sz w:val="28"/>
-                <w:szCs w:val="28"/>
-              </w:rPr>
-            </w:pPr>
-            <w:r>
-              <w:rPr>
-                <w:rFonts w:ascii="Tahoma" w:hAnsi="Tahoma" w:cs="Tahoma"/>
-                <w:sz w:val="28"/>
-                <w:szCs w:val="28"/>
+                <w:rFonts w:ascii="Tohoma" w:hAnsi="Tohoma" w:cs="Tahoma"/>
+                <w:sz w:val="24"/>
+                <w:szCs w:val="24"/>
+              </w:rPr>
+            </w:pPr>
+            <w:r>
+              <w:rPr>
+                <w:rFonts w:ascii="Tohoma" w:hAnsi="Tohoma" w:cs="Tahoma"/>
+                <w:sz w:val="24"/>
+                <w:szCs w:val="24"/>
               </w:rPr>
               <w:t>Principal Officer</w:t>
             </w:r>
@@ -1986,9 +1950,9 @@
           <w:p>
             <w:pPr>
               <w:rPr>
-                <w:rFonts w:ascii="Tahoma" w:hAnsi="Tahoma" w:cs="Tahoma"/>
-                <w:sz w:val="28"/>
-                <w:szCs w:val="28"/>
+                <w:rFonts w:ascii="Tohoma" w:hAnsi="Tohoma" w:cs="Tahoma"/>
+                <w:sz w:val="24"/>
+                <w:szCs w:val="24"/>
               </w:rPr>
             </w:pPr>
           </w:p>
@@ -2000,16 +1964,16 @@
           <w:p>
             <w:pPr>
               <w:rPr>
-                <w:rFonts w:ascii="Tahoma" w:hAnsi="Tahoma" w:cs="Tahoma"/>
-                <w:sz w:val="28"/>
-                <w:szCs w:val="28"/>
-              </w:rPr>
-            </w:pPr>
-            <w:r>
-              <w:rPr>
-                <w:rFonts w:ascii="Tahoma" w:hAnsi="Tahoma" w:cs="Tahoma"/>
-                <w:sz w:val="28"/>
-                <w:szCs w:val="28"/>
+                <w:rFonts w:ascii="Tohoma" w:hAnsi="Tohoma" w:cs="Tahoma"/>
+                <w:sz w:val="24"/>
+                <w:szCs w:val="24"/>
+              </w:rPr>
+            </w:pPr>
+            <w:r>
+              <w:rPr>
+                <w:rFonts w:ascii="Tohoma" w:hAnsi="Tohoma" w:cs="Tahoma"/>
+                <w:sz w:val="24"/>
+                <w:szCs w:val="24"/>
               </w:rPr>
               <w:t>Degree</w:t>
             </w:r>
@@ -2023,16 +1987,16 @@
             <w:pPr>
               <w:jc w:val="center"/>
               <w:rPr>
-                <w:rFonts w:ascii="Tahoma" w:hAnsi="Tahoma" w:cs="Tahoma"/>
-                <w:sz w:val="28"/>
-                <w:szCs w:val="28"/>
-              </w:rPr>
-            </w:pPr>
-            <w:r>
-              <w:rPr>
-                <w:rFonts w:ascii="Tahoma" w:hAnsi="Tahoma" w:cs="Tahoma"/>
-                <w:sz w:val="28"/>
-                <w:szCs w:val="28"/>
+                <w:rFonts w:ascii="Tohoma" w:hAnsi="Tohoma" w:cs="Tahoma"/>
+                <w:sz w:val="24"/>
+                <w:szCs w:val="24"/>
+              </w:rPr>
+            </w:pPr>
+            <w:r>
+              <w:rPr>
+                <w:rFonts w:ascii="Tohoma" w:hAnsi="Tohoma" w:cs="Tahoma"/>
+                <w:sz w:val="24"/>
+                <w:szCs w:val="24"/>
               </w:rPr>
               <w:t>5</w:t>
             </w:r>
@@ -2048,17 +2012,18 @@
             <w:pPr>
               <w:jc w:val="center"/>
               <w:rPr>
-                <w:rFonts w:ascii="Tahoma" w:hAnsi="Tahoma" w:cs="Tahoma"/>
-                <w:sz w:val="28"/>
-                <w:szCs w:val="28"/>
-              </w:rPr>
-            </w:pPr>
-            <w:r>
-              <w:rPr>
-                <w:rFonts w:ascii="Tahoma" w:hAnsi="Tahoma" w:cs="Tahoma"/>
-                <w:sz w:val="28"/>
-                <w:szCs w:val="28"/>
-              </w:rPr>
+                <w:rFonts w:ascii="Tohoma" w:hAnsi="Tohoma" w:cs="Tahoma"/>
+                <w:sz w:val="24"/>
+                <w:szCs w:val="24"/>
+              </w:rPr>
+            </w:pPr>
+            <w:r>
+              <w:rPr>
+                <w:rFonts w:ascii="Tohoma" w:hAnsi="Tohoma" w:cs="Tahoma"/>
+                <w:sz w:val="24"/>
+                <w:szCs w:val="24"/>
+              </w:rPr>
+              <w:lastRenderedPageBreak/>
               <w:t>6</w:t>
             </w:r>
           </w:p>
@@ -2068,16 +2033,16 @@
                 <w:tab w:val="center" w:pos="459"/>
               </w:tabs>
               <w:rPr>
-                <w:rFonts w:ascii="Tahoma" w:hAnsi="Tahoma" w:cs="Tahoma"/>
-                <w:sz w:val="28"/>
-                <w:szCs w:val="28"/>
-              </w:rPr>
-            </w:pPr>
-            <w:r>
-              <w:rPr>
-                <w:rFonts w:ascii="Tahoma" w:hAnsi="Tahoma" w:cs="Tahoma"/>
-                <w:sz w:val="28"/>
-                <w:szCs w:val="28"/>
+                <w:rFonts w:ascii="Tohoma" w:hAnsi="Tohoma" w:cs="Tahoma"/>
+                <w:sz w:val="24"/>
+                <w:szCs w:val="24"/>
+              </w:rPr>
+            </w:pPr>
+            <w:r>
+              <w:rPr>
+                <w:rFonts w:ascii="Tohoma" w:hAnsi="Tohoma" w:cs="Tahoma"/>
+                <w:sz w:val="24"/>
+                <w:szCs w:val="24"/>
               </w:rPr>
               <w:tab/>
             </w:r>
@@ -2090,26 +2055,18 @@
           <w:p>
             <w:pPr>
               <w:rPr>
-                <w:rFonts w:ascii="Tahoma" w:hAnsi="Tahoma" w:cs="Tahoma"/>
-                <w:sz w:val="28"/>
-                <w:szCs w:val="28"/>
-              </w:rPr>
-            </w:pPr>
-            <w:r>
-              <w:rPr>
-                <w:rFonts w:ascii="Tahoma" w:hAnsi="Tahoma" w:cs="Tahoma"/>
-                <w:sz w:val="28"/>
-                <w:szCs w:val="28"/>
-              </w:rPr>
-              <w:t>Senior officers [1]/</w:t>
-            </w:r>
-            <w:r>
-              <w:rPr>
-                <w:rFonts w:ascii="Tahoma" w:hAnsi="Tahoma" w:cs="Tahoma"/>
-                <w:sz w:val="28"/>
-                <w:szCs w:val="28"/>
-              </w:rPr>
-              <w:t>Research Scientist [1]</w:t>
+                <w:rFonts w:ascii="Tohoma" w:hAnsi="Tohoma" w:cs="Tahoma"/>
+                <w:sz w:val="24"/>
+                <w:szCs w:val="24"/>
+              </w:rPr>
+            </w:pPr>
+            <w:r>
+              <w:rPr>
+                <w:rFonts w:ascii="Tohoma" w:hAnsi="Tohoma" w:cs="Tahoma"/>
+                <w:sz w:val="24"/>
+                <w:szCs w:val="24"/>
+              </w:rPr>
+              <w:t>Senior officers [1]/Research Scientist [1]</w:t>
             </w:r>
           </w:p>
         </w:tc>
@@ -2120,16 +2077,16 @@
           <w:p>
             <w:pPr>
               <w:rPr>
-                <w:rFonts w:ascii="Tahoma" w:hAnsi="Tahoma" w:cs="Tahoma"/>
-                <w:sz w:val="28"/>
-                <w:szCs w:val="28"/>
-              </w:rPr>
-            </w:pPr>
-            <w:r>
-              <w:rPr>
-                <w:rFonts w:ascii="Tahoma" w:hAnsi="Tahoma" w:cs="Tahoma"/>
-                <w:sz w:val="28"/>
-                <w:szCs w:val="28"/>
+                <w:rFonts w:ascii="Tohoma" w:hAnsi="Tohoma" w:cs="Tahoma"/>
+                <w:sz w:val="24"/>
+                <w:szCs w:val="24"/>
+              </w:rPr>
+            </w:pPr>
+            <w:r>
+              <w:rPr>
+                <w:rFonts w:ascii="Tohoma" w:hAnsi="Tohoma" w:cs="Tahoma"/>
+                <w:sz w:val="24"/>
+                <w:szCs w:val="24"/>
               </w:rPr>
               <w:t xml:space="preserve">Degree </w:t>
             </w:r>
@@ -2143,16 +2100,16 @@
             <w:pPr>
               <w:jc w:val="center"/>
               <w:rPr>
-                <w:rFonts w:ascii="Tahoma" w:hAnsi="Tahoma" w:cs="Tahoma"/>
-                <w:sz w:val="28"/>
-                <w:szCs w:val="28"/>
-              </w:rPr>
-            </w:pPr>
-            <w:r>
-              <w:rPr>
-                <w:rFonts w:ascii="Tahoma" w:hAnsi="Tahoma" w:cs="Tahoma"/>
-                <w:sz w:val="28"/>
-                <w:szCs w:val="28"/>
+                <w:rFonts w:ascii="Tohoma" w:hAnsi="Tohoma" w:cs="Tahoma"/>
+                <w:sz w:val="24"/>
+                <w:szCs w:val="24"/>
+              </w:rPr>
+            </w:pPr>
+            <w:r>
+              <w:rPr>
+                <w:rFonts w:ascii="Tohoma" w:hAnsi="Tohoma" w:cs="Tahoma"/>
+                <w:sz w:val="24"/>
+                <w:szCs w:val="24"/>
               </w:rPr>
               <w:t>6</w:t>
             </w:r>
@@ -2166,16 +2123,16 @@
             <w:pPr>
               <w:jc w:val="center"/>
               <w:rPr>
-                <w:rFonts w:ascii="Tahoma" w:hAnsi="Tahoma" w:cs="Tahoma"/>
-                <w:sz w:val="28"/>
-                <w:szCs w:val="28"/>
-              </w:rPr>
-            </w:pPr>
-            <w:r>
-              <w:rPr>
-                <w:rFonts w:ascii="Tahoma" w:hAnsi="Tahoma" w:cs="Tahoma"/>
-                <w:sz w:val="28"/>
-                <w:szCs w:val="28"/>
+                <w:rFonts w:ascii="Tohoma" w:hAnsi="Tohoma" w:cs="Tahoma"/>
+                <w:sz w:val="24"/>
+                <w:szCs w:val="24"/>
+              </w:rPr>
+            </w:pPr>
+            <w:r>
+              <w:rPr>
+                <w:rFonts w:ascii="Tohoma" w:hAnsi="Tohoma" w:cs="Tahoma"/>
+                <w:sz w:val="24"/>
+                <w:szCs w:val="24"/>
               </w:rPr>
               <w:t>6</w:t>
             </w:r>
@@ -2188,16 +2145,16 @@
           <w:p>
             <w:pPr>
               <w:rPr>
-                <w:rFonts w:ascii="Tahoma" w:hAnsi="Tahoma" w:cs="Tahoma"/>
-                <w:sz w:val="28"/>
-                <w:szCs w:val="28"/>
-              </w:rPr>
-            </w:pPr>
-            <w:r>
-              <w:rPr>
-                <w:rFonts w:ascii="Tahoma" w:hAnsi="Tahoma" w:cs="Tahoma"/>
-                <w:sz w:val="28"/>
-                <w:szCs w:val="28"/>
+                <w:rFonts w:ascii="Tohoma" w:hAnsi="Tohoma" w:cs="Tahoma"/>
+                <w:sz w:val="24"/>
+                <w:szCs w:val="24"/>
+              </w:rPr>
+            </w:pPr>
+            <w:r>
+              <w:rPr>
+                <w:rFonts w:ascii="Tohoma" w:hAnsi="Tohoma" w:cs="Tahoma"/>
+                <w:sz w:val="24"/>
+                <w:szCs w:val="24"/>
               </w:rPr>
               <w:t>Research Scientist</w:t>
             </w:r>
@@ -2210,16 +2167,16 @@
           <w:p>
             <w:pPr>
               <w:rPr>
-                <w:rFonts w:ascii="Tahoma" w:hAnsi="Tahoma" w:cs="Tahoma"/>
-                <w:sz w:val="28"/>
-                <w:szCs w:val="28"/>
-              </w:rPr>
-            </w:pPr>
-            <w:r>
-              <w:rPr>
-                <w:rFonts w:ascii="Tahoma" w:hAnsi="Tahoma" w:cs="Tahoma"/>
-                <w:sz w:val="28"/>
-                <w:szCs w:val="28"/>
+                <w:rFonts w:ascii="Tohoma" w:hAnsi="Tohoma" w:cs="Tahoma"/>
+                <w:sz w:val="24"/>
+                <w:szCs w:val="24"/>
+              </w:rPr>
+            </w:pPr>
+            <w:r>
+              <w:rPr>
+                <w:rFonts w:ascii="Tohoma" w:hAnsi="Tohoma" w:cs="Tahoma"/>
+                <w:sz w:val="24"/>
+                <w:szCs w:val="24"/>
               </w:rPr>
               <w:t xml:space="preserve">Degree </w:t>
             </w:r>
@@ -2233,16 +2190,16 @@
             <w:pPr>
               <w:jc w:val="center"/>
               <w:rPr>
-                <w:rFonts w:ascii="Tahoma" w:hAnsi="Tahoma" w:cs="Tahoma"/>
-                <w:sz w:val="28"/>
-                <w:szCs w:val="28"/>
-              </w:rPr>
-            </w:pPr>
-            <w:r>
-              <w:rPr>
-                <w:rFonts w:ascii="Tahoma" w:hAnsi="Tahoma" w:cs="Tahoma"/>
-                <w:sz w:val="28"/>
-                <w:szCs w:val="28"/>
+                <w:rFonts w:ascii="Tohoma" w:hAnsi="Tohoma" w:cs="Tahoma"/>
+                <w:sz w:val="24"/>
+                <w:szCs w:val="24"/>
+              </w:rPr>
+            </w:pPr>
+            <w:r>
+              <w:rPr>
+                <w:rFonts w:ascii="Tohoma" w:hAnsi="Tohoma" w:cs="Tahoma"/>
+                <w:sz w:val="24"/>
+                <w:szCs w:val="24"/>
               </w:rPr>
               <w:t>6</w:t>
             </w:r>
@@ -2258,9 +2215,9 @@
             <w:pPr>
               <w:jc w:val="center"/>
               <w:rPr>
-                <w:rFonts w:ascii="Tahoma" w:hAnsi="Tahoma" w:cs="Tahoma"/>
-                <w:sz w:val="28"/>
-                <w:szCs w:val="28"/>
+                <w:rFonts w:ascii="Tohoma" w:hAnsi="Tohoma" w:cs="Tahoma"/>
+                <w:sz w:val="24"/>
+                <w:szCs w:val="24"/>
               </w:rPr>
             </w:pPr>
           </w:p>
@@ -2272,9 +2229,9 @@
           <w:p>
             <w:pPr>
               <w:rPr>
-                <w:rFonts w:ascii="Tahoma" w:hAnsi="Tahoma" w:cs="Tahoma"/>
-                <w:sz w:val="28"/>
-                <w:szCs w:val="28"/>
+                <w:rFonts w:ascii="Tohoma" w:hAnsi="Tohoma" w:cs="Tahoma"/>
+                <w:sz w:val="24"/>
+                <w:szCs w:val="24"/>
               </w:rPr>
             </w:pPr>
           </w:p>
@@ -2286,9 +2243,9 @@
           <w:p>
             <w:pPr>
               <w:rPr>
-                <w:rFonts w:ascii="Tahoma" w:hAnsi="Tahoma" w:cs="Tahoma"/>
-                <w:sz w:val="28"/>
-                <w:szCs w:val="28"/>
+                <w:rFonts w:ascii="Tohoma" w:hAnsi="Tohoma" w:cs="Tahoma"/>
+                <w:sz w:val="24"/>
+                <w:szCs w:val="24"/>
               </w:rPr>
             </w:pPr>
           </w:p>
@@ -2301,9 +2258,9 @@
             <w:pPr>
               <w:jc w:val="center"/>
               <w:rPr>
-                <w:rFonts w:ascii="Tahoma" w:hAnsi="Tahoma" w:cs="Tahoma"/>
-                <w:sz w:val="28"/>
-                <w:szCs w:val="28"/>
+                <w:rFonts w:ascii="Tohoma" w:hAnsi="Tohoma" w:cs="Tahoma"/>
+                <w:sz w:val="24"/>
+                <w:szCs w:val="24"/>
               </w:rPr>
             </w:pPr>
           </w:p>
@@ -2316,9 +2273,9 @@
             <w:pPr>
               <w:jc w:val="center"/>
               <w:rPr>
-                <w:rFonts w:ascii="Tahoma" w:hAnsi="Tahoma" w:cs="Tahoma"/>
-                <w:sz w:val="28"/>
-                <w:szCs w:val="28"/>
+                <w:rFonts w:ascii="Tohoma" w:hAnsi="Tohoma" w:cs="Tahoma"/>
+                <w:sz w:val="24"/>
+                <w:szCs w:val="24"/>
               </w:rPr>
             </w:pPr>
           </w:p>
@@ -2330,16 +2287,16 @@
           <w:p>
             <w:pPr>
               <w:rPr>
-                <w:rFonts w:ascii="Tahoma" w:hAnsi="Tahoma" w:cs="Tahoma"/>
-                <w:sz w:val="28"/>
-                <w:szCs w:val="28"/>
-              </w:rPr>
-            </w:pPr>
-            <w:r>
-              <w:rPr>
-                <w:rFonts w:ascii="Tahoma" w:hAnsi="Tahoma" w:cs="Tahoma"/>
-                <w:sz w:val="28"/>
-                <w:szCs w:val="28"/>
+                <w:rFonts w:ascii="Tohoma" w:hAnsi="Tohoma" w:cs="Tahoma"/>
+                <w:sz w:val="24"/>
+                <w:szCs w:val="24"/>
+              </w:rPr>
+            </w:pPr>
+            <w:r>
+              <w:rPr>
+                <w:rFonts w:ascii="Tohoma" w:hAnsi="Tohoma" w:cs="Tahoma"/>
+                <w:sz w:val="24"/>
+                <w:szCs w:val="24"/>
               </w:rPr>
               <w:t>Senior Officer</w:t>
             </w:r>
@@ -2352,16 +2309,16 @@
           <w:p>
             <w:pPr>
               <w:rPr>
-                <w:rFonts w:ascii="Tahoma" w:hAnsi="Tahoma" w:cs="Tahoma"/>
-                <w:sz w:val="28"/>
-                <w:szCs w:val="28"/>
-              </w:rPr>
-            </w:pPr>
-            <w:r>
-              <w:rPr>
-                <w:rFonts w:ascii="Tahoma" w:hAnsi="Tahoma" w:cs="Tahoma"/>
-                <w:sz w:val="28"/>
-                <w:szCs w:val="28"/>
+                <w:rFonts w:ascii="Tohoma" w:hAnsi="Tohoma" w:cs="Tahoma"/>
+                <w:sz w:val="24"/>
+                <w:szCs w:val="24"/>
+              </w:rPr>
+            </w:pPr>
+            <w:r>
+              <w:rPr>
+                <w:rFonts w:ascii="Tohoma" w:hAnsi="Tohoma" w:cs="Tahoma"/>
+                <w:sz w:val="24"/>
+                <w:szCs w:val="24"/>
               </w:rPr>
               <w:t>Degree</w:t>
             </w:r>
@@ -2375,16 +2332,16 @@
             <w:pPr>
               <w:jc w:val="center"/>
               <w:rPr>
-                <w:rFonts w:ascii="Tahoma" w:hAnsi="Tahoma" w:cs="Tahoma"/>
-                <w:sz w:val="28"/>
-                <w:szCs w:val="28"/>
-              </w:rPr>
-            </w:pPr>
-            <w:r>
-              <w:rPr>
-                <w:rFonts w:ascii="Tahoma" w:hAnsi="Tahoma" w:cs="Tahoma"/>
-                <w:sz w:val="28"/>
-                <w:szCs w:val="28"/>
+                <w:rFonts w:ascii="Tohoma" w:hAnsi="Tohoma" w:cs="Tahoma"/>
+                <w:sz w:val="24"/>
+                <w:szCs w:val="24"/>
+              </w:rPr>
+            </w:pPr>
+            <w:r>
+              <w:rPr>
+                <w:rFonts w:ascii="Tohoma" w:hAnsi="Tohoma" w:cs="Tahoma"/>
+                <w:sz w:val="24"/>
+                <w:szCs w:val="24"/>
               </w:rPr>
               <w:t>6</w:t>
             </w:r>
@@ -2406,16 +2363,16 @@
               </w:tabs>
               <w:jc w:val="center"/>
               <w:rPr>
-                <w:rFonts w:ascii="Tahoma" w:hAnsi="Tahoma" w:cs="Tahoma"/>
-                <w:sz w:val="28"/>
-                <w:szCs w:val="28"/>
-              </w:rPr>
-            </w:pPr>
-            <w:r>
-              <w:rPr>
-                <w:rFonts w:ascii="Tahoma" w:hAnsi="Tahoma" w:cs="Tahoma"/>
-                <w:sz w:val="28"/>
-                <w:szCs w:val="28"/>
+                <w:rFonts w:ascii="Tohoma" w:hAnsi="Tohoma" w:cs="Tahoma"/>
+                <w:sz w:val="24"/>
+                <w:szCs w:val="24"/>
+              </w:rPr>
+            </w:pPr>
+            <w:r>
+              <w:rPr>
+                <w:rFonts w:ascii="Tohoma" w:hAnsi="Tohoma" w:cs="Tahoma"/>
+                <w:sz w:val="24"/>
+                <w:szCs w:val="24"/>
               </w:rPr>
               <w:t>7</w:t>
             </w:r>
@@ -2428,26 +2385,18 @@
           <w:p>
             <w:pPr>
               <w:rPr>
-                <w:rFonts w:ascii="Tahoma" w:hAnsi="Tahoma" w:cs="Tahoma"/>
-                <w:sz w:val="28"/>
-                <w:szCs w:val="28"/>
-              </w:rPr>
-            </w:pPr>
-            <w:r>
-              <w:rPr>
-                <w:rFonts w:ascii="Tahoma" w:hAnsi="Tahoma" w:cs="Tahoma"/>
-                <w:sz w:val="28"/>
-                <w:szCs w:val="28"/>
-              </w:rPr>
-              <w:t>Senior Officers [2]/</w:t>
-            </w:r>
-            <w:r>
-              <w:rPr>
-                <w:rFonts w:ascii="Tahoma" w:hAnsi="Tahoma" w:cs="Tahoma"/>
-                <w:sz w:val="28"/>
-                <w:szCs w:val="28"/>
-              </w:rPr>
-              <w:t>Research Scientist [2]</w:t>
+                <w:rFonts w:ascii="Tohoma" w:hAnsi="Tohoma" w:cs="Tahoma"/>
+                <w:sz w:val="24"/>
+                <w:szCs w:val="24"/>
+              </w:rPr>
+            </w:pPr>
+            <w:r>
+              <w:rPr>
+                <w:rFonts w:ascii="Tohoma" w:hAnsi="Tohoma" w:cs="Tahoma"/>
+                <w:sz w:val="24"/>
+                <w:szCs w:val="24"/>
+              </w:rPr>
+              <w:t>Senior Officers [2]/Research Scientist [2]</w:t>
             </w:r>
           </w:p>
         </w:tc>
@@ -2458,16 +2407,16 @@
           <w:p>
             <w:pPr>
               <w:rPr>
-                <w:rFonts w:ascii="Tahoma" w:hAnsi="Tahoma" w:cs="Tahoma"/>
-                <w:sz w:val="28"/>
-                <w:szCs w:val="28"/>
-              </w:rPr>
-            </w:pPr>
-            <w:r>
-              <w:rPr>
-                <w:rFonts w:ascii="Tahoma" w:hAnsi="Tahoma" w:cs="Tahoma"/>
-                <w:sz w:val="28"/>
-                <w:szCs w:val="28"/>
+                <w:rFonts w:ascii="Tohoma" w:hAnsi="Tohoma" w:cs="Tahoma"/>
+                <w:sz w:val="24"/>
+                <w:szCs w:val="24"/>
+              </w:rPr>
+            </w:pPr>
+            <w:r>
+              <w:rPr>
+                <w:rFonts w:ascii="Tohoma" w:hAnsi="Tohoma" w:cs="Tahoma"/>
+                <w:sz w:val="24"/>
+                <w:szCs w:val="24"/>
               </w:rPr>
               <w:t>Degree</w:t>
             </w:r>
@@ -2481,16 +2430,16 @@
             <w:pPr>
               <w:jc w:val="center"/>
               <w:rPr>
-                <w:rFonts w:ascii="Tahoma" w:hAnsi="Tahoma" w:cs="Tahoma"/>
-                <w:sz w:val="28"/>
-                <w:szCs w:val="28"/>
-              </w:rPr>
-            </w:pPr>
-            <w:r>
-              <w:rPr>
-                <w:rFonts w:ascii="Tahoma" w:hAnsi="Tahoma" w:cs="Tahoma"/>
-                <w:sz w:val="28"/>
-                <w:szCs w:val="28"/>
+                <w:rFonts w:ascii="Tohoma" w:hAnsi="Tohoma" w:cs="Tahoma"/>
+                <w:sz w:val="24"/>
+                <w:szCs w:val="24"/>
+              </w:rPr>
+            </w:pPr>
+            <w:r>
+              <w:rPr>
+                <w:rFonts w:ascii="Tohoma" w:hAnsi="Tohoma" w:cs="Tahoma"/>
+                <w:sz w:val="24"/>
+                <w:szCs w:val="24"/>
               </w:rPr>
               <w:t>7</w:t>
             </w:r>
@@ -2504,16 +2453,16 @@
             <w:pPr>
               <w:jc w:val="center"/>
               <w:rPr>
-                <w:rFonts w:ascii="Tahoma" w:hAnsi="Tahoma" w:cs="Tahoma"/>
-                <w:sz w:val="28"/>
-                <w:szCs w:val="28"/>
-              </w:rPr>
-            </w:pPr>
-            <w:r>
-              <w:rPr>
-                <w:rFonts w:ascii="Tahoma" w:hAnsi="Tahoma" w:cs="Tahoma"/>
-                <w:sz w:val="28"/>
-                <w:szCs w:val="28"/>
+                <w:rFonts w:ascii="Tohoma" w:hAnsi="Tohoma" w:cs="Tahoma"/>
+                <w:sz w:val="24"/>
+                <w:szCs w:val="24"/>
+              </w:rPr>
+            </w:pPr>
+            <w:r>
+              <w:rPr>
+                <w:rFonts w:ascii="Tohoma" w:hAnsi="Tohoma" w:cs="Tahoma"/>
+                <w:sz w:val="24"/>
+                <w:szCs w:val="24"/>
               </w:rPr>
               <w:t>7</w:t>
             </w:r>
@@ -2526,16 +2475,16 @@
           <w:p>
             <w:pPr>
               <w:rPr>
-                <w:rFonts w:ascii="Tahoma" w:hAnsi="Tahoma" w:cs="Tahoma"/>
-                <w:sz w:val="28"/>
-                <w:szCs w:val="28"/>
-              </w:rPr>
-            </w:pPr>
-            <w:r>
-              <w:rPr>
-                <w:rFonts w:ascii="Tahoma" w:hAnsi="Tahoma" w:cs="Tahoma"/>
-                <w:sz w:val="28"/>
-                <w:szCs w:val="28"/>
+                <w:rFonts w:ascii="Tohoma" w:hAnsi="Tohoma" w:cs="Tahoma"/>
+                <w:sz w:val="24"/>
+                <w:szCs w:val="24"/>
+              </w:rPr>
+            </w:pPr>
+            <w:r>
+              <w:rPr>
+                <w:rFonts w:ascii="Tohoma" w:hAnsi="Tohoma" w:cs="Tahoma"/>
+                <w:sz w:val="24"/>
+                <w:szCs w:val="24"/>
               </w:rPr>
               <w:t xml:space="preserve">Assistant Research Scientist </w:t>
             </w:r>
@@ -2543,9 +2492,9 @@
           <w:p>
             <w:pPr>
               <w:rPr>
-                <w:rFonts w:ascii="Tahoma" w:hAnsi="Tahoma" w:cs="Tahoma"/>
-                <w:sz w:val="28"/>
-                <w:szCs w:val="28"/>
+                <w:rFonts w:ascii="Tohoma" w:hAnsi="Tohoma" w:cs="Tahoma"/>
+                <w:sz w:val="24"/>
+                <w:szCs w:val="24"/>
               </w:rPr>
             </w:pPr>
           </w:p>
@@ -2557,16 +2506,16 @@
           <w:p>
             <w:pPr>
               <w:rPr>
-                <w:rFonts w:ascii="Tahoma" w:hAnsi="Tahoma" w:cs="Tahoma"/>
-                <w:sz w:val="28"/>
-                <w:szCs w:val="28"/>
-              </w:rPr>
-            </w:pPr>
-            <w:r>
-              <w:rPr>
-                <w:rFonts w:ascii="Tahoma" w:hAnsi="Tahoma" w:cs="Tahoma"/>
-                <w:sz w:val="28"/>
-                <w:szCs w:val="28"/>
+                <w:rFonts w:ascii="Tohoma" w:hAnsi="Tohoma" w:cs="Tahoma"/>
+                <w:sz w:val="24"/>
+                <w:szCs w:val="24"/>
+              </w:rPr>
+            </w:pPr>
+            <w:r>
+              <w:rPr>
+                <w:rFonts w:ascii="Tohoma" w:hAnsi="Tohoma" w:cs="Tahoma"/>
+                <w:sz w:val="24"/>
+                <w:szCs w:val="24"/>
               </w:rPr>
               <w:t>Degree</w:t>
             </w:r>
@@ -2580,18 +2529,18 @@
             <w:pPr>
               <w:jc w:val="center"/>
               <w:rPr>
-                <w:rFonts w:ascii="Tahoma" w:hAnsi="Tahoma" w:cs="Tahoma"/>
+                <w:rFonts w:ascii="Tohoma" w:hAnsi="Tohoma" w:cs="Tahoma"/>
                 <w:color w:val="000000" w:themeColor="text1"/>
-                <w:sz w:val="28"/>
-                <w:szCs w:val="28"/>
-              </w:rPr>
-            </w:pPr>
-            <w:r>
-              <w:rPr>
-                <w:rFonts w:ascii="Tahoma" w:hAnsi="Tahoma" w:cs="Tahoma"/>
+                <w:sz w:val="24"/>
+                <w:szCs w:val="24"/>
+              </w:rPr>
+            </w:pPr>
+            <w:r>
+              <w:rPr>
+                <w:rFonts w:ascii="Tohoma" w:hAnsi="Tohoma" w:cs="Tahoma"/>
                 <w:color w:val="000000" w:themeColor="text1"/>
-                <w:sz w:val="28"/>
-                <w:szCs w:val="28"/>
+                <w:sz w:val="24"/>
+                <w:szCs w:val="24"/>
               </w:rPr>
               <w:t>7</w:t>
             </w:r>
@@ -2613,9 +2562,9 @@
               </w:tabs>
               <w:jc w:val="center"/>
               <w:rPr>
-                <w:rFonts w:ascii="Tahoma" w:hAnsi="Tahoma" w:cs="Tahoma"/>
-                <w:sz w:val="28"/>
-                <w:szCs w:val="28"/>
+                <w:rFonts w:ascii="Tohoma" w:hAnsi="Tohoma" w:cs="Tahoma"/>
+                <w:sz w:val="24"/>
+                <w:szCs w:val="24"/>
               </w:rPr>
             </w:pPr>
           </w:p>
@@ -2627,9 +2576,9 @@
           <w:p>
             <w:pPr>
               <w:rPr>
-                <w:rFonts w:ascii="Tahoma" w:hAnsi="Tahoma" w:cs="Tahoma"/>
-                <w:sz w:val="28"/>
-                <w:szCs w:val="28"/>
+                <w:rFonts w:ascii="Tohoma" w:hAnsi="Tohoma" w:cs="Tahoma"/>
+                <w:sz w:val="24"/>
+                <w:szCs w:val="24"/>
               </w:rPr>
             </w:pPr>
           </w:p>
@@ -2641,9 +2590,9 @@
           <w:p>
             <w:pPr>
               <w:rPr>
-                <w:rFonts w:ascii="Tahoma" w:hAnsi="Tahoma" w:cs="Tahoma"/>
-                <w:sz w:val="28"/>
-                <w:szCs w:val="28"/>
+                <w:rFonts w:ascii="Tohoma" w:hAnsi="Tohoma" w:cs="Tahoma"/>
+                <w:sz w:val="24"/>
+                <w:szCs w:val="24"/>
               </w:rPr>
             </w:pPr>
           </w:p>
@@ -2656,9 +2605,9 @@
             <w:pPr>
               <w:jc w:val="center"/>
               <w:rPr>
-                <w:rFonts w:ascii="Tahoma" w:hAnsi="Tahoma" w:cs="Tahoma"/>
-                <w:sz w:val="28"/>
-                <w:szCs w:val="28"/>
+                <w:rFonts w:ascii="Tohoma" w:hAnsi="Tohoma" w:cs="Tahoma"/>
+                <w:sz w:val="24"/>
+                <w:szCs w:val="24"/>
               </w:rPr>
             </w:pPr>
           </w:p>
@@ -2671,9 +2620,9 @@
             <w:pPr>
               <w:jc w:val="center"/>
               <w:rPr>
-                <w:rFonts w:ascii="Tahoma" w:hAnsi="Tahoma" w:cs="Tahoma"/>
-                <w:sz w:val="28"/>
-                <w:szCs w:val="28"/>
+                <w:rFonts w:ascii="Tohoma" w:hAnsi="Tohoma" w:cs="Tahoma"/>
+                <w:sz w:val="24"/>
+                <w:szCs w:val="24"/>
               </w:rPr>
             </w:pPr>
           </w:p>
@@ -2685,16 +2634,16 @@
           <w:p>
             <w:pPr>
               <w:rPr>
-                <w:rFonts w:ascii="Tahoma" w:hAnsi="Tahoma" w:cs="Tahoma"/>
-                <w:sz w:val="28"/>
-                <w:szCs w:val="28"/>
-              </w:rPr>
-            </w:pPr>
-            <w:r>
-              <w:rPr>
-                <w:rFonts w:ascii="Tahoma" w:hAnsi="Tahoma" w:cs="Tahoma"/>
-                <w:sz w:val="28"/>
-                <w:szCs w:val="28"/>
+                <w:rFonts w:ascii="Tohoma" w:hAnsi="Tohoma" w:cs="Tahoma"/>
+                <w:sz w:val="24"/>
+                <w:szCs w:val="24"/>
+              </w:rPr>
+            </w:pPr>
+            <w:r>
+              <w:rPr>
+                <w:rFonts w:ascii="Tohoma" w:hAnsi="Tohoma" w:cs="Tahoma"/>
+                <w:sz w:val="24"/>
+                <w:szCs w:val="24"/>
               </w:rPr>
               <w:t>Principal Technician</w:t>
             </w:r>
@@ -2702,16 +2651,16 @@
           <w:p>
             <w:pPr>
               <w:rPr>
-                <w:rFonts w:ascii="Tahoma" w:hAnsi="Tahoma" w:cs="Tahoma"/>
-                <w:sz w:val="28"/>
-                <w:szCs w:val="28"/>
-              </w:rPr>
-            </w:pPr>
-            <w:r>
-              <w:rPr>
-                <w:rFonts w:ascii="Tahoma" w:hAnsi="Tahoma" w:cs="Tahoma"/>
-                <w:sz w:val="28"/>
-                <w:szCs w:val="28"/>
+                <w:rFonts w:ascii="Tohoma" w:hAnsi="Tohoma" w:cs="Tahoma"/>
+                <w:sz w:val="24"/>
+                <w:szCs w:val="24"/>
+              </w:rPr>
+            </w:pPr>
+            <w:r>
+              <w:rPr>
+                <w:rFonts w:ascii="Tohoma" w:hAnsi="Tohoma" w:cs="Tahoma"/>
+                <w:sz w:val="24"/>
+                <w:szCs w:val="24"/>
               </w:rPr>
               <w:t xml:space="preserve">Officer </w:t>
             </w:r>
@@ -2724,16 +2673,16 @@
           <w:p>
             <w:pPr>
               <w:rPr>
-                <w:rFonts w:ascii="Tahoma" w:hAnsi="Tahoma" w:cs="Tahoma"/>
-                <w:sz w:val="28"/>
-                <w:szCs w:val="28"/>
-              </w:rPr>
-            </w:pPr>
-            <w:r>
-              <w:rPr>
-                <w:rFonts w:ascii="Tahoma" w:hAnsi="Tahoma" w:cs="Tahoma"/>
-                <w:sz w:val="28"/>
-                <w:szCs w:val="28"/>
+                <w:rFonts w:ascii="Tohoma" w:hAnsi="Tohoma" w:cs="Tahoma"/>
+                <w:sz w:val="24"/>
+                <w:szCs w:val="24"/>
+              </w:rPr>
+            </w:pPr>
+            <w:r>
+              <w:rPr>
+                <w:rFonts w:ascii="Tohoma" w:hAnsi="Tohoma" w:cs="Tahoma"/>
+                <w:sz w:val="24"/>
+                <w:szCs w:val="24"/>
               </w:rPr>
               <w:t>Degree</w:t>
             </w:r>
@@ -2747,18 +2696,18 @@
             <w:pPr>
               <w:jc w:val="center"/>
               <w:rPr>
-                <w:rFonts w:ascii="Tahoma" w:hAnsi="Tahoma" w:cs="Tahoma"/>
+                <w:rFonts w:ascii="Tohoma" w:hAnsi="Tohoma" w:cs="Tahoma"/>
                 <w:color w:val="000000" w:themeColor="text1"/>
-                <w:sz w:val="28"/>
-                <w:szCs w:val="28"/>
-              </w:rPr>
-            </w:pPr>
-            <w:r>
-              <w:rPr>
-                <w:rFonts w:ascii="Tahoma" w:hAnsi="Tahoma" w:cs="Tahoma"/>
+                <w:sz w:val="24"/>
+                <w:szCs w:val="24"/>
+              </w:rPr>
+            </w:pPr>
+            <w:r>
+              <w:rPr>
+                <w:rFonts w:ascii="Tohoma" w:hAnsi="Tohoma" w:cs="Tahoma"/>
                 <w:color w:val="000000" w:themeColor="text1"/>
-                <w:sz w:val="28"/>
-                <w:szCs w:val="28"/>
+                <w:sz w:val="24"/>
+                <w:szCs w:val="24"/>
               </w:rPr>
               <w:t>7</w:t>
             </w:r>
@@ -2767,10 +2716,10 @@
             <w:pPr>
               <w:jc w:val="center"/>
               <w:rPr>
-                <w:rFonts w:ascii="Tahoma" w:hAnsi="Tahoma" w:cs="Tahoma"/>
+                <w:rFonts w:ascii="Tohoma" w:hAnsi="Tohoma" w:cs="Tahoma"/>
                 <w:color w:val="000000" w:themeColor="text1"/>
-                <w:sz w:val="28"/>
-                <w:szCs w:val="28"/>
+                <w:sz w:val="24"/>
+                <w:szCs w:val="24"/>
               </w:rPr>
             </w:pPr>
           </w:p>
@@ -2791,9 +2740,9 @@
               </w:tabs>
               <w:jc w:val="center"/>
               <w:rPr>
-                <w:rFonts w:ascii="Tahoma" w:hAnsi="Tahoma" w:cs="Tahoma"/>
-                <w:sz w:val="28"/>
-                <w:szCs w:val="28"/>
+                <w:rFonts w:ascii="Tohoma" w:hAnsi="Tohoma" w:cs="Tahoma"/>
+                <w:sz w:val="24"/>
+                <w:szCs w:val="24"/>
               </w:rPr>
             </w:pPr>
           </w:p>
@@ -2805,9 +2754,9 @@
           <w:p>
             <w:pPr>
               <w:rPr>
-                <w:rFonts w:ascii="Tahoma" w:hAnsi="Tahoma" w:cs="Tahoma"/>
-                <w:sz w:val="28"/>
-                <w:szCs w:val="28"/>
+                <w:rFonts w:ascii="Tohoma" w:hAnsi="Tohoma" w:cs="Tahoma"/>
+                <w:sz w:val="24"/>
+                <w:szCs w:val="24"/>
               </w:rPr>
             </w:pPr>
           </w:p>
@@ -2819,9 +2768,9 @@
           <w:p>
             <w:pPr>
               <w:rPr>
-                <w:rFonts w:ascii="Tahoma" w:hAnsi="Tahoma" w:cs="Tahoma"/>
-                <w:sz w:val="28"/>
-                <w:szCs w:val="28"/>
+                <w:rFonts w:ascii="Tohoma" w:hAnsi="Tohoma" w:cs="Tahoma"/>
+                <w:sz w:val="24"/>
+                <w:szCs w:val="24"/>
               </w:rPr>
             </w:pPr>
           </w:p>
@@ -2834,9 +2783,9 @@
             <w:pPr>
               <w:jc w:val="center"/>
               <w:rPr>
-                <w:rFonts w:ascii="Tahoma" w:hAnsi="Tahoma" w:cs="Tahoma"/>
-                <w:sz w:val="28"/>
-                <w:szCs w:val="28"/>
+                <w:rFonts w:ascii="Tohoma" w:hAnsi="Tohoma" w:cs="Tahoma"/>
+                <w:sz w:val="24"/>
+                <w:szCs w:val="24"/>
               </w:rPr>
             </w:pPr>
           </w:p>
@@ -2849,9 +2798,9 @@
             <w:pPr>
               <w:jc w:val="center"/>
               <w:rPr>
-                <w:rFonts w:ascii="Tahoma" w:hAnsi="Tahoma" w:cs="Tahoma"/>
-                <w:sz w:val="28"/>
-                <w:szCs w:val="28"/>
+                <w:rFonts w:ascii="Tohoma" w:hAnsi="Tohoma" w:cs="Tahoma"/>
+                <w:sz w:val="24"/>
+                <w:szCs w:val="24"/>
               </w:rPr>
             </w:pPr>
           </w:p>
@@ -2863,16 +2812,16 @@
           <w:p>
             <w:pPr>
               <w:rPr>
-                <w:rFonts w:ascii="Tahoma" w:hAnsi="Tahoma" w:cs="Tahoma"/>
-                <w:sz w:val="28"/>
-                <w:szCs w:val="28"/>
-              </w:rPr>
-            </w:pPr>
-            <w:r>
-              <w:rPr>
-                <w:rFonts w:ascii="Tahoma" w:hAnsi="Tahoma" w:cs="Tahoma"/>
-                <w:sz w:val="28"/>
-                <w:szCs w:val="28"/>
+                <w:rFonts w:ascii="Tohoma" w:hAnsi="Tohoma" w:cs="Tahoma"/>
+                <w:sz w:val="24"/>
+                <w:szCs w:val="24"/>
+              </w:rPr>
+            </w:pPr>
+            <w:r>
+              <w:rPr>
+                <w:rFonts w:ascii="Tohoma" w:hAnsi="Tohoma" w:cs="Tahoma"/>
+                <w:sz w:val="24"/>
+                <w:szCs w:val="24"/>
               </w:rPr>
               <w:t xml:space="preserve">Principal Assistant Officer </w:t>
             </w:r>
@@ -2885,16 +2834,16 @@
           <w:p>
             <w:pPr>
               <w:rPr>
-                <w:rFonts w:ascii="Tahoma" w:hAnsi="Tahoma" w:cs="Tahoma"/>
-                <w:sz w:val="28"/>
-                <w:szCs w:val="28"/>
-              </w:rPr>
-            </w:pPr>
-            <w:r>
-              <w:rPr>
-                <w:rFonts w:ascii="Tahoma" w:hAnsi="Tahoma" w:cs="Tahoma"/>
-                <w:sz w:val="28"/>
-                <w:szCs w:val="28"/>
+                <w:rFonts w:ascii="Tohoma" w:hAnsi="Tohoma" w:cs="Tahoma"/>
+                <w:sz w:val="24"/>
+                <w:szCs w:val="24"/>
+              </w:rPr>
+            </w:pPr>
+            <w:r>
+              <w:rPr>
+                <w:rFonts w:ascii="Tohoma" w:hAnsi="Tohoma" w:cs="Tahoma"/>
+                <w:sz w:val="24"/>
+                <w:szCs w:val="24"/>
               </w:rPr>
               <w:t>Degree</w:t>
             </w:r>
@@ -2908,18 +2857,18 @@
             <w:pPr>
               <w:jc w:val="center"/>
               <w:rPr>
-                <w:rFonts w:ascii="Tahoma" w:hAnsi="Tahoma" w:cs="Tahoma"/>
+                <w:rFonts w:ascii="Tohoma" w:hAnsi="Tohoma" w:cs="Tahoma"/>
                 <w:color w:val="000000" w:themeColor="text1"/>
-                <w:sz w:val="28"/>
-                <w:szCs w:val="28"/>
-              </w:rPr>
-            </w:pPr>
-            <w:r>
-              <w:rPr>
-                <w:rFonts w:ascii="Tahoma" w:hAnsi="Tahoma" w:cs="Tahoma"/>
+                <w:sz w:val="24"/>
+                <w:szCs w:val="24"/>
+              </w:rPr>
+            </w:pPr>
+            <w:r>
+              <w:rPr>
+                <w:rFonts w:ascii="Tohoma" w:hAnsi="Tohoma" w:cs="Tahoma"/>
                 <w:color w:val="000000" w:themeColor="text1"/>
-                <w:sz w:val="28"/>
-                <w:szCs w:val="28"/>
+                <w:sz w:val="24"/>
+                <w:szCs w:val="24"/>
               </w:rPr>
               <w:t>7</w:t>
             </w:r>
@@ -2928,10 +2877,10 @@
             <w:pPr>
               <w:jc w:val="center"/>
               <w:rPr>
-                <w:rFonts w:ascii="Tahoma" w:hAnsi="Tahoma" w:cs="Tahoma"/>
+                <w:rFonts w:ascii="Tohoma" w:hAnsi="Tohoma" w:cs="Tahoma"/>
                 <w:color w:val="000000" w:themeColor="text1"/>
-                <w:sz w:val="28"/>
-                <w:szCs w:val="28"/>
+                <w:sz w:val="24"/>
+                <w:szCs w:val="24"/>
               </w:rPr>
             </w:pPr>
           </w:p>
@@ -2952,9 +2901,9 @@
               </w:tabs>
               <w:jc w:val="center"/>
               <w:rPr>
-                <w:rFonts w:ascii="Tahoma" w:hAnsi="Tahoma" w:cs="Tahoma"/>
-                <w:sz w:val="28"/>
-                <w:szCs w:val="28"/>
+                <w:rFonts w:ascii="Tohoma" w:hAnsi="Tohoma" w:cs="Tahoma"/>
+                <w:sz w:val="24"/>
+                <w:szCs w:val="24"/>
               </w:rPr>
             </w:pPr>
           </w:p>
@@ -2966,9 +2915,9 @@
           <w:p>
             <w:pPr>
               <w:rPr>
-                <w:rFonts w:ascii="Tahoma" w:hAnsi="Tahoma" w:cs="Tahoma"/>
-                <w:sz w:val="28"/>
-                <w:szCs w:val="28"/>
+                <w:rFonts w:ascii="Tohoma" w:hAnsi="Tohoma" w:cs="Tahoma"/>
+                <w:sz w:val="24"/>
+                <w:szCs w:val="24"/>
               </w:rPr>
             </w:pPr>
           </w:p>
@@ -2980,9 +2929,9 @@
           <w:p>
             <w:pPr>
               <w:rPr>
-                <w:rFonts w:ascii="Tahoma" w:hAnsi="Tahoma" w:cs="Tahoma"/>
-                <w:sz w:val="28"/>
-                <w:szCs w:val="28"/>
+                <w:rFonts w:ascii="Tohoma" w:hAnsi="Tohoma" w:cs="Tahoma"/>
+                <w:sz w:val="24"/>
+                <w:szCs w:val="24"/>
               </w:rPr>
             </w:pPr>
           </w:p>
@@ -2995,9 +2944,9 @@
             <w:pPr>
               <w:jc w:val="center"/>
               <w:rPr>
-                <w:rFonts w:ascii="Tahoma" w:hAnsi="Tahoma" w:cs="Tahoma"/>
-                <w:sz w:val="28"/>
-                <w:szCs w:val="28"/>
+                <w:rFonts w:ascii="Tohoma" w:hAnsi="Tohoma" w:cs="Tahoma"/>
+                <w:sz w:val="24"/>
+                <w:szCs w:val="24"/>
               </w:rPr>
             </w:pPr>
           </w:p>
@@ -3010,9 +2959,9 @@
             <w:pPr>
               <w:jc w:val="center"/>
               <w:rPr>
-                <w:rFonts w:ascii="Tahoma" w:hAnsi="Tahoma" w:cs="Tahoma"/>
-                <w:sz w:val="28"/>
-                <w:szCs w:val="28"/>
+                <w:rFonts w:ascii="Tohoma" w:hAnsi="Tohoma" w:cs="Tahoma"/>
+                <w:sz w:val="24"/>
+                <w:szCs w:val="24"/>
               </w:rPr>
             </w:pPr>
           </w:p>
@@ -3024,16 +2973,16 @@
           <w:p>
             <w:pPr>
               <w:rPr>
-                <w:rFonts w:ascii="Tahoma" w:hAnsi="Tahoma" w:cs="Tahoma"/>
-                <w:sz w:val="28"/>
-                <w:szCs w:val="28"/>
-              </w:rPr>
-            </w:pPr>
-            <w:r>
-              <w:rPr>
-                <w:rFonts w:ascii="Tahoma" w:hAnsi="Tahoma" w:cs="Tahoma"/>
-                <w:sz w:val="28"/>
-                <w:szCs w:val="28"/>
+                <w:rFonts w:ascii="Tohoma" w:hAnsi="Tohoma" w:cs="Tahoma"/>
+                <w:sz w:val="24"/>
+                <w:szCs w:val="24"/>
+              </w:rPr>
+            </w:pPr>
+            <w:r>
+              <w:rPr>
+                <w:rFonts w:ascii="Tohoma" w:hAnsi="Tohoma" w:cs="Tahoma"/>
+                <w:sz w:val="24"/>
+                <w:szCs w:val="24"/>
               </w:rPr>
               <w:t>Principal Technician</w:t>
             </w:r>
@@ -3046,16 +2995,16 @@
           <w:p>
             <w:pPr>
               <w:rPr>
-                <w:rFonts w:ascii="Tahoma" w:hAnsi="Tahoma" w:cs="Tahoma"/>
-                <w:sz w:val="28"/>
-                <w:szCs w:val="28"/>
-              </w:rPr>
-            </w:pPr>
-            <w:r>
-              <w:rPr>
-                <w:rFonts w:ascii="Tahoma" w:hAnsi="Tahoma" w:cs="Tahoma"/>
-                <w:sz w:val="28"/>
-                <w:szCs w:val="28"/>
+                <w:rFonts w:ascii="Tohoma" w:hAnsi="Tohoma" w:cs="Tahoma"/>
+                <w:sz w:val="24"/>
+                <w:szCs w:val="24"/>
+              </w:rPr>
+            </w:pPr>
+            <w:r>
+              <w:rPr>
+                <w:rFonts w:ascii="Tohoma" w:hAnsi="Tohoma" w:cs="Tahoma"/>
+                <w:sz w:val="24"/>
+                <w:szCs w:val="24"/>
               </w:rPr>
               <w:t>Degree</w:t>
             </w:r>
@@ -3069,18 +3018,18 @@
             <w:pPr>
               <w:jc w:val="center"/>
               <w:rPr>
-                <w:rFonts w:ascii="Tahoma" w:hAnsi="Tahoma" w:cs="Tahoma"/>
+                <w:rFonts w:ascii="Tohoma" w:hAnsi="Tohoma" w:cs="Tahoma"/>
                 <w:color w:val="000000" w:themeColor="text1"/>
-                <w:sz w:val="28"/>
-                <w:szCs w:val="28"/>
-              </w:rPr>
-            </w:pPr>
-            <w:r>
-              <w:rPr>
-                <w:rFonts w:ascii="Tahoma" w:hAnsi="Tahoma" w:cs="Tahoma"/>
+                <w:sz w:val="24"/>
+                <w:szCs w:val="24"/>
+              </w:rPr>
+            </w:pPr>
+            <w:r>
+              <w:rPr>
+                <w:rFonts w:ascii="Tohoma" w:hAnsi="Tohoma" w:cs="Tahoma"/>
                 <w:color w:val="000000" w:themeColor="text1"/>
-                <w:sz w:val="28"/>
-                <w:szCs w:val="28"/>
+                <w:sz w:val="24"/>
+                <w:szCs w:val="24"/>
               </w:rPr>
               <w:t>7</w:t>
             </w:r>
@@ -3102,16 +3051,16 @@
               </w:tabs>
               <w:jc w:val="center"/>
               <w:rPr>
-                <w:rFonts w:ascii="Tahoma" w:hAnsi="Tahoma" w:cs="Tahoma"/>
-                <w:sz w:val="28"/>
-                <w:szCs w:val="28"/>
-              </w:rPr>
-            </w:pPr>
-            <w:r>
-              <w:rPr>
-                <w:rFonts w:ascii="Tahoma" w:hAnsi="Tahoma" w:cs="Tahoma"/>
-                <w:sz w:val="28"/>
-                <w:szCs w:val="28"/>
+                <w:rFonts w:ascii="Tohoma" w:hAnsi="Tohoma" w:cs="Tahoma"/>
+                <w:sz w:val="24"/>
+                <w:szCs w:val="24"/>
+              </w:rPr>
+            </w:pPr>
+            <w:r>
+              <w:rPr>
+                <w:rFonts w:ascii="Tohoma" w:hAnsi="Tohoma" w:cs="Tahoma"/>
+                <w:sz w:val="24"/>
+                <w:szCs w:val="24"/>
               </w:rPr>
               <w:t>8</w:t>
             </w:r>
@@ -3124,26 +3073,18 @@
           <w:p>
             <w:pPr>
               <w:rPr>
-                <w:rFonts w:ascii="Tahoma" w:hAnsi="Tahoma" w:cs="Tahoma"/>
-                <w:sz w:val="28"/>
-                <w:szCs w:val="28"/>
-              </w:rPr>
-            </w:pPr>
-            <w:r>
-              <w:rPr>
-                <w:rFonts w:ascii="Tahoma" w:hAnsi="Tahoma" w:cs="Tahoma"/>
-                <w:sz w:val="28"/>
-                <w:szCs w:val="28"/>
-              </w:rPr>
-              <w:t>Officers[2]/</w:t>
-            </w:r>
-            <w:r>
-              <w:rPr>
-                <w:rFonts w:ascii="Tahoma" w:hAnsi="Tahoma" w:cs="Tahoma"/>
-                <w:sz w:val="28"/>
-                <w:szCs w:val="28"/>
-              </w:rPr>
-              <w:t>Assistant Research Scientist</w:t>
+                <w:rFonts w:ascii="Tohoma" w:hAnsi="Tohoma" w:cs="Tahoma"/>
+                <w:sz w:val="24"/>
+                <w:szCs w:val="24"/>
+              </w:rPr>
+            </w:pPr>
+            <w:r>
+              <w:rPr>
+                <w:rFonts w:ascii="Tohoma" w:hAnsi="Tohoma" w:cs="Tahoma"/>
+                <w:sz w:val="24"/>
+                <w:szCs w:val="24"/>
+              </w:rPr>
+              <w:t>Officers[2]/Assistant Research Scientist</w:t>
             </w:r>
           </w:p>
         </w:tc>
@@ -3154,16 +3095,16 @@
           <w:p>
             <w:pPr>
               <w:rPr>
-                <w:rFonts w:ascii="Tahoma" w:hAnsi="Tahoma" w:cs="Tahoma"/>
-                <w:sz w:val="28"/>
-                <w:szCs w:val="28"/>
-              </w:rPr>
-            </w:pPr>
-            <w:r>
-              <w:rPr>
-                <w:rFonts w:ascii="Tahoma" w:hAnsi="Tahoma" w:cs="Tahoma"/>
-                <w:sz w:val="28"/>
-                <w:szCs w:val="28"/>
+                <w:rFonts w:ascii="Tohoma" w:hAnsi="Tohoma" w:cs="Tahoma"/>
+                <w:sz w:val="24"/>
+                <w:szCs w:val="24"/>
+              </w:rPr>
+            </w:pPr>
+            <w:r>
+              <w:rPr>
+                <w:rFonts w:ascii="Tohoma" w:hAnsi="Tohoma" w:cs="Tahoma"/>
+                <w:sz w:val="24"/>
+                <w:szCs w:val="24"/>
               </w:rPr>
               <w:t>Degree</w:t>
             </w:r>
@@ -3177,16 +3118,16 @@
             <w:pPr>
               <w:jc w:val="center"/>
               <w:rPr>
-                <w:rFonts w:ascii="Tahoma" w:hAnsi="Tahoma" w:cs="Tahoma"/>
-                <w:sz w:val="28"/>
-                <w:szCs w:val="28"/>
-              </w:rPr>
-            </w:pPr>
-            <w:r>
-              <w:rPr>
-                <w:rFonts w:ascii="Tahoma" w:hAnsi="Tahoma" w:cs="Tahoma"/>
-                <w:sz w:val="28"/>
-                <w:szCs w:val="28"/>
+                <w:rFonts w:ascii="Tohoma" w:hAnsi="Tohoma" w:cs="Tahoma"/>
+                <w:sz w:val="24"/>
+                <w:szCs w:val="24"/>
+              </w:rPr>
+            </w:pPr>
+            <w:r>
+              <w:rPr>
+                <w:rFonts w:ascii="Tohoma" w:hAnsi="Tohoma" w:cs="Tahoma"/>
+                <w:sz w:val="24"/>
+                <w:szCs w:val="24"/>
               </w:rPr>
               <w:t>8</w:t>
             </w:r>
@@ -3200,16 +3141,16 @@
             <w:pPr>
               <w:jc w:val="center"/>
               <w:rPr>
-                <w:rFonts w:ascii="Tahoma" w:hAnsi="Tahoma" w:cs="Tahoma"/>
-                <w:sz w:val="28"/>
-                <w:szCs w:val="28"/>
-              </w:rPr>
-            </w:pPr>
-            <w:r>
-              <w:rPr>
-                <w:rFonts w:ascii="Tahoma" w:hAnsi="Tahoma" w:cs="Tahoma"/>
-                <w:sz w:val="28"/>
-                <w:szCs w:val="28"/>
+                <w:rFonts w:ascii="Tohoma" w:hAnsi="Tohoma" w:cs="Tahoma"/>
+                <w:sz w:val="24"/>
+                <w:szCs w:val="24"/>
+              </w:rPr>
+            </w:pPr>
+            <w:r>
+              <w:rPr>
+                <w:rFonts w:ascii="Tohoma" w:hAnsi="Tohoma" w:cs="Tahoma"/>
+                <w:sz w:val="24"/>
+                <w:szCs w:val="24"/>
               </w:rPr>
               <w:t>8</w:t>
             </w:r>
@@ -3222,16 +3163,16 @@
           <w:p>
             <w:pPr>
               <w:rPr>
-                <w:rFonts w:ascii="Tahoma" w:hAnsi="Tahoma" w:cs="Tahoma"/>
-                <w:sz w:val="28"/>
-                <w:szCs w:val="28"/>
-              </w:rPr>
-            </w:pPr>
-            <w:r>
-              <w:rPr>
-                <w:rFonts w:ascii="Tahoma" w:hAnsi="Tahoma" w:cs="Tahoma"/>
-                <w:sz w:val="28"/>
-                <w:szCs w:val="28"/>
+                <w:rFonts w:ascii="Tohoma" w:hAnsi="Tohoma" w:cs="Tahoma"/>
+                <w:sz w:val="24"/>
+                <w:szCs w:val="24"/>
+              </w:rPr>
+            </w:pPr>
+            <w:r>
+              <w:rPr>
+                <w:rFonts w:ascii="Tohoma" w:hAnsi="Tohoma" w:cs="Tahoma"/>
+                <w:sz w:val="24"/>
+                <w:szCs w:val="24"/>
               </w:rPr>
               <w:t>Senior Technician</w:t>
             </w:r>
@@ -3244,16 +3185,16 @@
           <w:p>
             <w:pPr>
               <w:rPr>
-                <w:rFonts w:ascii="Tahoma" w:hAnsi="Tahoma" w:cs="Tahoma"/>
-                <w:sz w:val="28"/>
-                <w:szCs w:val="28"/>
-              </w:rPr>
-            </w:pPr>
-            <w:r>
-              <w:rPr>
-                <w:rFonts w:ascii="Tahoma" w:hAnsi="Tahoma" w:cs="Tahoma"/>
-                <w:sz w:val="28"/>
-                <w:szCs w:val="28"/>
+                <w:rFonts w:ascii="Tohoma" w:hAnsi="Tohoma" w:cs="Tahoma"/>
+                <w:sz w:val="24"/>
+                <w:szCs w:val="24"/>
+              </w:rPr>
+            </w:pPr>
+            <w:r>
+              <w:rPr>
+                <w:rFonts w:ascii="Tohoma" w:hAnsi="Tohoma" w:cs="Tahoma"/>
+                <w:sz w:val="24"/>
+                <w:szCs w:val="24"/>
               </w:rPr>
               <w:t>Diploma</w:t>
             </w:r>
@@ -3267,18 +3208,18 @@
             <w:pPr>
               <w:jc w:val="center"/>
               <w:rPr>
-                <w:rFonts w:ascii="Tahoma" w:hAnsi="Tahoma" w:cs="Tahoma"/>
+                <w:rFonts w:ascii="Tohoma" w:hAnsi="Tohoma" w:cs="Tahoma"/>
                 <w:color w:val="000000" w:themeColor="text1"/>
-                <w:sz w:val="28"/>
-                <w:szCs w:val="28"/>
-              </w:rPr>
-            </w:pPr>
-            <w:r>
-              <w:rPr>
-                <w:rFonts w:ascii="Tahoma" w:hAnsi="Tahoma" w:cs="Tahoma"/>
+                <w:sz w:val="24"/>
+                <w:szCs w:val="24"/>
+              </w:rPr>
+            </w:pPr>
+            <w:r>
+              <w:rPr>
+                <w:rFonts w:ascii="Tohoma" w:hAnsi="Tohoma" w:cs="Tahoma"/>
                 <w:color w:val="000000" w:themeColor="text1"/>
-                <w:sz w:val="28"/>
-                <w:szCs w:val="28"/>
+                <w:sz w:val="24"/>
+                <w:szCs w:val="24"/>
               </w:rPr>
               <w:t>8</w:t>
             </w:r>
@@ -3300,9 +3241,9 @@
               </w:tabs>
               <w:jc w:val="center"/>
               <w:rPr>
-                <w:rFonts w:ascii="Tahoma" w:hAnsi="Tahoma" w:cs="Tahoma"/>
-                <w:sz w:val="28"/>
-                <w:szCs w:val="28"/>
+                <w:rFonts w:ascii="Tohoma" w:hAnsi="Tohoma" w:cs="Tahoma"/>
+                <w:sz w:val="24"/>
+                <w:szCs w:val="24"/>
               </w:rPr>
             </w:pPr>
           </w:p>
@@ -3314,9 +3255,9 @@
           <w:p>
             <w:pPr>
               <w:rPr>
-                <w:rFonts w:ascii="Tahoma" w:hAnsi="Tahoma" w:cs="Tahoma"/>
-                <w:sz w:val="28"/>
-                <w:szCs w:val="28"/>
+                <w:rFonts w:ascii="Tohoma" w:hAnsi="Tohoma" w:cs="Tahoma"/>
+                <w:sz w:val="24"/>
+                <w:szCs w:val="24"/>
               </w:rPr>
             </w:pPr>
           </w:p>
@@ -3328,9 +3269,9 @@
           <w:p>
             <w:pPr>
               <w:rPr>
-                <w:rFonts w:ascii="Tahoma" w:hAnsi="Tahoma" w:cs="Tahoma"/>
-                <w:sz w:val="28"/>
-                <w:szCs w:val="28"/>
+                <w:rFonts w:ascii="Tohoma" w:hAnsi="Tohoma" w:cs="Tahoma"/>
+                <w:sz w:val="24"/>
+                <w:szCs w:val="24"/>
               </w:rPr>
             </w:pPr>
           </w:p>
@@ -3343,9 +3284,9 @@
             <w:pPr>
               <w:jc w:val="center"/>
               <w:rPr>
-                <w:rFonts w:ascii="Tahoma" w:hAnsi="Tahoma" w:cs="Tahoma"/>
-                <w:sz w:val="28"/>
-                <w:szCs w:val="28"/>
+                <w:rFonts w:ascii="Tohoma" w:hAnsi="Tohoma" w:cs="Tahoma"/>
+                <w:sz w:val="24"/>
+                <w:szCs w:val="24"/>
               </w:rPr>
             </w:pPr>
           </w:p>
@@ -3358,9 +3299,9 @@
             <w:pPr>
               <w:jc w:val="center"/>
               <w:rPr>
-                <w:rFonts w:ascii="Tahoma" w:hAnsi="Tahoma" w:cs="Tahoma"/>
-                <w:sz w:val="28"/>
-                <w:szCs w:val="28"/>
+                <w:rFonts w:ascii="Tohoma" w:hAnsi="Tohoma" w:cs="Tahoma"/>
+                <w:sz w:val="24"/>
+                <w:szCs w:val="24"/>
               </w:rPr>
             </w:pPr>
           </w:p>
@@ -3372,16 +3313,16 @@
           <w:p>
             <w:pPr>
               <w:rPr>
-                <w:rFonts w:ascii="Tahoma" w:hAnsi="Tahoma" w:cs="Tahoma"/>
-                <w:sz w:val="28"/>
-                <w:szCs w:val="28"/>
-              </w:rPr>
-            </w:pPr>
-            <w:r>
-              <w:rPr>
-                <w:rFonts w:ascii="Tahoma" w:hAnsi="Tahoma" w:cs="Tahoma"/>
-                <w:sz w:val="28"/>
-                <w:szCs w:val="28"/>
+                <w:rFonts w:ascii="Tohoma" w:hAnsi="Tohoma" w:cs="Tahoma"/>
+                <w:sz w:val="24"/>
+                <w:szCs w:val="24"/>
+              </w:rPr>
+            </w:pPr>
+            <w:r>
+              <w:rPr>
+                <w:rFonts w:ascii="Tohoma" w:hAnsi="Tohoma" w:cs="Tahoma"/>
+                <w:sz w:val="24"/>
+                <w:szCs w:val="24"/>
               </w:rPr>
               <w:t xml:space="preserve">Senior Assistant Officer </w:t>
             </w:r>
@@ -3394,11 +3335,19 @@
           <w:p>
             <w:pPr>
               <w:rPr>
-                <w:rFonts w:ascii="Tahoma" w:hAnsi="Tahoma" w:cs="Tahoma"/>
-                <w:sz w:val="28"/>
-                <w:szCs w:val="28"/>
-              </w:rPr>
-            </w:pPr>
+                <w:rFonts w:ascii="Tohoma" w:hAnsi="Tohoma" w:cs="Tahoma"/>
+                <w:sz w:val="24"/>
+                <w:szCs w:val="24"/>
+              </w:rPr>
+            </w:pPr>
+            <w:r>
+              <w:rPr>
+                <w:rFonts w:ascii="Tohoma" w:hAnsi="Tohoma" w:cs="Tahoma"/>
+                <w:sz w:val="24"/>
+                <w:szCs w:val="24"/>
+              </w:rPr>
+              <w:t>Diploma</w:t>
+            </w:r>
           </w:p>
         </w:tc>
         <w:tc>
@@ -3409,12 +3358,21 @@
             <w:pPr>
               <w:jc w:val="center"/>
               <w:rPr>
-                <w:rFonts w:ascii="Tahoma" w:hAnsi="Tahoma" w:cs="Tahoma"/>
+                <w:rFonts w:ascii="Tohoma" w:hAnsi="Tohoma" w:cs="Tahoma"/>
                 <w:color w:val="000000" w:themeColor="text1"/>
-                <w:sz w:val="28"/>
-                <w:szCs w:val="28"/>
-              </w:rPr>
-            </w:pPr>
+                <w:sz w:val="24"/>
+                <w:szCs w:val="24"/>
+              </w:rPr>
+            </w:pPr>
+            <w:r>
+              <w:rPr>
+                <w:rFonts w:ascii="Tohoma" w:hAnsi="Tohoma" w:cs="Tahoma"/>
+                <w:color w:val="000000" w:themeColor="text1"/>
+                <w:sz w:val="24"/>
+                <w:szCs w:val="24"/>
+              </w:rPr>
+              <w:t>8</w:t>
+            </w:r>
           </w:p>
         </w:tc>
       </w:tr>
@@ -3433,9 +3391,9 @@
               </w:tabs>
               <w:jc w:val="center"/>
               <w:rPr>
-                <w:rFonts w:ascii="Tahoma" w:hAnsi="Tahoma" w:cs="Tahoma"/>
-                <w:sz w:val="28"/>
-                <w:szCs w:val="28"/>
+                <w:rFonts w:ascii="Tohoma" w:hAnsi="Tohoma" w:cs="Tahoma"/>
+                <w:sz w:val="24"/>
+                <w:szCs w:val="24"/>
               </w:rPr>
             </w:pPr>
           </w:p>
@@ -3447,9 +3405,9 @@
           <w:p>
             <w:pPr>
               <w:rPr>
-                <w:rFonts w:ascii="Tahoma" w:hAnsi="Tahoma" w:cs="Tahoma"/>
-                <w:sz w:val="28"/>
-                <w:szCs w:val="28"/>
+                <w:rFonts w:ascii="Tohoma" w:hAnsi="Tohoma" w:cs="Tahoma"/>
+                <w:sz w:val="24"/>
+                <w:szCs w:val="24"/>
               </w:rPr>
             </w:pPr>
           </w:p>
@@ -3461,9 +3419,9 @@
           <w:p>
             <w:pPr>
               <w:rPr>
-                <w:rFonts w:ascii="Tahoma" w:hAnsi="Tahoma" w:cs="Tahoma"/>
-                <w:sz w:val="28"/>
-                <w:szCs w:val="28"/>
+                <w:rFonts w:ascii="Tohoma" w:hAnsi="Tohoma" w:cs="Tahoma"/>
+                <w:sz w:val="24"/>
+                <w:szCs w:val="24"/>
               </w:rPr>
             </w:pPr>
           </w:p>
@@ -3476,9 +3434,9 @@
             <w:pPr>
               <w:jc w:val="center"/>
               <w:rPr>
-                <w:rFonts w:ascii="Tahoma" w:hAnsi="Tahoma" w:cs="Tahoma"/>
-                <w:sz w:val="28"/>
-                <w:szCs w:val="28"/>
+                <w:rFonts w:ascii="Tohoma" w:hAnsi="Tohoma" w:cs="Tahoma"/>
+                <w:sz w:val="24"/>
+                <w:szCs w:val="24"/>
               </w:rPr>
             </w:pPr>
           </w:p>
@@ -3491,9 +3449,9 @@
             <w:pPr>
               <w:jc w:val="center"/>
               <w:rPr>
-                <w:rFonts w:ascii="Tahoma" w:hAnsi="Tahoma" w:cs="Tahoma"/>
-                <w:sz w:val="28"/>
-                <w:szCs w:val="28"/>
+                <w:rFonts w:ascii="Tohoma" w:hAnsi="Tohoma" w:cs="Tahoma"/>
+                <w:sz w:val="24"/>
+                <w:szCs w:val="24"/>
               </w:rPr>
             </w:pPr>
           </w:p>
@@ -3505,16 +3463,16 @@
           <w:p>
             <w:pPr>
               <w:rPr>
-                <w:rFonts w:ascii="Tahoma" w:hAnsi="Tahoma" w:cs="Tahoma"/>
-                <w:sz w:val="28"/>
-                <w:szCs w:val="28"/>
-              </w:rPr>
-            </w:pPr>
-            <w:r>
-              <w:rPr>
-                <w:rFonts w:ascii="Tahoma" w:hAnsi="Tahoma" w:cs="Tahoma"/>
-                <w:sz w:val="28"/>
-                <w:szCs w:val="28"/>
+                <w:rFonts w:ascii="Tohoma" w:hAnsi="Tohoma" w:cs="Tahoma"/>
+                <w:sz w:val="24"/>
+                <w:szCs w:val="24"/>
+              </w:rPr>
+            </w:pPr>
+            <w:r>
+              <w:rPr>
+                <w:rFonts w:ascii="Tohoma" w:hAnsi="Tohoma" w:cs="Tahoma"/>
+                <w:sz w:val="24"/>
+                <w:szCs w:val="24"/>
               </w:rPr>
               <w:t>Senior Technician</w:t>
             </w:r>
@@ -3527,11 +3485,19 @@
           <w:p>
             <w:pPr>
               <w:rPr>
-                <w:rFonts w:ascii="Tahoma" w:hAnsi="Tahoma" w:cs="Tahoma"/>
-                <w:sz w:val="28"/>
-                <w:szCs w:val="28"/>
-              </w:rPr>
-            </w:pPr>
+                <w:rFonts w:ascii="Tohoma" w:hAnsi="Tohoma" w:cs="Tahoma"/>
+                <w:sz w:val="24"/>
+                <w:szCs w:val="24"/>
+              </w:rPr>
+            </w:pPr>
+            <w:r>
+              <w:rPr>
+                <w:rFonts w:ascii="Tohoma" w:hAnsi="Tohoma" w:cs="Tahoma"/>
+                <w:sz w:val="24"/>
+                <w:szCs w:val="24"/>
+              </w:rPr>
+              <w:t>Diploma</w:t>
+            </w:r>
           </w:p>
         </w:tc>
         <w:tc>
@@ -3542,137 +3508,21 @@
             <w:pPr>
               <w:jc w:val="center"/>
               <w:rPr>
-                <w:rFonts w:ascii="Tahoma" w:hAnsi="Tahoma" w:cs="Tahoma"/>
+                <w:rFonts w:ascii="Tohoma" w:hAnsi="Tohoma" w:cs="Tahoma"/>
                 <w:color w:val="000000" w:themeColor="text1"/>
-                <w:sz w:val="28"/>
-                <w:szCs w:val="28"/>
-              </w:rPr>
-            </w:pPr>
-          </w:p>
-        </w:tc>
-      </w:tr>
-      <w:tr>
-        <w:trPr>
-          <w:trHeight w:val="262"/>
-        </w:trPr>
-        <w:tc>
-          <w:tcPr>
-            <w:tcW w:w="1413" w:type="dxa"/>
-          </w:tcPr>
-          <w:p>
-            <w:pPr>
-              <w:tabs>
-                <w:tab w:val="center" w:pos="459"/>
-              </w:tabs>
-              <w:jc w:val="center"/>
-              <w:rPr>
-                <w:rFonts w:ascii="Tahoma" w:hAnsi="Tahoma" w:cs="Tahoma"/>
-                <w:sz w:val="28"/>
-                <w:szCs w:val="28"/>
-              </w:rPr>
-            </w:pPr>
-          </w:p>
-        </w:tc>
-        <w:tc>
-          <w:tcPr>
-            <w:tcW w:w="2126" w:type="dxa"/>
-          </w:tcPr>
-          <w:p>
-            <w:pPr>
-              <w:rPr>
-                <w:rFonts w:ascii="Tahoma" w:hAnsi="Tahoma" w:cs="Tahoma"/>
-                <w:sz w:val="28"/>
-                <w:szCs w:val="28"/>
-              </w:rPr>
-            </w:pPr>
-          </w:p>
-        </w:tc>
-        <w:tc>
-          <w:tcPr>
-            <w:tcW w:w="1985" w:type="dxa"/>
-          </w:tcPr>
-          <w:p>
-            <w:pPr>
-              <w:rPr>
-                <w:rFonts w:ascii="Tahoma" w:hAnsi="Tahoma" w:cs="Tahoma"/>
-                <w:sz w:val="28"/>
-                <w:szCs w:val="28"/>
-              </w:rPr>
-            </w:pPr>
-          </w:p>
-        </w:tc>
-        <w:tc>
-          <w:tcPr>
-            <w:tcW w:w="1701" w:type="dxa"/>
-          </w:tcPr>
-          <w:p>
-            <w:pPr>
-              <w:jc w:val="center"/>
-              <w:rPr>
-                <w:rFonts w:ascii="Tahoma" w:hAnsi="Tahoma" w:cs="Tahoma"/>
-                <w:sz w:val="28"/>
-                <w:szCs w:val="28"/>
-              </w:rPr>
-            </w:pPr>
-          </w:p>
-        </w:tc>
-        <w:tc>
-          <w:tcPr>
-            <w:tcW w:w="1134" w:type="dxa"/>
-          </w:tcPr>
-          <w:p>
-            <w:pPr>
-              <w:jc w:val="center"/>
-              <w:rPr>
-                <w:rFonts w:ascii="Tahoma" w:hAnsi="Tahoma" w:cs="Tahoma"/>
-                <w:sz w:val="28"/>
-                <w:szCs w:val="28"/>
-              </w:rPr>
-            </w:pPr>
-          </w:p>
-        </w:tc>
-        <w:tc>
-          <w:tcPr>
-            <w:tcW w:w="2693" w:type="dxa"/>
-          </w:tcPr>
-          <w:p>
-            <w:pPr>
-              <w:rPr>
-                <w:rFonts w:ascii="Tahoma" w:hAnsi="Tahoma" w:cs="Tahoma"/>
-                <w:sz w:val="28"/>
-                <w:szCs w:val="28"/>
-              </w:rPr>
-            </w:pPr>
-          </w:p>
-        </w:tc>
-        <w:tc>
-          <w:tcPr>
-            <w:tcW w:w="1984" w:type="dxa"/>
-          </w:tcPr>
-          <w:p>
-            <w:pPr>
-              <w:rPr>
-                <w:rFonts w:ascii="Tahoma" w:hAnsi="Tahoma" w:cs="Tahoma"/>
-                <w:sz w:val="28"/>
-                <w:szCs w:val="28"/>
-              </w:rPr>
-            </w:pPr>
-          </w:p>
-        </w:tc>
-        <w:tc>
-          <w:tcPr>
-            <w:tcW w:w="1560" w:type="dxa"/>
-          </w:tcPr>
-          <w:p>
-            <w:pPr>
-              <w:jc w:val="center"/>
-              <w:rPr>
-                <w:rFonts w:ascii="Tahoma" w:hAnsi="Tahoma" w:cs="Tahoma"/>
+                <w:sz w:val="24"/>
+                <w:szCs w:val="24"/>
+              </w:rPr>
+            </w:pPr>
+            <w:r>
+              <w:rPr>
+                <w:rFonts w:ascii="Tohoma" w:hAnsi="Tohoma" w:cs="Tahoma"/>
                 <w:color w:val="000000" w:themeColor="text1"/>
-                <w:sz w:val="28"/>
-                <w:szCs w:val="28"/>
-              </w:rPr>
-            </w:pPr>
+                <w:sz w:val="24"/>
+                <w:szCs w:val="24"/>
+              </w:rPr>
+              <w:t>8</w:t>
+            </w:r>
           </w:p>
         </w:tc>
       </w:tr>
@@ -3688,16 +3538,18 @@
             <w:pPr>
               <w:jc w:val="center"/>
               <w:rPr>
-                <w:rFonts w:ascii="Tahoma" w:hAnsi="Tahoma" w:cs="Tahoma"/>
-                <w:sz w:val="28"/>
-                <w:szCs w:val="28"/>
-              </w:rPr>
-            </w:pPr>
-            <w:r>
-              <w:rPr>
-                <w:rFonts w:ascii="Tahoma" w:hAnsi="Tahoma" w:cs="Tahoma"/>
-                <w:sz w:val="28"/>
-                <w:szCs w:val="28"/>
+                <w:rFonts w:ascii="Tohoma" w:hAnsi="Tohoma" w:cs="Tahoma"/>
+                <w:sz w:val="24"/>
+                <w:szCs w:val="24"/>
+              </w:rPr>
+            </w:pPr>
+            <w:bookmarkStart w:id="1" w:name="_GoBack"/>
+            <w:bookmarkEnd w:id="1"/>
+            <w:r>
+              <w:rPr>
+                <w:rFonts w:ascii="Tohoma" w:hAnsi="Tohoma" w:cs="Tahoma"/>
+                <w:sz w:val="24"/>
+                <w:szCs w:val="24"/>
               </w:rPr>
               <w:t>9</w:t>
             </w:r>
@@ -3710,56 +3562,32 @@
           <w:p>
             <w:pPr>
               <w:rPr>
-                <w:rFonts w:ascii="Tahoma" w:hAnsi="Tahoma" w:cs="Tahoma"/>
-                <w:sz w:val="28"/>
-                <w:szCs w:val="28"/>
-              </w:rPr>
-            </w:pPr>
-            <w:r>
-              <w:rPr>
-                <w:rFonts w:ascii="Tahoma" w:hAnsi="Tahoma" w:cs="Tahoma"/>
-                <w:sz w:val="28"/>
-                <w:szCs w:val="28"/>
-              </w:rPr>
-              <w:t>Librarian [2]</w:t>
-            </w:r>
-            <w:r>
-              <w:rPr>
-                <w:rFonts w:ascii="Tahoma" w:hAnsi="Tahoma" w:cs="Tahoma"/>
-                <w:sz w:val="28"/>
-                <w:szCs w:val="28"/>
-              </w:rPr>
-              <w:t>/</w:t>
-            </w:r>
-            <w:r>
-              <w:rPr>
-                <w:rFonts w:ascii="Tahoma" w:hAnsi="Tahoma" w:cs="Tahoma"/>
-                <w:sz w:val="28"/>
-                <w:szCs w:val="28"/>
-              </w:rPr>
-              <w:t xml:space="preserve">Assistant </w:t>
-            </w:r>
-            <w:r>
-              <w:rPr>
-                <w:rFonts w:ascii="Tahoma" w:hAnsi="Tahoma" w:cs="Tahoma"/>
-                <w:sz w:val="28"/>
-                <w:szCs w:val="28"/>
-              </w:rPr>
-              <w:t>Officer</w:t>
-            </w:r>
-            <w:r>
-              <w:rPr>
-                <w:rFonts w:ascii="Tahoma" w:hAnsi="Tahoma" w:cs="Tahoma"/>
-                <w:sz w:val="28"/>
-                <w:szCs w:val="28"/>
-              </w:rPr>
-              <w:t>/</w:t>
-            </w:r>
-            <w:r>
-              <w:rPr>
-                <w:rFonts w:ascii="Tahoma" w:hAnsi="Tahoma" w:cs="Tahoma"/>
-                <w:sz w:val="28"/>
-                <w:szCs w:val="28"/>
+                <w:rFonts w:ascii="Tohoma" w:hAnsi="Tohoma" w:cs="Tahoma"/>
+                <w:sz w:val="24"/>
+                <w:szCs w:val="24"/>
+              </w:rPr>
+            </w:pPr>
+            <w:r>
+              <w:rPr>
+                <w:rFonts w:ascii="Tohoma" w:hAnsi="Tohoma" w:cs="Tahoma"/>
+                <w:sz w:val="24"/>
+                <w:szCs w:val="24"/>
+              </w:rPr>
+              <w:t>Librarian [2]/</w:t>
+            </w:r>
+            <w:r>
+              <w:rPr>
+                <w:rFonts w:ascii="Tohoma" w:hAnsi="Tohoma" w:cs="Tahoma"/>
+                <w:sz w:val="24"/>
+                <w:szCs w:val="24"/>
+              </w:rPr>
+              <w:t>Assistant Officer/</w:t>
+            </w:r>
+            <w:r>
+              <w:rPr>
+                <w:rFonts w:ascii="Tohoma" w:hAnsi="Tohoma" w:cs="Tahoma"/>
+                <w:sz w:val="24"/>
+                <w:szCs w:val="24"/>
               </w:rPr>
               <w:t>Laboratory Technologist [2]</w:t>
             </w:r>
@@ -3772,16 +3600,16 @@
           <w:p>
             <w:pPr>
               <w:rPr>
-                <w:rFonts w:ascii="Tahoma" w:hAnsi="Tahoma" w:cs="Tahoma"/>
-                <w:sz w:val="28"/>
-                <w:szCs w:val="28"/>
-              </w:rPr>
-            </w:pPr>
-            <w:r>
-              <w:rPr>
-                <w:rFonts w:ascii="Tahoma" w:hAnsi="Tahoma" w:cs="Tahoma"/>
-                <w:sz w:val="28"/>
-                <w:szCs w:val="28"/>
+                <w:rFonts w:ascii="Tohoma" w:hAnsi="Tohoma" w:cs="Tahoma"/>
+                <w:sz w:val="24"/>
+                <w:szCs w:val="24"/>
+              </w:rPr>
+            </w:pPr>
+            <w:r>
+              <w:rPr>
+                <w:rFonts w:ascii="Tohoma" w:hAnsi="Tohoma" w:cs="Tahoma"/>
+                <w:sz w:val="24"/>
+                <w:szCs w:val="24"/>
               </w:rPr>
               <w:t>Diploma</w:t>
             </w:r>
@@ -3795,16 +3623,16 @@
             <w:pPr>
               <w:jc w:val="center"/>
               <w:rPr>
-                <w:rFonts w:ascii="Tahoma" w:hAnsi="Tahoma" w:cs="Tahoma"/>
-                <w:sz w:val="28"/>
-                <w:szCs w:val="28"/>
-              </w:rPr>
-            </w:pPr>
-            <w:r>
-              <w:rPr>
-                <w:rFonts w:ascii="Tahoma" w:hAnsi="Tahoma" w:cs="Tahoma"/>
-                <w:sz w:val="28"/>
-                <w:szCs w:val="28"/>
+                <w:rFonts w:ascii="Tohoma" w:hAnsi="Tohoma" w:cs="Tahoma"/>
+                <w:sz w:val="24"/>
+                <w:szCs w:val="24"/>
+              </w:rPr>
+            </w:pPr>
+            <w:r>
+              <w:rPr>
+                <w:rFonts w:ascii="Tohoma" w:hAnsi="Tohoma" w:cs="Tahoma"/>
+                <w:sz w:val="24"/>
+                <w:szCs w:val="24"/>
               </w:rPr>
               <w:t>9</w:t>
             </w:r>
@@ -3818,16 +3646,16 @@
             <w:pPr>
               <w:jc w:val="center"/>
               <w:rPr>
-                <w:rFonts w:ascii="Tahoma" w:hAnsi="Tahoma" w:cs="Tahoma"/>
-                <w:sz w:val="28"/>
-                <w:szCs w:val="28"/>
-              </w:rPr>
-            </w:pPr>
-            <w:r>
-              <w:rPr>
-                <w:rFonts w:ascii="Tahoma" w:hAnsi="Tahoma" w:cs="Tahoma"/>
-                <w:sz w:val="28"/>
-                <w:szCs w:val="28"/>
+                <w:rFonts w:ascii="Tohoma" w:hAnsi="Tohoma" w:cs="Tahoma"/>
+                <w:sz w:val="24"/>
+                <w:szCs w:val="24"/>
+              </w:rPr>
+            </w:pPr>
+            <w:r>
+              <w:rPr>
+                <w:rFonts w:ascii="Tohoma" w:hAnsi="Tohoma" w:cs="Tahoma"/>
+                <w:sz w:val="24"/>
+                <w:szCs w:val="24"/>
               </w:rPr>
               <w:t>9</w:t>
             </w:r>
@@ -3840,16 +3668,16 @@
           <w:p>
             <w:pPr>
               <w:rPr>
-                <w:rFonts w:ascii="Tahoma" w:hAnsi="Tahoma" w:cs="Tahoma"/>
-                <w:sz w:val="28"/>
-                <w:szCs w:val="28"/>
-              </w:rPr>
-            </w:pPr>
-            <w:r>
-              <w:rPr>
-                <w:rFonts w:ascii="Tahoma" w:hAnsi="Tahoma" w:cs="Tahoma"/>
-                <w:sz w:val="28"/>
-                <w:szCs w:val="28"/>
+                <w:rFonts w:ascii="Tohoma" w:hAnsi="Tohoma" w:cs="Tahoma"/>
+                <w:sz w:val="24"/>
+                <w:szCs w:val="24"/>
+              </w:rPr>
+            </w:pPr>
+            <w:r>
+              <w:rPr>
+                <w:rFonts w:ascii="Tohoma" w:hAnsi="Tohoma" w:cs="Tahoma"/>
+                <w:sz w:val="24"/>
+                <w:szCs w:val="24"/>
               </w:rPr>
               <w:t>Technician</w:t>
             </w:r>
@@ -3857,16 +3685,16 @@
           <w:p>
             <w:pPr>
               <w:rPr>
-                <w:rFonts w:ascii="Tahoma" w:hAnsi="Tahoma" w:cs="Tahoma"/>
-                <w:sz w:val="28"/>
-                <w:szCs w:val="28"/>
-              </w:rPr>
-            </w:pPr>
-            <w:r>
-              <w:rPr>
-                <w:rFonts w:ascii="Tahoma" w:hAnsi="Tahoma" w:cs="Tahoma"/>
-                <w:sz w:val="28"/>
-                <w:szCs w:val="28"/>
+                <w:rFonts w:ascii="Tohoma" w:hAnsi="Tohoma" w:cs="Tahoma"/>
+                <w:sz w:val="24"/>
+                <w:szCs w:val="24"/>
+              </w:rPr>
+            </w:pPr>
+            <w:r>
+              <w:rPr>
+                <w:rFonts w:ascii="Tohoma" w:hAnsi="Tohoma" w:cs="Tahoma"/>
+                <w:sz w:val="24"/>
+                <w:szCs w:val="24"/>
               </w:rPr>
               <w:t xml:space="preserve">Assistant Officer </w:t>
             </w:r>
@@ -3879,16 +3707,16 @@
           <w:p>
             <w:pPr>
               <w:rPr>
-                <w:rFonts w:ascii="Tahoma" w:hAnsi="Tahoma" w:cs="Tahoma"/>
-                <w:sz w:val="28"/>
-                <w:szCs w:val="28"/>
-              </w:rPr>
-            </w:pPr>
-            <w:r>
-              <w:rPr>
-                <w:rFonts w:ascii="Tahoma" w:hAnsi="Tahoma" w:cs="Tahoma"/>
-                <w:sz w:val="28"/>
-                <w:szCs w:val="28"/>
+                <w:rFonts w:ascii="Tohoma" w:hAnsi="Tohoma" w:cs="Tahoma"/>
+                <w:sz w:val="24"/>
+                <w:szCs w:val="24"/>
+              </w:rPr>
+            </w:pPr>
+            <w:r>
+              <w:rPr>
+                <w:rFonts w:ascii="Tohoma" w:hAnsi="Tohoma" w:cs="Tahoma"/>
+                <w:sz w:val="24"/>
+                <w:szCs w:val="24"/>
               </w:rPr>
               <w:t>Diploma</w:t>
             </w:r>
@@ -3902,18 +3730,18 @@
             <w:pPr>
               <w:jc w:val="center"/>
               <w:rPr>
-                <w:rFonts w:ascii="Tahoma" w:hAnsi="Tahoma" w:cs="Tahoma"/>
+                <w:rFonts w:ascii="Tohoma" w:hAnsi="Tohoma" w:cs="Tahoma"/>
                 <w:color w:val="000000" w:themeColor="text1"/>
-                <w:sz w:val="28"/>
-                <w:szCs w:val="28"/>
-              </w:rPr>
-            </w:pPr>
-            <w:r>
-              <w:rPr>
-                <w:rFonts w:ascii="Tahoma" w:hAnsi="Tahoma" w:cs="Tahoma"/>
+                <w:sz w:val="24"/>
+                <w:szCs w:val="24"/>
+              </w:rPr>
+            </w:pPr>
+            <w:r>
+              <w:rPr>
+                <w:rFonts w:ascii="Tohoma" w:hAnsi="Tohoma" w:cs="Tahoma"/>
                 <w:color w:val="000000" w:themeColor="text1"/>
-                <w:sz w:val="28"/>
-                <w:szCs w:val="28"/>
+                <w:sz w:val="24"/>
+                <w:szCs w:val="24"/>
               </w:rPr>
               <w:t>9</w:t>
             </w:r>
@@ -3932,9 +3760,9 @@
             <w:pPr>
               <w:jc w:val="center"/>
               <w:rPr>
-                <w:rFonts w:ascii="Tahoma" w:hAnsi="Tahoma" w:cs="Tahoma"/>
-                <w:sz w:val="28"/>
-                <w:szCs w:val="28"/>
+                <w:rFonts w:ascii="Tohoma" w:hAnsi="Tohoma" w:cs="Tahoma"/>
+                <w:sz w:val="24"/>
+                <w:szCs w:val="24"/>
               </w:rPr>
             </w:pPr>
           </w:p>
@@ -3946,9 +3774,9 @@
           <w:p>
             <w:pPr>
               <w:rPr>
-                <w:rFonts w:ascii="Tahoma" w:hAnsi="Tahoma" w:cs="Tahoma"/>
-                <w:sz w:val="28"/>
-                <w:szCs w:val="28"/>
+                <w:rFonts w:ascii="Tohoma" w:hAnsi="Tohoma" w:cs="Tahoma"/>
+                <w:sz w:val="24"/>
+                <w:szCs w:val="24"/>
               </w:rPr>
             </w:pPr>
           </w:p>
@@ -3960,9 +3788,9 @@
           <w:p>
             <w:pPr>
               <w:rPr>
-                <w:rFonts w:ascii="Tahoma" w:hAnsi="Tahoma" w:cs="Tahoma"/>
-                <w:sz w:val="28"/>
-                <w:szCs w:val="28"/>
+                <w:rFonts w:ascii="Tohoma" w:hAnsi="Tohoma" w:cs="Tahoma"/>
+                <w:sz w:val="24"/>
+                <w:szCs w:val="24"/>
               </w:rPr>
             </w:pPr>
           </w:p>
@@ -3975,9 +3803,9 @@
             <w:pPr>
               <w:jc w:val="center"/>
               <w:rPr>
-                <w:rFonts w:ascii="Tahoma" w:hAnsi="Tahoma" w:cs="Tahoma"/>
-                <w:sz w:val="28"/>
-                <w:szCs w:val="28"/>
+                <w:rFonts w:ascii="Tohoma" w:hAnsi="Tohoma" w:cs="Tahoma"/>
+                <w:sz w:val="24"/>
+                <w:szCs w:val="24"/>
               </w:rPr>
             </w:pPr>
           </w:p>
@@ -3990,9 +3818,9 @@
             <w:pPr>
               <w:jc w:val="center"/>
               <w:rPr>
-                <w:rFonts w:ascii="Tahoma" w:hAnsi="Tahoma" w:cs="Tahoma"/>
-                <w:sz w:val="28"/>
-                <w:szCs w:val="28"/>
+                <w:rFonts w:ascii="Tohoma" w:hAnsi="Tohoma" w:cs="Tahoma"/>
+                <w:sz w:val="24"/>
+                <w:szCs w:val="24"/>
               </w:rPr>
             </w:pPr>
           </w:p>
@@ -4004,24 +3832,16 @@
           <w:p>
             <w:pPr>
               <w:rPr>
-                <w:rFonts w:ascii="Tahoma" w:hAnsi="Tahoma" w:cs="Tahoma"/>
-                <w:sz w:val="28"/>
-                <w:szCs w:val="28"/>
-              </w:rPr>
-            </w:pPr>
-            <w:r>
-              <w:rPr>
-                <w:rFonts w:ascii="Tahoma" w:hAnsi="Tahoma" w:cs="Tahoma"/>
-                <w:sz w:val="28"/>
-                <w:szCs w:val="28"/>
-              </w:rPr>
-              <w:t>/</w:t>
-            </w:r>
-            <w:r>
-              <w:rPr>
-                <w:rFonts w:ascii="Tahoma" w:hAnsi="Tahoma" w:cs="Tahoma"/>
-                <w:sz w:val="28"/>
-                <w:szCs w:val="28"/>
+                <w:rFonts w:ascii="Tohoma" w:hAnsi="Tohoma" w:cs="Tahoma"/>
+                <w:sz w:val="24"/>
+                <w:szCs w:val="24"/>
+              </w:rPr>
+            </w:pPr>
+            <w:r>
+              <w:rPr>
+                <w:rFonts w:ascii="Tohoma" w:hAnsi="Tohoma" w:cs="Tahoma"/>
+                <w:sz w:val="24"/>
+                <w:szCs w:val="24"/>
               </w:rPr>
               <w:t xml:space="preserve">Technician </w:t>
             </w:r>
@@ -4034,11 +3854,19 @@
           <w:p>
             <w:pPr>
               <w:rPr>
-                <w:rFonts w:ascii="Tahoma" w:hAnsi="Tahoma" w:cs="Tahoma"/>
-                <w:sz w:val="28"/>
-                <w:szCs w:val="28"/>
-              </w:rPr>
-            </w:pPr>
+                <w:rFonts w:ascii="Tohoma" w:hAnsi="Tohoma" w:cs="Tahoma"/>
+                <w:sz w:val="24"/>
+                <w:szCs w:val="24"/>
+              </w:rPr>
+            </w:pPr>
+            <w:r>
+              <w:rPr>
+                <w:rFonts w:ascii="Tohoma" w:hAnsi="Tohoma" w:cs="Tahoma"/>
+                <w:sz w:val="24"/>
+                <w:szCs w:val="24"/>
+              </w:rPr>
+              <w:t>Diploma</w:t>
+            </w:r>
           </w:p>
         </w:tc>
         <w:tc>
@@ -4049,12 +3877,21 @@
             <w:pPr>
               <w:jc w:val="center"/>
               <w:rPr>
-                <w:rFonts w:ascii="Tahoma" w:hAnsi="Tahoma" w:cs="Tahoma"/>
+                <w:rFonts w:ascii="Tohoma" w:hAnsi="Tohoma" w:cs="Tahoma"/>
                 <w:color w:val="000000" w:themeColor="text1"/>
-                <w:sz w:val="28"/>
-                <w:szCs w:val="28"/>
-              </w:rPr>
-            </w:pPr>
+                <w:sz w:val="24"/>
+                <w:szCs w:val="24"/>
+              </w:rPr>
+            </w:pPr>
+            <w:r>
+              <w:rPr>
+                <w:rFonts w:ascii="Tohoma" w:hAnsi="Tohoma" w:cs="Tahoma"/>
+                <w:color w:val="000000" w:themeColor="text1"/>
+                <w:sz w:val="24"/>
+                <w:szCs w:val="24"/>
+              </w:rPr>
+              <w:t>9</w:t>
+            </w:r>
           </w:p>
         </w:tc>
       </w:tr>
@@ -4070,9 +3907,9 @@
             <w:pPr>
               <w:jc w:val="center"/>
               <w:rPr>
-                <w:rFonts w:ascii="Tahoma" w:hAnsi="Tahoma" w:cs="Tahoma"/>
-                <w:sz w:val="28"/>
-                <w:szCs w:val="28"/>
+                <w:rFonts w:ascii="Tohoma" w:hAnsi="Tohoma" w:cs="Tahoma"/>
+                <w:sz w:val="24"/>
+                <w:szCs w:val="24"/>
               </w:rPr>
             </w:pPr>
           </w:p>
@@ -4084,9 +3921,9 @@
           <w:p>
             <w:pPr>
               <w:rPr>
-                <w:rFonts w:ascii="Tahoma" w:hAnsi="Tahoma" w:cs="Tahoma"/>
-                <w:sz w:val="28"/>
-                <w:szCs w:val="28"/>
+                <w:rFonts w:ascii="Tohoma" w:hAnsi="Tohoma" w:cs="Tahoma"/>
+                <w:sz w:val="24"/>
+                <w:szCs w:val="24"/>
               </w:rPr>
             </w:pPr>
           </w:p>
@@ -4098,9 +3935,9 @@
           <w:p>
             <w:pPr>
               <w:rPr>
-                <w:rFonts w:ascii="Tahoma" w:hAnsi="Tahoma" w:cs="Tahoma"/>
-                <w:sz w:val="28"/>
-                <w:szCs w:val="28"/>
+                <w:rFonts w:ascii="Tohoma" w:hAnsi="Tohoma" w:cs="Tahoma"/>
+                <w:sz w:val="24"/>
+                <w:szCs w:val="24"/>
               </w:rPr>
             </w:pPr>
           </w:p>
@@ -4113,9 +3950,9 @@
             <w:pPr>
               <w:jc w:val="center"/>
               <w:rPr>
-                <w:rFonts w:ascii="Tahoma" w:hAnsi="Tahoma" w:cs="Tahoma"/>
-                <w:sz w:val="28"/>
-                <w:szCs w:val="28"/>
+                <w:rFonts w:ascii="Tohoma" w:hAnsi="Tohoma" w:cs="Tahoma"/>
+                <w:sz w:val="24"/>
+                <w:szCs w:val="24"/>
               </w:rPr>
             </w:pPr>
           </w:p>
@@ -4128,9 +3965,9 @@
             <w:pPr>
               <w:jc w:val="center"/>
               <w:rPr>
-                <w:rFonts w:ascii="Tahoma" w:hAnsi="Tahoma" w:cs="Tahoma"/>
-                <w:sz w:val="28"/>
-                <w:szCs w:val="28"/>
+                <w:rFonts w:ascii="Tohoma" w:hAnsi="Tohoma" w:cs="Tahoma"/>
+                <w:sz w:val="24"/>
+                <w:szCs w:val="24"/>
               </w:rPr>
             </w:pPr>
           </w:p>
@@ -4142,18 +3979,18 @@
           <w:p>
             <w:pPr>
               <w:rPr>
-                <w:rFonts w:ascii="Tahoma" w:hAnsi="Tahoma" w:cs="Tahoma"/>
-                <w:sz w:val="28"/>
-                <w:szCs w:val="28"/>
-              </w:rPr>
-            </w:pPr>
-            <w:r>
-              <w:rPr>
-                <w:rFonts w:ascii="Tahoma" w:hAnsi="Tahoma" w:cs="Tahoma"/>
-                <w:sz w:val="28"/>
-                <w:szCs w:val="28"/>
-              </w:rPr>
-              <w:t>/ Principal Driver</w:t>
+                <w:rFonts w:ascii="Tohoma" w:hAnsi="Tohoma" w:cs="Tahoma"/>
+                <w:sz w:val="24"/>
+                <w:szCs w:val="24"/>
+              </w:rPr>
+            </w:pPr>
+            <w:r>
+              <w:rPr>
+                <w:rFonts w:ascii="Tohoma" w:hAnsi="Tohoma" w:cs="Tahoma"/>
+                <w:sz w:val="24"/>
+                <w:szCs w:val="24"/>
+              </w:rPr>
+              <w:t>Principal Driver</w:t>
             </w:r>
           </w:p>
         </w:tc>
@@ -4164,11 +4001,19 @@
           <w:p>
             <w:pPr>
               <w:rPr>
-                <w:rFonts w:ascii="Tahoma" w:hAnsi="Tahoma" w:cs="Tahoma"/>
-                <w:sz w:val="28"/>
-                <w:szCs w:val="28"/>
-              </w:rPr>
-            </w:pPr>
+                <w:rFonts w:ascii="Tohoma" w:hAnsi="Tohoma" w:cs="Tahoma"/>
+                <w:sz w:val="24"/>
+                <w:szCs w:val="24"/>
+              </w:rPr>
+            </w:pPr>
+            <w:r>
+              <w:rPr>
+                <w:rFonts w:ascii="Tohoma" w:hAnsi="Tohoma" w:cs="Tahoma"/>
+                <w:sz w:val="24"/>
+                <w:szCs w:val="24"/>
+              </w:rPr>
+              <w:t>Diploma</w:t>
+            </w:r>
           </w:p>
         </w:tc>
         <w:tc>
@@ -4179,12 +4024,21 @@
             <w:pPr>
               <w:jc w:val="center"/>
               <w:rPr>
-                <w:rFonts w:ascii="Tahoma" w:hAnsi="Tahoma" w:cs="Tahoma"/>
+                <w:rFonts w:ascii="Tohoma" w:hAnsi="Tohoma" w:cs="Tahoma"/>
                 <w:color w:val="000000" w:themeColor="text1"/>
-                <w:sz w:val="28"/>
-                <w:szCs w:val="28"/>
-              </w:rPr>
-            </w:pPr>
+                <w:sz w:val="24"/>
+                <w:szCs w:val="24"/>
+              </w:rPr>
+            </w:pPr>
+            <w:r>
+              <w:rPr>
+                <w:rFonts w:ascii="Tohoma" w:hAnsi="Tohoma" w:cs="Tahoma"/>
+                <w:color w:val="000000" w:themeColor="text1"/>
+                <w:sz w:val="24"/>
+                <w:szCs w:val="24"/>
+              </w:rPr>
+              <w:t>9</w:t>
+            </w:r>
           </w:p>
         </w:tc>
       </w:tr>
@@ -4200,9 +4054,9 @@
             <w:pPr>
               <w:jc w:val="center"/>
               <w:rPr>
-                <w:rFonts w:ascii="Tahoma" w:hAnsi="Tahoma" w:cs="Tahoma"/>
-                <w:sz w:val="28"/>
-                <w:szCs w:val="28"/>
+                <w:rFonts w:ascii="Tohoma" w:hAnsi="Tohoma" w:cs="Tahoma"/>
+                <w:sz w:val="24"/>
+                <w:szCs w:val="24"/>
               </w:rPr>
             </w:pPr>
           </w:p>
@@ -4214,9 +4068,9 @@
           <w:p>
             <w:pPr>
               <w:rPr>
-                <w:rFonts w:ascii="Tahoma" w:hAnsi="Tahoma" w:cs="Tahoma"/>
-                <w:sz w:val="28"/>
-                <w:szCs w:val="28"/>
+                <w:rFonts w:ascii="Tohoma" w:hAnsi="Tohoma" w:cs="Tahoma"/>
+                <w:sz w:val="24"/>
+                <w:szCs w:val="24"/>
               </w:rPr>
             </w:pPr>
           </w:p>
@@ -4228,9 +4082,9 @@
           <w:p>
             <w:pPr>
               <w:rPr>
-                <w:rFonts w:ascii="Tahoma" w:hAnsi="Tahoma" w:cs="Tahoma"/>
-                <w:sz w:val="28"/>
-                <w:szCs w:val="28"/>
+                <w:rFonts w:ascii="Tohoma" w:hAnsi="Tohoma" w:cs="Tahoma"/>
+                <w:sz w:val="24"/>
+                <w:szCs w:val="24"/>
               </w:rPr>
             </w:pPr>
           </w:p>
@@ -4243,9 +4097,9 @@
             <w:pPr>
               <w:jc w:val="center"/>
               <w:rPr>
-                <w:rFonts w:ascii="Tahoma" w:hAnsi="Tahoma" w:cs="Tahoma"/>
-                <w:sz w:val="28"/>
-                <w:szCs w:val="28"/>
+                <w:rFonts w:ascii="Tohoma" w:hAnsi="Tohoma" w:cs="Tahoma"/>
+                <w:sz w:val="24"/>
+                <w:szCs w:val="24"/>
               </w:rPr>
             </w:pPr>
           </w:p>
@@ -4258,9 +4112,9 @@
             <w:pPr>
               <w:jc w:val="center"/>
               <w:rPr>
-                <w:rFonts w:ascii="Tahoma" w:hAnsi="Tahoma" w:cs="Tahoma"/>
-                <w:sz w:val="28"/>
-                <w:szCs w:val="28"/>
+                <w:rFonts w:ascii="Tohoma" w:hAnsi="Tohoma" w:cs="Tahoma"/>
+                <w:sz w:val="24"/>
+                <w:szCs w:val="24"/>
               </w:rPr>
             </w:pPr>
           </w:p>
@@ -4272,18 +4126,18 @@
           <w:p>
             <w:pPr>
               <w:rPr>
-                <w:rFonts w:ascii="Tahoma" w:hAnsi="Tahoma" w:cs="Tahoma"/>
-                <w:sz w:val="28"/>
-                <w:szCs w:val="28"/>
-              </w:rPr>
-            </w:pPr>
-            <w:r>
-              <w:rPr>
-                <w:rFonts w:ascii="Tahoma" w:hAnsi="Tahoma" w:cs="Tahoma"/>
-                <w:sz w:val="28"/>
-                <w:szCs w:val="28"/>
-              </w:rPr>
-              <w:t>/ Principal Craftsman</w:t>
+                <w:rFonts w:ascii="Tohoma" w:hAnsi="Tohoma" w:cs="Tahoma"/>
+                <w:sz w:val="24"/>
+                <w:szCs w:val="24"/>
+              </w:rPr>
+            </w:pPr>
+            <w:r>
+              <w:rPr>
+                <w:rFonts w:ascii="Tohoma" w:hAnsi="Tohoma" w:cs="Tahoma"/>
+                <w:sz w:val="24"/>
+                <w:szCs w:val="24"/>
+              </w:rPr>
+              <w:t>Principal Craftsman</w:t>
             </w:r>
           </w:p>
         </w:tc>
@@ -4294,11 +4148,19 @@
           <w:p>
             <w:pPr>
               <w:rPr>
-                <w:rFonts w:ascii="Tahoma" w:hAnsi="Tahoma" w:cs="Tahoma"/>
-                <w:sz w:val="28"/>
-                <w:szCs w:val="28"/>
-              </w:rPr>
-            </w:pPr>
+                <w:rFonts w:ascii="Tohoma" w:hAnsi="Tohoma" w:cs="Tahoma"/>
+                <w:sz w:val="24"/>
+                <w:szCs w:val="24"/>
+              </w:rPr>
+            </w:pPr>
+            <w:r>
+              <w:rPr>
+                <w:rFonts w:ascii="Tohoma" w:hAnsi="Tohoma" w:cs="Tahoma"/>
+                <w:sz w:val="24"/>
+                <w:szCs w:val="24"/>
+              </w:rPr>
+              <w:t>Diploma</w:t>
+            </w:r>
           </w:p>
         </w:tc>
         <w:tc>
@@ -4309,12 +4171,21 @@
             <w:pPr>
               <w:jc w:val="center"/>
               <w:rPr>
-                <w:rFonts w:ascii="Tahoma" w:hAnsi="Tahoma" w:cs="Tahoma"/>
+                <w:rFonts w:ascii="Tohoma" w:hAnsi="Tohoma" w:cs="Tahoma"/>
                 <w:color w:val="000000" w:themeColor="text1"/>
-                <w:sz w:val="28"/>
-                <w:szCs w:val="28"/>
-              </w:rPr>
-            </w:pPr>
+                <w:sz w:val="24"/>
+                <w:szCs w:val="24"/>
+              </w:rPr>
+            </w:pPr>
+            <w:r>
+              <w:rPr>
+                <w:rFonts w:ascii="Tohoma" w:hAnsi="Tohoma" w:cs="Tahoma"/>
+                <w:color w:val="000000" w:themeColor="text1"/>
+                <w:sz w:val="24"/>
+                <w:szCs w:val="24"/>
+              </w:rPr>
+              <w:t>9</w:t>
+            </w:r>
           </w:p>
         </w:tc>
       </w:tr>
@@ -4327,16 +4198,16 @@
             <w:pPr>
               <w:jc w:val="center"/>
               <w:rPr>
-                <w:rFonts w:ascii="Tahoma" w:hAnsi="Tahoma" w:cs="Tahoma"/>
-                <w:sz w:val="28"/>
-                <w:szCs w:val="28"/>
-              </w:rPr>
-            </w:pPr>
-            <w:r>
-              <w:rPr>
-                <w:rFonts w:ascii="Tahoma" w:hAnsi="Tahoma" w:cs="Tahoma"/>
-                <w:sz w:val="28"/>
-                <w:szCs w:val="28"/>
+                <w:rFonts w:ascii="Tohoma" w:hAnsi="Tohoma" w:cs="Tahoma"/>
+                <w:sz w:val="24"/>
+                <w:szCs w:val="24"/>
+              </w:rPr>
+            </w:pPr>
+            <w:r>
+              <w:rPr>
+                <w:rFonts w:ascii="Tohoma" w:hAnsi="Tohoma" w:cs="Tahoma"/>
+                <w:sz w:val="24"/>
+                <w:szCs w:val="24"/>
               </w:rPr>
               <w:t>10</w:t>
             </w:r>
@@ -4349,80 +4220,58 @@
           <w:p>
             <w:pPr>
               <w:rPr>
-                <w:rFonts w:ascii="Tahoma" w:hAnsi="Tahoma" w:cs="Tahoma"/>
-                <w:sz w:val="28"/>
-                <w:szCs w:val="28"/>
-              </w:rPr>
-            </w:pPr>
-            <w:r>
-              <w:rPr>
-                <w:rFonts w:ascii="Tahoma" w:hAnsi="Tahoma" w:cs="Tahoma"/>
-                <w:sz w:val="28"/>
-                <w:szCs w:val="28"/>
-              </w:rPr>
-              <w:t>Telephone Officer [1]</w:t>
-            </w:r>
-            <w:r>
-              <w:rPr>
-                <w:rFonts w:ascii="Tahoma" w:hAnsi="Tahoma" w:cs="Tahoma"/>
-                <w:sz w:val="28"/>
-                <w:szCs w:val="28"/>
-              </w:rPr>
-              <w:t>/</w:t>
-            </w:r>
-            <w:r>
+                <w:rFonts w:ascii="Tohoma" w:hAnsi="Tohoma" w:cs="Tahoma"/>
+                <w:sz w:val="24"/>
+                <w:szCs w:val="24"/>
+              </w:rPr>
+            </w:pPr>
+            <w:r>
+              <w:rPr>
+                <w:rFonts w:ascii="Tohoma" w:hAnsi="Tohoma" w:cs="Tahoma"/>
+                <w:sz w:val="24"/>
+                <w:szCs w:val="24"/>
+              </w:rPr>
+              <w:t>Telephone Officer [1]/</w:t>
+            </w:r>
+            <w:r>
+              <w:rPr>
+                <w:rFonts w:ascii="Tohoma" w:hAnsi="Tohoma"/>
+                <w:sz w:val="24"/>
+                <w:szCs w:val="24"/>
+              </w:rPr>
               <w:t xml:space="preserve"> </w:t>
             </w:r>
             <w:r>
               <w:rPr>
-                <w:rFonts w:ascii="Tahoma" w:hAnsi="Tahoma" w:cs="Tahoma"/>
-                <w:sz w:val="28"/>
-                <w:szCs w:val="28"/>
-              </w:rPr>
-              <w:t>Office Assistant [1]</w:t>
-            </w:r>
-            <w:r>
-              <w:rPr>
-                <w:rFonts w:ascii="Tahoma" w:hAnsi="Tahoma" w:cs="Tahoma"/>
-                <w:sz w:val="28"/>
-                <w:szCs w:val="28"/>
-              </w:rPr>
-              <w:t>/</w:t>
-            </w:r>
-            <w:r>
+                <w:rFonts w:ascii="Tohoma" w:hAnsi="Tohoma" w:cs="Tahoma"/>
+                <w:sz w:val="24"/>
+                <w:szCs w:val="24"/>
+              </w:rPr>
+              <w:t>Office Assistant [1]/</w:t>
+            </w:r>
+            <w:r>
+              <w:rPr>
+                <w:rFonts w:ascii="Tohoma" w:hAnsi="Tohoma"/>
+                <w:sz w:val="24"/>
+                <w:szCs w:val="24"/>
+              </w:rPr>
               <w:t xml:space="preserve"> </w:t>
             </w:r>
             <w:r>
               <w:rPr>
-                <w:rFonts w:ascii="Tahoma" w:hAnsi="Tahoma" w:cs="Tahoma"/>
-                <w:sz w:val="28"/>
-                <w:szCs w:val="28"/>
-              </w:rPr>
-              <w:t>Human Resource Assistant [2]</w:t>
-            </w:r>
-            <w:r>
-              <w:rPr>
-                <w:rFonts w:ascii="Tahoma" w:hAnsi="Tahoma" w:cs="Tahoma"/>
-                <w:sz w:val="28"/>
-                <w:szCs w:val="28"/>
-              </w:rPr>
-              <w:t>/</w:t>
-            </w:r>
-            <w:r>
-              <w:rPr>
-                <w:rFonts w:ascii="Tahoma" w:hAnsi="Tahoma" w:cs="Tahoma"/>
-                <w:sz w:val="28"/>
-                <w:szCs w:val="28"/>
-              </w:rPr>
-              <w:t>Laboratory Technologist [3]</w:t>
-            </w:r>
-            <w:r>
-              <w:rPr>
-                <w:rFonts w:ascii="Tahoma" w:hAnsi="Tahoma" w:cs="Tahoma"/>
-                <w:sz w:val="28"/>
-                <w:szCs w:val="28"/>
-              </w:rPr>
-              <w:t>/Senior Assistant [2]</w:t>
+                <w:rFonts w:ascii="Tohoma" w:hAnsi="Tohoma" w:cs="Tahoma"/>
+                <w:sz w:val="24"/>
+                <w:szCs w:val="24"/>
+              </w:rPr>
+              <w:t>Human Resource Assistant [2]/</w:t>
+            </w:r>
+            <w:r>
+              <w:rPr>
+                <w:rFonts w:ascii="Tohoma" w:hAnsi="Tohoma" w:cs="Tahoma"/>
+                <w:sz w:val="24"/>
+                <w:szCs w:val="24"/>
+              </w:rPr>
+              <w:t>Laboratory Technologist [3]/Senior Assistant [2]</w:t>
             </w:r>
           </w:p>
         </w:tc>
@@ -4433,16 +4282,16 @@
           <w:p>
             <w:pPr>
               <w:rPr>
-                <w:rFonts w:ascii="Tahoma" w:hAnsi="Tahoma" w:cs="Tahoma"/>
-                <w:sz w:val="28"/>
-                <w:szCs w:val="28"/>
-              </w:rPr>
-            </w:pPr>
-            <w:r>
-              <w:rPr>
-                <w:rFonts w:ascii="Tahoma" w:hAnsi="Tahoma" w:cs="Tahoma"/>
-                <w:sz w:val="28"/>
-                <w:szCs w:val="28"/>
+                <w:rFonts w:ascii="Tohoma" w:hAnsi="Tohoma" w:cs="Tahoma"/>
+                <w:sz w:val="24"/>
+                <w:szCs w:val="24"/>
+              </w:rPr>
+            </w:pPr>
+            <w:r>
+              <w:rPr>
+                <w:rFonts w:ascii="Tohoma" w:hAnsi="Tohoma" w:cs="Tahoma"/>
+                <w:sz w:val="24"/>
+                <w:szCs w:val="24"/>
               </w:rPr>
               <w:t>Diploma</w:t>
             </w:r>
@@ -4456,16 +4305,16 @@
             <w:pPr>
               <w:jc w:val="center"/>
               <w:rPr>
-                <w:rFonts w:ascii="Tahoma" w:hAnsi="Tahoma" w:cs="Tahoma"/>
-                <w:sz w:val="28"/>
-                <w:szCs w:val="28"/>
-              </w:rPr>
-            </w:pPr>
-            <w:r>
-              <w:rPr>
-                <w:rFonts w:ascii="Tahoma" w:hAnsi="Tahoma" w:cs="Tahoma"/>
-                <w:sz w:val="28"/>
-                <w:szCs w:val="28"/>
+                <w:rFonts w:ascii="Tohoma" w:hAnsi="Tohoma" w:cs="Tahoma"/>
+                <w:sz w:val="24"/>
+                <w:szCs w:val="24"/>
+              </w:rPr>
+            </w:pPr>
+            <w:r>
+              <w:rPr>
+                <w:rFonts w:ascii="Tohoma" w:hAnsi="Tohoma" w:cs="Tahoma"/>
+                <w:sz w:val="24"/>
+                <w:szCs w:val="24"/>
               </w:rPr>
               <w:t>10</w:t>
             </w:r>
@@ -4479,16 +4328,16 @@
             <w:pPr>
               <w:jc w:val="center"/>
               <w:rPr>
-                <w:rFonts w:ascii="Tahoma" w:hAnsi="Tahoma" w:cs="Tahoma"/>
-                <w:sz w:val="28"/>
-                <w:szCs w:val="28"/>
-              </w:rPr>
-            </w:pPr>
-            <w:r>
-              <w:rPr>
-                <w:rFonts w:ascii="Tahoma" w:hAnsi="Tahoma" w:cs="Tahoma"/>
-                <w:sz w:val="28"/>
-                <w:szCs w:val="28"/>
+                <w:rFonts w:ascii="Tohoma" w:hAnsi="Tohoma" w:cs="Tahoma"/>
+                <w:sz w:val="24"/>
+                <w:szCs w:val="24"/>
+              </w:rPr>
+            </w:pPr>
+            <w:r>
+              <w:rPr>
+                <w:rFonts w:ascii="Tohoma" w:hAnsi="Tohoma" w:cs="Tahoma"/>
+                <w:sz w:val="24"/>
+                <w:szCs w:val="24"/>
               </w:rPr>
               <w:t>10</w:t>
             </w:r>
@@ -4501,18 +4350,18 @@
           <w:p>
             <w:pPr>
               <w:rPr>
-                <w:rFonts w:ascii="Tahoma" w:hAnsi="Tahoma" w:cs="Tahoma"/>
-                <w:sz w:val="28"/>
-                <w:szCs w:val="28"/>
-              </w:rPr>
-            </w:pPr>
-            <w:r>
-              <w:rPr>
-                <w:rFonts w:ascii="Tahoma" w:hAnsi="Tahoma" w:cs="Tahoma"/>
-                <w:sz w:val="28"/>
-                <w:szCs w:val="28"/>
-              </w:rPr>
-              <w:t>Senior Driver / Principal Office Assistant/Principal Artisan/ Senior Craftsman</w:t>
+                <w:rFonts w:ascii="Tohoma" w:hAnsi="Tohoma" w:cs="Tahoma"/>
+                <w:sz w:val="24"/>
+                <w:szCs w:val="24"/>
+              </w:rPr>
+            </w:pPr>
+            <w:r>
+              <w:rPr>
+                <w:rFonts w:ascii="Tohoma" w:hAnsi="Tohoma" w:cs="Tahoma"/>
+                <w:sz w:val="24"/>
+                <w:szCs w:val="24"/>
+              </w:rPr>
+              <w:t xml:space="preserve">Senior Driver </w:t>
             </w:r>
           </w:p>
         </w:tc>
@@ -4523,44 +4372,34 @@
           <w:p>
             <w:pPr>
               <w:rPr>
-                <w:rFonts w:ascii="Tahoma" w:hAnsi="Tahoma" w:cs="Tahoma"/>
-                <w:sz w:val="28"/>
-                <w:szCs w:val="28"/>
-              </w:rPr>
-            </w:pPr>
-            <w:r>
-              <w:rPr>
-                <w:rFonts w:ascii="Tahoma" w:hAnsi="Tahoma" w:cs="Tahoma"/>
-                <w:sz w:val="28"/>
-                <w:szCs w:val="28"/>
+                <w:rFonts w:ascii="Tohoma" w:hAnsi="Tohoma" w:cs="Tahoma"/>
+                <w:sz w:val="24"/>
+                <w:szCs w:val="24"/>
+              </w:rPr>
+            </w:pPr>
+            <w:r>
+              <w:rPr>
+                <w:rFonts w:ascii="Tohoma" w:hAnsi="Tohoma" w:cs="Tahoma"/>
+                <w:sz w:val="24"/>
+                <w:szCs w:val="24"/>
               </w:rPr>
               <w:t>Craft</w:t>
             </w:r>
             <w:r>
               <w:rPr>
-                <w:rFonts w:ascii="Tahoma" w:hAnsi="Tahoma" w:cs="Tahoma"/>
-                <w:sz w:val="28"/>
-                <w:szCs w:val="28"/>
+                <w:rFonts w:ascii="Tohoma" w:hAnsi="Tohoma" w:cs="Tahoma"/>
+                <w:sz w:val="24"/>
+                <w:szCs w:val="24"/>
               </w:rPr>
               <w:t xml:space="preserve"> </w:t>
             </w:r>
             <w:r>
               <w:rPr>
-                <w:rFonts w:ascii="Tahoma" w:hAnsi="Tahoma" w:cs="Tahoma"/>
-                <w:sz w:val="28"/>
-                <w:szCs w:val="28"/>
-              </w:rPr>
-              <w:t>Certificat</w:t>
-            </w:r>
-            <w:bookmarkStart w:id="1" w:name="_GoBack"/>
-            <w:bookmarkEnd w:id="1"/>
-            <w:r>
-              <w:rPr>
-                <w:rFonts w:ascii="Tahoma" w:hAnsi="Tahoma" w:cs="Tahoma"/>
-                <w:sz w:val="28"/>
-                <w:szCs w:val="28"/>
-              </w:rPr>
-              <w:t>e</w:t>
+                <w:rFonts w:ascii="Tohoma" w:hAnsi="Tohoma" w:cs="Tahoma"/>
+                <w:sz w:val="24"/>
+                <w:szCs w:val="24"/>
+              </w:rPr>
+              <w:t>Certificate</w:t>
             </w:r>
           </w:p>
         </w:tc>
@@ -4572,18 +4411,18 @@
             <w:pPr>
               <w:jc w:val="center"/>
               <w:rPr>
-                <w:rFonts w:ascii="Tahoma" w:hAnsi="Tahoma" w:cs="Tahoma"/>
+                <w:rFonts w:ascii="Tohoma" w:hAnsi="Tohoma" w:cs="Tahoma"/>
                 <w:color w:val="000000" w:themeColor="text1"/>
-                <w:sz w:val="28"/>
-                <w:szCs w:val="28"/>
-              </w:rPr>
-            </w:pPr>
-            <w:r>
-              <w:rPr>
-                <w:rFonts w:ascii="Tahoma" w:hAnsi="Tahoma" w:cs="Tahoma"/>
+                <w:sz w:val="24"/>
+                <w:szCs w:val="24"/>
+              </w:rPr>
+            </w:pPr>
+            <w:r>
+              <w:rPr>
+                <w:rFonts w:ascii="Tohoma" w:hAnsi="Tohoma" w:cs="Tahoma"/>
                 <w:color w:val="000000" w:themeColor="text1"/>
-                <w:sz w:val="28"/>
-                <w:szCs w:val="28"/>
+                <w:sz w:val="24"/>
+                <w:szCs w:val="24"/>
               </w:rPr>
               <w:t>10</w:t>
             </w:r>
@@ -4599,19 +4438,11 @@
             <w:pPr>
               <w:jc w:val="center"/>
               <w:rPr>
-                <w:rFonts w:ascii="Tahoma" w:hAnsi="Tahoma" w:cs="Tahoma"/>
-                <w:sz w:val="28"/>
-                <w:szCs w:val="28"/>
-              </w:rPr>
-            </w:pPr>
-            <w:r>
-              <w:rPr>
-                <w:rFonts w:ascii="Tahoma" w:hAnsi="Tahoma" w:cs="Tahoma"/>
-                <w:sz w:val="28"/>
-                <w:szCs w:val="28"/>
-              </w:rPr>
-              <w:t>11</w:t>
-            </w:r>
+                <w:rFonts w:ascii="Tohoma" w:hAnsi="Tohoma" w:cs="Tahoma"/>
+                <w:sz w:val="24"/>
+                <w:szCs w:val="24"/>
+              </w:rPr>
+            </w:pPr>
           </w:p>
         </w:tc>
         <w:tc>
@@ -4621,121 +4452,9 @@
           <w:p>
             <w:pPr>
               <w:rPr>
-                <w:rFonts w:ascii="Tahoma" w:hAnsi="Tahoma" w:cs="Tahoma"/>
-                <w:sz w:val="28"/>
-                <w:szCs w:val="28"/>
-              </w:rPr>
-            </w:pPr>
-            <w:r>
-              <w:rPr>
-                <w:rFonts w:ascii="Tahoma" w:hAnsi="Tahoma" w:cs="Tahoma"/>
-                <w:sz w:val="28"/>
-                <w:szCs w:val="28"/>
-              </w:rPr>
-              <w:t>Telephone Officer [2]</w:t>
-            </w:r>
-            <w:r>
-              <w:rPr>
-                <w:rFonts w:ascii="Tahoma" w:hAnsi="Tahoma" w:cs="Tahoma"/>
-                <w:sz w:val="28"/>
-                <w:szCs w:val="28"/>
-              </w:rPr>
-              <w:t>/</w:t>
-            </w:r>
-            <w:r>
-              <w:t xml:space="preserve"> </w:t>
-            </w:r>
-            <w:r>
-              <w:rPr>
-                <w:rFonts w:ascii="Tahoma" w:hAnsi="Tahoma" w:cs="Tahoma"/>
-                <w:sz w:val="28"/>
-                <w:szCs w:val="28"/>
-              </w:rPr>
-              <w:t>Higher Clerical Officer</w:t>
-            </w:r>
-            <w:r>
-              <w:rPr>
-                <w:rFonts w:ascii="Tahoma" w:hAnsi="Tahoma" w:cs="Tahoma"/>
-                <w:sz w:val="28"/>
-                <w:szCs w:val="28"/>
-              </w:rPr>
-              <w:t>/</w:t>
-            </w:r>
-            <w:r>
-              <w:t xml:space="preserve"> </w:t>
-            </w:r>
-            <w:r>
-              <w:rPr>
-                <w:rFonts w:ascii="Tahoma" w:hAnsi="Tahoma" w:cs="Tahoma"/>
-                <w:sz w:val="28"/>
-                <w:szCs w:val="28"/>
-              </w:rPr>
-              <w:t>Office Assistant [2]</w:t>
-            </w:r>
-            <w:r>
-              <w:rPr>
-                <w:rFonts w:ascii="Tahoma" w:hAnsi="Tahoma" w:cs="Tahoma"/>
-                <w:sz w:val="28"/>
-                <w:szCs w:val="28"/>
-              </w:rPr>
-              <w:t>/</w:t>
-            </w:r>
-            <w:r>
-              <w:t xml:space="preserve"> </w:t>
-            </w:r>
-            <w:r>
-              <w:rPr>
-                <w:rFonts w:ascii="Tahoma" w:hAnsi="Tahoma" w:cs="Tahoma"/>
-                <w:sz w:val="28"/>
-                <w:szCs w:val="28"/>
-              </w:rPr>
-              <w:t>Animal Health Assistant [1]</w:t>
-            </w:r>
-            <w:r>
-              <w:rPr>
-                <w:rFonts w:ascii="Tahoma" w:hAnsi="Tahoma" w:cs="Tahoma"/>
-                <w:sz w:val="28"/>
-                <w:szCs w:val="28"/>
-              </w:rPr>
-              <w:t>/</w:t>
-            </w:r>
-            <w:r>
-              <w:t xml:space="preserve"> </w:t>
-            </w:r>
-            <w:r>
-              <w:rPr>
-                <w:rFonts w:ascii="Tahoma" w:hAnsi="Tahoma" w:cs="Tahoma"/>
-                <w:sz w:val="28"/>
-                <w:szCs w:val="28"/>
-              </w:rPr>
-              <w:t>Procurement Assistant [2]</w:t>
-            </w:r>
-            <w:r>
-              <w:rPr>
-                <w:rFonts w:ascii="Tahoma" w:hAnsi="Tahoma" w:cs="Tahoma"/>
-                <w:sz w:val="28"/>
-                <w:szCs w:val="28"/>
-              </w:rPr>
-              <w:t>/</w:t>
-            </w:r>
-            <w:r>
-              <w:t xml:space="preserve"> </w:t>
-            </w:r>
-            <w:r>
-              <w:rPr>
-                <w:rFonts w:ascii="Tahoma" w:hAnsi="Tahoma" w:cs="Tahoma"/>
-                <w:sz w:val="28"/>
-                <w:szCs w:val="28"/>
-              </w:rPr>
-              <w:t>Artisan [2]</w:t>
-            </w:r>
-          </w:p>
-          <w:p>
-            <w:pPr>
-              <w:rPr>
-                <w:rFonts w:ascii="Tahoma" w:hAnsi="Tahoma" w:cs="Tahoma"/>
-                <w:sz w:val="28"/>
-                <w:szCs w:val="28"/>
+                <w:rFonts w:ascii="Tohoma" w:hAnsi="Tohoma" w:cs="Tahoma"/>
+                <w:sz w:val="24"/>
+                <w:szCs w:val="24"/>
               </w:rPr>
             </w:pPr>
           </w:p>
@@ -4747,19 +4466,11 @@
           <w:p>
             <w:pPr>
               <w:rPr>
-                <w:rFonts w:ascii="Tahoma" w:hAnsi="Tahoma" w:cs="Tahoma"/>
-                <w:sz w:val="28"/>
-                <w:szCs w:val="28"/>
-              </w:rPr>
-            </w:pPr>
-            <w:r>
-              <w:rPr>
-                <w:rFonts w:ascii="Tahoma" w:hAnsi="Tahoma" w:cs="Tahoma"/>
-                <w:sz w:val="28"/>
-                <w:szCs w:val="28"/>
-              </w:rPr>
-              <w:t>Certificate/KCSE/Craft</w:t>
-            </w:r>
+                <w:rFonts w:ascii="Tohoma" w:hAnsi="Tohoma" w:cs="Tahoma"/>
+                <w:sz w:val="24"/>
+                <w:szCs w:val="24"/>
+              </w:rPr>
+            </w:pPr>
           </w:p>
         </w:tc>
         <w:tc>
@@ -4770,19 +4481,11 @@
             <w:pPr>
               <w:jc w:val="center"/>
               <w:rPr>
-                <w:rFonts w:ascii="Tahoma" w:hAnsi="Tahoma" w:cs="Tahoma"/>
-                <w:sz w:val="28"/>
-                <w:szCs w:val="28"/>
-              </w:rPr>
-            </w:pPr>
-            <w:r>
-              <w:rPr>
-                <w:rFonts w:ascii="Tahoma" w:hAnsi="Tahoma" w:cs="Tahoma"/>
-                <w:sz w:val="28"/>
-                <w:szCs w:val="28"/>
-              </w:rPr>
-              <w:t>11</w:t>
-            </w:r>
+                <w:rFonts w:ascii="Tohoma" w:hAnsi="Tohoma" w:cs="Tahoma"/>
+                <w:sz w:val="24"/>
+                <w:szCs w:val="24"/>
+              </w:rPr>
+            </w:pPr>
           </w:p>
         </w:tc>
         <w:tc>
@@ -4793,19 +4496,11 @@
             <w:pPr>
               <w:jc w:val="center"/>
               <w:rPr>
-                <w:rFonts w:ascii="Tahoma" w:hAnsi="Tahoma" w:cs="Tahoma"/>
-                <w:sz w:val="28"/>
-                <w:szCs w:val="28"/>
-              </w:rPr>
-            </w:pPr>
-            <w:r>
-              <w:rPr>
-                <w:rFonts w:ascii="Tahoma" w:hAnsi="Tahoma" w:cs="Tahoma"/>
-                <w:sz w:val="28"/>
-                <w:szCs w:val="28"/>
-              </w:rPr>
-              <w:t>11</w:t>
-            </w:r>
+                <w:rFonts w:ascii="Tohoma" w:hAnsi="Tohoma" w:cs="Tahoma"/>
+                <w:sz w:val="24"/>
+                <w:szCs w:val="24"/>
+              </w:rPr>
+            </w:pPr>
           </w:p>
         </w:tc>
         <w:tc>
@@ -4815,18 +4510,26 @@
           <w:p>
             <w:pPr>
               <w:rPr>
-                <w:rFonts w:ascii="Tahoma" w:hAnsi="Tahoma" w:cs="Tahoma"/>
-                <w:sz w:val="28"/>
-                <w:szCs w:val="28"/>
-              </w:rPr>
-            </w:pPr>
-            <w:r>
-              <w:rPr>
-                <w:rFonts w:ascii="Tahoma" w:hAnsi="Tahoma" w:cs="Tahoma"/>
-                <w:sz w:val="28"/>
-                <w:szCs w:val="28"/>
-              </w:rPr>
-              <w:t>Driver/ Senior Office Assistant / Senior Artisan/Craftsman</w:t>
+                <w:rFonts w:ascii="Tohoma" w:hAnsi="Tohoma" w:cs="Tahoma"/>
+                <w:sz w:val="24"/>
+                <w:szCs w:val="24"/>
+              </w:rPr>
+            </w:pPr>
+            <w:r>
+              <w:rPr>
+                <w:rFonts w:ascii="Tohoma" w:hAnsi="Tohoma" w:cs="Tahoma"/>
+                <w:sz w:val="24"/>
+                <w:szCs w:val="24"/>
+              </w:rPr>
+              <w:t xml:space="preserve">Principal Office </w:t>
+            </w:r>
+            <w:r>
+              <w:rPr>
+                <w:rFonts w:ascii="Tohoma" w:hAnsi="Tohoma" w:cs="Tahoma"/>
+                <w:sz w:val="24"/>
+                <w:szCs w:val="24"/>
+              </w:rPr>
+              <w:t>Assistant</w:t>
             </w:r>
           </w:p>
         </w:tc>
@@ -4837,42 +4540,18 @@
           <w:p>
             <w:pPr>
               <w:rPr>
-                <w:rFonts w:ascii="Tahoma" w:hAnsi="Tahoma" w:cs="Tahoma"/>
-                <w:sz w:val="28"/>
-                <w:szCs w:val="28"/>
-              </w:rPr>
-            </w:pPr>
-            <w:r>
-              <w:rPr>
-                <w:rFonts w:ascii="Tahoma" w:hAnsi="Tahoma" w:cs="Tahoma"/>
-                <w:sz w:val="28"/>
-                <w:szCs w:val="28"/>
-              </w:rPr>
-              <w:t>Craft</w:t>
-            </w:r>
-            <w:r>
-              <w:rPr>
-                <w:rFonts w:ascii="Tahoma" w:hAnsi="Tahoma" w:cs="Tahoma"/>
-                <w:sz w:val="28"/>
-                <w:szCs w:val="28"/>
-              </w:rPr>
-              <w:t xml:space="preserve"> Certificate</w:t>
-            </w:r>
-            <w:r>
-              <w:rPr>
-                <w:rFonts w:ascii="Tahoma" w:hAnsi="Tahoma" w:cs="Tahoma"/>
-                <w:sz w:val="28"/>
-                <w:szCs w:val="28"/>
-              </w:rPr>
-              <w:t>/</w:t>
-            </w:r>
-            <w:r>
-              <w:rPr>
-                <w:rFonts w:ascii="Tahoma" w:hAnsi="Tahoma" w:cs="Tahoma"/>
-                <w:sz w:val="28"/>
-                <w:szCs w:val="28"/>
-              </w:rPr>
-              <w:t>KCSE</w:t>
+                <w:rFonts w:ascii="Tohoma" w:hAnsi="Tohoma" w:cs="Tahoma"/>
+                <w:sz w:val="24"/>
+                <w:szCs w:val="24"/>
+              </w:rPr>
+            </w:pPr>
+            <w:r>
+              <w:rPr>
+                <w:rFonts w:ascii="Tohoma" w:hAnsi="Tohoma" w:cs="Tahoma"/>
+                <w:sz w:val="24"/>
+                <w:szCs w:val="24"/>
+              </w:rPr>
+              <w:t>Craft Certificate</w:t>
             </w:r>
           </w:p>
         </w:tc>
@@ -4884,20 +4563,20 @@
             <w:pPr>
               <w:jc w:val="center"/>
               <w:rPr>
-                <w:rFonts w:ascii="Tahoma" w:hAnsi="Tahoma" w:cs="Tahoma"/>
+                <w:rFonts w:ascii="Tohoma" w:hAnsi="Tohoma" w:cs="Tahoma"/>
                 <w:color w:val="000000" w:themeColor="text1"/>
-                <w:sz w:val="28"/>
-                <w:szCs w:val="28"/>
-              </w:rPr>
-            </w:pPr>
-            <w:r>
-              <w:rPr>
-                <w:rFonts w:ascii="Tahoma" w:hAnsi="Tahoma" w:cs="Tahoma"/>
+                <w:sz w:val="24"/>
+                <w:szCs w:val="24"/>
+              </w:rPr>
+            </w:pPr>
+            <w:r>
+              <w:rPr>
+                <w:rFonts w:ascii="Tohoma" w:hAnsi="Tohoma" w:cs="Tahoma"/>
                 <w:color w:val="000000" w:themeColor="text1"/>
-                <w:sz w:val="28"/>
-                <w:szCs w:val="28"/>
-              </w:rPr>
-              <w:t>11</w:t>
+                <w:sz w:val="24"/>
+                <w:szCs w:val="24"/>
+              </w:rPr>
+              <w:t>10</w:t>
             </w:r>
           </w:p>
         </w:tc>
@@ -4911,16 +4590,1041 @@
             <w:pPr>
               <w:jc w:val="center"/>
               <w:rPr>
-                <w:rFonts w:ascii="Tahoma" w:hAnsi="Tahoma" w:cs="Tahoma"/>
-                <w:sz w:val="28"/>
-                <w:szCs w:val="28"/>
-              </w:rPr>
-            </w:pPr>
-            <w:r>
-              <w:rPr>
-                <w:rFonts w:ascii="Tahoma" w:hAnsi="Tahoma" w:cs="Tahoma"/>
-                <w:sz w:val="28"/>
-                <w:szCs w:val="28"/>
+                <w:rFonts w:ascii="Tohoma" w:hAnsi="Tohoma" w:cs="Tahoma"/>
+                <w:sz w:val="24"/>
+                <w:szCs w:val="24"/>
+              </w:rPr>
+            </w:pPr>
+          </w:p>
+        </w:tc>
+        <w:tc>
+          <w:tcPr>
+            <w:tcW w:w="2126" w:type="dxa"/>
+          </w:tcPr>
+          <w:p>
+            <w:pPr>
+              <w:rPr>
+                <w:rFonts w:ascii="Tohoma" w:hAnsi="Tohoma" w:cs="Tahoma"/>
+                <w:sz w:val="24"/>
+                <w:szCs w:val="24"/>
+              </w:rPr>
+            </w:pPr>
+          </w:p>
+        </w:tc>
+        <w:tc>
+          <w:tcPr>
+            <w:tcW w:w="1985" w:type="dxa"/>
+          </w:tcPr>
+          <w:p>
+            <w:pPr>
+              <w:rPr>
+                <w:rFonts w:ascii="Tohoma" w:hAnsi="Tohoma" w:cs="Tahoma"/>
+                <w:sz w:val="24"/>
+                <w:szCs w:val="24"/>
+              </w:rPr>
+            </w:pPr>
+          </w:p>
+        </w:tc>
+        <w:tc>
+          <w:tcPr>
+            <w:tcW w:w="1701" w:type="dxa"/>
+          </w:tcPr>
+          <w:p>
+            <w:pPr>
+              <w:jc w:val="center"/>
+              <w:rPr>
+                <w:rFonts w:ascii="Tohoma" w:hAnsi="Tohoma" w:cs="Tahoma"/>
+                <w:sz w:val="24"/>
+                <w:szCs w:val="24"/>
+              </w:rPr>
+            </w:pPr>
+          </w:p>
+        </w:tc>
+        <w:tc>
+          <w:tcPr>
+            <w:tcW w:w="1134" w:type="dxa"/>
+          </w:tcPr>
+          <w:p>
+            <w:pPr>
+              <w:jc w:val="center"/>
+              <w:rPr>
+                <w:rFonts w:ascii="Tohoma" w:hAnsi="Tohoma" w:cs="Tahoma"/>
+                <w:sz w:val="24"/>
+                <w:szCs w:val="24"/>
+              </w:rPr>
+            </w:pPr>
+          </w:p>
+        </w:tc>
+        <w:tc>
+          <w:tcPr>
+            <w:tcW w:w="2693" w:type="dxa"/>
+          </w:tcPr>
+          <w:p>
+            <w:pPr>
+              <w:rPr>
+                <w:rFonts w:ascii="Tohoma" w:hAnsi="Tohoma" w:cs="Tahoma"/>
+                <w:sz w:val="24"/>
+                <w:szCs w:val="24"/>
+              </w:rPr>
+            </w:pPr>
+            <w:r>
+              <w:rPr>
+                <w:rFonts w:ascii="Tohoma" w:hAnsi="Tohoma" w:cs="Tahoma"/>
+                <w:sz w:val="24"/>
+                <w:szCs w:val="24"/>
+              </w:rPr>
+              <w:t>Principal Artisan</w:t>
+            </w:r>
+          </w:p>
+        </w:tc>
+        <w:tc>
+          <w:tcPr>
+            <w:tcW w:w="1984" w:type="dxa"/>
+          </w:tcPr>
+          <w:p>
+            <w:pPr>
+              <w:rPr>
+                <w:rFonts w:ascii="Tohoma" w:hAnsi="Tohoma" w:cs="Tahoma"/>
+                <w:sz w:val="24"/>
+                <w:szCs w:val="24"/>
+              </w:rPr>
+            </w:pPr>
+            <w:r>
+              <w:rPr>
+                <w:rFonts w:ascii="Tohoma" w:hAnsi="Tohoma" w:cs="Tahoma"/>
+                <w:sz w:val="24"/>
+                <w:szCs w:val="24"/>
+              </w:rPr>
+              <w:t>Craft Certificate</w:t>
+            </w:r>
+          </w:p>
+        </w:tc>
+        <w:tc>
+          <w:tcPr>
+            <w:tcW w:w="1560" w:type="dxa"/>
+          </w:tcPr>
+          <w:p>
+            <w:pPr>
+              <w:jc w:val="center"/>
+              <w:rPr>
+                <w:rFonts w:ascii="Tohoma" w:hAnsi="Tohoma" w:cs="Tahoma"/>
+                <w:color w:val="000000" w:themeColor="text1"/>
+                <w:sz w:val="24"/>
+                <w:szCs w:val="24"/>
+              </w:rPr>
+            </w:pPr>
+            <w:r>
+              <w:rPr>
+                <w:rFonts w:ascii="Tohoma" w:hAnsi="Tohoma" w:cs="Tahoma"/>
+                <w:color w:val="000000" w:themeColor="text1"/>
+                <w:sz w:val="24"/>
+                <w:szCs w:val="24"/>
+              </w:rPr>
+              <w:t>10</w:t>
+            </w:r>
+          </w:p>
+        </w:tc>
+      </w:tr>
+      <w:tr>
+        <w:tc>
+          <w:tcPr>
+            <w:tcW w:w="1413" w:type="dxa"/>
+          </w:tcPr>
+          <w:p>
+            <w:pPr>
+              <w:jc w:val="center"/>
+              <w:rPr>
+                <w:rFonts w:ascii="Tohoma" w:hAnsi="Tohoma" w:cs="Tahoma"/>
+                <w:sz w:val="24"/>
+                <w:szCs w:val="24"/>
+              </w:rPr>
+            </w:pPr>
+          </w:p>
+        </w:tc>
+        <w:tc>
+          <w:tcPr>
+            <w:tcW w:w="2126" w:type="dxa"/>
+          </w:tcPr>
+          <w:p>
+            <w:pPr>
+              <w:rPr>
+                <w:rFonts w:ascii="Tohoma" w:hAnsi="Tohoma" w:cs="Tahoma"/>
+                <w:sz w:val="24"/>
+                <w:szCs w:val="24"/>
+              </w:rPr>
+            </w:pPr>
+          </w:p>
+        </w:tc>
+        <w:tc>
+          <w:tcPr>
+            <w:tcW w:w="1985" w:type="dxa"/>
+          </w:tcPr>
+          <w:p>
+            <w:pPr>
+              <w:rPr>
+                <w:rFonts w:ascii="Tohoma" w:hAnsi="Tohoma" w:cs="Tahoma"/>
+                <w:sz w:val="24"/>
+                <w:szCs w:val="24"/>
+              </w:rPr>
+            </w:pPr>
+          </w:p>
+        </w:tc>
+        <w:tc>
+          <w:tcPr>
+            <w:tcW w:w="1701" w:type="dxa"/>
+          </w:tcPr>
+          <w:p>
+            <w:pPr>
+              <w:jc w:val="center"/>
+              <w:rPr>
+                <w:rFonts w:ascii="Tohoma" w:hAnsi="Tohoma" w:cs="Tahoma"/>
+                <w:sz w:val="24"/>
+                <w:szCs w:val="24"/>
+              </w:rPr>
+            </w:pPr>
+          </w:p>
+        </w:tc>
+        <w:tc>
+          <w:tcPr>
+            <w:tcW w:w="1134" w:type="dxa"/>
+          </w:tcPr>
+          <w:p>
+            <w:pPr>
+              <w:jc w:val="center"/>
+              <w:rPr>
+                <w:rFonts w:ascii="Tohoma" w:hAnsi="Tohoma" w:cs="Tahoma"/>
+                <w:sz w:val="24"/>
+                <w:szCs w:val="24"/>
+              </w:rPr>
+            </w:pPr>
+          </w:p>
+        </w:tc>
+        <w:tc>
+          <w:tcPr>
+            <w:tcW w:w="2693" w:type="dxa"/>
+          </w:tcPr>
+          <w:p>
+            <w:pPr>
+              <w:rPr>
+                <w:rFonts w:ascii="Tohoma" w:hAnsi="Tohoma" w:cs="Tahoma"/>
+                <w:sz w:val="24"/>
+                <w:szCs w:val="24"/>
+              </w:rPr>
+            </w:pPr>
+            <w:r>
+              <w:rPr>
+                <w:rFonts w:ascii="Tohoma" w:hAnsi="Tohoma" w:cs="Tahoma"/>
+                <w:sz w:val="24"/>
+                <w:szCs w:val="24"/>
+              </w:rPr>
+              <w:t>Senior Craftsman</w:t>
+            </w:r>
+          </w:p>
+        </w:tc>
+        <w:tc>
+          <w:tcPr>
+            <w:tcW w:w="1984" w:type="dxa"/>
+          </w:tcPr>
+          <w:p>
+            <w:pPr>
+              <w:rPr>
+                <w:rFonts w:ascii="Tohoma" w:hAnsi="Tohoma" w:cs="Tahoma"/>
+                <w:sz w:val="24"/>
+                <w:szCs w:val="24"/>
+              </w:rPr>
+            </w:pPr>
+            <w:r>
+              <w:rPr>
+                <w:rFonts w:ascii="Tohoma" w:hAnsi="Tohoma" w:cs="Tahoma"/>
+                <w:sz w:val="24"/>
+                <w:szCs w:val="24"/>
+              </w:rPr>
+              <w:t>Craft Certificate</w:t>
+            </w:r>
+          </w:p>
+        </w:tc>
+        <w:tc>
+          <w:tcPr>
+            <w:tcW w:w="1560" w:type="dxa"/>
+          </w:tcPr>
+          <w:p>
+            <w:pPr>
+              <w:jc w:val="center"/>
+              <w:rPr>
+                <w:rFonts w:ascii="Tohoma" w:hAnsi="Tohoma" w:cs="Tahoma"/>
+                <w:color w:val="000000" w:themeColor="text1"/>
+                <w:sz w:val="24"/>
+                <w:szCs w:val="24"/>
+              </w:rPr>
+            </w:pPr>
+            <w:r>
+              <w:rPr>
+                <w:rFonts w:ascii="Tohoma" w:hAnsi="Tohoma" w:cs="Tahoma"/>
+                <w:color w:val="000000" w:themeColor="text1"/>
+                <w:sz w:val="24"/>
+                <w:szCs w:val="24"/>
+              </w:rPr>
+              <w:t>10</w:t>
+            </w:r>
+          </w:p>
+        </w:tc>
+      </w:tr>
+      <w:tr>
+        <w:tc>
+          <w:tcPr>
+            <w:tcW w:w="1413" w:type="dxa"/>
+          </w:tcPr>
+          <w:p>
+            <w:pPr>
+              <w:jc w:val="center"/>
+              <w:rPr>
+                <w:rFonts w:ascii="Tohoma" w:hAnsi="Tohoma" w:cs="Tahoma"/>
+                <w:sz w:val="24"/>
+                <w:szCs w:val="24"/>
+              </w:rPr>
+            </w:pPr>
+            <w:r>
+              <w:rPr>
+                <w:rFonts w:ascii="Tohoma" w:hAnsi="Tohoma" w:cs="Tahoma"/>
+                <w:sz w:val="24"/>
+                <w:szCs w:val="24"/>
+              </w:rPr>
+              <w:t>11</w:t>
+            </w:r>
+          </w:p>
+        </w:tc>
+        <w:tc>
+          <w:tcPr>
+            <w:tcW w:w="2126" w:type="dxa"/>
+          </w:tcPr>
+          <w:p>
+            <w:pPr>
+              <w:rPr>
+                <w:rFonts w:ascii="Tohoma" w:hAnsi="Tohoma" w:cs="Tahoma"/>
+                <w:sz w:val="24"/>
+                <w:szCs w:val="24"/>
+              </w:rPr>
+            </w:pPr>
+            <w:r>
+              <w:rPr>
+                <w:rFonts w:ascii="Tohoma" w:hAnsi="Tohoma" w:cs="Tahoma"/>
+                <w:sz w:val="24"/>
+                <w:szCs w:val="24"/>
+              </w:rPr>
+              <w:t>Telephone Officer [2]/</w:t>
+            </w:r>
+            <w:r>
+              <w:rPr>
+                <w:rFonts w:ascii="Tohoma" w:hAnsi="Tohoma"/>
+                <w:sz w:val="24"/>
+                <w:szCs w:val="24"/>
+              </w:rPr>
+              <w:t xml:space="preserve"> </w:t>
+            </w:r>
+            <w:r>
+              <w:rPr>
+                <w:rFonts w:ascii="Tohoma" w:hAnsi="Tohoma" w:cs="Tahoma"/>
+                <w:sz w:val="24"/>
+                <w:szCs w:val="24"/>
+              </w:rPr>
+              <w:t>Higher Clerical Officer/</w:t>
+            </w:r>
+            <w:r>
+              <w:rPr>
+                <w:rFonts w:ascii="Tohoma" w:hAnsi="Tohoma"/>
+                <w:sz w:val="24"/>
+                <w:szCs w:val="24"/>
+              </w:rPr>
+              <w:t xml:space="preserve"> </w:t>
+            </w:r>
+            <w:r>
+              <w:rPr>
+                <w:rFonts w:ascii="Tohoma" w:hAnsi="Tohoma" w:cs="Tahoma"/>
+                <w:sz w:val="24"/>
+                <w:szCs w:val="24"/>
+              </w:rPr>
+              <w:t>Office Assistant [2]/</w:t>
+            </w:r>
+            <w:r>
+              <w:rPr>
+                <w:rFonts w:ascii="Tohoma" w:hAnsi="Tohoma"/>
+                <w:sz w:val="24"/>
+                <w:szCs w:val="24"/>
+              </w:rPr>
+              <w:t xml:space="preserve"> </w:t>
+            </w:r>
+            <w:r>
+              <w:rPr>
+                <w:rFonts w:ascii="Tohoma" w:hAnsi="Tohoma" w:cs="Tahoma"/>
+                <w:sz w:val="24"/>
+                <w:szCs w:val="24"/>
+              </w:rPr>
+              <w:t>Animal Health Assistant [1]/</w:t>
+            </w:r>
+            <w:r>
+              <w:rPr>
+                <w:rFonts w:ascii="Tohoma" w:hAnsi="Tohoma"/>
+                <w:sz w:val="24"/>
+                <w:szCs w:val="24"/>
+              </w:rPr>
+              <w:t xml:space="preserve"> </w:t>
+            </w:r>
+            <w:r>
+              <w:rPr>
+                <w:rFonts w:ascii="Tohoma" w:hAnsi="Tohoma" w:cs="Tahoma"/>
+                <w:sz w:val="24"/>
+                <w:szCs w:val="24"/>
+              </w:rPr>
+              <w:t>Procurement Assistant [2]/</w:t>
+            </w:r>
+            <w:r>
+              <w:rPr>
+                <w:rFonts w:ascii="Tohoma" w:hAnsi="Tohoma"/>
+                <w:sz w:val="24"/>
+                <w:szCs w:val="24"/>
+              </w:rPr>
+              <w:t xml:space="preserve"> </w:t>
+            </w:r>
+            <w:r>
+              <w:rPr>
+                <w:rFonts w:ascii="Tohoma" w:hAnsi="Tohoma" w:cs="Tahoma"/>
+                <w:sz w:val="24"/>
+                <w:szCs w:val="24"/>
+              </w:rPr>
+              <w:t>Artisan [2]</w:t>
+            </w:r>
+          </w:p>
+          <w:p>
+            <w:pPr>
+              <w:rPr>
+                <w:rFonts w:ascii="Tohoma" w:hAnsi="Tohoma" w:cs="Tahoma"/>
+                <w:sz w:val="24"/>
+                <w:szCs w:val="24"/>
+              </w:rPr>
+            </w:pPr>
+          </w:p>
+        </w:tc>
+        <w:tc>
+          <w:tcPr>
+            <w:tcW w:w="1985" w:type="dxa"/>
+          </w:tcPr>
+          <w:p>
+            <w:pPr>
+              <w:rPr>
+                <w:rFonts w:ascii="Tohoma" w:hAnsi="Tohoma" w:cs="Tahoma"/>
+                <w:sz w:val="24"/>
+                <w:szCs w:val="24"/>
+              </w:rPr>
+            </w:pPr>
+            <w:r>
+              <w:rPr>
+                <w:rFonts w:ascii="Tohoma" w:hAnsi="Tohoma" w:cs="Tahoma"/>
+                <w:sz w:val="24"/>
+                <w:szCs w:val="24"/>
+              </w:rPr>
+              <w:t>Certificate/KCSE/Craft</w:t>
+            </w:r>
+          </w:p>
+        </w:tc>
+        <w:tc>
+          <w:tcPr>
+            <w:tcW w:w="1701" w:type="dxa"/>
+          </w:tcPr>
+          <w:p>
+            <w:pPr>
+              <w:jc w:val="center"/>
+              <w:rPr>
+                <w:rFonts w:ascii="Tohoma" w:hAnsi="Tohoma" w:cs="Tahoma"/>
+                <w:sz w:val="24"/>
+                <w:szCs w:val="24"/>
+              </w:rPr>
+            </w:pPr>
+            <w:r>
+              <w:rPr>
+                <w:rFonts w:ascii="Tohoma" w:hAnsi="Tohoma" w:cs="Tahoma"/>
+                <w:sz w:val="24"/>
+                <w:szCs w:val="24"/>
+              </w:rPr>
+              <w:t>11</w:t>
+            </w:r>
+          </w:p>
+        </w:tc>
+        <w:tc>
+          <w:tcPr>
+            <w:tcW w:w="1134" w:type="dxa"/>
+          </w:tcPr>
+          <w:p>
+            <w:pPr>
+              <w:jc w:val="center"/>
+              <w:rPr>
+                <w:rFonts w:ascii="Tohoma" w:hAnsi="Tohoma" w:cs="Tahoma"/>
+                <w:sz w:val="24"/>
+                <w:szCs w:val="24"/>
+              </w:rPr>
+            </w:pPr>
+            <w:r>
+              <w:rPr>
+                <w:rFonts w:ascii="Tohoma" w:hAnsi="Tohoma" w:cs="Tahoma"/>
+                <w:sz w:val="24"/>
+                <w:szCs w:val="24"/>
+              </w:rPr>
+              <w:t>11</w:t>
+            </w:r>
+          </w:p>
+        </w:tc>
+        <w:tc>
+          <w:tcPr>
+            <w:tcW w:w="2693" w:type="dxa"/>
+          </w:tcPr>
+          <w:p>
+            <w:pPr>
+              <w:rPr>
+                <w:rFonts w:ascii="Tohoma" w:hAnsi="Tohoma" w:cs="Tahoma"/>
+                <w:sz w:val="24"/>
+                <w:szCs w:val="24"/>
+              </w:rPr>
+            </w:pPr>
+            <w:r>
+              <w:rPr>
+                <w:rFonts w:ascii="Tohoma" w:hAnsi="Tohoma" w:cs="Tahoma"/>
+                <w:sz w:val="24"/>
+                <w:szCs w:val="24"/>
+              </w:rPr>
+              <w:t>Driver</w:t>
+            </w:r>
+          </w:p>
+        </w:tc>
+        <w:tc>
+          <w:tcPr>
+            <w:tcW w:w="1984" w:type="dxa"/>
+          </w:tcPr>
+          <w:p>
+            <w:pPr>
+              <w:rPr>
+                <w:rFonts w:ascii="Tohoma" w:hAnsi="Tohoma" w:cs="Tahoma"/>
+                <w:sz w:val="24"/>
+                <w:szCs w:val="24"/>
+              </w:rPr>
+            </w:pPr>
+            <w:r>
+              <w:rPr>
+                <w:rFonts w:ascii="Tohoma" w:hAnsi="Tohoma" w:cs="Tahoma"/>
+                <w:sz w:val="24"/>
+                <w:szCs w:val="24"/>
+              </w:rPr>
+              <w:t>Craft</w:t>
+            </w:r>
+            <w:r>
+              <w:rPr>
+                <w:rFonts w:ascii="Tohoma" w:hAnsi="Tohoma" w:cs="Tahoma"/>
+                <w:sz w:val="24"/>
+                <w:szCs w:val="24"/>
+              </w:rPr>
+              <w:t xml:space="preserve"> Certificate</w:t>
+            </w:r>
+            <w:r>
+              <w:rPr>
+                <w:rFonts w:ascii="Tohoma" w:hAnsi="Tohoma" w:cs="Tahoma"/>
+                <w:sz w:val="24"/>
+                <w:szCs w:val="24"/>
+              </w:rPr>
+              <w:t>/</w:t>
+            </w:r>
+            <w:r>
+              <w:rPr>
+                <w:rFonts w:ascii="Tohoma" w:hAnsi="Tohoma" w:cs="Tahoma"/>
+                <w:sz w:val="24"/>
+                <w:szCs w:val="24"/>
+              </w:rPr>
+              <w:t>KCSE</w:t>
+            </w:r>
+          </w:p>
+        </w:tc>
+        <w:tc>
+          <w:tcPr>
+            <w:tcW w:w="1560" w:type="dxa"/>
+          </w:tcPr>
+          <w:p>
+            <w:pPr>
+              <w:jc w:val="center"/>
+              <w:rPr>
+                <w:rFonts w:ascii="Tohoma" w:hAnsi="Tohoma" w:cs="Tahoma"/>
+                <w:color w:val="000000" w:themeColor="text1"/>
+                <w:sz w:val="24"/>
+                <w:szCs w:val="24"/>
+              </w:rPr>
+            </w:pPr>
+            <w:r>
+              <w:rPr>
+                <w:rFonts w:ascii="Tohoma" w:hAnsi="Tohoma" w:cs="Tahoma"/>
+                <w:color w:val="000000" w:themeColor="text1"/>
+                <w:sz w:val="24"/>
+                <w:szCs w:val="24"/>
+              </w:rPr>
+              <w:t>11</w:t>
+            </w:r>
+          </w:p>
+        </w:tc>
+      </w:tr>
+      <w:tr>
+        <w:tc>
+          <w:tcPr>
+            <w:tcW w:w="1413" w:type="dxa"/>
+          </w:tcPr>
+          <w:p>
+            <w:pPr>
+              <w:jc w:val="center"/>
+              <w:rPr>
+                <w:rFonts w:ascii="Tohoma" w:hAnsi="Tohoma" w:cs="Tahoma"/>
+                <w:sz w:val="24"/>
+                <w:szCs w:val="24"/>
+              </w:rPr>
+            </w:pPr>
+          </w:p>
+        </w:tc>
+        <w:tc>
+          <w:tcPr>
+            <w:tcW w:w="2126" w:type="dxa"/>
+          </w:tcPr>
+          <w:p>
+            <w:pPr>
+              <w:rPr>
+                <w:rFonts w:ascii="Tohoma" w:hAnsi="Tohoma" w:cs="Tahoma"/>
+                <w:sz w:val="24"/>
+                <w:szCs w:val="24"/>
+              </w:rPr>
+            </w:pPr>
+          </w:p>
+        </w:tc>
+        <w:tc>
+          <w:tcPr>
+            <w:tcW w:w="1985" w:type="dxa"/>
+          </w:tcPr>
+          <w:p>
+            <w:pPr>
+              <w:rPr>
+                <w:rFonts w:ascii="Tohoma" w:hAnsi="Tohoma" w:cs="Tahoma"/>
+                <w:sz w:val="24"/>
+                <w:szCs w:val="24"/>
+              </w:rPr>
+            </w:pPr>
+          </w:p>
+        </w:tc>
+        <w:tc>
+          <w:tcPr>
+            <w:tcW w:w="1701" w:type="dxa"/>
+          </w:tcPr>
+          <w:p>
+            <w:pPr>
+              <w:jc w:val="center"/>
+              <w:rPr>
+                <w:rFonts w:ascii="Tohoma" w:hAnsi="Tohoma" w:cs="Tahoma"/>
+                <w:sz w:val="24"/>
+                <w:szCs w:val="24"/>
+              </w:rPr>
+            </w:pPr>
+          </w:p>
+        </w:tc>
+        <w:tc>
+          <w:tcPr>
+            <w:tcW w:w="1134" w:type="dxa"/>
+          </w:tcPr>
+          <w:p>
+            <w:pPr>
+              <w:jc w:val="center"/>
+              <w:rPr>
+                <w:rFonts w:ascii="Tohoma" w:hAnsi="Tohoma" w:cs="Tahoma"/>
+                <w:sz w:val="24"/>
+                <w:szCs w:val="24"/>
+              </w:rPr>
+            </w:pPr>
+          </w:p>
+        </w:tc>
+        <w:tc>
+          <w:tcPr>
+            <w:tcW w:w="2693" w:type="dxa"/>
+          </w:tcPr>
+          <w:p>
+            <w:pPr>
+              <w:rPr>
+                <w:rFonts w:ascii="Tohoma" w:hAnsi="Tohoma" w:cs="Tahoma"/>
+                <w:sz w:val="24"/>
+                <w:szCs w:val="24"/>
+              </w:rPr>
+            </w:pPr>
+            <w:r>
+              <w:rPr>
+                <w:rFonts w:ascii="Tohoma" w:hAnsi="Tohoma" w:cs="Tahoma"/>
+                <w:sz w:val="24"/>
+                <w:szCs w:val="24"/>
+              </w:rPr>
+              <w:t xml:space="preserve">Senior Office </w:t>
+            </w:r>
+            <w:r>
+              <w:rPr>
+                <w:rFonts w:ascii="Tohoma" w:hAnsi="Tohoma" w:cs="Tahoma"/>
+                <w:sz w:val="24"/>
+                <w:szCs w:val="24"/>
+              </w:rPr>
+              <w:t xml:space="preserve">Assistant </w:t>
+            </w:r>
+          </w:p>
+        </w:tc>
+        <w:tc>
+          <w:tcPr>
+            <w:tcW w:w="1984" w:type="dxa"/>
+          </w:tcPr>
+          <w:p>
+            <w:pPr>
+              <w:rPr>
+                <w:rFonts w:ascii="Tohoma" w:hAnsi="Tohoma" w:cs="Tahoma"/>
+                <w:sz w:val="24"/>
+                <w:szCs w:val="24"/>
+              </w:rPr>
+            </w:pPr>
+            <w:r>
+              <w:rPr>
+                <w:rFonts w:ascii="Tohoma" w:hAnsi="Tohoma" w:cs="Tahoma"/>
+                <w:sz w:val="24"/>
+                <w:szCs w:val="24"/>
+              </w:rPr>
+              <w:t>Craft Certificate/KCSE</w:t>
+            </w:r>
+          </w:p>
+        </w:tc>
+        <w:tc>
+          <w:tcPr>
+            <w:tcW w:w="1560" w:type="dxa"/>
+          </w:tcPr>
+          <w:p>
+            <w:pPr>
+              <w:jc w:val="center"/>
+              <w:rPr>
+                <w:rFonts w:ascii="Tohoma" w:hAnsi="Tohoma" w:cs="Tahoma"/>
+                <w:color w:val="000000" w:themeColor="text1"/>
+                <w:sz w:val="24"/>
+                <w:szCs w:val="24"/>
+              </w:rPr>
+            </w:pPr>
+            <w:r>
+              <w:rPr>
+                <w:rFonts w:ascii="Tohoma" w:hAnsi="Tohoma" w:cs="Tahoma"/>
+                <w:color w:val="000000" w:themeColor="text1"/>
+                <w:sz w:val="24"/>
+                <w:szCs w:val="24"/>
+              </w:rPr>
+              <w:t>11</w:t>
+            </w:r>
+          </w:p>
+        </w:tc>
+      </w:tr>
+      <w:tr>
+        <w:tc>
+          <w:tcPr>
+            <w:tcW w:w="1413" w:type="dxa"/>
+          </w:tcPr>
+          <w:p>
+            <w:pPr>
+              <w:jc w:val="center"/>
+              <w:rPr>
+                <w:rFonts w:ascii="Tohoma" w:hAnsi="Tohoma" w:cs="Tahoma"/>
+                <w:sz w:val="24"/>
+                <w:szCs w:val="24"/>
+              </w:rPr>
+            </w:pPr>
+          </w:p>
+        </w:tc>
+        <w:tc>
+          <w:tcPr>
+            <w:tcW w:w="2126" w:type="dxa"/>
+          </w:tcPr>
+          <w:p>
+            <w:pPr>
+              <w:rPr>
+                <w:rFonts w:ascii="Tohoma" w:hAnsi="Tohoma" w:cs="Tahoma"/>
+                <w:sz w:val="24"/>
+                <w:szCs w:val="24"/>
+              </w:rPr>
+            </w:pPr>
+          </w:p>
+        </w:tc>
+        <w:tc>
+          <w:tcPr>
+            <w:tcW w:w="1985" w:type="dxa"/>
+          </w:tcPr>
+          <w:p>
+            <w:pPr>
+              <w:rPr>
+                <w:rFonts w:ascii="Tohoma" w:hAnsi="Tohoma" w:cs="Tahoma"/>
+                <w:sz w:val="24"/>
+                <w:szCs w:val="24"/>
+              </w:rPr>
+            </w:pPr>
+          </w:p>
+        </w:tc>
+        <w:tc>
+          <w:tcPr>
+            <w:tcW w:w="1701" w:type="dxa"/>
+          </w:tcPr>
+          <w:p>
+            <w:pPr>
+              <w:jc w:val="center"/>
+              <w:rPr>
+                <w:rFonts w:ascii="Tohoma" w:hAnsi="Tohoma" w:cs="Tahoma"/>
+                <w:sz w:val="24"/>
+                <w:szCs w:val="24"/>
+              </w:rPr>
+            </w:pPr>
+          </w:p>
+        </w:tc>
+        <w:tc>
+          <w:tcPr>
+            <w:tcW w:w="1134" w:type="dxa"/>
+          </w:tcPr>
+          <w:p>
+            <w:pPr>
+              <w:jc w:val="center"/>
+              <w:rPr>
+                <w:rFonts w:ascii="Tohoma" w:hAnsi="Tohoma" w:cs="Tahoma"/>
+                <w:sz w:val="24"/>
+                <w:szCs w:val="24"/>
+              </w:rPr>
+            </w:pPr>
+          </w:p>
+        </w:tc>
+        <w:tc>
+          <w:tcPr>
+            <w:tcW w:w="2693" w:type="dxa"/>
+          </w:tcPr>
+          <w:p>
+            <w:pPr>
+              <w:rPr>
+                <w:rFonts w:ascii="Tohoma" w:hAnsi="Tohoma" w:cs="Tahoma"/>
+                <w:sz w:val="24"/>
+                <w:szCs w:val="24"/>
+              </w:rPr>
+            </w:pPr>
+            <w:r>
+              <w:rPr>
+                <w:rFonts w:ascii="Tohoma" w:hAnsi="Tohoma" w:cs="Tahoma"/>
+                <w:sz w:val="24"/>
+                <w:szCs w:val="24"/>
+              </w:rPr>
+              <w:t>Senior Artisan</w:t>
+            </w:r>
+          </w:p>
+        </w:tc>
+        <w:tc>
+          <w:tcPr>
+            <w:tcW w:w="1984" w:type="dxa"/>
+          </w:tcPr>
+          <w:p>
+            <w:pPr>
+              <w:rPr>
+                <w:rFonts w:ascii="Tohoma" w:hAnsi="Tohoma" w:cs="Tahoma"/>
+                <w:sz w:val="24"/>
+                <w:szCs w:val="24"/>
+              </w:rPr>
+            </w:pPr>
+            <w:r>
+              <w:rPr>
+                <w:rFonts w:ascii="Tohoma" w:hAnsi="Tohoma" w:cs="Tahoma"/>
+                <w:sz w:val="24"/>
+                <w:szCs w:val="24"/>
+              </w:rPr>
+              <w:t>Craft Certificate/KCSE</w:t>
+            </w:r>
+          </w:p>
+        </w:tc>
+        <w:tc>
+          <w:tcPr>
+            <w:tcW w:w="1560" w:type="dxa"/>
+          </w:tcPr>
+          <w:p>
+            <w:pPr>
+              <w:jc w:val="center"/>
+              <w:rPr>
+                <w:rFonts w:ascii="Tohoma" w:hAnsi="Tohoma" w:cs="Tahoma"/>
+                <w:color w:val="000000" w:themeColor="text1"/>
+                <w:sz w:val="24"/>
+                <w:szCs w:val="24"/>
+              </w:rPr>
+            </w:pPr>
+            <w:r>
+              <w:rPr>
+                <w:rFonts w:ascii="Tohoma" w:hAnsi="Tohoma" w:cs="Tahoma"/>
+                <w:color w:val="000000" w:themeColor="text1"/>
+                <w:sz w:val="24"/>
+                <w:szCs w:val="24"/>
+              </w:rPr>
+              <w:t>11</w:t>
+            </w:r>
+          </w:p>
+        </w:tc>
+      </w:tr>
+      <w:tr>
+        <w:tc>
+          <w:tcPr>
+            <w:tcW w:w="1413" w:type="dxa"/>
+          </w:tcPr>
+          <w:p>
+            <w:pPr>
+              <w:jc w:val="center"/>
+              <w:rPr>
+                <w:rFonts w:ascii="Tohoma" w:hAnsi="Tohoma" w:cs="Tahoma"/>
+                <w:sz w:val="24"/>
+                <w:szCs w:val="24"/>
+              </w:rPr>
+            </w:pPr>
+          </w:p>
+        </w:tc>
+        <w:tc>
+          <w:tcPr>
+            <w:tcW w:w="2126" w:type="dxa"/>
+          </w:tcPr>
+          <w:p>
+            <w:pPr>
+              <w:rPr>
+                <w:rFonts w:ascii="Tohoma" w:hAnsi="Tohoma" w:cs="Tahoma"/>
+                <w:sz w:val="24"/>
+                <w:szCs w:val="24"/>
+              </w:rPr>
+            </w:pPr>
+          </w:p>
+        </w:tc>
+        <w:tc>
+          <w:tcPr>
+            <w:tcW w:w="1985" w:type="dxa"/>
+          </w:tcPr>
+          <w:p>
+            <w:pPr>
+              <w:rPr>
+                <w:rFonts w:ascii="Tohoma" w:hAnsi="Tohoma" w:cs="Tahoma"/>
+                <w:sz w:val="24"/>
+                <w:szCs w:val="24"/>
+              </w:rPr>
+            </w:pPr>
+          </w:p>
+        </w:tc>
+        <w:tc>
+          <w:tcPr>
+            <w:tcW w:w="1701" w:type="dxa"/>
+          </w:tcPr>
+          <w:p>
+            <w:pPr>
+              <w:jc w:val="center"/>
+              <w:rPr>
+                <w:rFonts w:ascii="Tohoma" w:hAnsi="Tohoma" w:cs="Tahoma"/>
+                <w:sz w:val="24"/>
+                <w:szCs w:val="24"/>
+              </w:rPr>
+            </w:pPr>
+          </w:p>
+        </w:tc>
+        <w:tc>
+          <w:tcPr>
+            <w:tcW w:w="1134" w:type="dxa"/>
+          </w:tcPr>
+          <w:p>
+            <w:pPr>
+              <w:jc w:val="center"/>
+              <w:rPr>
+                <w:rFonts w:ascii="Tohoma" w:hAnsi="Tohoma" w:cs="Tahoma"/>
+                <w:sz w:val="24"/>
+                <w:szCs w:val="24"/>
+              </w:rPr>
+            </w:pPr>
+          </w:p>
+        </w:tc>
+        <w:tc>
+          <w:tcPr>
+            <w:tcW w:w="2693" w:type="dxa"/>
+          </w:tcPr>
+          <w:p>
+            <w:pPr>
+              <w:rPr>
+                <w:rFonts w:ascii="Tohoma" w:hAnsi="Tohoma" w:cs="Tahoma"/>
+                <w:sz w:val="24"/>
+                <w:szCs w:val="24"/>
+              </w:rPr>
+            </w:pPr>
+            <w:r>
+              <w:rPr>
+                <w:rFonts w:ascii="Tohoma" w:hAnsi="Tohoma" w:cs="Tahoma"/>
+                <w:sz w:val="24"/>
+                <w:szCs w:val="24"/>
+              </w:rPr>
+              <w:t>Craftsman</w:t>
+            </w:r>
+          </w:p>
+        </w:tc>
+        <w:tc>
+          <w:tcPr>
+            <w:tcW w:w="1984" w:type="dxa"/>
+          </w:tcPr>
+          <w:p>
+            <w:pPr>
+              <w:rPr>
+                <w:rFonts w:ascii="Tohoma" w:hAnsi="Tohoma" w:cs="Tahoma"/>
+                <w:sz w:val="24"/>
+                <w:szCs w:val="24"/>
+              </w:rPr>
+            </w:pPr>
+            <w:r>
+              <w:rPr>
+                <w:rFonts w:ascii="Tohoma" w:hAnsi="Tohoma" w:cs="Tahoma"/>
+                <w:sz w:val="24"/>
+                <w:szCs w:val="24"/>
+              </w:rPr>
+              <w:t>Craft Certificate/KCSE</w:t>
+            </w:r>
+          </w:p>
+        </w:tc>
+        <w:tc>
+          <w:tcPr>
+            <w:tcW w:w="1560" w:type="dxa"/>
+          </w:tcPr>
+          <w:p>
+            <w:pPr>
+              <w:jc w:val="center"/>
+              <w:rPr>
+                <w:rFonts w:ascii="Tohoma" w:hAnsi="Tohoma" w:cs="Tahoma"/>
+                <w:color w:val="000000" w:themeColor="text1"/>
+                <w:sz w:val="24"/>
+                <w:szCs w:val="24"/>
+              </w:rPr>
+            </w:pPr>
+            <w:r>
+              <w:rPr>
+                <w:rFonts w:ascii="Tohoma" w:hAnsi="Tohoma" w:cs="Tahoma"/>
+                <w:color w:val="000000" w:themeColor="text1"/>
+                <w:sz w:val="24"/>
+                <w:szCs w:val="24"/>
+              </w:rPr>
+              <w:t>11</w:t>
+            </w:r>
+          </w:p>
+        </w:tc>
+      </w:tr>
+      <w:tr>
+        <w:tc>
+          <w:tcPr>
+            <w:tcW w:w="1413" w:type="dxa"/>
+          </w:tcPr>
+          <w:p>
+            <w:pPr>
+              <w:jc w:val="center"/>
+              <w:rPr>
+                <w:rFonts w:ascii="Tohoma" w:hAnsi="Tohoma" w:cs="Tahoma"/>
+                <w:sz w:val="24"/>
+                <w:szCs w:val="24"/>
+              </w:rPr>
+            </w:pPr>
+            <w:r>
+              <w:rPr>
+                <w:rFonts w:ascii="Tohoma" w:hAnsi="Tohoma" w:cs="Tahoma"/>
+                <w:sz w:val="24"/>
+                <w:szCs w:val="24"/>
               </w:rPr>
               <w:t>12</w:t>
             </w:r>
@@ -4933,178 +5637,170 @@
           <w:p>
             <w:pPr>
               <w:rPr>
-                <w:rFonts w:ascii="Tahoma" w:hAnsi="Tahoma" w:cs="Tahoma"/>
-                <w:sz w:val="28"/>
-                <w:szCs w:val="28"/>
-              </w:rPr>
-            </w:pPr>
-            <w:r>
-              <w:rPr>
-                <w:rFonts w:ascii="Tahoma" w:hAnsi="Tahoma" w:cs="Tahoma"/>
-                <w:sz w:val="28"/>
-                <w:szCs w:val="28"/>
-              </w:rPr>
-              <w:t>Clerical Officer</w:t>
-            </w:r>
-            <w:r>
-              <w:rPr>
-                <w:rFonts w:ascii="Tahoma" w:hAnsi="Tahoma" w:cs="Tahoma"/>
-                <w:sz w:val="28"/>
-                <w:szCs w:val="28"/>
+                <w:rFonts w:ascii="Tohoma" w:hAnsi="Tohoma" w:cs="Tahoma"/>
+                <w:sz w:val="24"/>
+                <w:szCs w:val="24"/>
+              </w:rPr>
+            </w:pPr>
+            <w:r>
+              <w:rPr>
+                <w:rFonts w:ascii="Tohoma" w:hAnsi="Tohoma" w:cs="Tahoma"/>
+                <w:sz w:val="24"/>
+                <w:szCs w:val="24"/>
+              </w:rPr>
+              <w:t>Clerical Officer/</w:t>
+            </w:r>
+            <w:r>
+              <w:rPr>
+                <w:rFonts w:ascii="Tohoma" w:hAnsi="Tohoma"/>
+                <w:sz w:val="24"/>
+                <w:szCs w:val="24"/>
+              </w:rPr>
+              <w:t xml:space="preserve"> </w:t>
+            </w:r>
+            <w:r>
+              <w:rPr>
+                <w:rFonts w:ascii="Tohoma" w:hAnsi="Tohoma" w:cs="Tahoma"/>
+                <w:sz w:val="24"/>
+                <w:szCs w:val="24"/>
+              </w:rPr>
+              <w:t>Animal Health Assistant [2]</w:t>
+            </w:r>
+            <w:r>
+              <w:rPr>
+                <w:rFonts w:ascii="Tohoma" w:hAnsi="Tohoma" w:cs="Tahoma"/>
+                <w:sz w:val="24"/>
+                <w:szCs w:val="24"/>
               </w:rPr>
               <w:t>/</w:t>
             </w:r>
             <w:r>
+              <w:rPr>
+                <w:rFonts w:ascii="Tohoma" w:hAnsi="Tohoma"/>
+                <w:sz w:val="24"/>
+                <w:szCs w:val="24"/>
+              </w:rPr>
               <w:t xml:space="preserve"> </w:t>
             </w:r>
             <w:r>
               <w:rPr>
-                <w:rFonts w:ascii="Tahoma" w:hAnsi="Tahoma" w:cs="Tahoma"/>
-                <w:sz w:val="28"/>
-                <w:szCs w:val="28"/>
-              </w:rPr>
-              <w:t>Animal Health Assistant [2]</w:t>
-            </w:r>
-            <w:r>
-              <w:rPr>
-                <w:rFonts w:ascii="Tahoma" w:hAnsi="Tahoma" w:cs="Tahoma"/>
-                <w:sz w:val="28"/>
-                <w:szCs w:val="28"/>
+                <w:rFonts w:ascii="Tohoma" w:hAnsi="Tohoma" w:cs="Tahoma"/>
+                <w:sz w:val="24"/>
+                <w:szCs w:val="24"/>
+              </w:rPr>
+              <w:t>Assistant Transport Officer</w:t>
+            </w:r>
+            <w:r>
+              <w:rPr>
+                <w:rFonts w:ascii="Tohoma" w:hAnsi="Tohoma" w:cs="Tahoma"/>
+                <w:sz w:val="24"/>
+                <w:szCs w:val="24"/>
               </w:rPr>
               <w:t>/</w:t>
             </w:r>
             <w:r>
+              <w:rPr>
+                <w:rFonts w:ascii="Tohoma" w:hAnsi="Tohoma"/>
+                <w:sz w:val="24"/>
+                <w:szCs w:val="24"/>
+              </w:rPr>
               <w:t xml:space="preserve"> </w:t>
             </w:r>
             <w:r>
               <w:rPr>
-                <w:rFonts w:ascii="Tahoma" w:hAnsi="Tahoma" w:cs="Tahoma"/>
-                <w:sz w:val="28"/>
-                <w:szCs w:val="28"/>
-              </w:rPr>
-              <w:t>Assistant Transport Officer</w:t>
-            </w:r>
-            <w:r>
-              <w:rPr>
-                <w:rFonts w:ascii="Tahoma" w:hAnsi="Tahoma" w:cs="Tahoma"/>
-                <w:sz w:val="28"/>
-                <w:szCs w:val="28"/>
+                <w:rFonts w:ascii="Tohoma" w:hAnsi="Tohoma" w:cs="Tahoma"/>
+                <w:sz w:val="24"/>
+                <w:szCs w:val="24"/>
+              </w:rPr>
+              <w:t>Office Assistant [2]</w:t>
+            </w:r>
+            <w:r>
+              <w:rPr>
+                <w:rFonts w:ascii="Tohoma" w:hAnsi="Tohoma" w:cs="Tahoma"/>
+                <w:sz w:val="24"/>
+                <w:szCs w:val="24"/>
               </w:rPr>
               <w:t>/</w:t>
             </w:r>
             <w:r>
+              <w:rPr>
+                <w:rFonts w:ascii="Tohoma" w:hAnsi="Tohoma"/>
+                <w:sz w:val="24"/>
+                <w:szCs w:val="24"/>
+              </w:rPr>
               <w:t xml:space="preserve"> </w:t>
             </w:r>
             <w:r>
               <w:rPr>
-                <w:rFonts w:ascii="Tahoma" w:hAnsi="Tahoma" w:cs="Tahoma"/>
-                <w:sz w:val="28"/>
-                <w:szCs w:val="28"/>
-              </w:rPr>
-              <w:t>Office Assistant [2]</w:t>
-            </w:r>
-            <w:r>
-              <w:rPr>
-                <w:rFonts w:ascii="Tahoma" w:hAnsi="Tahoma" w:cs="Tahoma"/>
-                <w:sz w:val="28"/>
-                <w:szCs w:val="28"/>
-              </w:rPr>
-              <w:t>/</w:t>
-            </w:r>
-            <w:r>
+                <w:rFonts w:ascii="Tohoma" w:hAnsi="Tohoma" w:cs="Tahoma"/>
+                <w:sz w:val="24"/>
+                <w:szCs w:val="24"/>
+              </w:rPr>
+              <w:t>Senior Auxiliary staff/</w:t>
+            </w:r>
+            <w:r>
+              <w:rPr>
+                <w:rFonts w:ascii="Tohoma" w:hAnsi="Tohoma"/>
+                <w:sz w:val="24"/>
+                <w:szCs w:val="24"/>
+              </w:rPr>
               <w:t xml:space="preserve"> </w:t>
             </w:r>
             <w:r>
               <w:rPr>
-                <w:rFonts w:ascii="Tahoma" w:hAnsi="Tahoma" w:cs="Tahoma"/>
-                <w:sz w:val="28"/>
-                <w:szCs w:val="28"/>
-              </w:rPr>
-              <w:t>Senior Auxiliary staff</w:t>
-            </w:r>
-            <w:r>
-              <w:rPr>
-                <w:rFonts w:ascii="Tahoma" w:hAnsi="Tahoma" w:cs="Tahoma"/>
-                <w:sz w:val="28"/>
-                <w:szCs w:val="28"/>
-              </w:rPr>
-              <w:t>/</w:t>
-            </w:r>
-            <w:r>
+                <w:rFonts w:ascii="Tohoma" w:hAnsi="Tohoma" w:cs="Tahoma"/>
+                <w:sz w:val="24"/>
+                <w:szCs w:val="24"/>
+              </w:rPr>
+              <w:t>Driver Grade [2]/</w:t>
+            </w:r>
+            <w:r>
+              <w:rPr>
+                <w:rFonts w:ascii="Tohoma" w:hAnsi="Tohoma"/>
+                <w:sz w:val="24"/>
+                <w:szCs w:val="24"/>
+              </w:rPr>
               <w:t xml:space="preserve"> </w:t>
             </w:r>
             <w:r>
               <w:rPr>
-                <w:rFonts w:ascii="Tahoma" w:hAnsi="Tahoma" w:cs="Tahoma"/>
-                <w:sz w:val="28"/>
-                <w:szCs w:val="28"/>
-              </w:rPr>
-              <w:t>Driver Grade [2]</w:t>
-            </w:r>
-            <w:r>
-              <w:rPr>
-                <w:rFonts w:ascii="Tahoma" w:hAnsi="Tahoma" w:cs="Tahoma"/>
-                <w:sz w:val="28"/>
-                <w:szCs w:val="28"/>
-              </w:rPr>
-              <w:t>/</w:t>
-            </w:r>
-            <w:r>
+                <w:rFonts w:ascii="Tohoma" w:hAnsi="Tohoma" w:cs="Tahoma"/>
+                <w:sz w:val="24"/>
+                <w:szCs w:val="24"/>
+              </w:rPr>
+              <w:t>Senior Security Guard/</w:t>
+            </w:r>
+            <w:r>
+              <w:rPr>
+                <w:rFonts w:ascii="Tohoma" w:hAnsi="Tohoma"/>
+                <w:sz w:val="24"/>
+                <w:szCs w:val="24"/>
+              </w:rPr>
               <w:t xml:space="preserve"> </w:t>
             </w:r>
             <w:r>
               <w:rPr>
-                <w:rFonts w:ascii="Tahoma" w:hAnsi="Tahoma" w:cs="Tahoma"/>
-                <w:sz w:val="28"/>
-                <w:szCs w:val="28"/>
-              </w:rPr>
-              <w:t>Senior Security Guard</w:t>
-            </w:r>
-            <w:r>
-              <w:rPr>
-                <w:rFonts w:ascii="Tahoma" w:hAnsi="Tahoma" w:cs="Tahoma"/>
-                <w:sz w:val="28"/>
-                <w:szCs w:val="28"/>
-              </w:rPr>
-              <w:t>/</w:t>
-            </w:r>
-            <w:r>
+                <w:rFonts w:ascii="Tohoma" w:hAnsi="Tohoma" w:cs="Tahoma"/>
+                <w:sz w:val="24"/>
+                <w:szCs w:val="24"/>
+              </w:rPr>
+              <w:t>Curatorial Assistant [3]/</w:t>
+            </w:r>
+            <w:r>
+              <w:rPr>
+                <w:rFonts w:ascii="Tohoma" w:hAnsi="Tohoma"/>
+                <w:sz w:val="24"/>
+                <w:szCs w:val="24"/>
+              </w:rPr>
               <w:t xml:space="preserve"> </w:t>
             </w:r>
             <w:r>
               <w:rPr>
-                <w:rFonts w:ascii="Tahoma" w:hAnsi="Tahoma" w:cs="Tahoma"/>
-                <w:sz w:val="28"/>
-                <w:szCs w:val="28"/>
-              </w:rPr>
-              <w:t>Curatorial Assistant [3]</w:t>
-            </w:r>
-            <w:r>
-              <w:rPr>
-                <w:rFonts w:ascii="Tahoma" w:hAnsi="Tahoma" w:cs="Tahoma"/>
-                <w:sz w:val="28"/>
-                <w:szCs w:val="28"/>
-              </w:rPr>
-              <w:t>/</w:t>
-            </w:r>
-            <w:r>
-              <w:t xml:space="preserve"> </w:t>
-            </w:r>
-            <w:r>
-              <w:rPr>
-                <w:rFonts w:ascii="Tahoma" w:hAnsi="Tahoma" w:cs="Tahoma"/>
-                <w:sz w:val="28"/>
-                <w:szCs w:val="28"/>
-              </w:rPr>
-              <w:t>Senior Security Guard</w:t>
-            </w:r>
-            <w:r>
-              <w:rPr>
-                <w:rFonts w:ascii="Tahoma" w:hAnsi="Tahoma" w:cs="Tahoma"/>
-                <w:sz w:val="28"/>
-                <w:szCs w:val="28"/>
-              </w:rPr>
-              <w:t>/</w:t>
+                <w:rFonts w:ascii="Tohoma" w:hAnsi="Tohoma" w:cs="Tahoma"/>
+                <w:sz w:val="24"/>
+                <w:szCs w:val="24"/>
+              </w:rPr>
+              <w:t>Senior Security Guard/</w:t>
             </w:r>
           </w:p>
         </w:tc>
@@ -5115,16 +5811,16 @@
           <w:p>
             <w:pPr>
               <w:rPr>
-                <w:rFonts w:ascii="Tahoma" w:hAnsi="Tahoma" w:cs="Tahoma"/>
-                <w:sz w:val="28"/>
-                <w:szCs w:val="28"/>
-              </w:rPr>
-            </w:pPr>
-            <w:r>
-              <w:rPr>
-                <w:rFonts w:ascii="Tahoma" w:hAnsi="Tahoma" w:cs="Tahoma"/>
-                <w:sz w:val="28"/>
-                <w:szCs w:val="28"/>
+                <w:rFonts w:ascii="Tohoma" w:hAnsi="Tohoma" w:cs="Tahoma"/>
+                <w:sz w:val="24"/>
+                <w:szCs w:val="24"/>
+              </w:rPr>
+            </w:pPr>
+            <w:r>
+              <w:rPr>
+                <w:rFonts w:ascii="Tohoma" w:hAnsi="Tohoma" w:cs="Tahoma"/>
+                <w:sz w:val="24"/>
+                <w:szCs w:val="24"/>
               </w:rPr>
               <w:t>KCSE/Craft</w:t>
             </w:r>
@@ -5138,16 +5834,16 @@
             <w:pPr>
               <w:jc w:val="center"/>
               <w:rPr>
-                <w:rFonts w:ascii="Tahoma" w:hAnsi="Tahoma" w:cs="Tahoma"/>
-                <w:sz w:val="28"/>
-                <w:szCs w:val="28"/>
-              </w:rPr>
-            </w:pPr>
-            <w:r>
-              <w:rPr>
-                <w:rFonts w:ascii="Tahoma" w:hAnsi="Tahoma" w:cs="Tahoma"/>
-                <w:sz w:val="28"/>
-                <w:szCs w:val="28"/>
+                <w:rFonts w:ascii="Tohoma" w:hAnsi="Tohoma" w:cs="Tahoma"/>
+                <w:sz w:val="24"/>
+                <w:szCs w:val="24"/>
+              </w:rPr>
+            </w:pPr>
+            <w:r>
+              <w:rPr>
+                <w:rFonts w:ascii="Tohoma" w:hAnsi="Tohoma" w:cs="Tahoma"/>
+                <w:sz w:val="24"/>
+                <w:szCs w:val="24"/>
               </w:rPr>
               <w:t>12</w:t>
             </w:r>
@@ -5162,16 +5858,16 @@
             <w:pPr>
               <w:jc w:val="center"/>
               <w:rPr>
-                <w:rFonts w:ascii="Tahoma" w:hAnsi="Tahoma" w:cs="Tahoma"/>
-                <w:sz w:val="28"/>
-                <w:szCs w:val="28"/>
-              </w:rPr>
-            </w:pPr>
-            <w:r>
-              <w:rPr>
-                <w:rFonts w:ascii="Tahoma" w:hAnsi="Tahoma" w:cs="Tahoma"/>
-                <w:sz w:val="28"/>
-                <w:szCs w:val="28"/>
+                <w:rFonts w:ascii="Tohoma" w:hAnsi="Tohoma" w:cs="Tahoma"/>
+                <w:sz w:val="24"/>
+                <w:szCs w:val="24"/>
+              </w:rPr>
+            </w:pPr>
+            <w:r>
+              <w:rPr>
+                <w:rFonts w:ascii="Tohoma" w:hAnsi="Tohoma" w:cs="Tahoma"/>
+                <w:sz w:val="24"/>
+                <w:szCs w:val="24"/>
               </w:rPr>
               <w:t>12</w:t>
             </w:r>
@@ -5185,16 +5881,16 @@
           <w:p>
             <w:pPr>
               <w:rPr>
-                <w:rFonts w:ascii="Tahoma" w:hAnsi="Tahoma" w:cs="Tahoma"/>
-                <w:sz w:val="28"/>
-                <w:szCs w:val="28"/>
-              </w:rPr>
-            </w:pPr>
-            <w:r>
-              <w:rPr>
-                <w:rFonts w:ascii="Tahoma" w:hAnsi="Tahoma" w:cs="Tahoma"/>
-                <w:sz w:val="28"/>
-                <w:szCs w:val="28"/>
+                <w:rFonts w:ascii="Tohoma" w:hAnsi="Tohoma" w:cs="Tahoma"/>
+                <w:sz w:val="24"/>
+                <w:szCs w:val="24"/>
+              </w:rPr>
+            </w:pPr>
+            <w:r>
+              <w:rPr>
+                <w:rFonts w:ascii="Tohoma" w:hAnsi="Tohoma" w:cs="Tahoma"/>
+                <w:sz w:val="24"/>
+                <w:szCs w:val="24"/>
               </w:rPr>
               <w:t>Office Assistant/ Artisan</w:t>
             </w:r>
@@ -5208,16 +5904,16 @@
           <w:p>
             <w:pPr>
               <w:rPr>
-                <w:rFonts w:ascii="Tahoma" w:hAnsi="Tahoma" w:cs="Tahoma"/>
-                <w:sz w:val="28"/>
-                <w:szCs w:val="28"/>
-              </w:rPr>
-            </w:pPr>
-            <w:r>
-              <w:rPr>
-                <w:rFonts w:ascii="Tahoma" w:hAnsi="Tahoma" w:cs="Tahoma"/>
-                <w:sz w:val="28"/>
-                <w:szCs w:val="28"/>
+                <w:rFonts w:ascii="Tohoma" w:hAnsi="Tohoma" w:cs="Tahoma"/>
+                <w:sz w:val="24"/>
+                <w:szCs w:val="24"/>
+              </w:rPr>
+            </w:pPr>
+            <w:r>
+              <w:rPr>
+                <w:rFonts w:ascii="Tohoma" w:hAnsi="Tohoma" w:cs="Tahoma"/>
+                <w:sz w:val="24"/>
+                <w:szCs w:val="24"/>
               </w:rPr>
               <w:t>KCSE</w:t>
             </w:r>
@@ -5232,18 +5928,18 @@
             <w:pPr>
               <w:jc w:val="center"/>
               <w:rPr>
-                <w:rFonts w:ascii="Tahoma" w:hAnsi="Tahoma" w:cs="Tahoma"/>
+                <w:rFonts w:ascii="Tohoma" w:hAnsi="Tohoma" w:cs="Tahoma"/>
                 <w:color w:val="000000" w:themeColor="text1"/>
-                <w:sz w:val="28"/>
-                <w:szCs w:val="28"/>
-              </w:rPr>
-            </w:pPr>
-            <w:r>
-              <w:rPr>
-                <w:rFonts w:ascii="Tahoma" w:hAnsi="Tahoma" w:cs="Tahoma"/>
+                <w:sz w:val="24"/>
+                <w:szCs w:val="24"/>
+              </w:rPr>
+            </w:pPr>
+            <w:r>
+              <w:rPr>
+                <w:rFonts w:ascii="Tohoma" w:hAnsi="Tohoma" w:cs="Tahoma"/>
                 <w:color w:val="000000" w:themeColor="text1"/>
-                <w:sz w:val="28"/>
-                <w:szCs w:val="28"/>
+                <w:sz w:val="24"/>
+                <w:szCs w:val="24"/>
               </w:rPr>
               <w:t>12</w:t>
             </w:r>
@@ -5259,16 +5955,16 @@
             <w:pPr>
               <w:jc w:val="center"/>
               <w:rPr>
-                <w:rFonts w:ascii="Tahoma" w:hAnsi="Tahoma" w:cs="Tahoma"/>
-                <w:sz w:val="28"/>
-                <w:szCs w:val="28"/>
-              </w:rPr>
-            </w:pPr>
-            <w:r>
-              <w:rPr>
-                <w:rFonts w:ascii="Tahoma" w:hAnsi="Tahoma" w:cs="Tahoma"/>
-                <w:sz w:val="28"/>
-                <w:szCs w:val="28"/>
+                <w:rFonts w:ascii="Tohoma" w:hAnsi="Tohoma" w:cs="Tahoma"/>
+                <w:sz w:val="24"/>
+                <w:szCs w:val="24"/>
+              </w:rPr>
+            </w:pPr>
+            <w:r>
+              <w:rPr>
+                <w:rFonts w:ascii="Tohoma" w:hAnsi="Tohoma" w:cs="Tahoma"/>
+                <w:sz w:val="24"/>
+                <w:szCs w:val="24"/>
               </w:rPr>
               <w:t>13</w:t>
             </w:r>
@@ -5281,111 +5977,104 @@
           <w:p>
             <w:pPr>
               <w:rPr>
-                <w:rFonts w:ascii="Tahoma" w:hAnsi="Tahoma" w:cs="Tahoma"/>
-                <w:sz w:val="28"/>
-                <w:szCs w:val="28"/>
-              </w:rPr>
-            </w:pPr>
-            <w:r>
-              <w:rPr>
-                <w:rFonts w:ascii="Tahoma" w:hAnsi="Tahoma" w:cs="Tahoma"/>
-                <w:sz w:val="28"/>
-                <w:szCs w:val="28"/>
-              </w:rPr>
-              <w:t>Auxiliary staff [1]</w:t>
-            </w:r>
-            <w:r>
-              <w:rPr>
-                <w:rFonts w:ascii="Tahoma" w:hAnsi="Tahoma" w:cs="Tahoma"/>
-                <w:sz w:val="28"/>
-                <w:szCs w:val="28"/>
+                <w:rFonts w:ascii="Tohoma" w:hAnsi="Tohoma" w:cs="Tahoma"/>
+                <w:sz w:val="24"/>
+                <w:szCs w:val="24"/>
+              </w:rPr>
+            </w:pPr>
+            <w:r>
+              <w:rPr>
+                <w:rFonts w:ascii="Tohoma" w:hAnsi="Tohoma" w:cs="Tahoma"/>
+                <w:sz w:val="24"/>
+                <w:szCs w:val="24"/>
+              </w:rPr>
+              <w:t>Auxiliary staff [1]/</w:t>
+            </w:r>
+            <w:r>
+              <w:rPr>
+                <w:rFonts w:ascii="Tohoma" w:hAnsi="Tohoma"/>
+                <w:sz w:val="24"/>
+                <w:szCs w:val="24"/>
+              </w:rPr>
+              <w:t xml:space="preserve"> </w:t>
+            </w:r>
+            <w:r>
+              <w:rPr>
+                <w:rFonts w:ascii="Tohoma" w:hAnsi="Tohoma" w:cs="Tahoma"/>
+                <w:sz w:val="24"/>
+                <w:szCs w:val="24"/>
+              </w:rPr>
+              <w:t>Animal Health Assistant [3]/</w:t>
+            </w:r>
+            <w:r>
+              <w:rPr>
+                <w:rFonts w:ascii="Tohoma" w:hAnsi="Tohoma"/>
+                <w:sz w:val="24"/>
+                <w:szCs w:val="24"/>
+              </w:rPr>
+              <w:t xml:space="preserve"> </w:t>
+            </w:r>
+            <w:r>
+              <w:rPr>
+                <w:rFonts w:ascii="Tohoma" w:hAnsi="Tohoma" w:cs="Tahoma"/>
+                <w:sz w:val="24"/>
+                <w:szCs w:val="24"/>
+              </w:rPr>
+              <w:t>Driver Grade [3]/</w:t>
+            </w:r>
+            <w:r>
+              <w:rPr>
+                <w:rFonts w:ascii="Tohoma" w:hAnsi="Tohoma"/>
+                <w:sz w:val="24"/>
+                <w:szCs w:val="24"/>
+              </w:rPr>
+              <w:t xml:space="preserve"> </w:t>
+            </w:r>
+            <w:r>
+              <w:rPr>
+                <w:rFonts w:ascii="Tohoma" w:hAnsi="Tohoma" w:cs="Tahoma"/>
+                <w:sz w:val="24"/>
+                <w:szCs w:val="24"/>
+              </w:rPr>
+              <w:t>Auxiliary staff [1]/</w:t>
+            </w:r>
+            <w:r>
+              <w:rPr>
+                <w:rFonts w:ascii="Tohoma" w:hAnsi="Tohoma"/>
+                <w:sz w:val="24"/>
+                <w:szCs w:val="24"/>
+              </w:rPr>
+              <w:t xml:space="preserve"> </w:t>
+            </w:r>
+            <w:r>
+              <w:rPr>
+                <w:rFonts w:ascii="Tohoma" w:hAnsi="Tohoma" w:cs="Tahoma"/>
+                <w:sz w:val="24"/>
+                <w:szCs w:val="24"/>
+              </w:rPr>
+              <w:t>Security Guard [1]</w:t>
+            </w:r>
+            <w:r>
+              <w:rPr>
+                <w:rFonts w:ascii="Tohoma" w:hAnsi="Tohoma" w:cs="Tahoma"/>
+                <w:sz w:val="24"/>
+                <w:szCs w:val="24"/>
               </w:rPr>
               <w:t>/</w:t>
             </w:r>
             <w:r>
+              <w:rPr>
+                <w:rFonts w:ascii="Tohoma" w:hAnsi="Tohoma"/>
+                <w:sz w:val="24"/>
+                <w:szCs w:val="24"/>
+              </w:rPr>
               <w:t xml:space="preserve"> </w:t>
             </w:r>
             <w:r>
               <w:rPr>
-                <w:rFonts w:ascii="Tahoma" w:hAnsi="Tahoma" w:cs="Tahoma"/>
-                <w:sz w:val="28"/>
-                <w:szCs w:val="28"/>
-              </w:rPr>
-              <w:t>Animal Health Assistant [3]</w:t>
-            </w:r>
-            <w:r>
-              <w:rPr>
-                <w:rFonts w:ascii="Tahoma" w:hAnsi="Tahoma" w:cs="Tahoma"/>
-                <w:sz w:val="28"/>
-                <w:szCs w:val="28"/>
-              </w:rPr>
-              <w:t>/</w:t>
-            </w:r>
-            <w:r>
-              <w:t xml:space="preserve"> </w:t>
-            </w:r>
-            <w:r>
-              <w:rPr>
-                <w:rFonts w:ascii="Tahoma" w:hAnsi="Tahoma" w:cs="Tahoma"/>
-                <w:sz w:val="28"/>
-                <w:szCs w:val="28"/>
-              </w:rPr>
-              <w:t>Driver Grade [3]</w:t>
-            </w:r>
-            <w:r>
-              <w:rPr>
-                <w:rFonts w:ascii="Tahoma" w:hAnsi="Tahoma" w:cs="Tahoma"/>
-                <w:sz w:val="28"/>
-                <w:szCs w:val="28"/>
-              </w:rPr>
-              <w:t>/</w:t>
-            </w:r>
-            <w:r>
-              <w:t xml:space="preserve"> </w:t>
-            </w:r>
-            <w:r>
-              <w:rPr>
-                <w:rFonts w:ascii="Tahoma" w:hAnsi="Tahoma" w:cs="Tahoma"/>
-                <w:sz w:val="28"/>
-                <w:szCs w:val="28"/>
-              </w:rPr>
-              <w:t>Auxiliary staff [1]</w:t>
-            </w:r>
-            <w:r>
-              <w:rPr>
-                <w:rFonts w:ascii="Tahoma" w:hAnsi="Tahoma" w:cs="Tahoma"/>
-                <w:sz w:val="28"/>
-                <w:szCs w:val="28"/>
-              </w:rPr>
-              <w:t>/</w:t>
-            </w:r>
-            <w:r>
-              <w:t xml:space="preserve"> </w:t>
-            </w:r>
-            <w:r>
-              <w:rPr>
-                <w:rFonts w:ascii="Tahoma" w:hAnsi="Tahoma" w:cs="Tahoma"/>
-                <w:sz w:val="28"/>
-                <w:szCs w:val="28"/>
-              </w:rPr>
-              <w:t>Security Guard [1]</w:t>
-            </w:r>
-            <w:r>
-              <w:rPr>
-                <w:rFonts w:ascii="Tahoma" w:hAnsi="Tahoma" w:cs="Tahoma"/>
-                <w:sz w:val="28"/>
-                <w:szCs w:val="28"/>
-              </w:rPr>
-              <w:t>/</w:t>
-            </w:r>
-            <w:r>
-              <w:t xml:space="preserve"> </w:t>
-            </w:r>
-            <w:r>
-              <w:rPr>
-                <w:rFonts w:ascii="Tahoma" w:hAnsi="Tahoma" w:cs="Tahoma"/>
-                <w:sz w:val="28"/>
-                <w:szCs w:val="28"/>
+                <w:rFonts w:ascii="Tohoma" w:hAnsi="Tohoma" w:cs="Tahoma"/>
+                <w:sz w:val="24"/>
+                <w:szCs w:val="24"/>
               </w:rPr>
               <w:t>CLARICAL OFFICER II</w:t>
             </w:r>
@@ -5398,16 +6087,16 @@
           <w:p>
             <w:pPr>
               <w:rPr>
-                <w:rFonts w:ascii="Tahoma" w:hAnsi="Tahoma" w:cs="Tahoma"/>
-                <w:sz w:val="28"/>
-                <w:szCs w:val="28"/>
-              </w:rPr>
-            </w:pPr>
-            <w:r>
-              <w:rPr>
-                <w:rFonts w:ascii="Tahoma" w:hAnsi="Tahoma" w:cs="Tahoma"/>
-                <w:sz w:val="28"/>
-                <w:szCs w:val="28"/>
+                <w:rFonts w:ascii="Tohoma" w:hAnsi="Tohoma" w:cs="Tahoma"/>
+                <w:sz w:val="24"/>
+                <w:szCs w:val="24"/>
+              </w:rPr>
+            </w:pPr>
+            <w:r>
+              <w:rPr>
+                <w:rFonts w:ascii="Tohoma" w:hAnsi="Tohoma" w:cs="Tahoma"/>
+                <w:sz w:val="24"/>
+                <w:szCs w:val="24"/>
               </w:rPr>
               <w:t>KCSE</w:t>
             </w:r>
@@ -5421,16 +6110,16 @@
             <w:pPr>
               <w:jc w:val="center"/>
               <w:rPr>
-                <w:rFonts w:ascii="Tahoma" w:hAnsi="Tahoma" w:cs="Tahoma"/>
-                <w:sz w:val="28"/>
-                <w:szCs w:val="28"/>
-              </w:rPr>
-            </w:pPr>
-            <w:r>
-              <w:rPr>
-                <w:rFonts w:ascii="Tahoma" w:hAnsi="Tahoma" w:cs="Tahoma"/>
-                <w:sz w:val="28"/>
-                <w:szCs w:val="28"/>
+                <w:rFonts w:ascii="Tohoma" w:hAnsi="Tohoma" w:cs="Tahoma"/>
+                <w:sz w:val="24"/>
+                <w:szCs w:val="24"/>
+              </w:rPr>
+            </w:pPr>
+            <w:r>
+              <w:rPr>
+                <w:rFonts w:ascii="Tohoma" w:hAnsi="Tohoma" w:cs="Tahoma"/>
+                <w:sz w:val="24"/>
+                <w:szCs w:val="24"/>
               </w:rPr>
               <w:t>13</w:t>
             </w:r>
@@ -5445,9 +6134,9 @@
             <w:pPr>
               <w:jc w:val="center"/>
               <w:rPr>
-                <w:rFonts w:ascii="Tahoma" w:hAnsi="Tahoma" w:cs="Tahoma"/>
-                <w:sz w:val="28"/>
-                <w:szCs w:val="28"/>
+                <w:rFonts w:ascii="Tohoma" w:hAnsi="Tohoma" w:cs="Tahoma"/>
+                <w:sz w:val="24"/>
+                <w:szCs w:val="24"/>
               </w:rPr>
             </w:pPr>
           </w:p>
@@ -5460,9 +6149,9 @@
           <w:p>
             <w:pPr>
               <w:rPr>
-                <w:rFonts w:ascii="Tahoma" w:hAnsi="Tahoma" w:cs="Tahoma"/>
-                <w:sz w:val="28"/>
-                <w:szCs w:val="28"/>
+                <w:rFonts w:ascii="Tohoma" w:hAnsi="Tohoma" w:cs="Tahoma"/>
+                <w:sz w:val="24"/>
+                <w:szCs w:val="24"/>
               </w:rPr>
             </w:pPr>
           </w:p>
@@ -5475,9 +6164,9 @@
           <w:p>
             <w:pPr>
               <w:rPr>
-                <w:rFonts w:ascii="Tahoma" w:hAnsi="Tahoma" w:cs="Tahoma"/>
-                <w:sz w:val="28"/>
-                <w:szCs w:val="28"/>
+                <w:rFonts w:ascii="Tohoma" w:hAnsi="Tohoma" w:cs="Tahoma"/>
+                <w:sz w:val="24"/>
+                <w:szCs w:val="24"/>
               </w:rPr>
             </w:pPr>
           </w:p>
@@ -5491,10 +6180,10 @@
             <w:pPr>
               <w:jc w:val="center"/>
               <w:rPr>
-                <w:rFonts w:ascii="Tahoma" w:hAnsi="Tahoma" w:cs="Tahoma"/>
+                <w:rFonts w:ascii="Tohoma" w:hAnsi="Tohoma" w:cs="Tahoma"/>
                 <w:color w:val="000000" w:themeColor="text1"/>
-                <w:sz w:val="28"/>
-                <w:szCs w:val="28"/>
+                <w:sz w:val="24"/>
+                <w:szCs w:val="24"/>
               </w:rPr>
             </w:pPr>
           </w:p>
@@ -5505,9 +6194,9 @@
     <w:p>
       <w:pPr>
         <w:rPr>
-          <w:rFonts w:ascii="Tahoma" w:hAnsi="Tahoma" w:cs="Tahoma"/>
-          <w:sz w:val="28"/>
-          <w:szCs w:val="28"/>
+          <w:rFonts w:ascii="Tohoma" w:hAnsi="Tohoma" w:cs="Tahoma"/>
+          <w:sz w:val="24"/>
+          <w:szCs w:val="24"/>
         </w:rPr>
       </w:pPr>
     </w:p>
@@ -5516,127 +6205,44 @@
         <w:ind w:left="1620" w:hanging="1620"/>
         <w:jc w:val="both"/>
         <w:rPr>
-          <w:rFonts w:ascii="Tahoma" w:hAnsi="Tahoma" w:cs="Tahoma"/>
+          <w:rFonts w:ascii="Tohoma" w:hAnsi="Tohoma" w:cs="Tahoma"/>
           <w:b/>
-          <w:sz w:val="28"/>
-          <w:szCs w:val="28"/>
+          <w:sz w:val="24"/>
+          <w:szCs w:val="24"/>
         </w:rPr>
       </w:pPr>
       <w:r>
         <w:rPr>
-          <w:rFonts w:ascii="Tahoma" w:hAnsi="Tahoma" w:cs="Tahoma"/>
+          <w:rFonts w:ascii="Tohoma" w:hAnsi="Tohoma" w:cs="Tahoma"/>
           <w:b/>
-          <w:sz w:val="28"/>
-          <w:szCs w:val="28"/>
-        </w:rPr>
-        <w:t>KIPRE 2.</w:t>
+          <w:sz w:val="24"/>
+          <w:szCs w:val="24"/>
+        </w:rPr>
+        <w:t xml:space="preserve">KIPRE 2. </w:t>
       </w:r>
       <w:r>
         <w:rPr>
-          <w:rFonts w:ascii="Tahoma" w:hAnsi="Tahoma" w:cs="Tahoma"/>
-          <w:b/>
-          <w:sz w:val="28"/>
-          <w:szCs w:val="28"/>
-        </w:rPr>
-        <w:t xml:space="preserve"> </w:t>
+          <w:rFonts w:ascii="Tohoma" w:hAnsi="Tohoma" w:cs="Tahoma"/>
+          <w:sz w:val="24"/>
+          <w:szCs w:val="24"/>
+        </w:rPr>
+        <w:t xml:space="preserve">There will be no promotion due to current level of qualifications (degree, Diploma </w:t>
       </w:r>
       <w:r>
         <w:rPr>
-          <w:rFonts w:ascii="Tahoma" w:hAnsi="Tahoma" w:cs="Tahoma"/>
-          <w:sz w:val="28"/>
-          <w:szCs w:val="28"/>
-        </w:rPr>
-        <w:t xml:space="preserve">There will be no promotion due to current level of qualifications </w:t>
+          <w:rFonts w:ascii="Tohoma" w:hAnsi="Tohoma" w:cs="Tahoma"/>
+          <w:sz w:val="24"/>
+          <w:szCs w:val="24"/>
+        </w:rPr>
+        <w:t>etc.</w:t>
       </w:r>
       <w:r>
         <w:rPr>
-          <w:rFonts w:ascii="Tahoma" w:hAnsi="Tahoma" w:cs="Tahoma"/>
-          <w:sz w:val="28"/>
-          <w:szCs w:val="28"/>
-        </w:rPr>
-        <w:t xml:space="preserve">(degree, Diploma </w:t>
-      </w:r>
-      <w:proofErr w:type="spellStart"/>
-      <w:r>
-        <w:rPr>
-          <w:rFonts w:ascii="Tahoma" w:hAnsi="Tahoma" w:cs="Tahoma"/>
-          <w:sz w:val="28"/>
-          <w:szCs w:val="28"/>
-        </w:rPr>
-        <w:t>etc</w:t>
-      </w:r>
-      <w:proofErr w:type="spellEnd"/>
-      <w:r>
-        <w:rPr>
-          <w:rFonts w:ascii="Tahoma" w:hAnsi="Tahoma" w:cs="Tahoma"/>
-          <w:sz w:val="28"/>
-          <w:szCs w:val="28"/>
-        </w:rPr>
-        <w:t xml:space="preserve">) </w:t>
-      </w:r>
-      <w:r>
-        <w:rPr>
-          <w:rFonts w:ascii="Tahoma" w:hAnsi="Tahoma" w:cs="Tahoma"/>
-          <w:sz w:val="28"/>
-          <w:szCs w:val="28"/>
-        </w:rPr>
-        <w:t xml:space="preserve">or </w:t>
-      </w:r>
-      <w:r>
-        <w:rPr>
-          <w:rFonts w:ascii="Tahoma" w:hAnsi="Tahoma" w:cs="Tahoma"/>
-          <w:sz w:val="28"/>
-          <w:szCs w:val="28"/>
-        </w:rPr>
-        <w:t xml:space="preserve">for reason of </w:t>
-      </w:r>
-      <w:r>
-        <w:rPr>
-          <w:rFonts w:ascii="Tahoma" w:hAnsi="Tahoma" w:cs="Tahoma"/>
-          <w:sz w:val="28"/>
-          <w:szCs w:val="28"/>
-        </w:rPr>
-        <w:t xml:space="preserve">any </w:t>
-      </w:r>
-      <w:r>
-        <w:rPr>
-          <w:rFonts w:ascii="Tahoma" w:hAnsi="Tahoma" w:cs="Tahoma"/>
-          <w:sz w:val="28"/>
-          <w:szCs w:val="28"/>
-        </w:rPr>
-        <w:t xml:space="preserve">elongated </w:t>
-      </w:r>
-      <w:r>
-        <w:rPr>
-          <w:rFonts w:ascii="Tahoma" w:hAnsi="Tahoma" w:cs="Tahoma"/>
-          <w:sz w:val="28"/>
-          <w:szCs w:val="28"/>
-        </w:rPr>
-        <w:t>stagnation</w:t>
-      </w:r>
-      <w:r>
-        <w:rPr>
-          <w:rFonts w:ascii="Tahoma" w:hAnsi="Tahoma" w:cs="Tahoma"/>
-          <w:sz w:val="28"/>
-          <w:szCs w:val="28"/>
-        </w:rPr>
-        <w:t xml:space="preserve"> in a grade</w:t>
-      </w:r>
-      <w:r>
-        <w:rPr>
-          <w:rFonts w:ascii="Tahoma" w:hAnsi="Tahoma" w:cs="Tahoma"/>
-          <w:sz w:val="28"/>
-          <w:szCs w:val="28"/>
-        </w:rPr>
-        <w:t xml:space="preserve"> except where the Cadre has been upgraded in the Approved Establishment</w:t>
-      </w:r>
-      <w:r>
-        <w:rPr>
-          <w:rFonts w:ascii="Tahoma" w:hAnsi="Tahoma" w:cs="Tahoma"/>
-          <w:sz w:val="28"/>
-          <w:szCs w:val="28"/>
-        </w:rPr>
-        <w:t>;</w:t>
+          <w:rFonts w:ascii="Tohoma" w:hAnsi="Tohoma" w:cs="Tahoma"/>
+          <w:sz w:val="24"/>
+          <w:szCs w:val="24"/>
+        </w:rPr>
+        <w:t>) or for reason of any elongated stagnation in a grade except where the Cadre has been upgraded in the Approved Establishment;</w:t>
       </w:r>
     </w:p>
     <w:p>
@@ -5644,27 +6250,27 @@
         <w:ind w:left="1620" w:hanging="1620"/>
         <w:jc w:val="both"/>
         <w:rPr>
-          <w:rFonts w:ascii="Tahoma" w:hAnsi="Tahoma" w:cs="Tahoma"/>
+          <w:rFonts w:ascii="Tohoma" w:hAnsi="Tohoma" w:cs="Tahoma"/>
           <w:bCs/>
-          <w:sz w:val="28"/>
-          <w:szCs w:val="28"/>
+          <w:sz w:val="24"/>
+          <w:szCs w:val="24"/>
         </w:rPr>
       </w:pPr>
       <w:r>
         <w:rPr>
-          <w:rFonts w:ascii="Tahoma" w:hAnsi="Tahoma" w:cs="Tahoma"/>
+          <w:rFonts w:ascii="Tohoma" w:hAnsi="Tohoma" w:cs="Tahoma"/>
           <w:b/>
-          <w:sz w:val="28"/>
-          <w:szCs w:val="28"/>
+          <w:sz w:val="24"/>
+          <w:szCs w:val="24"/>
         </w:rPr>
         <w:t>KIPRE 3.</w:t>
       </w:r>
       <w:r>
         <w:rPr>
-          <w:rFonts w:ascii="Tahoma" w:hAnsi="Tahoma" w:cs="Tahoma"/>
+          <w:rFonts w:ascii="Tohoma" w:hAnsi="Tohoma" w:cs="Tahoma"/>
           <w:bCs/>
-          <w:sz w:val="28"/>
-          <w:szCs w:val="28"/>
+          <w:sz w:val="24"/>
+          <w:szCs w:val="24"/>
         </w:rPr>
         <w:tab/>
         <w:t>There shall be no conversion of an Officer to a grade on account of similarity of designation in the new grading structure. Officers earn a grade and not a designation or title, hence no officer shall be downgraded.</w:t>
@@ -5674,34 +6280,34 @@
       <w:pPr>
         <w:ind w:left="1620" w:hanging="1620"/>
         <w:rPr>
-          <w:rFonts w:ascii="Tahoma" w:hAnsi="Tahoma" w:cs="Tahoma"/>
-          <w:sz w:val="32"/>
-          <w:szCs w:val="32"/>
+          <w:rFonts w:ascii="Tohoma" w:hAnsi="Tohoma" w:cs="Tahoma"/>
+          <w:sz w:val="24"/>
+          <w:szCs w:val="24"/>
         </w:rPr>
       </w:pPr>
       <w:r>
         <w:rPr>
-          <w:rFonts w:ascii="Tahoma" w:hAnsi="Tahoma" w:cs="Tahoma"/>
+          <w:rFonts w:ascii="Tohoma" w:hAnsi="Tohoma" w:cs="Tahoma"/>
           <w:b/>
-          <w:sz w:val="28"/>
-          <w:szCs w:val="28"/>
+          <w:sz w:val="24"/>
+          <w:szCs w:val="24"/>
         </w:rPr>
         <w:t>KIPRE 4.</w:t>
       </w:r>
       <w:r>
         <w:rPr>
-          <w:rFonts w:ascii="Tahoma" w:hAnsi="Tahoma" w:cs="Tahoma"/>
+          <w:rFonts w:ascii="Tohoma" w:hAnsi="Tohoma" w:cs="Tahoma"/>
           <w:bCs/>
-          <w:sz w:val="28"/>
-          <w:szCs w:val="28"/>
+          <w:sz w:val="24"/>
+          <w:szCs w:val="24"/>
         </w:rPr>
         <w:tab/>
       </w:r>
       <w:r>
         <w:rPr>
-          <w:rFonts w:ascii="Tahoma" w:hAnsi="Tahoma" w:cs="Tahoma"/>
-          <w:sz w:val="32"/>
-          <w:szCs w:val="32"/>
+          <w:rFonts w:ascii="Tohoma" w:hAnsi="Tohoma" w:cs="Tahoma"/>
+          <w:sz w:val="24"/>
+          <w:szCs w:val="24"/>
         </w:rPr>
         <w:t>Officers will on transition adopt the new designations assigned to their grades in the new dispensation.</w:t>
       </w:r>
@@ -5710,34 +6316,34 @@
       <w:pPr>
         <w:ind w:left="1620" w:hanging="1620"/>
         <w:rPr>
-          <w:rFonts w:ascii="Tahoma" w:hAnsi="Tahoma" w:cs="Tahoma"/>
-          <w:sz w:val="32"/>
-          <w:szCs w:val="32"/>
+          <w:rFonts w:ascii="Tohoma" w:hAnsi="Tohoma" w:cs="Tahoma"/>
+          <w:sz w:val="24"/>
+          <w:szCs w:val="24"/>
         </w:rPr>
       </w:pPr>
       <w:r>
         <w:rPr>
-          <w:rFonts w:ascii="Tahoma" w:hAnsi="Tahoma" w:cs="Tahoma"/>
+          <w:rFonts w:ascii="Tohoma" w:hAnsi="Tohoma" w:cs="Tahoma"/>
           <w:b/>
-          <w:sz w:val="28"/>
-          <w:szCs w:val="28"/>
+          <w:sz w:val="24"/>
+          <w:szCs w:val="24"/>
         </w:rPr>
         <w:t>KIPRE 5:</w:t>
       </w:r>
       <w:r>
         <w:rPr>
-          <w:rFonts w:ascii="Tahoma" w:hAnsi="Tahoma" w:cs="Tahoma"/>
+          <w:rFonts w:ascii="Tohoma" w:hAnsi="Tohoma" w:cs="Tahoma"/>
           <w:bCs/>
-          <w:sz w:val="28"/>
-          <w:szCs w:val="28"/>
+          <w:sz w:val="24"/>
+          <w:szCs w:val="24"/>
         </w:rPr>
         <w:t xml:space="preserve"> Officers have been transited</w:t>
       </w:r>
       <w:r>
         <w:rPr>
-          <w:rFonts w:ascii="Tahoma" w:hAnsi="Tahoma" w:cs="Tahoma"/>
-          <w:sz w:val="32"/>
-          <w:szCs w:val="32"/>
+          <w:rFonts w:ascii="Tohoma" w:hAnsi="Tohoma" w:cs="Tahoma"/>
+          <w:sz w:val="24"/>
+          <w:szCs w:val="24"/>
         </w:rPr>
         <w:t xml:space="preserve"> based on the career guidelines for each specific cadre.</w:t>
       </w:r>
@@ -5746,25 +6352,25 @@
       <w:pPr>
         <w:ind w:left="1620" w:hanging="1620"/>
         <w:rPr>
-          <w:rFonts w:ascii="Tahoma" w:hAnsi="Tahoma" w:cs="Tahoma"/>
-          <w:sz w:val="28"/>
-          <w:szCs w:val="28"/>
+          <w:rFonts w:ascii="Tohoma" w:hAnsi="Tohoma" w:cs="Tahoma"/>
+          <w:sz w:val="24"/>
+          <w:szCs w:val="24"/>
         </w:rPr>
       </w:pPr>
       <w:r>
         <w:rPr>
-          <w:rFonts w:ascii="Tahoma" w:hAnsi="Tahoma" w:cs="Tahoma"/>
+          <w:rFonts w:ascii="Tohoma" w:hAnsi="Tohoma" w:cs="Tahoma"/>
           <w:b/>
-          <w:sz w:val="28"/>
-          <w:szCs w:val="28"/>
+          <w:sz w:val="24"/>
+          <w:szCs w:val="24"/>
         </w:rPr>
         <w:t xml:space="preserve">KIPRE 6: </w:t>
       </w:r>
       <w:r>
         <w:rPr>
-          <w:rFonts w:ascii="Tahoma" w:hAnsi="Tahoma" w:cs="Tahoma"/>
-          <w:sz w:val="28"/>
-          <w:szCs w:val="28"/>
+          <w:rFonts w:ascii="Tohoma" w:hAnsi="Tohoma" w:cs="Tahoma"/>
+          <w:sz w:val="24"/>
+          <w:szCs w:val="24"/>
         </w:rPr>
         <w:t xml:space="preserve">Officers serving in grade NM 8 and who were appointed to that grade by dint of degree shall be automatically be upgraded to grade KIP 7. </w:t>
       </w:r>
@@ -5773,25 +6379,25 @@
       <w:pPr>
         <w:ind w:left="1620" w:hanging="1620"/>
         <w:rPr>
-          <w:rFonts w:ascii="Tahoma" w:hAnsi="Tahoma" w:cs="Tahoma"/>
-          <w:sz w:val="32"/>
-          <w:szCs w:val="32"/>
+          <w:rFonts w:ascii="Tohoma" w:hAnsi="Tohoma" w:cs="Tahoma"/>
+          <w:sz w:val="24"/>
+          <w:szCs w:val="24"/>
         </w:rPr>
       </w:pPr>
       <w:r>
         <w:rPr>
-          <w:rFonts w:ascii="Tahoma" w:hAnsi="Tahoma" w:cs="Tahoma"/>
+          <w:rFonts w:ascii="Tohoma" w:hAnsi="Tohoma" w:cs="Tahoma"/>
           <w:b/>
-          <w:sz w:val="28"/>
-          <w:szCs w:val="28"/>
+          <w:sz w:val="24"/>
+          <w:szCs w:val="24"/>
         </w:rPr>
         <w:t>KIPRE 7:</w:t>
       </w:r>
       <w:r>
         <w:rPr>
-          <w:rFonts w:ascii="Tahoma" w:hAnsi="Tahoma" w:cs="Tahoma"/>
-          <w:sz w:val="32"/>
-          <w:szCs w:val="32"/>
+          <w:rFonts w:ascii="Tohoma" w:hAnsi="Tohoma" w:cs="Tahoma"/>
+          <w:sz w:val="24"/>
+          <w:szCs w:val="24"/>
         </w:rPr>
         <w:t xml:space="preserve"> Officers serving in grade NM 13 and NM 14 shall be automatically upgraded to grade KIP 12.</w:t>
       </w:r>
@@ -5801,18 +6407,18 @@
         <w:ind w:left="1440" w:hanging="1440"/>
         <w:jc w:val="both"/>
         <w:rPr>
-          <w:rFonts w:ascii="Tahoma" w:hAnsi="Tahoma" w:cs="Tahoma"/>
+          <w:rFonts w:ascii="Tohoma" w:hAnsi="Tohoma" w:cs="Tahoma"/>
           <w:bCs/>
-          <w:sz w:val="28"/>
-          <w:szCs w:val="28"/>
+          <w:sz w:val="24"/>
+          <w:szCs w:val="24"/>
         </w:rPr>
       </w:pPr>
       <w:r>
         <w:rPr>
-          <w:rFonts w:ascii="Tahoma" w:hAnsi="Tahoma" w:cs="Tahoma"/>
+          <w:rFonts w:ascii="Tohoma" w:hAnsi="Tohoma" w:cs="Tahoma"/>
           <w:bCs/>
-          <w:sz w:val="28"/>
-          <w:szCs w:val="28"/>
+          <w:sz w:val="24"/>
+          <w:szCs w:val="24"/>
         </w:rPr>
         <w:t xml:space="preserve"> </w:t>
       </w:r>
@@ -5822,40 +6428,40 @@
         <w:ind w:left="1440" w:hanging="1440"/>
         <w:jc w:val="both"/>
         <w:rPr>
-          <w:rFonts w:ascii="Tahoma" w:hAnsi="Tahoma" w:cs="Tahoma"/>
+          <w:rFonts w:ascii="Tohoma" w:hAnsi="Tohoma" w:cs="Tahoma"/>
           <w:b/>
           <w:bCs/>
-          <w:sz w:val="28"/>
-          <w:szCs w:val="28"/>
+          <w:sz w:val="24"/>
+          <w:szCs w:val="24"/>
         </w:rPr>
       </w:pPr>
       <w:r>
         <w:rPr>
-          <w:rFonts w:ascii="Tahoma" w:hAnsi="Tahoma" w:cs="Tahoma"/>
+          <w:rFonts w:ascii="Tohoma" w:hAnsi="Tohoma" w:cs="Tahoma"/>
           <w:b/>
           <w:bCs/>
-          <w:sz w:val="28"/>
-          <w:szCs w:val="28"/>
+          <w:sz w:val="24"/>
+          <w:szCs w:val="24"/>
         </w:rPr>
         <w:t xml:space="preserve">PRINCIPLES </w:t>
       </w:r>
       <w:r>
         <w:rPr>
-          <w:rFonts w:ascii="Tahoma" w:hAnsi="Tahoma" w:cs="Tahoma"/>
+          <w:rFonts w:ascii="Tohoma" w:hAnsi="Tohoma" w:cs="Tahoma"/>
           <w:b/>
           <w:bCs/>
-          <w:sz w:val="28"/>
-          <w:szCs w:val="28"/>
+          <w:sz w:val="24"/>
+          <w:szCs w:val="24"/>
         </w:rPr>
         <w:t>OF</w:t>
       </w:r>
       <w:r>
         <w:rPr>
-          <w:rFonts w:ascii="Tahoma" w:hAnsi="Tahoma" w:cs="Tahoma"/>
+          <w:rFonts w:ascii="Tohoma" w:hAnsi="Tohoma" w:cs="Tahoma"/>
           <w:b/>
           <w:bCs/>
-          <w:sz w:val="28"/>
-          <w:szCs w:val="28"/>
+          <w:sz w:val="24"/>
+          <w:szCs w:val="24"/>
         </w:rPr>
         <w:t xml:space="preserve"> SALARY CONVERSION</w:t>
       </w:r>
@@ -5868,63 +6474,63 @@
         <w:ind w:left="1620" w:hanging="1620"/>
         <w:jc w:val="both"/>
         <w:rPr>
-          <w:rFonts w:ascii="Tahoma" w:hAnsi="Tahoma" w:cs="Tahoma"/>
+          <w:rFonts w:ascii="Tohoma" w:hAnsi="Tohoma" w:cs="Tahoma"/>
           <w:bCs/>
-          <w:sz w:val="28"/>
-          <w:szCs w:val="28"/>
+          <w:sz w:val="24"/>
+          <w:szCs w:val="24"/>
         </w:rPr>
       </w:pPr>
       <w:r>
         <w:rPr>
-          <w:rFonts w:ascii="Tahoma" w:hAnsi="Tahoma" w:cs="Tahoma"/>
+          <w:rFonts w:ascii="Tohoma" w:hAnsi="Tohoma" w:cs="Tahoma"/>
           <w:b/>
-          <w:sz w:val="28"/>
-          <w:szCs w:val="28"/>
+          <w:sz w:val="24"/>
+          <w:szCs w:val="24"/>
         </w:rPr>
         <w:t>KIPRE 8</w:t>
       </w:r>
       <w:r>
         <w:rPr>
-          <w:rFonts w:ascii="Tahoma" w:hAnsi="Tahoma" w:cs="Tahoma"/>
+          <w:rFonts w:ascii="Tohoma" w:hAnsi="Tohoma" w:cs="Tahoma"/>
           <w:b/>
-          <w:sz w:val="28"/>
-          <w:szCs w:val="28"/>
+          <w:sz w:val="24"/>
+          <w:szCs w:val="24"/>
         </w:rPr>
         <w:t>.</w:t>
       </w:r>
       <w:r>
         <w:rPr>
-          <w:rFonts w:ascii="Tahoma" w:hAnsi="Tahoma" w:cs="Tahoma"/>
+          <w:rFonts w:ascii="Tohoma" w:hAnsi="Tohoma" w:cs="Tahoma"/>
           <w:bCs/>
-          <w:sz w:val="28"/>
-          <w:szCs w:val="28"/>
+          <w:sz w:val="24"/>
+          <w:szCs w:val="24"/>
         </w:rPr>
         <w:t xml:space="preserve"> </w:t>
       </w:r>
       <w:r>
         <w:rPr>
-          <w:rFonts w:ascii="Tahoma" w:hAnsi="Tahoma" w:cs="Tahoma"/>
+          <w:rFonts w:ascii="Tohoma" w:hAnsi="Tohoma" w:cs="Tahoma"/>
           <w:bCs/>
-          <w:sz w:val="28"/>
-          <w:szCs w:val="28"/>
+          <w:sz w:val="24"/>
+          <w:szCs w:val="24"/>
         </w:rPr>
         <w:tab/>
       </w:r>
       <w:r>
         <w:rPr>
-          <w:rFonts w:ascii="Tahoma" w:hAnsi="Tahoma" w:cs="Tahoma"/>
+          <w:rFonts w:ascii="Tohoma" w:hAnsi="Tohoma" w:cs="Tahoma"/>
           <w:bCs/>
-          <w:sz w:val="28"/>
-          <w:szCs w:val="28"/>
+          <w:sz w:val="24"/>
+          <w:szCs w:val="24"/>
         </w:rPr>
         <w:t>Staff shall adopt the salarie</w:t>
       </w:r>
       <w:r>
         <w:rPr>
-          <w:rFonts w:ascii="Tahoma" w:hAnsi="Tahoma" w:cs="Tahoma"/>
+          <w:rFonts w:ascii="Tohoma" w:hAnsi="Tohoma" w:cs="Tahoma"/>
           <w:bCs/>
-          <w:sz w:val="28"/>
-          <w:szCs w:val="28"/>
+          <w:sz w:val="24"/>
+          <w:szCs w:val="24"/>
         </w:rPr>
         <w:t>s applicable to their new grade. However where the current earning of a staff are above the maximum notch of the respective grade, then such staff would retain the salary on a personal-to-holder basis.</w:t>
       </w:r>
@@ -5937,90 +6543,90 @@
         <w:ind w:left="1620" w:hanging="1620"/>
         <w:jc w:val="both"/>
         <w:rPr>
-          <w:rFonts w:ascii="Tahoma" w:hAnsi="Tahoma" w:cs="Tahoma"/>
+          <w:rFonts w:ascii="Tohoma" w:hAnsi="Tohoma" w:cs="Tahoma"/>
           <w:bCs/>
-          <w:sz w:val="28"/>
-          <w:szCs w:val="28"/>
+          <w:sz w:val="24"/>
+          <w:szCs w:val="24"/>
         </w:rPr>
       </w:pPr>
       <w:r>
         <w:rPr>
-          <w:rFonts w:ascii="Tahoma" w:hAnsi="Tahoma" w:cs="Tahoma"/>
+          <w:rFonts w:ascii="Tohoma" w:hAnsi="Tohoma" w:cs="Tahoma"/>
           <w:b/>
-          <w:sz w:val="28"/>
-          <w:szCs w:val="28"/>
+          <w:sz w:val="24"/>
+          <w:szCs w:val="24"/>
         </w:rPr>
         <w:t>KIPRE 9</w:t>
       </w:r>
       <w:r>
         <w:rPr>
-          <w:rFonts w:ascii="Tahoma" w:hAnsi="Tahoma" w:cs="Tahoma"/>
+          <w:rFonts w:ascii="Tohoma" w:hAnsi="Tohoma" w:cs="Tahoma"/>
           <w:b/>
-          <w:sz w:val="28"/>
-          <w:szCs w:val="28"/>
+          <w:sz w:val="24"/>
+          <w:szCs w:val="24"/>
         </w:rPr>
         <w:t>.</w:t>
       </w:r>
       <w:r>
         <w:rPr>
-          <w:rFonts w:ascii="Tahoma" w:hAnsi="Tahoma" w:cs="Tahoma"/>
+          <w:rFonts w:ascii="Tohoma" w:hAnsi="Tohoma" w:cs="Tahoma"/>
           <w:bCs/>
-          <w:sz w:val="28"/>
-          <w:szCs w:val="28"/>
+          <w:sz w:val="24"/>
+          <w:szCs w:val="24"/>
         </w:rPr>
         <w:t xml:space="preserve"> </w:t>
       </w:r>
       <w:r>
         <w:rPr>
-          <w:rFonts w:ascii="Tahoma" w:hAnsi="Tahoma" w:cs="Tahoma"/>
+          <w:rFonts w:ascii="Tohoma" w:hAnsi="Tohoma" w:cs="Tahoma"/>
           <w:bCs/>
-          <w:sz w:val="28"/>
-          <w:szCs w:val="28"/>
+          <w:sz w:val="24"/>
+          <w:szCs w:val="24"/>
         </w:rPr>
         <w:tab/>
       </w:r>
       <w:r>
         <w:rPr>
-          <w:rFonts w:ascii="Tahoma" w:hAnsi="Tahoma" w:cs="Tahoma"/>
+          <w:rFonts w:ascii="Tohoma" w:hAnsi="Tohoma" w:cs="Tahoma"/>
           <w:bCs/>
-          <w:sz w:val="28"/>
-          <w:szCs w:val="28"/>
+          <w:sz w:val="24"/>
+          <w:szCs w:val="24"/>
         </w:rPr>
         <w:t>A staff whose salary is similar</w:t>
       </w:r>
       <w:r>
         <w:rPr>
-          <w:rFonts w:ascii="Tahoma" w:hAnsi="Tahoma" w:cs="Tahoma"/>
+          <w:rFonts w:ascii="Tohoma" w:hAnsi="Tohoma" w:cs="Tahoma"/>
           <w:bCs/>
-          <w:sz w:val="28"/>
-          <w:szCs w:val="28"/>
+          <w:sz w:val="24"/>
+          <w:szCs w:val="24"/>
         </w:rPr>
         <w:t xml:space="preserve"> </w:t>
       </w:r>
       <w:r>
         <w:rPr>
-          <w:rFonts w:ascii="Tahoma" w:hAnsi="Tahoma" w:cs="Tahoma"/>
+          <w:rFonts w:ascii="Tohoma" w:hAnsi="Tohoma" w:cs="Tahoma"/>
           <w:bCs/>
-          <w:sz w:val="28"/>
-          <w:szCs w:val="28"/>
+          <w:sz w:val="24"/>
+          <w:szCs w:val="24"/>
         </w:rPr>
         <w:t xml:space="preserve">to a notch </w:t>
       </w:r>
       <w:r>
         <w:rPr>
-          <w:rFonts w:ascii="Tahoma" w:hAnsi="Tahoma" w:cs="Tahoma"/>
+          <w:rFonts w:ascii="Tohoma" w:hAnsi="Tohoma" w:cs="Tahoma"/>
           <w:bCs/>
-          <w:sz w:val="28"/>
-          <w:szCs w:val="28"/>
+          <w:sz w:val="24"/>
+          <w:szCs w:val="24"/>
         </w:rPr>
         <w:t>in the new salary structure shall adopt the new notch as entry salary</w:t>
       </w:r>
       <w:r>
         <w:rPr>
-          <w:rFonts w:ascii="Tahoma" w:hAnsi="Tahoma" w:cs="Tahoma"/>
+          <w:rFonts w:ascii="Tohoma" w:hAnsi="Tohoma" w:cs="Tahoma"/>
           <w:bCs/>
-          <w:sz w:val="28"/>
-          <w:szCs w:val="28"/>
+          <w:sz w:val="24"/>
+          <w:szCs w:val="24"/>
         </w:rPr>
         <w:t>.</w:t>
       </w:r>
@@ -6033,72 +6639,72 @@
         <w:ind w:left="1620" w:hanging="1620"/>
         <w:jc w:val="both"/>
         <w:rPr>
-          <w:rFonts w:ascii="Tahoma" w:hAnsi="Tahoma" w:cs="Tahoma"/>
+          <w:rFonts w:ascii="Tohoma" w:hAnsi="Tohoma" w:cs="Tahoma"/>
           <w:bCs/>
-          <w:sz w:val="28"/>
-          <w:szCs w:val="28"/>
+          <w:sz w:val="24"/>
+          <w:szCs w:val="24"/>
         </w:rPr>
       </w:pPr>
       <w:r>
         <w:rPr>
-          <w:rFonts w:ascii="Tahoma" w:hAnsi="Tahoma" w:cs="Tahoma"/>
+          <w:rFonts w:ascii="Tohoma" w:hAnsi="Tohoma" w:cs="Tahoma"/>
           <w:b/>
-          <w:sz w:val="28"/>
-          <w:szCs w:val="28"/>
+          <w:sz w:val="24"/>
+          <w:szCs w:val="24"/>
         </w:rPr>
         <w:t>KIPRE 10</w:t>
       </w:r>
       <w:r>
         <w:rPr>
-          <w:rFonts w:ascii="Tahoma" w:hAnsi="Tahoma" w:cs="Tahoma"/>
+          <w:rFonts w:ascii="Tohoma" w:hAnsi="Tohoma" w:cs="Tahoma"/>
           <w:b/>
-          <w:sz w:val="28"/>
-          <w:szCs w:val="28"/>
+          <w:sz w:val="24"/>
+          <w:szCs w:val="24"/>
         </w:rPr>
         <w:t>.</w:t>
       </w:r>
       <w:r>
         <w:rPr>
-          <w:rFonts w:ascii="Tahoma" w:hAnsi="Tahoma" w:cs="Tahoma"/>
+          <w:rFonts w:ascii="Tohoma" w:hAnsi="Tohoma" w:cs="Tahoma"/>
           <w:bCs/>
-          <w:sz w:val="28"/>
-          <w:szCs w:val="28"/>
+          <w:sz w:val="24"/>
+          <w:szCs w:val="24"/>
         </w:rPr>
         <w:t xml:space="preserve"> </w:t>
       </w:r>
       <w:r>
         <w:rPr>
-          <w:rFonts w:ascii="Tahoma" w:hAnsi="Tahoma" w:cs="Tahoma"/>
+          <w:rFonts w:ascii="Tohoma" w:hAnsi="Tohoma" w:cs="Tahoma"/>
           <w:bCs/>
-          <w:sz w:val="28"/>
-          <w:szCs w:val="28"/>
+          <w:sz w:val="24"/>
+          <w:szCs w:val="24"/>
         </w:rPr>
         <w:tab/>
       </w:r>
       <w:r>
         <w:rPr>
-          <w:rFonts w:ascii="Tahoma" w:hAnsi="Tahoma" w:cs="Tahoma"/>
+          <w:rFonts w:ascii="Tohoma" w:hAnsi="Tohoma" w:cs="Tahoma"/>
           <w:bCs/>
-          <w:sz w:val="28"/>
-          <w:szCs w:val="28"/>
+          <w:sz w:val="24"/>
+          <w:szCs w:val="24"/>
         </w:rPr>
         <w:t>A staff whose current salary has no equal notch in the new salary st</w:t>
       </w:r>
       <w:r>
         <w:rPr>
-          <w:rFonts w:ascii="Tahoma" w:hAnsi="Tahoma" w:cs="Tahoma"/>
+          <w:rFonts w:ascii="Tohoma" w:hAnsi="Tohoma" w:cs="Tahoma"/>
           <w:bCs/>
-          <w:sz w:val="28"/>
-          <w:szCs w:val="28"/>
+          <w:sz w:val="24"/>
+          <w:szCs w:val="24"/>
         </w:rPr>
         <w:t xml:space="preserve">ructure shall adopt the notch </w:t>
       </w:r>
       <w:r>
         <w:rPr>
-          <w:rFonts w:ascii="Tahoma" w:hAnsi="Tahoma" w:cs="Tahoma"/>
+          <w:rFonts w:ascii="Tohoma" w:hAnsi="Tohoma" w:cs="Tahoma"/>
           <w:bCs/>
-          <w:sz w:val="28"/>
-          <w:szCs w:val="28"/>
+          <w:sz w:val="24"/>
+          <w:szCs w:val="24"/>
         </w:rPr>
         <w:t>next to their current pay as the entry salary point.</w:t>
       </w:r>
@@ -6111,63 +6717,63 @@
         <w:ind w:left="1620" w:hanging="1620"/>
         <w:jc w:val="both"/>
         <w:rPr>
-          <w:rFonts w:ascii="Tahoma" w:hAnsi="Tahoma" w:cs="Tahoma"/>
+          <w:rFonts w:ascii="Tohoma" w:hAnsi="Tohoma" w:cs="Tahoma"/>
           <w:bCs/>
-          <w:sz w:val="28"/>
-          <w:szCs w:val="28"/>
+          <w:sz w:val="24"/>
+          <w:szCs w:val="24"/>
         </w:rPr>
       </w:pPr>
       <w:r>
         <w:rPr>
-          <w:rFonts w:ascii="Tahoma" w:hAnsi="Tahoma" w:cs="Tahoma"/>
+          <w:rFonts w:ascii="Tohoma" w:hAnsi="Tohoma" w:cs="Tahoma"/>
           <w:b/>
-          <w:sz w:val="28"/>
-          <w:szCs w:val="28"/>
+          <w:sz w:val="24"/>
+          <w:szCs w:val="24"/>
         </w:rPr>
         <w:t>KIPRE 11</w:t>
       </w:r>
       <w:r>
         <w:rPr>
-          <w:rFonts w:ascii="Tahoma" w:hAnsi="Tahoma" w:cs="Tahoma"/>
+          <w:rFonts w:ascii="Tohoma" w:hAnsi="Tohoma" w:cs="Tahoma"/>
           <w:b/>
-          <w:sz w:val="28"/>
-          <w:szCs w:val="28"/>
+          <w:sz w:val="24"/>
+          <w:szCs w:val="24"/>
         </w:rPr>
         <w:t>.</w:t>
       </w:r>
       <w:r>
         <w:rPr>
-          <w:rFonts w:ascii="Tahoma" w:hAnsi="Tahoma" w:cs="Tahoma"/>
+          <w:rFonts w:ascii="Tohoma" w:hAnsi="Tohoma" w:cs="Tahoma"/>
           <w:bCs/>
-          <w:sz w:val="28"/>
-          <w:szCs w:val="28"/>
+          <w:sz w:val="24"/>
+          <w:szCs w:val="24"/>
         </w:rPr>
         <w:t xml:space="preserve"> </w:t>
       </w:r>
       <w:r>
         <w:rPr>
-          <w:rFonts w:ascii="Tahoma" w:hAnsi="Tahoma" w:cs="Tahoma"/>
+          <w:rFonts w:ascii="Tohoma" w:hAnsi="Tohoma" w:cs="Tahoma"/>
           <w:bCs/>
-          <w:sz w:val="28"/>
-          <w:szCs w:val="28"/>
+          <w:sz w:val="24"/>
+          <w:szCs w:val="24"/>
         </w:rPr>
         <w:tab/>
       </w:r>
       <w:r>
         <w:rPr>
-          <w:rFonts w:ascii="Tahoma" w:hAnsi="Tahoma" w:cs="Tahoma"/>
+          <w:rFonts w:ascii="Tohoma" w:hAnsi="Tohoma" w:cs="Tahoma"/>
           <w:bCs/>
-          <w:sz w:val="28"/>
-          <w:szCs w:val="28"/>
+          <w:sz w:val="24"/>
+          <w:szCs w:val="24"/>
         </w:rPr>
         <w:t>A staff whose current salary is below the entry notch in the new higher grade shall adopt the entry notch of the higher grade as the entry salary point</w:t>
       </w:r>
       <w:r>
         <w:rPr>
-          <w:rFonts w:ascii="Tahoma" w:hAnsi="Tahoma" w:cs="Tahoma"/>
+          <w:rFonts w:ascii="Tohoma" w:hAnsi="Tohoma" w:cs="Tahoma"/>
           <w:bCs/>
-          <w:sz w:val="28"/>
-          <w:szCs w:val="28"/>
+          <w:sz w:val="24"/>
+          <w:szCs w:val="24"/>
         </w:rPr>
         <w:t>.</w:t>
       </w:r>
@@ -6180,36 +6786,36 @@
         <w:ind w:left="1620" w:hanging="1620"/>
         <w:jc w:val="both"/>
         <w:rPr>
-          <w:rFonts w:ascii="Tahoma" w:hAnsi="Tahoma" w:cs="Tahoma"/>
+          <w:rFonts w:ascii="Tohoma" w:hAnsi="Tohoma" w:cs="Tahoma"/>
           <w:bCs/>
-          <w:sz w:val="28"/>
-          <w:szCs w:val="28"/>
+          <w:sz w:val="24"/>
+          <w:szCs w:val="24"/>
         </w:rPr>
       </w:pPr>
       <w:r>
         <w:rPr>
-          <w:rFonts w:ascii="Tahoma" w:hAnsi="Tahoma" w:cs="Tahoma"/>
+          <w:rFonts w:ascii="Tohoma" w:hAnsi="Tohoma" w:cs="Tahoma"/>
           <w:b/>
-          <w:sz w:val="28"/>
-          <w:szCs w:val="28"/>
+          <w:sz w:val="24"/>
+          <w:szCs w:val="24"/>
         </w:rPr>
         <w:t>KIPRE 12</w:t>
       </w:r>
       <w:r>
         <w:rPr>
-          <w:rFonts w:ascii="Tahoma" w:hAnsi="Tahoma" w:cs="Tahoma"/>
+          <w:rFonts w:ascii="Tohoma" w:hAnsi="Tohoma" w:cs="Tahoma"/>
           <w:b/>
-          <w:sz w:val="28"/>
-          <w:szCs w:val="28"/>
+          <w:sz w:val="24"/>
+          <w:szCs w:val="24"/>
         </w:rPr>
         <w:t>.</w:t>
       </w:r>
       <w:r>
         <w:rPr>
-          <w:rFonts w:ascii="Tahoma" w:hAnsi="Tahoma" w:cs="Tahoma"/>
+          <w:rFonts w:ascii="Tohoma" w:hAnsi="Tohoma" w:cs="Tahoma"/>
           <w:bCs/>
-          <w:sz w:val="28"/>
-          <w:szCs w:val="28"/>
+          <w:sz w:val="24"/>
+          <w:szCs w:val="24"/>
         </w:rPr>
         <w:tab/>
         <w:t>Allowances of an Officer will apply according to new grades. However, where the current allowances of an officer are higher than those of the new assigned grade, such an officer shall retain the current higher allowances on a personal-to-holder basis.</w:t>
@@ -6223,45 +6829,45 @@
         <w:ind w:left="1620" w:hanging="1620"/>
         <w:jc w:val="both"/>
         <w:rPr>
-          <w:rFonts w:ascii="Tahoma" w:hAnsi="Tahoma" w:cs="Tahoma"/>
+          <w:rFonts w:ascii="Tohoma" w:hAnsi="Tohoma" w:cs="Tahoma"/>
           <w:bCs/>
-          <w:sz w:val="28"/>
-          <w:szCs w:val="28"/>
+          <w:sz w:val="24"/>
+          <w:szCs w:val="24"/>
         </w:rPr>
       </w:pPr>
       <w:r>
         <w:rPr>
-          <w:rFonts w:ascii="Tahoma" w:hAnsi="Tahoma" w:cs="Tahoma"/>
+          <w:rFonts w:ascii="Tohoma" w:hAnsi="Tohoma" w:cs="Tahoma"/>
           <w:b/>
-          <w:sz w:val="28"/>
-          <w:szCs w:val="28"/>
+          <w:sz w:val="24"/>
+          <w:szCs w:val="24"/>
         </w:rPr>
         <w:t>KIPRE 13</w:t>
       </w:r>
       <w:r>
         <w:rPr>
-          <w:rFonts w:ascii="Tahoma" w:hAnsi="Tahoma" w:cs="Tahoma"/>
+          <w:rFonts w:ascii="Tohoma" w:hAnsi="Tohoma" w:cs="Tahoma"/>
           <w:b/>
-          <w:sz w:val="28"/>
-          <w:szCs w:val="28"/>
+          <w:sz w:val="24"/>
+          <w:szCs w:val="24"/>
         </w:rPr>
         <w:t>.</w:t>
       </w:r>
       <w:r>
         <w:rPr>
-          <w:rFonts w:ascii="Tahoma" w:hAnsi="Tahoma" w:cs="Tahoma"/>
+          <w:rFonts w:ascii="Tohoma" w:hAnsi="Tohoma" w:cs="Tahoma"/>
           <w:b/>
-          <w:sz w:val="28"/>
-          <w:szCs w:val="28"/>
+          <w:sz w:val="24"/>
+          <w:szCs w:val="24"/>
         </w:rPr>
         <w:tab/>
       </w:r>
       <w:r>
         <w:rPr>
-          <w:rFonts w:ascii="Tahoma" w:hAnsi="Tahoma" w:cs="Tahoma"/>
+          <w:rFonts w:ascii="Tohoma" w:hAnsi="Tohoma" w:cs="Tahoma"/>
           <w:bCs/>
-          <w:sz w:val="28"/>
-          <w:szCs w:val="28"/>
+          <w:sz w:val="24"/>
+          <w:szCs w:val="24"/>
         </w:rPr>
         <w:t>No consideration will be given to an officer’s qualifications while converting laterally to the new grading.</w:t>
       </w:r>
@@ -6274,45 +6880,45 @@
         <w:ind w:left="1620" w:hanging="1620"/>
         <w:jc w:val="both"/>
         <w:rPr>
-          <w:rFonts w:ascii="Tahoma" w:hAnsi="Tahoma" w:cs="Tahoma"/>
+          <w:rFonts w:ascii="Tohoma" w:hAnsi="Tohoma" w:cs="Tahoma"/>
           <w:bCs/>
-          <w:sz w:val="28"/>
-          <w:szCs w:val="28"/>
+          <w:sz w:val="24"/>
+          <w:szCs w:val="24"/>
         </w:rPr>
       </w:pPr>
       <w:r>
         <w:rPr>
-          <w:rFonts w:ascii="Tahoma" w:hAnsi="Tahoma" w:cs="Tahoma"/>
+          <w:rFonts w:ascii="Tohoma" w:hAnsi="Tohoma" w:cs="Tahoma"/>
           <w:b/>
-          <w:sz w:val="28"/>
-          <w:szCs w:val="28"/>
+          <w:sz w:val="24"/>
+          <w:szCs w:val="24"/>
         </w:rPr>
         <w:t>KIPRE 14</w:t>
       </w:r>
       <w:r>
         <w:rPr>
-          <w:rFonts w:ascii="Tahoma" w:hAnsi="Tahoma" w:cs="Tahoma"/>
+          <w:rFonts w:ascii="Tohoma" w:hAnsi="Tohoma" w:cs="Tahoma"/>
           <w:b/>
-          <w:sz w:val="28"/>
-          <w:szCs w:val="28"/>
+          <w:sz w:val="24"/>
+          <w:szCs w:val="24"/>
         </w:rPr>
         <w:t>.</w:t>
       </w:r>
       <w:r>
         <w:rPr>
-          <w:rFonts w:ascii="Tahoma" w:hAnsi="Tahoma" w:cs="Tahoma"/>
+          <w:rFonts w:ascii="Tohoma" w:hAnsi="Tohoma" w:cs="Tahoma"/>
           <w:b/>
-          <w:sz w:val="28"/>
-          <w:szCs w:val="28"/>
+          <w:sz w:val="24"/>
+          <w:szCs w:val="24"/>
         </w:rPr>
         <w:tab/>
       </w:r>
       <w:r>
         <w:rPr>
-          <w:rFonts w:ascii="Tahoma" w:hAnsi="Tahoma" w:cs="Tahoma"/>
+          <w:rFonts w:ascii="Tohoma" w:hAnsi="Tohoma" w:cs="Tahoma"/>
           <w:bCs/>
-          <w:sz w:val="28"/>
-          <w:szCs w:val="28"/>
+          <w:sz w:val="24"/>
+          <w:szCs w:val="24"/>
         </w:rPr>
         <w:t xml:space="preserve">Officers serving on P&amp;P terms in new Grade KIPRE 4 to KIPRE 12 shall be retained on P&amp;P terms. </w:t>
       </w:r>
@@ -6325,45 +6931,45 @@
         <w:ind w:left="1620" w:hanging="1620"/>
         <w:jc w:val="both"/>
         <w:rPr>
-          <w:rFonts w:ascii="Tahoma" w:hAnsi="Tahoma" w:cs="Tahoma"/>
+          <w:rFonts w:ascii="Tohoma" w:hAnsi="Tohoma" w:cs="Tahoma"/>
           <w:bCs/>
-          <w:sz w:val="28"/>
-          <w:szCs w:val="28"/>
+          <w:sz w:val="24"/>
+          <w:szCs w:val="24"/>
         </w:rPr>
       </w:pPr>
       <w:r>
         <w:rPr>
-          <w:rFonts w:ascii="Tahoma" w:hAnsi="Tahoma" w:cs="Tahoma"/>
+          <w:rFonts w:ascii="Tohoma" w:hAnsi="Tohoma" w:cs="Tahoma"/>
           <w:b/>
-          <w:sz w:val="28"/>
-          <w:szCs w:val="28"/>
+          <w:sz w:val="24"/>
+          <w:szCs w:val="24"/>
         </w:rPr>
         <w:t>KIPRE 15</w:t>
       </w:r>
       <w:r>
         <w:rPr>
-          <w:rFonts w:ascii="Tahoma" w:hAnsi="Tahoma" w:cs="Tahoma"/>
+          <w:rFonts w:ascii="Tohoma" w:hAnsi="Tohoma" w:cs="Tahoma"/>
           <w:b/>
-          <w:sz w:val="28"/>
-          <w:szCs w:val="28"/>
+          <w:sz w:val="24"/>
+          <w:szCs w:val="24"/>
         </w:rPr>
         <w:t>.</w:t>
       </w:r>
       <w:r>
         <w:rPr>
-          <w:rFonts w:ascii="Tahoma" w:hAnsi="Tahoma" w:cs="Tahoma"/>
+          <w:rFonts w:ascii="Tohoma" w:hAnsi="Tohoma" w:cs="Tahoma"/>
           <w:b/>
-          <w:sz w:val="28"/>
-          <w:szCs w:val="28"/>
+          <w:sz w:val="24"/>
+          <w:szCs w:val="24"/>
         </w:rPr>
         <w:tab/>
       </w:r>
       <w:r>
         <w:rPr>
-          <w:rFonts w:ascii="Tahoma" w:hAnsi="Tahoma" w:cs="Tahoma"/>
+          <w:rFonts w:ascii="Tohoma" w:hAnsi="Tohoma" w:cs="Tahoma"/>
           <w:bCs/>
-          <w:sz w:val="28"/>
-          <w:szCs w:val="28"/>
+          <w:sz w:val="24"/>
+          <w:szCs w:val="24"/>
         </w:rPr>
         <w:t>Officers in new grade KIPRE 2 and KIPRE 3 but with less than five 5 years of service prior to retirement age may opt to remain on P &amp; P terms subject to Board approval.</w:t>
       </w:r>
@@ -6376,63 +6982,63 @@
         <w:ind w:left="1620" w:hanging="1620"/>
         <w:jc w:val="both"/>
         <w:rPr>
-          <w:rFonts w:ascii="Tahoma" w:hAnsi="Tahoma" w:cs="Tahoma"/>
+          <w:rFonts w:ascii="Tohoma" w:hAnsi="Tohoma" w:cs="Tahoma"/>
           <w:bCs/>
-          <w:sz w:val="28"/>
-          <w:szCs w:val="28"/>
+          <w:sz w:val="24"/>
+          <w:szCs w:val="24"/>
         </w:rPr>
       </w:pPr>
       <w:r>
         <w:rPr>
-          <w:rFonts w:ascii="Tahoma" w:hAnsi="Tahoma" w:cs="Tahoma"/>
+          <w:rFonts w:ascii="Tohoma" w:hAnsi="Tohoma" w:cs="Tahoma"/>
           <w:b/>
-          <w:sz w:val="28"/>
-          <w:szCs w:val="28"/>
+          <w:sz w:val="24"/>
+          <w:szCs w:val="24"/>
         </w:rPr>
         <w:t>KIPRE 16</w:t>
       </w:r>
       <w:r>
         <w:rPr>
-          <w:rFonts w:ascii="Tahoma" w:hAnsi="Tahoma" w:cs="Tahoma"/>
+          <w:rFonts w:ascii="Tohoma" w:hAnsi="Tohoma" w:cs="Tahoma"/>
           <w:b/>
-          <w:sz w:val="28"/>
-          <w:szCs w:val="28"/>
+          <w:sz w:val="24"/>
+          <w:szCs w:val="24"/>
         </w:rPr>
         <w:t>.</w:t>
       </w:r>
       <w:r>
         <w:rPr>
-          <w:rFonts w:ascii="Tahoma" w:hAnsi="Tahoma" w:cs="Tahoma"/>
+          <w:rFonts w:ascii="Tohoma" w:hAnsi="Tohoma" w:cs="Tahoma"/>
           <w:bCs/>
-          <w:sz w:val="28"/>
-          <w:szCs w:val="28"/>
+          <w:sz w:val="24"/>
+          <w:szCs w:val="24"/>
         </w:rPr>
         <w:t xml:space="preserve"> Where an Officers is converting laterally to a grade but there is</w:t>
       </w:r>
       <w:r>
         <w:rPr>
-          <w:rFonts w:ascii="Tahoma" w:hAnsi="Tahoma" w:cs="Tahoma"/>
+          <w:rFonts w:ascii="Tohoma" w:hAnsi="Tohoma" w:cs="Tahoma"/>
           <w:bCs/>
-          <w:sz w:val="28"/>
-          <w:szCs w:val="28"/>
+          <w:sz w:val="24"/>
+          <w:szCs w:val="24"/>
         </w:rPr>
         <w:t xml:space="preserve"> no equivalent designation, nonethe</w:t>
       </w:r>
       <w:r>
         <w:rPr>
-          <w:rFonts w:ascii="Tahoma" w:hAnsi="Tahoma" w:cs="Tahoma"/>
+          <w:rFonts w:ascii="Tohoma" w:hAnsi="Tohoma" w:cs="Tahoma"/>
           <w:bCs/>
-          <w:sz w:val="28"/>
-          <w:szCs w:val="28"/>
+          <w:sz w:val="24"/>
+          <w:szCs w:val="24"/>
         </w:rPr>
         <w:t>less the officer will still convert to the grade and adopt a lower or higher designation within the cadre on a personal-to-holder basis.</w:t>
       </w:r>
       <w:r>
         <w:rPr>
-          <w:rFonts w:ascii="Tahoma" w:hAnsi="Tahoma" w:cs="Tahoma"/>
+          <w:rFonts w:ascii="Tohoma" w:hAnsi="Tohoma" w:cs="Tahoma"/>
           <w:bCs/>
-          <w:sz w:val="28"/>
-          <w:szCs w:val="28"/>
+          <w:sz w:val="24"/>
+          <w:szCs w:val="24"/>
         </w:rPr>
         <w:t xml:space="preserve"> </w:t>
       </w:r>
@@ -6445,36 +7051,36 @@
         <w:ind w:left="1620" w:hanging="1620"/>
         <w:jc w:val="both"/>
         <w:rPr>
-          <w:rFonts w:ascii="Tahoma" w:hAnsi="Tahoma" w:cs="Tahoma"/>
+          <w:rFonts w:ascii="Tohoma" w:hAnsi="Tohoma" w:cs="Tahoma"/>
           <w:bCs/>
-          <w:sz w:val="28"/>
-          <w:szCs w:val="28"/>
+          <w:sz w:val="24"/>
+          <w:szCs w:val="24"/>
         </w:rPr>
       </w:pPr>
       <w:r>
         <w:rPr>
-          <w:rFonts w:ascii="Tahoma" w:hAnsi="Tahoma" w:cs="Tahoma"/>
+          <w:rFonts w:ascii="Tohoma" w:hAnsi="Tohoma" w:cs="Tahoma"/>
           <w:b/>
-          <w:sz w:val="28"/>
-          <w:szCs w:val="28"/>
+          <w:sz w:val="24"/>
+          <w:szCs w:val="24"/>
         </w:rPr>
         <w:t>KIPRE 17</w:t>
       </w:r>
       <w:r>
         <w:rPr>
-          <w:rFonts w:ascii="Tahoma" w:hAnsi="Tahoma" w:cs="Tahoma"/>
+          <w:rFonts w:ascii="Tohoma" w:hAnsi="Tohoma" w:cs="Tahoma"/>
           <w:b/>
-          <w:sz w:val="28"/>
-          <w:szCs w:val="28"/>
+          <w:sz w:val="24"/>
+          <w:szCs w:val="24"/>
         </w:rPr>
         <w:t>.</w:t>
       </w:r>
       <w:r>
         <w:rPr>
-          <w:rFonts w:ascii="Tahoma" w:hAnsi="Tahoma" w:cs="Tahoma"/>
+          <w:rFonts w:ascii="Tohoma" w:hAnsi="Tohoma" w:cs="Tahoma"/>
           <w:bCs/>
-          <w:sz w:val="28"/>
-          <w:szCs w:val="28"/>
+          <w:sz w:val="24"/>
+          <w:szCs w:val="24"/>
         </w:rPr>
         <w:tab/>
         <w:t>Officers will adopt the respective allowances commensurate to their new grades.</w:t>
@@ -6488,45 +7094,45 @@
         <w:ind w:left="1620" w:hanging="1620"/>
         <w:jc w:val="both"/>
         <w:rPr>
-          <w:rFonts w:ascii="Tahoma" w:hAnsi="Tahoma" w:cs="Tahoma"/>
+          <w:rFonts w:ascii="Tohoma" w:hAnsi="Tohoma" w:cs="Tahoma"/>
           <w:bCs/>
-          <w:sz w:val="28"/>
-          <w:szCs w:val="28"/>
+          <w:sz w:val="24"/>
+          <w:szCs w:val="24"/>
         </w:rPr>
       </w:pPr>
       <w:r>
         <w:rPr>
-          <w:rFonts w:ascii="Tahoma" w:hAnsi="Tahoma" w:cs="Tahoma"/>
+          <w:rFonts w:ascii="Tohoma" w:hAnsi="Tohoma" w:cs="Tahoma"/>
           <w:b/>
-          <w:sz w:val="28"/>
-          <w:szCs w:val="28"/>
+          <w:sz w:val="24"/>
+          <w:szCs w:val="24"/>
         </w:rPr>
         <w:t>KIPRE 1</w:t>
       </w:r>
       <w:r>
         <w:rPr>
-          <w:rFonts w:ascii="Tahoma" w:hAnsi="Tahoma" w:cs="Tahoma"/>
+          <w:rFonts w:ascii="Tohoma" w:hAnsi="Tohoma" w:cs="Tahoma"/>
           <w:b/>
-          <w:sz w:val="28"/>
-          <w:szCs w:val="28"/>
+          <w:sz w:val="24"/>
+          <w:szCs w:val="24"/>
         </w:rPr>
         <w:t>8</w:t>
       </w:r>
       <w:r>
         <w:rPr>
-          <w:rFonts w:ascii="Tahoma" w:hAnsi="Tahoma" w:cs="Tahoma"/>
+          <w:rFonts w:ascii="Tohoma" w:hAnsi="Tohoma" w:cs="Tahoma"/>
           <w:b/>
-          <w:sz w:val="28"/>
-          <w:szCs w:val="28"/>
+          <w:sz w:val="24"/>
+          <w:szCs w:val="24"/>
         </w:rPr>
         <w:t>.</w:t>
       </w:r>
       <w:r>
         <w:rPr>
-          <w:rFonts w:ascii="Tahoma" w:hAnsi="Tahoma" w:cs="Tahoma"/>
+          <w:rFonts w:ascii="Tohoma" w:hAnsi="Tohoma" w:cs="Tahoma"/>
           <w:bCs/>
-          <w:sz w:val="28"/>
-          <w:szCs w:val="28"/>
+          <w:sz w:val="24"/>
+          <w:szCs w:val="24"/>
         </w:rPr>
         <w:tab/>
         <w:t>Where an Officer has been wrongly graded outside the cadre’s grading in the career guidelines, the officer shall be graded as per the cadre’s career guidelines &amp; incase the salary currently being earned is higher than the now appropriately assigned grade; then the Officer shall retain the prevailing perks on a personal-to-holder basis.</w:t>
@@ -6540,34 +7146,34 @@
         <w:ind w:left="1260" w:hanging="1260"/>
         <w:jc w:val="both"/>
         <w:rPr>
-          <w:rFonts w:ascii="Tahoma" w:hAnsi="Tahoma" w:cs="Tahoma"/>
+          <w:rFonts w:ascii="Tohoma" w:hAnsi="Tohoma" w:cs="Tahoma"/>
           <w:bCs/>
-          <w:sz w:val="28"/>
-          <w:szCs w:val="28"/>
+          <w:sz w:val="24"/>
+          <w:szCs w:val="24"/>
         </w:rPr>
       </w:pPr>
     </w:p>
     <w:p>
       <w:pPr>
         <w:rPr>
-          <w:rFonts w:ascii="Tahoma" w:hAnsi="Tahoma" w:cs="Tahoma"/>
-          <w:sz w:val="28"/>
-          <w:szCs w:val="28"/>
+          <w:rFonts w:ascii="Tohoma" w:hAnsi="Tohoma" w:cs="Tahoma"/>
+          <w:sz w:val="24"/>
+          <w:szCs w:val="24"/>
         </w:rPr>
       </w:pPr>
     </w:p>
     <w:p>
       <w:pPr>
         <w:rPr>
-          <w:rFonts w:ascii="Tahoma" w:hAnsi="Tahoma" w:cs="Tahoma"/>
-          <w:sz w:val="32"/>
-          <w:szCs w:val="32"/>
+          <w:rFonts w:ascii="Tohoma" w:hAnsi="Tohoma" w:cs="Tahoma"/>
+          <w:sz w:val="24"/>
+          <w:szCs w:val="24"/>
         </w:rPr>
       </w:pPr>
     </w:p>
     <w:sectPr>
       <w:pgSz w:w="16838" w:h="11906" w:orient="landscape"/>
-      <w:pgMar w:top="567" w:right="851" w:bottom="851" w:left="1620" w:header="709" w:footer="709" w:gutter="0"/>
+      <w:pgMar w:top="1440" w:right="1440" w:bottom="1440" w:left="1440" w:header="709" w:footer="709" w:gutter="0"/>
       <w:cols w:space="708"/>
       <w:docGrid w:linePitch="360"/>
     </w:sectPr>

--- a/Projects/HR/KIPRE DRAFT STAFF TRANSITION PRINCIPLES - JUNE, 2026.docx
+++ b/Projects/HR/KIPRE DRAFT STAFF TRANSITION PRINCIPLES - JUNE, 2026.docx
@@ -12,6 +12,8 @@
           <w:szCs w:val="24"/>
         </w:rPr>
       </w:pPr>
+      <w:bookmarkStart w:id="0" w:name="_GoBack"/>
+      <w:bookmarkEnd w:id="0"/>
       <w:r>
         <w:rPr>
           <w:rFonts w:ascii="Tohoma" w:hAnsi="Tohoma" w:cs="Tahoma"/>
@@ -115,7 +117,7 @@
                 <w:szCs w:val="24"/>
               </w:rPr>
             </w:pPr>
-            <w:bookmarkStart w:id="0" w:name="_Hlk117928262"/>
+            <w:bookmarkStart w:id="1" w:name="_Hlk117928262"/>
             <w:r>
               <w:rPr>
                 <w:rFonts w:ascii="Tohoma" w:hAnsi="Tohoma" w:cs="Tahoma"/>
@@ -3543,8 +3545,6 @@
                 <w:szCs w:val="24"/>
               </w:rPr>
             </w:pPr>
-            <w:bookmarkStart w:id="1" w:name="_GoBack"/>
-            <w:bookmarkEnd w:id="1"/>
             <w:r>
               <w:rPr>
                 <w:rFonts w:ascii="Tohoma" w:hAnsi="Tohoma" w:cs="Tahoma"/>
@@ -5120,7 +5120,15 @@
                 <w:sz w:val="24"/>
                 <w:szCs w:val="24"/>
               </w:rPr>
-              <w:t xml:space="preserve"> Certificate</w:t>
+              <w:t xml:space="preserve"> </w:t>
+            </w:r>
+            <w:r>
+              <w:rPr>
+                <w:rFonts w:ascii="Tohoma" w:hAnsi="Tohoma" w:cs="Tahoma"/>
+                <w:sz w:val="24"/>
+                <w:szCs w:val="24"/>
+              </w:rPr>
+              <w:t>Certificate</w:t>
             </w:r>
             <w:r>
               <w:rPr>
@@ -6189,7 +6197,7 @@
           </w:p>
         </w:tc>
       </w:tr>
-      <w:bookmarkEnd w:id="0"/>
+      <w:bookmarkEnd w:id="1"/>
     </w:tbl>
     <w:p>
       <w:pPr>

--- a/Projects/HR/KIPRE DRAFT STAFF TRANSITION PRINCIPLES - JUNE, 2026.docx
+++ b/Projects/HR/KIPRE DRAFT STAFF TRANSITION PRINCIPLES - JUNE, 2026.docx
@@ -12,8 +12,6 @@
           <w:szCs w:val="24"/>
         </w:rPr>
       </w:pPr>
-      <w:bookmarkStart w:id="0" w:name="_GoBack"/>
-      <w:bookmarkEnd w:id="0"/>
       <w:r>
         <w:rPr>
           <w:rFonts w:ascii="Tohoma" w:hAnsi="Tohoma" w:cs="Tahoma"/>
@@ -117,7 +115,7 @@
                 <w:szCs w:val="24"/>
               </w:rPr>
             </w:pPr>
-            <w:bookmarkStart w:id="1" w:name="_Hlk117928262"/>
+            <w:bookmarkStart w:id="0" w:name="_Hlk117928262"/>
             <w:r>
               <w:rPr>
                 <w:rFonts w:ascii="Tohoma" w:hAnsi="Tohoma" w:cs="Tahoma"/>
@@ -4521,15 +4519,7 @@
                 <w:sz w:val="24"/>
                 <w:szCs w:val="24"/>
               </w:rPr>
-              <w:t xml:space="preserve">Principal Office </w:t>
-            </w:r>
-            <w:r>
-              <w:rPr>
-                <w:rFonts w:ascii="Tohoma" w:hAnsi="Tohoma" w:cs="Tahoma"/>
-                <w:sz w:val="24"/>
-                <w:szCs w:val="24"/>
-              </w:rPr>
-              <w:t>Assistant</w:t>
+              <w:t>Principal Office Assistant</w:t>
             </w:r>
           </w:p>
         </w:tc>
@@ -5266,15 +5256,7 @@
                 <w:sz w:val="24"/>
                 <w:szCs w:val="24"/>
               </w:rPr>
-              <w:t xml:space="preserve">Senior Office </w:t>
-            </w:r>
-            <w:r>
-              <w:rPr>
-                <w:rFonts w:ascii="Tohoma" w:hAnsi="Tohoma" w:cs="Tahoma"/>
-                <w:sz w:val="24"/>
-                <w:szCs w:val="24"/>
-              </w:rPr>
-              <w:t xml:space="preserve">Assistant </w:t>
+              <w:t xml:space="preserve">Senior Office Assistant </w:t>
             </w:r>
           </w:p>
         </w:tc>
@@ -6197,7 +6179,7 @@
           </w:p>
         </w:tc>
       </w:tr>
-      <w:bookmarkEnd w:id="1"/>
+      <w:bookmarkEnd w:id="0"/>
     </w:tbl>
     <w:p>
       <w:pPr>
@@ -7021,7 +7003,27 @@
           <w:sz w:val="24"/>
           <w:szCs w:val="24"/>
         </w:rPr>
-        <w:t xml:space="preserve"> Where an Officers is converting laterally to a grade but there is</w:t>
+        <w:t xml:space="preserve"> </w:t>
+      </w:r>
+      <w:r>
+        <w:rPr>
+          <w:rFonts w:ascii="Tohoma" w:hAnsi="Tohoma" w:cs="Tahoma"/>
+          <w:bCs/>
+          <w:sz w:val="24"/>
+          <w:szCs w:val="24"/>
+        </w:rPr>
+        <w:t xml:space="preserve">        </w:t>
+      </w:r>
+      <w:bookmarkStart w:id="1" w:name="_GoBack"/>
+      <w:bookmarkEnd w:id="1"/>
+      <w:r>
+        <w:rPr>
+          <w:rFonts w:ascii="Tohoma" w:hAnsi="Tohoma" w:cs="Tahoma"/>
+          <w:bCs/>
+          <w:sz w:val="24"/>
+          <w:szCs w:val="24"/>
+        </w:rPr>
+        <w:t>Where an Officers is converting laterally to a grade but there is</w:t>
       </w:r>
       <w:r>
         <w:rPr>
